--- a/por/docx/35.content.docx
+++ b/por/docx/35.content.docx
@@ -11,6 +11,15 @@
         <w:pStyle w:val="Heading2"/>
       </w:pPr>
       <w:r>
+        <w:t>Resource: Notas de Estudo (Tyndale)</w:t>
+      </w:r>
+      <w:r/>
+    </w:p>
+    <w:p>
+      <w:pPr>
+        <w:pStyle w:val="Heading2"/>
+      </w:pPr>
+      <w:r>
         <w:t>License Information</w:t>
       </w:r>
       <w:r/>
@@ -21,7 +30,7 @@
         <w:rPr>
           <w:b/>
         </w:rPr>
-        <w:t>Study Notes (Tyndale)</w:t>
+        <w:t>Notas de Estudo (Tyndale)</w:t>
       </w:r>
       <w:r>
         <w:t xml:space="preserve"> (Portuguese) is based on</w:t>
@@ -74,7 +83,7 @@
         <w:pStyle w:val="Heading1"/>
       </w:pPr>
       <w:r>
-        <w:t>Study Notes (Tyndale)</w:t>
+        <w:t>Notas de Estudo (Tyndale)</w:t>
       </w:r>
     </w:p>
     <w:p>
@@ -83,6 +92,51 @@
           <w:headerReference w:type="even" r:id="rId8"/>
           <w:headerReference w:type="default" r:id="rId9"/>
           <w:footerReference w:type="default" r:id="rId10"/>
+          <w:footnotePr>
+            <w:numRestart w:val="eachSect"/>
+          </w:footnotePr>
+          <w:type w:val="continuous"/>
+          <w:pgSz w:w="12240" w:h="15840" w:code="1"/>
+          <w:pgMar w:top="1440" w:right="1440" w:bottom="1440" w:left="1440" w:header="504" w:footer="504" w:gutter="0"/>
+          <w:cols w:space="708"/>
+          <w:titlePg/>
+          <w:docGrid w:linePitch="360"/>
+        </w:sectPr>
+      </w:pPr>
+    </w:p>
+    <w:p>
+      <w:r/>
+    </w:p>
+    <w:p>
+      <w:pPr>
+        <w:pStyle w:val="Heading2"/>
+      </w:pPr>
+      <w:r>
+        <w:t>HAB</w:t>
+      </w:r>
+      <w:r/>
+    </w:p>
+    <w:p>
+      <w:r/>
+      <w:r>
+        <w:rPr>
+          <w:i/>
+        </w:rPr>
+        <w:t>Habacuque 1.1, Habacuque 1.2, Habacuque 1.2–4, Habacuque 1.3, Habacuque 1.4, Habacuque 1.5, Habacuque 1.5–11, Habacuque 1.7, Habacuque 1.8, Habacuque 1.9, Habacuque 1.10, Habacuque 1.11, Habacuque 1.12, Habacuque 1.12–2.1, Habacuque 1.14–15, Habacuque 1.16, Habacuque 2.1, Habacuque 2.2, Habacuque 2.2–5, Habacuque 2.2–20, Habacuque 2.3, Habacuque 2.4, Habacuque 2.6–8, Habacuque 2.6–20, Habacuque 2.9–11, Habacuque 2.12–14, Habacuque 2.15–17, Habacuque 2.18–20, Habacuque 2.20, Habacuque 3.1–19, Habacuque 3.2, Habacuque 3.3, Habacuque 3.3–15, Habacuque 3.4, Habacuque 3.5, Habacuque 3.5–6, Habacuque 3.7, Habacuque 3.8, Habacuque 3.8–15, Habacuque 3.9–11, Habacuque 3.10, Habacuque 3.11, Habacuque 3.15, Habacuque 3.16, Habacuque 3.17–19, Habacuque 3.19</w:t>
+      </w:r>
+      <w:r/>
+    </w:p>
+    <w:p>
+      <w:r/>
+      <w:r>
+        <w:t xml:space="preserve"> </w:t>
+      </w:r>
+      <w:r/>
+      <w:r/>
+    </w:p>
+    <w:p>
+      <w:pPr>
+        <w:sectPr>
           <w:footnotePr>
             <w:numRestart w:val="eachSect"/>
           </w:footnotePr>

--- a/por/docx/35.content.docx
+++ b/por/docx/35.content.docx
@@ -4,49 +4,89 @@
   <w:body>
     <w:p/>
     <w:p>
-      <w:r/>
+      <w:pPr/>
+      <w:r>
+        <w:rPr>
+          <w:lang w:val="pt_PT" w:bidi="pt_PT"/>
+        </w:rPr>
+      </w:r>
     </w:p>
     <w:p>
       <w:pPr>
         <w:pStyle w:val="Heading2"/>
       </w:pPr>
       <w:r>
+        <w:rPr>
+          <w:lang w:val="pt_PT" w:bidi="pt_PT"/>
+        </w:rPr>
         <w:t>Resource: Notas de Estudo (Tyndale)</w:t>
       </w:r>
-      <w:r/>
+      <w:r>
+        <w:rPr>
+          <w:lang w:val="pt_PT" w:bidi="pt_PT"/>
+        </w:rPr>
+      </w:r>
     </w:p>
     <w:p>
       <w:pPr>
         <w:pStyle w:val="Heading2"/>
       </w:pPr>
       <w:r>
+        <w:rPr>
+          <w:lang w:val="pt_PT" w:bidi="pt_PT"/>
+        </w:rPr>
         <w:t>License Information</w:t>
       </w:r>
-      <w:r/>
-    </w:p>
-    <w:p>
-      <w:r/>
+      <w:r>
+        <w:rPr>
+          <w:lang w:val="pt_PT" w:bidi="pt_PT"/>
+        </w:rPr>
+      </w:r>
+    </w:p>
+    <w:p>
+      <w:pPr/>
+      <w:r>
+        <w:rPr>
+          <w:lang w:val="pt_PT" w:bidi="pt_PT"/>
+        </w:rPr>
+      </w:r>
       <w:r>
         <w:rPr>
           <w:b/>
+          <w:lang w:val="pt_PT" w:bidi="pt_PT"/>
         </w:rPr>
         <w:t>Notas de Estudo (Tyndale)</w:t>
       </w:r>
       <w:r>
+        <w:rPr>
+          <w:lang w:val="pt_PT" w:bidi="pt_PT"/>
+        </w:rPr>
         <w:t xml:space="preserve"> (Portuguese) is based on</w:t>
       </w:r>
       <w:r>
+        <w:rPr>
+          <w:lang w:val="pt_PT" w:bidi="pt_PT"/>
+        </w:rPr>
         <w:t xml:space="preserve">: </w:t>
       </w:r>
       <w:r>
+        <w:rPr>
+          <w:lang w:val="pt_PT" w:bidi="pt_PT"/>
+        </w:rPr>
         <w:t>Tyndale Open Study Notes</w:t>
       </w:r>
       <w:r>
+        <w:rPr>
+          <w:lang w:val="pt_PT" w:bidi="pt_PT"/>
+        </w:rPr>
         <w:t xml:space="preserve">, </w:t>
       </w:r>
       <w:hyperlink r:id="rId13">
         <w:r>
           <w:rPr>
+            <w:lang w:val="pt_PT" w:bidi="pt_PT"/>
+          </w:rPr>
+          <w:rPr>
             <w:color w:val="0000EE"/>
             <w:u w:val="single"/>
           </w:rPr>
@@ -54,11 +94,17 @@
         </w:r>
       </w:hyperlink>
       <w:r>
+        <w:rPr>
+          <w:lang w:val="pt_PT" w:bidi="pt_PT"/>
+        </w:rPr>
         <w:t xml:space="preserve">, 2019, which is licensed under a </w:t>
       </w:r>
       <w:hyperlink r:id="rId14">
         <w:r>
           <w:rPr>
+            <w:lang w:val="pt_PT" w:bidi="pt_PT"/>
+          </w:rPr>
+          <w:rPr>
             <w:color w:val="0000EE"/>
             <w:u w:val="single"/>
           </w:rPr>
@@ -66,23 +112,49 @@
         </w:r>
       </w:hyperlink>
       <w:r>
+        <w:rPr>
+          <w:lang w:val="pt_PT" w:bidi="pt_PT"/>
+        </w:rPr>
         <w:t>.</w:t>
       </w:r>
-      <w:r/>
-    </w:p>
-    <w:p>
-      <w:r/>
-      <w:r>
+      <w:r>
+        <w:rPr>
+          <w:lang w:val="pt_PT" w:bidi="pt_PT"/>
+        </w:rPr>
+      </w:r>
+    </w:p>
+    <w:p>
+      <w:pPr/>
+      <w:r>
+        <w:rPr>
+          <w:lang w:val="pt_PT" w:bidi="pt_PT"/>
+        </w:rPr>
+      </w:r>
+      <w:r>
+        <w:rPr>
+          <w:lang w:val="pt_PT" w:bidi="pt_PT"/>
+        </w:rPr>
         <w:t>This PDF version is provided under the same license.</w:t>
       </w:r>
-      <w:r/>
-      <w:r/>
+      <w:r>
+        <w:rPr>
+          <w:lang w:val="pt_PT" w:bidi="pt_PT"/>
+        </w:rPr>
+      </w:r>
+      <w:r>
+        <w:rPr>
+          <w:lang w:val="pt_PT" w:bidi="pt_PT"/>
+        </w:rPr>
+      </w:r>
     </w:p>
     <w:p>
       <w:pPr>
         <w:pStyle w:val="Heading1"/>
       </w:pPr>
       <w:r>
+        <w:rPr>
+          <w:lang w:val="pt_PT" w:bidi="pt_PT"/>
+        </w:rPr>
         <w:t>Notas de Estudo (Tyndale)</w:t>
       </w:r>
     </w:p>
@@ -105,34 +177,72 @@
       </w:pPr>
     </w:p>
     <w:p>
-      <w:r/>
+      <w:pPr/>
+      <w:r>
+        <w:rPr>
+          <w:lang w:val="pt_PT" w:bidi="pt_PT"/>
+        </w:rPr>
+      </w:r>
     </w:p>
     <w:p>
       <w:pPr>
         <w:pStyle w:val="Heading2"/>
       </w:pPr>
       <w:r>
+        <w:rPr>
+          <w:lang w:val="pt_PT" w:bidi="pt_PT"/>
+        </w:rPr>
         <w:t>HAB</w:t>
       </w:r>
-      <w:r/>
-    </w:p>
-    <w:p>
-      <w:r/>
+      <w:r>
+        <w:rPr>
+          <w:lang w:val="pt_PT" w:bidi="pt_PT"/>
+        </w:rPr>
+      </w:r>
+    </w:p>
+    <w:p>
+      <w:pPr/>
+      <w:r>
+        <w:rPr>
+          <w:lang w:val="pt_PT" w:bidi="pt_PT"/>
+        </w:rPr>
+      </w:r>
       <w:r>
         <w:rPr>
           <w:i/>
+          <w:lang w:val="pt_PT" w:bidi="pt_PT"/>
         </w:rPr>
         <w:t>Habacuque 1.1, Habacuque 1.2, Habacuque 1.2–4, Habacuque 1.3, Habacuque 1.4, Habacuque 1.5, Habacuque 1.5–11, Habacuque 1.7, Habacuque 1.8, Habacuque 1.9, Habacuque 1.10, Habacuque 1.11, Habacuque 1.12, Habacuque 1.12–2.1, Habacuque 1.14–15, Habacuque 1.16, Habacuque 2.1, Habacuque 2.2, Habacuque 2.2–5, Habacuque 2.2–20, Habacuque 2.3, Habacuque 2.4, Habacuque 2.6–8, Habacuque 2.6–20, Habacuque 2.9–11, Habacuque 2.12–14, Habacuque 2.15–17, Habacuque 2.18–20, Habacuque 2.20, Habacuque 3.1–19, Habacuque 3.2, Habacuque 3.3, Habacuque 3.3–15, Habacuque 3.4, Habacuque 3.5, Habacuque 3.5–6, Habacuque 3.7, Habacuque 3.8, Habacuque 3.8–15, Habacuque 3.9–11, Habacuque 3.10, Habacuque 3.11, Habacuque 3.15, Habacuque 3.16, Habacuque 3.17–19, Habacuque 3.19</w:t>
       </w:r>
-      <w:r/>
-    </w:p>
-    <w:p>
-      <w:r/>
-      <w:r>
+      <w:r>
+        <w:rPr>
+          <w:lang w:val="pt_PT" w:bidi="pt_PT"/>
+        </w:rPr>
+      </w:r>
+    </w:p>
+    <w:p>
+      <w:pPr/>
+      <w:r>
+        <w:rPr>
+          <w:lang w:val="pt_PT" w:bidi="pt_PT"/>
+        </w:rPr>
+      </w:r>
+      <w:r>
+        <w:rPr>
+          <w:lang w:val="pt_PT" w:bidi="pt_PT"/>
+        </w:rPr>
         <w:t xml:space="preserve"> </w:t>
       </w:r>
-      <w:r/>
-      <w:r/>
+      <w:r>
+        <w:rPr>
+          <w:lang w:val="pt_PT" w:bidi="pt_PT"/>
+        </w:rPr>
+      </w:r>
+      <w:r>
+        <w:rPr>
+          <w:lang w:val="pt_PT" w:bidi="pt_PT"/>
+        </w:rPr>
+      </w:r>
     </w:p>
     <w:p>
       <w:pPr>
@@ -150,34 +260,61 @@
       </w:pPr>
     </w:p>
     <w:p>
-      <w:r/>
+      <w:pPr/>
+      <w:r>
+        <w:rPr>
+          <w:lang w:val="pt_PT" w:bidi="pt_PT"/>
+        </w:rPr>
+      </w:r>
     </w:p>
     <w:p>
       <w:pPr>
         <w:pStyle w:val="Heading2"/>
       </w:pPr>
       <w:r>
+        <w:rPr>
+          <w:lang w:val="pt_PT" w:bidi="pt_PT"/>
+        </w:rPr>
         <w:t>Habacuque 1.1</w:t>
       </w:r>
-      <w:r/>
-    </w:p>
-    <w:p>
-      <w:r/>
-      <w:r>
+      <w:r>
+        <w:rPr>
+          <w:lang w:val="pt_PT" w:bidi="pt_PT"/>
+        </w:rPr>
+      </w:r>
+    </w:p>
+    <w:p>
+      <w:pPr/>
+      <w:r>
+        <w:rPr>
+          <w:lang w:val="pt_PT" w:bidi="pt_PT"/>
+        </w:rPr>
+      </w:r>
+      <w:r>
+        <w:rPr>
+          <w:lang w:val="pt_PT" w:bidi="pt_PT"/>
+        </w:rPr>
         <w:t xml:space="preserve">A palavra mensagem (ou </w:t>
       </w:r>
       <w:r>
         <w:rPr>
           <w:i/>
+          <w:lang w:val="pt_PT" w:bidi="pt_PT"/>
         </w:rPr>
         <w:t>oráculo</w:t>
       </w:r>
       <w:r>
+        <w:rPr>
+          <w:lang w:val="pt_PT" w:bidi="pt_PT"/>
+        </w:rPr>
         <w:t xml:space="preserve">) identifica o livro como a revelação de Deus através de seu profeta (cf. </w:t>
       </w:r>
       <w:hyperlink r:id="rId15">
         <w:r>
           <w:rPr>
+            <w:lang w:val="pt_PT" w:bidi="pt_PT"/>
+          </w:rPr>
+          <w:rPr>
             <w:color w:val="0000EE"/>
             <w:u w:val="single"/>
           </w:rPr>
@@ -185,11 +322,17 @@
         </w:r>
       </w:hyperlink>
       <w:r>
+        <w:rPr>
+          <w:lang w:val="pt_PT" w:bidi="pt_PT"/>
+        </w:rPr>
         <w:t xml:space="preserve">; </w:t>
       </w:r>
       <w:hyperlink r:id="rId16">
         <w:r>
           <w:rPr>
+            <w:lang w:val="pt_PT" w:bidi="pt_PT"/>
+          </w:rPr>
+          <w:rPr>
             <w:color w:val="0000EE"/>
             <w:u w:val="single"/>
           </w:rPr>
@@ -197,31 +340,65 @@
         </w:r>
       </w:hyperlink>
       <w:r>
+        <w:rPr>
+          <w:lang w:val="pt_PT" w:bidi="pt_PT"/>
+        </w:rPr>
         <w:t>).</w:t>
       </w:r>
-      <w:r/>
-      <w:r/>
-    </w:p>
-    <w:p>
-      <w:r/>
+      <w:r>
+        <w:rPr>
+          <w:lang w:val="pt_PT" w:bidi="pt_PT"/>
+        </w:rPr>
+      </w:r>
+      <w:r>
+        <w:rPr>
+          <w:lang w:val="pt_PT" w:bidi="pt_PT"/>
+        </w:rPr>
+      </w:r>
+    </w:p>
+    <w:p>
+      <w:pPr/>
+      <w:r>
+        <w:rPr>
+          <w:lang w:val="pt_PT" w:bidi="pt_PT"/>
+        </w:rPr>
+      </w:r>
     </w:p>
     <w:p>
       <w:pPr>
         <w:pStyle w:val="Heading2"/>
       </w:pPr>
       <w:r>
+        <w:rPr>
+          <w:lang w:val="pt_PT" w:bidi="pt_PT"/>
+        </w:rPr>
         <w:t>Habacuque 1.2</w:t>
       </w:r>
-      <w:r/>
-    </w:p>
-    <w:p>
-      <w:r/>
-      <w:r>
+      <w:r>
+        <w:rPr>
+          <w:lang w:val="pt_PT" w:bidi="pt_PT"/>
+        </w:rPr>
+      </w:r>
+    </w:p>
+    <w:p>
+      <w:pPr/>
+      <w:r>
+        <w:rPr>
+          <w:lang w:val="pt_PT" w:bidi="pt_PT"/>
+        </w:rPr>
+      </w:r>
+      <w:r>
+        <w:rPr>
+          <w:lang w:val="pt_PT" w:bidi="pt_PT"/>
+        </w:rPr>
         <w:t xml:space="preserve">clamarei pedindo ajuda, e tu não me atenderás? O motivo de chamada/resposta nas Escrituras frequentemente demonstra a confiança do orador em Deus como refúgio ou guia (veja </w:t>
       </w:r>
       <w:hyperlink r:id="rId17">
         <w:r>
           <w:rPr>
+            <w:lang w:val="pt_PT" w:bidi="pt_PT"/>
+          </w:rPr>
+          <w:rPr>
             <w:color w:val="0000EE"/>
             <w:u w:val="single"/>
           </w:rPr>
@@ -229,11 +406,17 @@
         </w:r>
       </w:hyperlink>
       <w:r>
+        <w:rPr>
+          <w:lang w:val="pt_PT" w:bidi="pt_PT"/>
+        </w:rPr>
         <w:t>) e indica comunhão íntima entre o crente e Deus (</w:t>
       </w:r>
       <w:hyperlink r:id="rId18">
         <w:r>
           <w:rPr>
+            <w:lang w:val="pt_PT" w:bidi="pt_PT"/>
+          </w:rPr>
+          <w:rPr>
             <w:color w:val="0000EE"/>
             <w:u w:val="single"/>
           </w:rPr>
@@ -241,11 +424,17 @@
         </w:r>
       </w:hyperlink>
       <w:r>
+        <w:rPr>
+          <w:lang w:val="pt_PT" w:bidi="pt_PT"/>
+        </w:rPr>
         <w:t xml:space="preserve">; </w:t>
       </w:r>
       <w:hyperlink r:id="rId19">
         <w:r>
           <w:rPr>
+            <w:lang w:val="pt_PT" w:bidi="pt_PT"/>
+          </w:rPr>
+          <w:rPr>
             <w:color w:val="0000EE"/>
             <w:u w:val="single"/>
           </w:rPr>
@@ -253,31 +442,65 @@
         </w:r>
       </w:hyperlink>
       <w:r>
+        <w:rPr>
+          <w:lang w:val="pt_PT" w:bidi="pt_PT"/>
+        </w:rPr>
         <w:t>).</w:t>
       </w:r>
-      <w:r/>
-      <w:r/>
-    </w:p>
-    <w:p>
-      <w:r/>
+      <w:r>
+        <w:rPr>
+          <w:lang w:val="pt_PT" w:bidi="pt_PT"/>
+        </w:rPr>
+      </w:r>
+      <w:r>
+        <w:rPr>
+          <w:lang w:val="pt_PT" w:bidi="pt_PT"/>
+        </w:rPr>
+      </w:r>
+    </w:p>
+    <w:p>
+      <w:pPr/>
+      <w:r>
+        <w:rPr>
+          <w:lang w:val="pt_PT" w:bidi="pt_PT"/>
+        </w:rPr>
+      </w:r>
     </w:p>
     <w:p>
       <w:pPr>
         <w:pStyle w:val="Heading2"/>
       </w:pPr>
       <w:r>
+        <w:rPr>
+          <w:lang w:val="pt_PT" w:bidi="pt_PT"/>
+        </w:rPr>
         <w:t>Habacuque 1.2–4</w:t>
       </w:r>
-      <w:r/>
-    </w:p>
-    <w:p>
-      <w:r/>
-      <w:r>
+      <w:r>
+        <w:rPr>
+          <w:lang w:val="pt_PT" w:bidi="pt_PT"/>
+        </w:rPr>
+      </w:r>
+    </w:p>
+    <w:p>
+      <w:pPr/>
+      <w:r>
+        <w:rPr>
+          <w:lang w:val="pt_PT" w:bidi="pt_PT"/>
+        </w:rPr>
+      </w:r>
+      <w:r>
+        <w:rPr>
+          <w:lang w:val="pt_PT" w:bidi="pt_PT"/>
+        </w:rPr>
         <w:t>Para Habacuque, Deus parecia indiferente ao mal que permeava a sociedade em Judá (</w:t>
       </w:r>
       <w:hyperlink r:id="rId20">
         <w:r>
           <w:rPr>
+            <w:lang w:val="pt_PT" w:bidi="pt_PT"/>
+          </w:rPr>
+          <w:rPr>
             <w:color w:val="0000EE"/>
             <w:u w:val="single"/>
           </w:rPr>
@@ -285,11 +508,17 @@
         </w:r>
       </w:hyperlink>
       <w:r>
+        <w:rPr>
+          <w:lang w:val="pt_PT" w:bidi="pt_PT"/>
+        </w:rPr>
         <w:t>) e não respondia às suas queixas sobre isso (</w:t>
       </w:r>
       <w:hyperlink r:id="rId21">
         <w:r>
           <w:rPr>
+            <w:lang w:val="pt_PT" w:bidi="pt_PT"/>
+          </w:rPr>
+          <w:rPr>
             <w:color w:val="0000EE"/>
             <w:u w:val="single"/>
           </w:rPr>
@@ -297,57 +526,125 @@
         </w:r>
       </w:hyperlink>
       <w:r>
+        <w:rPr>
+          <w:lang w:val="pt_PT" w:bidi="pt_PT"/>
+        </w:rPr>
         <w:t>).</w:t>
       </w:r>
-      <w:r/>
-      <w:r/>
-    </w:p>
-    <w:p>
-      <w:r/>
+      <w:r>
+        <w:rPr>
+          <w:lang w:val="pt_PT" w:bidi="pt_PT"/>
+        </w:rPr>
+      </w:r>
+      <w:r>
+        <w:rPr>
+          <w:lang w:val="pt_PT" w:bidi="pt_PT"/>
+        </w:rPr>
+      </w:r>
+    </w:p>
+    <w:p>
+      <w:pPr/>
+      <w:r>
+        <w:rPr>
+          <w:lang w:val="pt_PT" w:bidi="pt_PT"/>
+        </w:rPr>
+      </w:r>
     </w:p>
     <w:p>
       <w:pPr>
         <w:pStyle w:val="Heading2"/>
       </w:pPr>
       <w:r>
+        <w:rPr>
+          <w:lang w:val="pt_PT" w:bidi="pt_PT"/>
+        </w:rPr>
         <w:t>Habacuque 1.3</w:t>
       </w:r>
-      <w:r/>
-    </w:p>
-    <w:p>
-      <w:r/>
-      <w:r>
+      <w:r>
+        <w:rPr>
+          <w:lang w:val="pt_PT" w:bidi="pt_PT"/>
+        </w:rPr>
+      </w:r>
+    </w:p>
+    <w:p>
+      <w:pPr/>
+      <w:r>
+        <w:rPr>
+          <w:lang w:val="pt_PT" w:bidi="pt_PT"/>
+        </w:rPr>
+      </w:r>
+      <w:r>
+        <w:rPr>
+          <w:lang w:val="pt_PT" w:bidi="pt_PT"/>
+        </w:rPr>
         <w:t xml:space="preserve">Nos dias de Habacuque, a destruição e a violência permeavam a sociedade judaica (veja </w:t>
       </w:r>
       <w:r>
+        <w:rPr>
+          <w:lang w:val="pt_PT" w:bidi="pt_PT"/>
+        </w:rPr>
         <w:t>Introdução ao livro de Habacuque</w:t>
       </w:r>
       <w:r>
+        <w:rPr>
+          <w:lang w:val="pt_PT" w:bidi="pt_PT"/>
+        </w:rPr>
         <w:t>, “Contexto”).</w:t>
       </w:r>
-      <w:r/>
-      <w:r/>
-    </w:p>
-    <w:p>
-      <w:r/>
+      <w:r>
+        <w:rPr>
+          <w:lang w:val="pt_PT" w:bidi="pt_PT"/>
+        </w:rPr>
+      </w:r>
+      <w:r>
+        <w:rPr>
+          <w:lang w:val="pt_PT" w:bidi="pt_PT"/>
+        </w:rPr>
+      </w:r>
+    </w:p>
+    <w:p>
+      <w:pPr/>
+      <w:r>
+        <w:rPr>
+          <w:lang w:val="pt_PT" w:bidi="pt_PT"/>
+        </w:rPr>
+      </w:r>
     </w:p>
     <w:p>
       <w:pPr>
         <w:pStyle w:val="Heading2"/>
       </w:pPr>
       <w:r>
+        <w:rPr>
+          <w:lang w:val="pt_PT" w:bidi="pt_PT"/>
+        </w:rPr>
         <w:t>Habacuque 1.4</w:t>
       </w:r>
-      <w:r/>
-    </w:p>
-    <w:p>
-      <w:r/>
-      <w:r>
+      <w:r>
+        <w:rPr>
+          <w:lang w:val="pt_PT" w:bidi="pt_PT"/>
+        </w:rPr>
+      </w:r>
+    </w:p>
+    <w:p>
+      <w:pPr/>
+      <w:r>
+        <w:rPr>
+          <w:lang w:val="pt_PT" w:bidi="pt_PT"/>
+        </w:rPr>
+      </w:r>
+      <w:r>
+        <w:rPr>
+          <w:lang w:val="pt_PT" w:bidi="pt_PT"/>
+        </w:rPr>
         <w:t xml:space="preserve">Habacuque expressa sua preocupação com a injustiça e a impiedade que via ao seu redor (veja </w:t>
       </w:r>
       <w:hyperlink r:id="rId22">
         <w:r>
           <w:rPr>
+            <w:lang w:val="pt_PT" w:bidi="pt_PT"/>
+          </w:rPr>
+          <w:rPr>
             <w:color w:val="0000EE"/>
             <w:u w:val="single"/>
           </w:rPr>
@@ -355,11 +652,17 @@
         </w:r>
       </w:hyperlink>
       <w:r>
+        <w:rPr>
+          <w:lang w:val="pt_PT" w:bidi="pt_PT"/>
+        </w:rPr>
         <w:t xml:space="preserve">; </w:t>
       </w:r>
       <w:hyperlink r:id="rId23">
         <w:r>
           <w:rPr>
+            <w:lang w:val="pt_PT" w:bidi="pt_PT"/>
+          </w:rPr>
+          <w:rPr>
             <w:color w:val="0000EE"/>
             <w:u w:val="single"/>
           </w:rPr>
@@ -367,11 +670,17 @@
         </w:r>
       </w:hyperlink>
       <w:r>
+        <w:rPr>
+          <w:lang w:val="pt_PT" w:bidi="pt_PT"/>
+        </w:rPr>
         <w:t xml:space="preserve">, </w:t>
       </w:r>
       <w:hyperlink r:id="rId24">
         <w:r>
           <w:rPr>
+            <w:lang w:val="pt_PT" w:bidi="pt_PT"/>
+          </w:rPr>
+          <w:rPr>
             <w:color w:val="0000EE"/>
             <w:u w:val="single"/>
           </w:rPr>
@@ -379,49 +688,91 @@
         </w:r>
       </w:hyperlink>
       <w:r>
+        <w:rPr>
+          <w:lang w:val="pt_PT" w:bidi="pt_PT"/>
+        </w:rPr>
         <w:t>), até mesmo nos tribunais</w:t>
       </w:r>
       <w:r>
         <w:rPr>
           <w:i/>
+          <w:lang w:val="pt_PT" w:bidi="pt_PT"/>
         </w:rPr>
         <w:t>,</w:t>
       </w:r>
       <w:r>
+        <w:rPr>
+          <w:lang w:val="pt_PT" w:bidi="pt_PT"/>
+        </w:rPr>
         <w:t xml:space="preserve"> onde a lei já não era eficaz em manter a justiça.</w:t>
       </w:r>
-      <w:r/>
-      <w:r/>
-    </w:p>
-    <w:p>
-      <w:r/>
+      <w:r>
+        <w:rPr>
+          <w:lang w:val="pt_PT" w:bidi="pt_PT"/>
+        </w:rPr>
+      </w:r>
+      <w:r>
+        <w:rPr>
+          <w:lang w:val="pt_PT" w:bidi="pt_PT"/>
+        </w:rPr>
+      </w:r>
+    </w:p>
+    <w:p>
+      <w:pPr/>
+      <w:r>
+        <w:rPr>
+          <w:lang w:val="pt_PT" w:bidi="pt_PT"/>
+        </w:rPr>
+      </w:r>
     </w:p>
     <w:p>
       <w:pPr>
         <w:pStyle w:val="Heading2"/>
       </w:pPr>
       <w:r>
+        <w:rPr>
+          <w:lang w:val="pt_PT" w:bidi="pt_PT"/>
+        </w:rPr>
         <w:t>Habacuque 1.5</w:t>
       </w:r>
-      <w:r/>
-    </w:p>
-    <w:p>
-      <w:r/>
-      <w:r>
+      <w:r>
+        <w:rPr>
+          <w:lang w:val="pt_PT" w:bidi="pt_PT"/>
+        </w:rPr>
+      </w:r>
+    </w:p>
+    <w:p>
+      <w:pPr/>
+      <w:r>
+        <w:rPr>
+          <w:lang w:val="pt_PT" w:bidi="pt_PT"/>
+        </w:rPr>
+      </w:r>
+      <w:r>
+        <w:rPr>
+          <w:lang w:val="pt_PT" w:bidi="pt_PT"/>
+        </w:rPr>
         <w:t xml:space="preserve">Olhem... fiquem admirados: Dois verbos hebraicos diferentes, são traduzidos como </w:t>
       </w:r>
       <w:r>
         <w:rPr>
           <w:i/>
+          <w:lang w:val="pt_PT" w:bidi="pt_PT"/>
         </w:rPr>
         <w:t>ver</w:t>
       </w:r>
       <w:r>
+        <w:rPr>
+          <w:lang w:val="pt_PT" w:bidi="pt_PT"/>
+        </w:rPr>
         <w:t xml:space="preserve"> em </w:t>
       </w:r>
       <w:hyperlink r:id="rId25">
         <w:r>
           <w:rPr>
+            <w:lang w:val="pt_PT" w:bidi="pt_PT"/>
+          </w:rPr>
+          <w:rPr>
             <w:color w:val="0000EE"/>
             <w:u w:val="single"/>
           </w:rPr>
@@ -429,11 +780,17 @@
         </w:r>
       </w:hyperlink>
       <w:r>
+        <w:rPr>
+          <w:lang w:val="pt_PT" w:bidi="pt_PT"/>
+        </w:rPr>
         <w:t xml:space="preserve">. Isso forma um elo literário entre as perguntas de Habacuque em </w:t>
       </w:r>
       <w:hyperlink r:id="rId25">
         <w:r>
           <w:rPr>
+            <w:lang w:val="pt_PT" w:bidi="pt_PT"/>
+          </w:rPr>
+          <w:rPr>
             <w:color w:val="0000EE"/>
             <w:u w:val="single"/>
           </w:rPr>
@@ -441,11 +798,17 @@
         </w:r>
       </w:hyperlink>
       <w:r>
+        <w:rPr>
+          <w:lang w:val="pt_PT" w:bidi="pt_PT"/>
+        </w:rPr>
         <w:t xml:space="preserve"> e a resposta de Deus em </w:t>
       </w:r>
       <w:hyperlink r:id="rId26">
         <w:r>
           <w:rPr>
+            <w:lang w:val="pt_PT" w:bidi="pt_PT"/>
+          </w:rPr>
+          <w:rPr>
             <w:color w:val="0000EE"/>
             <w:u w:val="single"/>
           </w:rPr>
@@ -453,89 +816,187 @@
         </w:r>
       </w:hyperlink>
       <w:r>
+        <w:rPr>
+          <w:lang w:val="pt_PT" w:bidi="pt_PT"/>
+        </w:rPr>
         <w:t>.</w:t>
       </w:r>
-      <w:r/>
-      <w:r/>
-    </w:p>
-    <w:p>
-      <w:r/>
+      <w:r>
+        <w:rPr>
+          <w:lang w:val="pt_PT" w:bidi="pt_PT"/>
+        </w:rPr>
+      </w:r>
+      <w:r>
+        <w:rPr>
+          <w:lang w:val="pt_PT" w:bidi="pt_PT"/>
+        </w:rPr>
+      </w:r>
+    </w:p>
+    <w:p>
+      <w:pPr/>
+      <w:r>
+        <w:rPr>
+          <w:lang w:val="pt_PT" w:bidi="pt_PT"/>
+        </w:rPr>
+      </w:r>
     </w:p>
     <w:p>
       <w:pPr>
         <w:pStyle w:val="Heading2"/>
       </w:pPr>
       <w:r>
+        <w:rPr>
+          <w:lang w:val="pt_PT" w:bidi="pt_PT"/>
+        </w:rPr>
         <w:t>Habacuque 1.5–11</w:t>
       </w:r>
-      <w:r/>
-    </w:p>
-    <w:p>
-      <w:r/>
-      <w:r>
+      <w:r>
+        <w:rPr>
+          <w:lang w:val="pt_PT" w:bidi="pt_PT"/>
+        </w:rPr>
+      </w:r>
+    </w:p>
+    <w:p>
+      <w:pPr/>
+      <w:r>
+        <w:rPr>
+          <w:lang w:val="pt_PT" w:bidi="pt_PT"/>
+        </w:rPr>
+      </w:r>
+      <w:r>
+        <w:rPr>
+          <w:lang w:val="pt_PT" w:bidi="pt_PT"/>
+        </w:rPr>
         <w:t>A resposta de Deus à pergunta de Habacuque é surpreendente. Deus enviaria um povo violento — os babilônios — para lidar com a violência em Judá. O exército babilônico, bem treinado e endurecido pela batalha, era uma força imparável.</w:t>
       </w:r>
-      <w:r/>
-      <w:r/>
-    </w:p>
-    <w:p>
-      <w:r/>
+      <w:r>
+        <w:rPr>
+          <w:lang w:val="pt_PT" w:bidi="pt_PT"/>
+        </w:rPr>
+      </w:r>
+      <w:r>
+        <w:rPr>
+          <w:lang w:val="pt_PT" w:bidi="pt_PT"/>
+        </w:rPr>
+      </w:r>
+    </w:p>
+    <w:p>
+      <w:pPr/>
+      <w:r>
+        <w:rPr>
+          <w:lang w:val="pt_PT" w:bidi="pt_PT"/>
+        </w:rPr>
+      </w:r>
     </w:p>
     <w:p>
       <w:pPr>
         <w:pStyle w:val="Heading2"/>
       </w:pPr>
       <w:r>
+        <w:rPr>
+          <w:lang w:val="pt_PT" w:bidi="pt_PT"/>
+        </w:rPr>
         <w:t>Habacuque 1.7</w:t>
       </w:r>
-      <w:r/>
-    </w:p>
-    <w:p>
-      <w:r/>
-      <w:r>
+      <w:r>
+        <w:rPr>
+          <w:lang w:val="pt_PT" w:bidi="pt_PT"/>
+        </w:rPr>
+      </w:r>
+    </w:p>
+    <w:p>
+      <w:pPr/>
+      <w:r>
+        <w:rPr>
+          <w:lang w:val="pt_PT" w:bidi="pt_PT"/>
+        </w:rPr>
+      </w:r>
+      <w:r>
+        <w:rPr>
+          <w:lang w:val="pt_PT" w:bidi="pt_PT"/>
+        </w:rPr>
         <w:t>fazem valer as suas próprias ordens e leis: nenhum alívio da injustiça viria dos babilônios. Eles eram uma lei em si mesmos, o que aumentava a perplexidade do profeta diante da decisão de Deus de usá-los para punir Judá.</w:t>
       </w:r>
-      <w:r/>
-      <w:r/>
-    </w:p>
-    <w:p>
-      <w:r/>
+      <w:r>
+        <w:rPr>
+          <w:lang w:val="pt_PT" w:bidi="pt_PT"/>
+        </w:rPr>
+      </w:r>
+      <w:r>
+        <w:rPr>
+          <w:lang w:val="pt_PT" w:bidi="pt_PT"/>
+        </w:rPr>
+      </w:r>
+    </w:p>
+    <w:p>
+      <w:pPr/>
+      <w:r>
+        <w:rPr>
+          <w:lang w:val="pt_PT" w:bidi="pt_PT"/>
+        </w:rPr>
+      </w:r>
     </w:p>
     <w:p>
       <w:pPr>
         <w:pStyle w:val="Heading2"/>
       </w:pPr>
       <w:r>
+        <w:rPr>
+          <w:lang w:val="pt_PT" w:bidi="pt_PT"/>
+        </w:rPr>
         <w:t>Habacuque 1.8</w:t>
       </w:r>
-      <w:r/>
-    </w:p>
-    <w:p>
-      <w:r/>
-      <w:r>
+      <w:r>
+        <w:rPr>
+          <w:lang w:val="pt_PT" w:bidi="pt_PT"/>
+        </w:rPr>
+      </w:r>
+    </w:p>
+    <w:p>
+      <w:pPr/>
+      <w:r>
+        <w:rPr>
+          <w:lang w:val="pt_PT" w:bidi="pt_PT"/>
+        </w:rPr>
+      </w:r>
+      <w:r>
+        <w:rPr>
+          <w:lang w:val="pt_PT" w:bidi="pt_PT"/>
+        </w:rPr>
         <w:t>As imagens vívidas de leopardos</w:t>
       </w:r>
       <w:r>
         <w:rPr>
           <w:i/>
+          <w:lang w:val="pt_PT" w:bidi="pt_PT"/>
         </w:rPr>
         <w:t>,</w:t>
       </w:r>
       <w:r>
+        <w:rPr>
+          <w:lang w:val="pt_PT" w:bidi="pt_PT"/>
+        </w:rPr>
         <w:t xml:space="preserve"> lobos</w:t>
       </w:r>
       <w:r>
         <w:rPr>
           <w:i/>
+          <w:lang w:val="pt_PT" w:bidi="pt_PT"/>
         </w:rPr>
         <w:t>,</w:t>
       </w:r>
       <w:r>
+        <w:rPr>
+          <w:lang w:val="pt_PT" w:bidi="pt_PT"/>
+        </w:rPr>
         <w:t xml:space="preserve"> e águias retratam a velocidade, ferocidade e natureza predatória dos ataques babilônicos contra Judá (veja </w:t>
       </w:r>
       <w:hyperlink r:id="rId27">
         <w:r>
           <w:rPr>
+            <w:lang w:val="pt_PT" w:bidi="pt_PT"/>
+          </w:rPr>
+          <w:rPr>
             <w:color w:val="0000EE"/>
             <w:u w:val="single"/>
           </w:rPr>
@@ -543,11 +1004,17 @@
         </w:r>
       </w:hyperlink>
       <w:r>
+        <w:rPr>
+          <w:lang w:val="pt_PT" w:bidi="pt_PT"/>
+        </w:rPr>
         <w:t xml:space="preserve">; </w:t>
       </w:r>
       <w:hyperlink r:id="rId28">
         <w:r>
           <w:rPr>
+            <w:lang w:val="pt_PT" w:bidi="pt_PT"/>
+          </w:rPr>
+          <w:rPr>
             <w:color w:val="0000EE"/>
             <w:u w:val="single"/>
           </w:rPr>
@@ -555,11 +1022,17 @@
         </w:r>
       </w:hyperlink>
       <w:r>
+        <w:rPr>
+          <w:lang w:val="pt_PT" w:bidi="pt_PT"/>
+        </w:rPr>
         <w:t xml:space="preserve">; </w:t>
       </w:r>
       <w:hyperlink r:id="rId29">
         <w:r>
           <w:rPr>
+            <w:lang w:val="pt_PT" w:bidi="pt_PT"/>
+          </w:rPr>
+          <w:rPr>
             <w:color w:val="0000EE"/>
             <w:u w:val="single"/>
           </w:rPr>
@@ -567,31 +1040,65 @@
         </w:r>
       </w:hyperlink>
       <w:r>
+        <w:rPr>
+          <w:lang w:val="pt_PT" w:bidi="pt_PT"/>
+        </w:rPr>
         <w:t>).</w:t>
       </w:r>
-      <w:r/>
-      <w:r/>
-    </w:p>
-    <w:p>
-      <w:r/>
+      <w:r>
+        <w:rPr>
+          <w:lang w:val="pt_PT" w:bidi="pt_PT"/>
+        </w:rPr>
+      </w:r>
+      <w:r>
+        <w:rPr>
+          <w:lang w:val="pt_PT" w:bidi="pt_PT"/>
+        </w:rPr>
+      </w:r>
+    </w:p>
+    <w:p>
+      <w:pPr/>
+      <w:r>
+        <w:rPr>
+          <w:lang w:val="pt_PT" w:bidi="pt_PT"/>
+        </w:rPr>
+      </w:r>
     </w:p>
     <w:p>
       <w:pPr>
         <w:pStyle w:val="Heading2"/>
       </w:pPr>
       <w:r>
+        <w:rPr>
+          <w:lang w:val="pt_PT" w:bidi="pt_PT"/>
+        </w:rPr>
         <w:t>Habacuque 1.9</w:t>
       </w:r>
-      <w:r/>
-    </w:p>
-    <w:p>
-      <w:r/>
-      <w:r>
+      <w:r>
+        <w:rPr>
+          <w:lang w:val="pt_PT" w:bidi="pt_PT"/>
+        </w:rPr>
+      </w:r>
+    </w:p>
+    <w:p>
+      <w:pPr/>
+      <w:r>
+        <w:rPr>
+          <w:lang w:val="pt_PT" w:bidi="pt_PT"/>
+        </w:rPr>
+      </w:r>
+      <w:r>
+        <w:rPr>
+          <w:lang w:val="pt_PT" w:bidi="pt_PT"/>
+        </w:rPr>
         <w:t xml:space="preserve">Os babilônios realmente levaram muitos cativos de Judá para o exílio entre 605 e 586 a.C. (veja </w:t>
       </w:r>
       <w:hyperlink r:id="rId30">
         <w:r>
           <w:rPr>
+            <w:lang w:val="pt_PT" w:bidi="pt_PT"/>
+          </w:rPr>
+          <w:rPr>
             <w:color w:val="0000EE"/>
             <w:u w:val="single"/>
           </w:rPr>
@@ -599,31 +1106,65 @@
         </w:r>
       </w:hyperlink>
       <w:r>
+        <w:rPr>
+          <w:lang w:val="pt_PT" w:bidi="pt_PT"/>
+        </w:rPr>
         <w:t>).</w:t>
       </w:r>
-      <w:r/>
-      <w:r/>
-    </w:p>
-    <w:p>
-      <w:r/>
+      <w:r>
+        <w:rPr>
+          <w:lang w:val="pt_PT" w:bidi="pt_PT"/>
+        </w:rPr>
+      </w:r>
+      <w:r>
+        <w:rPr>
+          <w:lang w:val="pt_PT" w:bidi="pt_PT"/>
+        </w:rPr>
+      </w:r>
+    </w:p>
+    <w:p>
+      <w:pPr/>
+      <w:r>
+        <w:rPr>
+          <w:lang w:val="pt_PT" w:bidi="pt_PT"/>
+        </w:rPr>
+      </w:r>
     </w:p>
     <w:p>
       <w:pPr>
         <w:pStyle w:val="Heading2"/>
       </w:pPr>
       <w:r>
+        <w:rPr>
+          <w:lang w:val="pt_PT" w:bidi="pt_PT"/>
+        </w:rPr>
         <w:t>Habacuque 1.10</w:t>
       </w:r>
-      <w:r/>
-    </w:p>
-    <w:p>
-      <w:r/>
-      <w:r>
+      <w:r>
+        <w:rPr>
+          <w:lang w:val="pt_PT" w:bidi="pt_PT"/>
+        </w:rPr>
+      </w:r>
+    </w:p>
+    <w:p>
+      <w:pPr/>
+      <w:r>
+        <w:rPr>
+          <w:lang w:val="pt_PT" w:bidi="pt_PT"/>
+        </w:rPr>
+      </w:r>
+      <w:r>
+        <w:rPr>
+          <w:lang w:val="pt_PT" w:bidi="pt_PT"/>
+        </w:rPr>
         <w:t xml:space="preserve">A antiga tática de batalha de construir rampas de terra contra as muralhas das cidades sob ataque é amplamente atestada no antigo Oriente Próximo (por exemplo, </w:t>
       </w:r>
       <w:hyperlink r:id="rId31">
         <w:r>
           <w:rPr>
+            <w:lang w:val="pt_PT" w:bidi="pt_PT"/>
+          </w:rPr>
+          <w:rPr>
             <w:color w:val="0000EE"/>
             <w:u w:val="single"/>
           </w:rPr>
@@ -631,11 +1172,17 @@
         </w:r>
       </w:hyperlink>
       <w:r>
+        <w:rPr>
+          <w:lang w:val="pt_PT" w:bidi="pt_PT"/>
+        </w:rPr>
         <w:t xml:space="preserve">; </w:t>
       </w:r>
       <w:hyperlink r:id="rId32">
         <w:r>
           <w:rPr>
+            <w:lang w:val="pt_PT" w:bidi="pt_PT"/>
+          </w:rPr>
+          <w:rPr>
             <w:color w:val="0000EE"/>
             <w:u w:val="single"/>
           </w:rPr>
@@ -643,60 +1190,126 @@
         </w:r>
       </w:hyperlink>
       <w:r>
+        <w:rPr>
+          <w:lang w:val="pt_PT" w:bidi="pt_PT"/>
+        </w:rPr>
         <w:t>).</w:t>
       </w:r>
-      <w:r/>
-      <w:r/>
-    </w:p>
-    <w:p>
-      <w:r/>
+      <w:r>
+        <w:rPr>
+          <w:lang w:val="pt_PT" w:bidi="pt_PT"/>
+        </w:rPr>
+      </w:r>
+      <w:r>
+        <w:rPr>
+          <w:lang w:val="pt_PT" w:bidi="pt_PT"/>
+        </w:rPr>
+      </w:r>
+    </w:p>
+    <w:p>
+      <w:pPr/>
+      <w:r>
+        <w:rPr>
+          <w:lang w:val="pt_PT" w:bidi="pt_PT"/>
+        </w:rPr>
+      </w:r>
     </w:p>
     <w:p>
       <w:pPr>
         <w:pStyle w:val="Heading2"/>
       </w:pPr>
       <w:r>
+        <w:rPr>
+          <w:lang w:val="pt_PT" w:bidi="pt_PT"/>
+        </w:rPr>
         <w:t>Habacuque 1.11</w:t>
       </w:r>
-      <w:r/>
-    </w:p>
-    <w:p>
-      <w:r/>
-      <w:r>
+      <w:r>
+        <w:rPr>
+          <w:lang w:val="pt_PT" w:bidi="pt_PT"/>
+        </w:rPr>
+      </w:r>
+    </w:p>
+    <w:p>
+      <w:pPr/>
+      <w:r>
+        <w:rPr>
+          <w:lang w:val="pt_PT" w:bidi="pt_PT"/>
+        </w:rPr>
+      </w:r>
+      <w:r>
+        <w:rPr>
+          <w:lang w:val="pt_PT" w:bidi="pt_PT"/>
+        </w:rPr>
         <w:t>não adoram outro deus senão a sua própria força: Os babilônios adoravam muitos falsos deuses. A confiança arrogante que tinham em sua força militar era mais um ídolo na lista.</w:t>
       </w:r>
-      <w:r/>
-      <w:r/>
-    </w:p>
-    <w:p>
-      <w:r/>
+      <w:r>
+        <w:rPr>
+          <w:lang w:val="pt_PT" w:bidi="pt_PT"/>
+        </w:rPr>
+      </w:r>
+      <w:r>
+        <w:rPr>
+          <w:lang w:val="pt_PT" w:bidi="pt_PT"/>
+        </w:rPr>
+      </w:r>
+    </w:p>
+    <w:p>
+      <w:pPr/>
+      <w:r>
+        <w:rPr>
+          <w:lang w:val="pt_PT" w:bidi="pt_PT"/>
+        </w:rPr>
+      </w:r>
     </w:p>
     <w:p>
       <w:pPr>
         <w:pStyle w:val="Heading2"/>
       </w:pPr>
       <w:r>
+        <w:rPr>
+          <w:lang w:val="pt_PT" w:bidi="pt_PT"/>
+        </w:rPr>
         <w:t>Habacuque 1.12</w:t>
       </w:r>
-      <w:r/>
-    </w:p>
-    <w:p>
-      <w:r/>
-      <w:r>
+      <w:r>
+        <w:rPr>
+          <w:lang w:val="pt_PT" w:bidi="pt_PT"/>
+        </w:rPr>
+      </w:r>
+    </w:p>
+    <w:p>
+      <w:pPr/>
+      <w:r>
+        <w:rPr>
+          <w:lang w:val="pt_PT" w:bidi="pt_PT"/>
+        </w:rPr>
+      </w:r>
+      <w:r>
+        <w:rPr>
+          <w:lang w:val="pt_PT" w:bidi="pt_PT"/>
+        </w:rPr>
         <w:t>Apesar de sua perplexidade, Habacuque não renunciou a Deus. Com as palavras "Ó meu Santo Deus"</w:t>
       </w:r>
       <w:r>
         <w:rPr>
           <w:i/>
+          <w:lang w:val="pt_PT" w:bidi="pt_PT"/>
         </w:rPr>
         <w:t>,</w:t>
       </w:r>
       <w:r>
+        <w:rPr>
+          <w:lang w:val="pt_PT" w:bidi="pt_PT"/>
+        </w:rPr>
         <w:t xml:space="preserve"> ele reafirmou seu compromisso com o Senhor antes de fazer perguntas sérias sobre o que Deus havia revelado a ele. • À luz do caráter de Deus e do relacionamento de aliança com Israel, Habacuque tinha certeza de que Deus não destruiria seu povo. • para nos corrigir: Cf. </w:t>
       </w:r>
       <w:hyperlink r:id="rId33">
         <w:r>
           <w:rPr>
+            <w:lang w:val="pt_PT" w:bidi="pt_PT"/>
+          </w:rPr>
+          <w:rPr>
             <w:color w:val="0000EE"/>
             <w:u w:val="single"/>
           </w:rPr>
@@ -704,11 +1317,17 @@
         </w:r>
       </w:hyperlink>
       <w:r>
+        <w:rPr>
+          <w:lang w:val="pt_PT" w:bidi="pt_PT"/>
+        </w:rPr>
         <w:t xml:space="preserve">. • nossa Rocha: Uma imagem comum da fidelidade e força de Deus (veja </w:t>
       </w:r>
       <w:hyperlink r:id="rId34">
         <w:r>
           <w:rPr>
+            <w:lang w:val="pt_PT" w:bidi="pt_PT"/>
+          </w:rPr>
+          <w:rPr>
             <w:color w:val="0000EE"/>
             <w:u w:val="single"/>
           </w:rPr>
@@ -716,11 +1335,17 @@
         </w:r>
       </w:hyperlink>
       <w:r>
+        <w:rPr>
+          <w:lang w:val="pt_PT" w:bidi="pt_PT"/>
+        </w:rPr>
         <w:t xml:space="preserve">; </w:t>
       </w:r>
       <w:hyperlink r:id="rId35">
         <w:r>
           <w:rPr>
+            <w:lang w:val="pt_PT" w:bidi="pt_PT"/>
+          </w:rPr>
+          <w:rPr>
             <w:color w:val="0000EE"/>
             <w:u w:val="single"/>
           </w:rPr>
@@ -728,11 +1353,17 @@
         </w:r>
       </w:hyperlink>
       <w:r>
+        <w:rPr>
+          <w:lang w:val="pt_PT" w:bidi="pt_PT"/>
+        </w:rPr>
         <w:t xml:space="preserve">; </w:t>
       </w:r>
       <w:hyperlink r:id="rId36">
         <w:r>
           <w:rPr>
+            <w:lang w:val="pt_PT" w:bidi="pt_PT"/>
+          </w:rPr>
+          <w:rPr>
             <w:color w:val="0000EE"/>
             <w:u w:val="single"/>
           </w:rPr>
@@ -740,11 +1371,17 @@
         </w:r>
       </w:hyperlink>
       <w:r>
+        <w:rPr>
+          <w:lang w:val="pt_PT" w:bidi="pt_PT"/>
+        </w:rPr>
         <w:t xml:space="preserve">; </w:t>
       </w:r>
       <w:hyperlink r:id="rId37">
         <w:r>
           <w:rPr>
+            <w:lang w:val="pt_PT" w:bidi="pt_PT"/>
+          </w:rPr>
+          <w:rPr>
             <w:color w:val="0000EE"/>
             <w:u w:val="single"/>
           </w:rPr>
@@ -752,11 +1389,17 @@
         </w:r>
       </w:hyperlink>
       <w:r>
+        <w:rPr>
+          <w:lang w:val="pt_PT" w:bidi="pt_PT"/>
+        </w:rPr>
         <w:t xml:space="preserve">; </w:t>
       </w:r>
       <w:hyperlink r:id="rId38">
         <w:r>
           <w:rPr>
+            <w:lang w:val="pt_PT" w:bidi="pt_PT"/>
+          </w:rPr>
+          <w:rPr>
             <w:color w:val="0000EE"/>
             <w:u w:val="single"/>
           </w:rPr>
@@ -764,31 +1407,65 @@
         </w:r>
       </w:hyperlink>
       <w:r>
+        <w:rPr>
+          <w:lang w:val="pt_PT" w:bidi="pt_PT"/>
+        </w:rPr>
         <w:t>).</w:t>
       </w:r>
-      <w:r/>
-      <w:r/>
-    </w:p>
-    <w:p>
-      <w:r/>
+      <w:r>
+        <w:rPr>
+          <w:lang w:val="pt_PT" w:bidi="pt_PT"/>
+        </w:rPr>
+      </w:r>
+      <w:r>
+        <w:rPr>
+          <w:lang w:val="pt_PT" w:bidi="pt_PT"/>
+        </w:rPr>
+      </w:r>
+    </w:p>
+    <w:p>
+      <w:pPr/>
+      <w:r>
+        <w:rPr>
+          <w:lang w:val="pt_PT" w:bidi="pt_PT"/>
+        </w:rPr>
+      </w:r>
     </w:p>
     <w:p>
       <w:pPr>
         <w:pStyle w:val="Heading2"/>
       </w:pPr>
       <w:r>
+        <w:rPr>
+          <w:lang w:val="pt_PT" w:bidi="pt_PT"/>
+        </w:rPr>
         <w:t>Habacuque 1.12–2.1</w:t>
       </w:r>
-      <w:r/>
-    </w:p>
-    <w:p>
-      <w:r/>
-      <w:r>
+      <w:r>
+        <w:rPr>
+          <w:lang w:val="pt_PT" w:bidi="pt_PT"/>
+        </w:rPr>
+      </w:r>
+    </w:p>
+    <w:p>
+      <w:pPr/>
+      <w:r>
+        <w:rPr>
+          <w:lang w:val="pt_PT" w:bidi="pt_PT"/>
+        </w:rPr>
+      </w:r>
+      <w:r>
+        <w:rPr>
+          <w:lang w:val="pt_PT" w:bidi="pt_PT"/>
+        </w:rPr>
         <w:t>Habacuque achou difícil conciliar a resposta de Deus (</w:t>
       </w:r>
       <w:hyperlink r:id="rId26">
         <w:r>
           <w:rPr>
+            <w:lang w:val="pt_PT" w:bidi="pt_PT"/>
+          </w:rPr>
+          <w:rPr>
             <w:color w:val="0000EE"/>
             <w:u w:val="single"/>
           </w:rPr>
@@ -796,57 +1473,125 @@
         </w:r>
       </w:hyperlink>
       <w:r>
+        <w:rPr>
+          <w:lang w:val="pt_PT" w:bidi="pt_PT"/>
+        </w:rPr>
         <w:t>) com o que ele entendia sobre o caráter divino. Como poderia um Deus santo e justo punir Judá usando um povo mais injusto do que eles?.</w:t>
       </w:r>
-      <w:r/>
-      <w:r/>
-    </w:p>
-    <w:p>
-      <w:r/>
+      <w:r>
+        <w:rPr>
+          <w:lang w:val="pt_PT" w:bidi="pt_PT"/>
+        </w:rPr>
+      </w:r>
+      <w:r>
+        <w:rPr>
+          <w:lang w:val="pt_PT" w:bidi="pt_PT"/>
+        </w:rPr>
+      </w:r>
+    </w:p>
+    <w:p>
+      <w:pPr/>
+      <w:r>
+        <w:rPr>
+          <w:lang w:val="pt_PT" w:bidi="pt_PT"/>
+        </w:rPr>
+      </w:r>
     </w:p>
     <w:p>
       <w:pPr>
         <w:pStyle w:val="Heading2"/>
       </w:pPr>
       <w:r>
+        <w:rPr>
+          <w:lang w:val="pt_PT" w:bidi="pt_PT"/>
+        </w:rPr>
         <w:t>Habacuque 1.14–15</w:t>
       </w:r>
-      <w:r/>
-    </w:p>
-    <w:p>
-      <w:r/>
-      <w:r>
+      <w:r>
+        <w:rPr>
+          <w:lang w:val="pt_PT" w:bidi="pt_PT"/>
+        </w:rPr>
+      </w:r>
+    </w:p>
+    <w:p>
+      <w:pPr/>
+      <w:r>
+        <w:rPr>
+          <w:lang w:val="pt_PT" w:bidi="pt_PT"/>
+        </w:rPr>
+      </w:r>
+      <w:r>
+        <w:rPr>
+          <w:lang w:val="pt_PT" w:bidi="pt_PT"/>
+        </w:rPr>
         <w:t>peixes... anzóis... redes: Habacuque retrata os babilônios como pescadores, capturando povos conquistados.</w:t>
       </w:r>
-      <w:r/>
-      <w:r/>
-    </w:p>
-    <w:p>
-      <w:r/>
+      <w:r>
+        <w:rPr>
+          <w:lang w:val="pt_PT" w:bidi="pt_PT"/>
+        </w:rPr>
+      </w:r>
+      <w:r>
+        <w:rPr>
+          <w:lang w:val="pt_PT" w:bidi="pt_PT"/>
+        </w:rPr>
+      </w:r>
+    </w:p>
+    <w:p>
+      <w:pPr/>
+      <w:r>
+        <w:rPr>
+          <w:lang w:val="pt_PT" w:bidi="pt_PT"/>
+        </w:rPr>
+      </w:r>
     </w:p>
     <w:p>
       <w:pPr>
         <w:pStyle w:val="Heading2"/>
       </w:pPr>
       <w:r>
+        <w:rPr>
+          <w:lang w:val="pt_PT" w:bidi="pt_PT"/>
+        </w:rPr>
         <w:t>Habacuque 1.16</w:t>
       </w:r>
-      <w:r/>
-    </w:p>
-    <w:p>
-      <w:r/>
-      <w:r>
+      <w:r>
+        <w:rPr>
+          <w:lang w:val="pt_PT" w:bidi="pt_PT"/>
+        </w:rPr>
+      </w:r>
+    </w:p>
+    <w:p>
+      <w:pPr/>
+      <w:r>
+        <w:rPr>
+          <w:lang w:val="pt_PT" w:bidi="pt_PT"/>
+        </w:rPr>
+      </w:r>
+      <w:r>
+        <w:rPr>
+          <w:lang w:val="pt_PT" w:bidi="pt_PT"/>
+        </w:rPr>
         <w:t xml:space="preserve">Veja </w:t>
       </w:r>
       <w:r>
+        <w:rPr>
+          <w:lang w:val="pt_PT" w:bidi="pt_PT"/>
+        </w:rPr>
         <w:t>nota de estudo em 1.11</w:t>
       </w:r>
       <w:r>
+        <w:rPr>
+          <w:lang w:val="pt_PT" w:bidi="pt_PT"/>
+        </w:rPr>
         <w:t xml:space="preserve">; compare </w:t>
       </w:r>
       <w:hyperlink r:id="rId39">
         <w:r>
           <w:rPr>
+            <w:lang w:val="pt_PT" w:bidi="pt_PT"/>
+          </w:rPr>
+          <w:rPr>
             <w:color w:val="0000EE"/>
             <w:u w:val="single"/>
           </w:rPr>
@@ -854,31 +1599,65 @@
         </w:r>
       </w:hyperlink>
       <w:r>
+        <w:rPr>
+          <w:lang w:val="pt_PT" w:bidi="pt_PT"/>
+        </w:rPr>
         <w:t>.</w:t>
       </w:r>
-      <w:r/>
-      <w:r/>
-    </w:p>
-    <w:p>
-      <w:r/>
+      <w:r>
+        <w:rPr>
+          <w:lang w:val="pt_PT" w:bidi="pt_PT"/>
+        </w:rPr>
+      </w:r>
+      <w:r>
+        <w:rPr>
+          <w:lang w:val="pt_PT" w:bidi="pt_PT"/>
+        </w:rPr>
+      </w:r>
+    </w:p>
+    <w:p>
+      <w:pPr/>
+      <w:r>
+        <w:rPr>
+          <w:lang w:val="pt_PT" w:bidi="pt_PT"/>
+        </w:rPr>
+      </w:r>
     </w:p>
     <w:p>
       <w:pPr>
         <w:pStyle w:val="Heading2"/>
       </w:pPr>
       <w:r>
+        <w:rPr>
+          <w:lang w:val="pt_PT" w:bidi="pt_PT"/>
+        </w:rPr>
         <w:t>Habacuque 2.1</w:t>
       </w:r>
-      <w:r/>
-    </w:p>
-    <w:p>
-      <w:r/>
-      <w:r>
+      <w:r>
+        <w:rPr>
+          <w:lang w:val="pt_PT" w:bidi="pt_PT"/>
+        </w:rPr>
+      </w:r>
+    </w:p>
+    <w:p>
+      <w:pPr/>
+      <w:r>
+        <w:rPr>
+          <w:lang w:val="pt_PT" w:bidi="pt_PT"/>
+        </w:rPr>
+      </w:r>
+      <w:r>
+        <w:rPr>
+          <w:lang w:val="pt_PT" w:bidi="pt_PT"/>
+        </w:rPr>
         <w:t xml:space="preserve">Vou subir a minha torre de vigia e vou esperar com atenção (veja também </w:t>
       </w:r>
       <w:hyperlink r:id="rId40">
         <w:r>
           <w:rPr>
+            <w:lang w:val="pt_PT" w:bidi="pt_PT"/>
+          </w:rPr>
+          <w:rPr>
             <w:color w:val="0000EE"/>
             <w:u w:val="single"/>
           </w:rPr>
@@ -886,11 +1665,17 @@
         </w:r>
       </w:hyperlink>
       <w:r>
+        <w:rPr>
+          <w:lang w:val="pt_PT" w:bidi="pt_PT"/>
+        </w:rPr>
         <w:t xml:space="preserve">; </w:t>
       </w:r>
       <w:hyperlink r:id="rId41">
         <w:r>
           <w:rPr>
+            <w:lang w:val="pt_PT" w:bidi="pt_PT"/>
+          </w:rPr>
+          <w:rPr>
             <w:color w:val="0000EE"/>
             <w:u w:val="single"/>
           </w:rPr>
@@ -898,11 +1683,17 @@
         </w:r>
       </w:hyperlink>
       <w:r>
+        <w:rPr>
+          <w:lang w:val="pt_PT" w:bidi="pt_PT"/>
+        </w:rPr>
         <w:t xml:space="preserve">; </w:t>
       </w:r>
       <w:hyperlink r:id="rId42">
         <w:r>
           <w:rPr>
+            <w:lang w:val="pt_PT" w:bidi="pt_PT"/>
+          </w:rPr>
+          <w:rPr>
             <w:color w:val="0000EE"/>
             <w:u w:val="single"/>
           </w:rPr>
@@ -910,98 +1701,200 @@
         </w:r>
       </w:hyperlink>
       <w:r>
+        <w:rPr>
+          <w:lang w:val="pt_PT" w:bidi="pt_PT"/>
+        </w:rPr>
         <w:t>), Habacuque esperava ansiosamente para ver como Deus responderia à sua queixa</w:t>
       </w:r>
       <w:r>
         <w:rPr>
           <w:i/>
+          <w:lang w:val="pt_PT" w:bidi="pt_PT"/>
         </w:rPr>
         <w:t>,</w:t>
       </w:r>
       <w:r>
+        <w:rPr>
+          <w:lang w:val="pt_PT" w:bidi="pt_PT"/>
+        </w:rPr>
         <w:t xml:space="preserve"> mesmo que isso significasse ser repreendido pelo Senhor.</w:t>
       </w:r>
-      <w:r/>
-      <w:r/>
-    </w:p>
-    <w:p>
-      <w:r/>
+      <w:r>
+        <w:rPr>
+          <w:lang w:val="pt_PT" w:bidi="pt_PT"/>
+        </w:rPr>
+      </w:r>
+      <w:r>
+        <w:rPr>
+          <w:lang w:val="pt_PT" w:bidi="pt_PT"/>
+        </w:rPr>
+      </w:r>
+    </w:p>
+    <w:p>
+      <w:pPr/>
+      <w:r>
+        <w:rPr>
+          <w:lang w:val="pt_PT" w:bidi="pt_PT"/>
+        </w:rPr>
+      </w:r>
     </w:p>
     <w:p>
       <w:pPr>
         <w:pStyle w:val="Heading2"/>
       </w:pPr>
       <w:r>
+        <w:rPr>
+          <w:lang w:val="pt_PT" w:bidi="pt_PT"/>
+        </w:rPr>
         <w:t>Habacuque 2.2</w:t>
       </w:r>
-      <w:r/>
-    </w:p>
-    <w:p>
-      <w:r/>
-      <w:r>
+      <w:r>
+        <w:rPr>
+          <w:lang w:val="pt_PT" w:bidi="pt_PT"/>
+        </w:rPr>
+      </w:r>
+    </w:p>
+    <w:p>
+      <w:pPr/>
+      <w:r>
+        <w:rPr>
+          <w:lang w:val="pt_PT" w:bidi="pt_PT"/>
+        </w:rPr>
+      </w:r>
+      <w:r>
+        <w:rPr>
+          <w:lang w:val="pt_PT" w:bidi="pt_PT"/>
+        </w:rPr>
         <w:t xml:space="preserve">Deus instrui o profeta a escrever a mensagem (literalmente </w:t>
       </w:r>
       <w:r>
         <w:rPr>
           <w:i/>
+          <w:lang w:val="pt_PT" w:bidi="pt_PT"/>
         </w:rPr>
         <w:t>visão</w:t>
       </w:r>
       <w:r>
+        <w:rPr>
+          <w:lang w:val="pt_PT" w:bidi="pt_PT"/>
+        </w:rPr>
         <w:t>) de forma clara para que possa ser compreendida, preservada e compartilhada com outros.</w:t>
       </w:r>
-      <w:r/>
-      <w:r/>
-    </w:p>
-    <w:p>
-      <w:r/>
+      <w:r>
+        <w:rPr>
+          <w:lang w:val="pt_PT" w:bidi="pt_PT"/>
+        </w:rPr>
+      </w:r>
+      <w:r>
+        <w:rPr>
+          <w:lang w:val="pt_PT" w:bidi="pt_PT"/>
+        </w:rPr>
+      </w:r>
+    </w:p>
+    <w:p>
+      <w:pPr/>
+      <w:r>
+        <w:rPr>
+          <w:lang w:val="pt_PT" w:bidi="pt_PT"/>
+        </w:rPr>
+      </w:r>
     </w:p>
     <w:p>
       <w:pPr>
         <w:pStyle w:val="Heading2"/>
       </w:pPr>
       <w:r>
+        <w:rPr>
+          <w:lang w:val="pt_PT" w:bidi="pt_PT"/>
+        </w:rPr>
         <w:t>Habacuque 2.2–5</w:t>
       </w:r>
-      <w:r/>
-    </w:p>
-    <w:p>
-      <w:r/>
-      <w:r>
+      <w:r>
+        <w:rPr>
+          <w:lang w:val="pt_PT" w:bidi="pt_PT"/>
+        </w:rPr>
+      </w:r>
+    </w:p>
+    <w:p>
+      <w:pPr/>
+      <w:r>
+        <w:rPr>
+          <w:lang w:val="pt_PT" w:bidi="pt_PT"/>
+        </w:rPr>
+      </w:r>
+      <w:r>
+        <w:rPr>
+          <w:lang w:val="pt_PT" w:bidi="pt_PT"/>
+        </w:rPr>
         <w:t>A missão de Habacuque era deixar claro para as pessoas que, mesmo que a justiça de Deus pareça demorar a chegar</w:t>
       </w:r>
       <w:r>
         <w:rPr>
           <w:i/>
+          <w:lang w:val="pt_PT" w:bidi="pt_PT"/>
         </w:rPr>
         <w:t>,</w:t>
       </w:r>
       <w:r>
+        <w:rPr>
+          <w:lang w:val="pt_PT" w:bidi="pt_PT"/>
+        </w:rPr>
         <w:t xml:space="preserve"> ela certamente virá.</w:t>
       </w:r>
-      <w:r/>
-      <w:r/>
-    </w:p>
-    <w:p>
-      <w:r/>
+      <w:r>
+        <w:rPr>
+          <w:lang w:val="pt_PT" w:bidi="pt_PT"/>
+        </w:rPr>
+      </w:r>
+      <w:r>
+        <w:rPr>
+          <w:lang w:val="pt_PT" w:bidi="pt_PT"/>
+        </w:rPr>
+      </w:r>
+    </w:p>
+    <w:p>
+      <w:pPr/>
+      <w:r>
+        <w:rPr>
+          <w:lang w:val="pt_PT" w:bidi="pt_PT"/>
+        </w:rPr>
+      </w:r>
     </w:p>
     <w:p>
       <w:pPr>
         <w:pStyle w:val="Heading2"/>
       </w:pPr>
       <w:r>
+        <w:rPr>
+          <w:lang w:val="pt_PT" w:bidi="pt_PT"/>
+        </w:rPr>
         <w:t>Habacuque 2.2–20</w:t>
       </w:r>
-      <w:r/>
-    </w:p>
-    <w:p>
-      <w:r/>
-      <w:r>
+      <w:r>
+        <w:rPr>
+          <w:lang w:val="pt_PT" w:bidi="pt_PT"/>
+        </w:rPr>
+      </w:r>
+    </w:p>
+    <w:p>
+      <w:pPr/>
+      <w:r>
+        <w:rPr>
+          <w:lang w:val="pt_PT" w:bidi="pt_PT"/>
+        </w:rPr>
+      </w:r>
+      <w:r>
+        <w:rPr>
+          <w:lang w:val="pt_PT" w:bidi="pt_PT"/>
+        </w:rPr>
         <w:t>Deus responde à segunda queixa de Habacuque (</w:t>
       </w:r>
       <w:hyperlink r:id="rId43">
         <w:r>
           <w:rPr>
+            <w:lang w:val="pt_PT" w:bidi="pt_PT"/>
+          </w:rPr>
+          <w:rPr>
             <w:color w:val="0000EE"/>
             <w:u w:val="single"/>
           </w:rPr>
@@ -1009,40 +1902,78 @@
         </w:r>
       </w:hyperlink>
       <w:r>
+        <w:rPr>
+          <w:lang w:val="pt_PT" w:bidi="pt_PT"/>
+        </w:rPr>
         <w:t>) sem explicar por que escolheu usar os babilônios. Em vez disso, Ele assegura a Habacuque que toda violência e injustiça serão punidas.</w:t>
       </w:r>
-      <w:r/>
-      <w:r/>
-    </w:p>
-    <w:p>
-      <w:r/>
+      <w:r>
+        <w:rPr>
+          <w:lang w:val="pt_PT" w:bidi="pt_PT"/>
+        </w:rPr>
+      </w:r>
+      <w:r>
+        <w:rPr>
+          <w:lang w:val="pt_PT" w:bidi="pt_PT"/>
+        </w:rPr>
+      </w:r>
+    </w:p>
+    <w:p>
+      <w:pPr/>
+      <w:r>
+        <w:rPr>
+          <w:lang w:val="pt_PT" w:bidi="pt_PT"/>
+        </w:rPr>
+      </w:r>
     </w:p>
     <w:p>
       <w:pPr>
         <w:pStyle w:val="Heading2"/>
       </w:pPr>
       <w:r>
+        <w:rPr>
+          <w:lang w:val="pt_PT" w:bidi="pt_PT"/>
+        </w:rPr>
         <w:t>Habacuque 2.3</w:t>
       </w:r>
-      <w:r/>
-    </w:p>
-    <w:p>
-      <w:r/>
-      <w:r>
+      <w:r>
+        <w:rPr>
+          <w:lang w:val="pt_PT" w:bidi="pt_PT"/>
+        </w:rPr>
+      </w:r>
+    </w:p>
+    <w:p>
+      <w:pPr/>
+      <w:r>
+        <w:rPr>
+          <w:lang w:val="pt_PT" w:bidi="pt_PT"/>
+        </w:rPr>
+      </w:r>
+      <w:r>
+        <w:rPr>
+          <w:lang w:val="pt_PT" w:bidi="pt_PT"/>
+        </w:rPr>
         <w:t>se cumprirá sem falta: Em um momento futuro determinado, conhecido apenas pelo Senhor, Ele intervirá na história da Terra e a levará a uma conclusão adequada, vindicando os justos e julgando os ímpios. O povo de Deus deve esperar pacientemente</w:t>
       </w:r>
       <w:r>
         <w:rPr>
           <w:i/>
+          <w:lang w:val="pt_PT" w:bidi="pt_PT"/>
         </w:rPr>
         <w:t>,</w:t>
       </w:r>
       <w:r>
+        <w:rPr>
+          <w:lang w:val="pt_PT" w:bidi="pt_PT"/>
+        </w:rPr>
         <w:t xml:space="preserve"> sabendo que o plano divino está agendado (veja </w:t>
       </w:r>
       <w:hyperlink r:id="rId44">
         <w:r>
           <w:rPr>
+            <w:lang w:val="pt_PT" w:bidi="pt_PT"/>
+          </w:rPr>
+          <w:rPr>
             <w:color w:val="0000EE"/>
             <w:u w:val="single"/>
           </w:rPr>
@@ -1050,31 +1981,65 @@
         </w:r>
       </w:hyperlink>
       <w:r>
+        <w:rPr>
+          <w:lang w:val="pt_PT" w:bidi="pt_PT"/>
+        </w:rPr>
         <w:t>).</w:t>
       </w:r>
-      <w:r/>
-      <w:r/>
-    </w:p>
-    <w:p>
-      <w:r/>
+      <w:r>
+        <w:rPr>
+          <w:lang w:val="pt_PT" w:bidi="pt_PT"/>
+        </w:rPr>
+      </w:r>
+      <w:r>
+        <w:rPr>
+          <w:lang w:val="pt_PT" w:bidi="pt_PT"/>
+        </w:rPr>
+      </w:r>
+    </w:p>
+    <w:p>
+      <w:pPr/>
+      <w:r>
+        <w:rPr>
+          <w:lang w:val="pt_PT" w:bidi="pt_PT"/>
+        </w:rPr>
+      </w:r>
     </w:p>
     <w:p>
       <w:pPr>
         <w:pStyle w:val="Heading2"/>
       </w:pPr>
       <w:r>
+        <w:rPr>
+          <w:lang w:val="pt_PT" w:bidi="pt_PT"/>
+        </w:rPr>
         <w:t>Habacuque 2.4</w:t>
       </w:r>
-      <w:r/>
-    </w:p>
-    <w:p>
-      <w:r/>
-      <w:r>
+      <w:r>
+        <w:rPr>
+          <w:lang w:val="pt_PT" w:bidi="pt_PT"/>
+        </w:rPr>
+      </w:r>
+    </w:p>
+    <w:p>
+      <w:pPr/>
+      <w:r>
+        <w:rPr>
+          <w:lang w:val="pt_PT" w:bidi="pt_PT"/>
+        </w:rPr>
+      </w:r>
+      <w:r>
+        <w:rPr>
+          <w:lang w:val="pt_PT" w:bidi="pt_PT"/>
+        </w:rPr>
         <w:t>Deus está ciente do egocentrismo dos orgulhosos. Suas vidas tortuosas demonstram sua injustiça; eles recusam a instrução de Deus e satisfazem seus próprios desejos (</w:t>
       </w:r>
       <w:hyperlink r:id="rId45">
         <w:r>
           <w:rPr>
+            <w:lang w:val="pt_PT" w:bidi="pt_PT"/>
+          </w:rPr>
+          <w:rPr>
             <w:color w:val="0000EE"/>
             <w:u w:val="single"/>
           </w:rPr>
@@ -1082,11 +2047,17 @@
         </w:r>
       </w:hyperlink>
       <w:r>
+        <w:rPr>
+          <w:lang w:val="pt_PT" w:bidi="pt_PT"/>
+        </w:rPr>
         <w:t xml:space="preserve">; </w:t>
       </w:r>
       <w:hyperlink r:id="rId46">
         <w:r>
           <w:rPr>
+            <w:lang w:val="pt_PT" w:bidi="pt_PT"/>
+          </w:rPr>
+          <w:rPr>
             <w:color w:val="0000EE"/>
             <w:u w:val="single"/>
           </w:rPr>
@@ -1094,11 +2065,17 @@
         </w:r>
       </w:hyperlink>
       <w:r>
+        <w:rPr>
+          <w:lang w:val="pt_PT" w:bidi="pt_PT"/>
+        </w:rPr>
         <w:t xml:space="preserve">, </w:t>
       </w:r>
       <w:hyperlink r:id="rId47">
         <w:r>
           <w:rPr>
+            <w:lang w:val="pt_PT" w:bidi="pt_PT"/>
+          </w:rPr>
+          <w:rPr>
             <w:color w:val="0000EE"/>
             <w:u w:val="single"/>
           </w:rPr>
@@ -1106,11 +2083,17 @@
         </w:r>
       </w:hyperlink>
       <w:r>
+        <w:rPr>
+          <w:lang w:val="pt_PT" w:bidi="pt_PT"/>
+        </w:rPr>
         <w:t xml:space="preserve">; </w:t>
       </w:r>
       <w:hyperlink r:id="rId48">
         <w:r>
           <w:rPr>
+            <w:lang w:val="pt_PT" w:bidi="pt_PT"/>
+          </w:rPr>
+          <w:rPr>
             <w:color w:val="0000EE"/>
             <w:u w:val="single"/>
           </w:rPr>
@@ -1118,11 +2101,17 @@
         </w:r>
       </w:hyperlink>
       <w:r>
+        <w:rPr>
+          <w:lang w:val="pt_PT" w:bidi="pt_PT"/>
+        </w:rPr>
         <w:t>). Em contraste, os justos desfrutam de uma posição judicial adequada diante de Deus. Eles adotam os padrões justos de Deus como seus próprios e os refletem em suas vidas. • fidelidade: Hebraico ’emunah. Em Gênesis, a mesma raiz hebraica (’mn) descreve a confiança de Abrão em Deus (</w:t>
       </w:r>
       <w:hyperlink r:id="rId49">
         <w:r>
           <w:rPr>
+            <w:lang w:val="pt_PT" w:bidi="pt_PT"/>
+          </w:rPr>
+          <w:rPr>
             <w:color w:val="0000EE"/>
             <w:u w:val="single"/>
           </w:rPr>
@@ -1130,11 +2119,17 @@
         </w:r>
       </w:hyperlink>
       <w:r>
+        <w:rPr>
+          <w:lang w:val="pt_PT" w:bidi="pt_PT"/>
+        </w:rPr>
         <w:t xml:space="preserve">). Deus transforma os corações daqueles que confiam nele para que possam seguir fielmente os padrões sagrados de Deus. Veja também </w:t>
       </w:r>
       <w:hyperlink r:id="rId50">
         <w:r>
           <w:rPr>
+            <w:lang w:val="pt_PT" w:bidi="pt_PT"/>
+          </w:rPr>
+          <w:rPr>
             <w:color w:val="0000EE"/>
             <w:u w:val="single"/>
           </w:rPr>
@@ -1142,11 +2137,17 @@
         </w:r>
       </w:hyperlink>
       <w:r>
+        <w:rPr>
+          <w:lang w:val="pt_PT" w:bidi="pt_PT"/>
+        </w:rPr>
         <w:t xml:space="preserve">; </w:t>
       </w:r>
       <w:hyperlink r:id="rId51">
         <w:r>
           <w:rPr>
+            <w:lang w:val="pt_PT" w:bidi="pt_PT"/>
+          </w:rPr>
+          <w:rPr>
             <w:color w:val="0000EE"/>
             <w:u w:val="single"/>
           </w:rPr>
@@ -1154,11 +2155,17 @@
         </w:r>
       </w:hyperlink>
       <w:r>
+        <w:rPr>
+          <w:lang w:val="pt_PT" w:bidi="pt_PT"/>
+        </w:rPr>
         <w:t xml:space="preserve">; </w:t>
       </w:r>
       <w:hyperlink r:id="rId52">
         <w:r>
           <w:rPr>
+            <w:lang w:val="pt_PT" w:bidi="pt_PT"/>
+          </w:rPr>
+          <w:rPr>
             <w:color w:val="0000EE"/>
             <w:u w:val="single"/>
           </w:rPr>
@@ -1166,31 +2173,65 @@
         </w:r>
       </w:hyperlink>
       <w:r>
+        <w:rPr>
+          <w:lang w:val="pt_PT" w:bidi="pt_PT"/>
+        </w:rPr>
         <w:t>.</w:t>
       </w:r>
-      <w:r/>
-      <w:r/>
-    </w:p>
-    <w:p>
-      <w:r/>
+      <w:r>
+        <w:rPr>
+          <w:lang w:val="pt_PT" w:bidi="pt_PT"/>
+        </w:rPr>
+      </w:r>
+      <w:r>
+        <w:rPr>
+          <w:lang w:val="pt_PT" w:bidi="pt_PT"/>
+        </w:rPr>
+      </w:r>
+    </w:p>
+    <w:p>
+      <w:pPr/>
+      <w:r>
+        <w:rPr>
+          <w:lang w:val="pt_PT" w:bidi="pt_PT"/>
+        </w:rPr>
+      </w:r>
     </w:p>
     <w:p>
       <w:pPr>
         <w:pStyle w:val="Heading2"/>
       </w:pPr>
       <w:r>
+        <w:rPr>
+          <w:lang w:val="pt_PT" w:bidi="pt_PT"/>
+        </w:rPr>
         <w:t>Habacuque 2.6–8</w:t>
       </w:r>
-      <w:r/>
-    </w:p>
-    <w:p>
-      <w:r/>
-      <w:r>
+      <w:r>
+        <w:rPr>
+          <w:lang w:val="pt_PT" w:bidi="pt_PT"/>
+        </w:rPr>
+      </w:r>
+    </w:p>
+    <w:p>
+      <w:pPr/>
+      <w:r>
+        <w:rPr>
+          <w:lang w:val="pt_PT" w:bidi="pt_PT"/>
+        </w:rPr>
+      </w:r>
+      <w:r>
+        <w:rPr>
+          <w:lang w:val="pt_PT" w:bidi="pt_PT"/>
+        </w:rPr>
         <w:t>No primeiro dos cânticos de provocação de Habacuque, ele condena os babilônios por despojar as nações. • pegando coisas que não lhes pertencem!... obrigando: A imagem compara os babilônios a credores cujas medidas opressivas fazem com que seus devedores se levantem contra eles. A ganância pode facilmente manchar o caráter espiritual de um indivíduo ou nação (</w:t>
       </w:r>
       <w:hyperlink r:id="rId53">
         <w:r>
           <w:rPr>
+            <w:lang w:val="pt_PT" w:bidi="pt_PT"/>
+          </w:rPr>
+          <w:rPr>
             <w:color w:val="0000EE"/>
             <w:u w:val="single"/>
           </w:rPr>
@@ -1198,11 +2239,17 @@
         </w:r>
       </w:hyperlink>
       <w:r>
+        <w:rPr>
+          <w:lang w:val="pt_PT" w:bidi="pt_PT"/>
+        </w:rPr>
         <w:t xml:space="preserve">; </w:t>
       </w:r>
       <w:hyperlink r:id="rId54">
         <w:r>
           <w:rPr>
+            <w:lang w:val="pt_PT" w:bidi="pt_PT"/>
+          </w:rPr>
+          <w:rPr>
             <w:color w:val="0000EE"/>
             <w:u w:val="single"/>
           </w:rPr>
@@ -1210,31 +2257,65 @@
         </w:r>
       </w:hyperlink>
       <w:r>
+        <w:rPr>
+          <w:lang w:val="pt_PT" w:bidi="pt_PT"/>
+        </w:rPr>
         <w:t>).</w:t>
       </w:r>
-      <w:r/>
-      <w:r/>
-    </w:p>
-    <w:p>
-      <w:r/>
+      <w:r>
+        <w:rPr>
+          <w:lang w:val="pt_PT" w:bidi="pt_PT"/>
+        </w:rPr>
+      </w:r>
+      <w:r>
+        <w:rPr>
+          <w:lang w:val="pt_PT" w:bidi="pt_PT"/>
+        </w:rPr>
+      </w:r>
+    </w:p>
+    <w:p>
+      <w:pPr/>
+      <w:r>
+        <w:rPr>
+          <w:lang w:val="pt_PT" w:bidi="pt_PT"/>
+        </w:rPr>
+      </w:r>
     </w:p>
     <w:p>
       <w:pPr>
         <w:pStyle w:val="Heading2"/>
       </w:pPr>
       <w:r>
+        <w:rPr>
+          <w:lang w:val="pt_PT" w:bidi="pt_PT"/>
+        </w:rPr>
         <w:t>Habacuque 2.6–20</w:t>
       </w:r>
-      <w:r/>
-    </w:p>
-    <w:p>
-      <w:r/>
-      <w:r>
+      <w:r>
+        <w:rPr>
+          <w:lang w:val="pt_PT" w:bidi="pt_PT"/>
+        </w:rPr>
+      </w:r>
+    </w:p>
+    <w:p>
+      <w:pPr/>
+      <w:r>
+        <w:rPr>
+          <w:lang w:val="pt_PT" w:bidi="pt_PT"/>
+        </w:rPr>
+      </w:r>
+      <w:r>
+        <w:rPr>
+          <w:lang w:val="pt_PT" w:bidi="pt_PT"/>
+        </w:rPr>
         <w:t>Cinco canções de provocação (</w:t>
       </w:r>
       <w:hyperlink r:id="rId55">
         <w:r>
           <w:rPr>
+            <w:lang w:val="pt_PT" w:bidi="pt_PT"/>
+          </w:rPr>
+          <w:rPr>
             <w:color w:val="0000EE"/>
             <w:u w:val="single"/>
           </w:rPr>
@@ -1242,11 +2323,17 @@
         </w:r>
       </w:hyperlink>
       <w:r>
+        <w:rPr>
+          <w:lang w:val="pt_PT" w:bidi="pt_PT"/>
+        </w:rPr>
         <w:t xml:space="preserve">, </w:t>
       </w:r>
       <w:hyperlink r:id="rId56">
         <w:r>
           <w:rPr>
+            <w:lang w:val="pt_PT" w:bidi="pt_PT"/>
+          </w:rPr>
+          <w:rPr>
             <w:color w:val="0000EE"/>
             <w:u w:val="single"/>
           </w:rPr>
@@ -1254,11 +2341,17 @@
         </w:r>
       </w:hyperlink>
       <w:r>
+        <w:rPr>
+          <w:lang w:val="pt_PT" w:bidi="pt_PT"/>
+        </w:rPr>
         <w:t xml:space="preserve">, </w:t>
       </w:r>
       <w:hyperlink r:id="rId57">
         <w:r>
           <w:rPr>
+            <w:lang w:val="pt_PT" w:bidi="pt_PT"/>
+          </w:rPr>
+          <w:rPr>
             <w:color w:val="0000EE"/>
             <w:u w:val="single"/>
           </w:rPr>
@@ -1266,11 +2359,17 @@
         </w:r>
       </w:hyperlink>
       <w:r>
+        <w:rPr>
+          <w:lang w:val="pt_PT" w:bidi="pt_PT"/>
+        </w:rPr>
         <w:t xml:space="preserve">, </w:t>
       </w:r>
       <w:hyperlink r:id="rId58">
         <w:r>
           <w:rPr>
+            <w:lang w:val="pt_PT" w:bidi="pt_PT"/>
+          </w:rPr>
+          <w:rPr>
             <w:color w:val="0000EE"/>
             <w:u w:val="single"/>
           </w:rPr>
@@ -1278,11 +2377,17 @@
         </w:r>
       </w:hyperlink>
       <w:r>
+        <w:rPr>
+          <w:lang w:val="pt_PT" w:bidi="pt_PT"/>
+        </w:rPr>
         <w:t xml:space="preserve">, </w:t>
       </w:r>
       <w:hyperlink r:id="rId59">
         <w:r>
           <w:rPr>
+            <w:lang w:val="pt_PT" w:bidi="pt_PT"/>
+          </w:rPr>
+          <w:rPr>
             <w:color w:val="0000EE"/>
             <w:u w:val="single"/>
           </w:rPr>
@@ -1290,11 +2395,17 @@
         </w:r>
       </w:hyperlink>
       <w:r>
+        <w:rPr>
+          <w:lang w:val="pt_PT" w:bidi="pt_PT"/>
+        </w:rPr>
         <w:t xml:space="preserve">) retratam o julgamento futuro de Deus sobre os babilônios (e outros que, como os babilônios, se entregam à violência e injustiça). Deus permite que eles selem seu próprio destino. Aqueles que sofrem poderão repetir essas provocações quando os ímpios vierem a julgamento (veja </w:t>
       </w:r>
       <w:hyperlink r:id="rId60">
         <w:r>
           <w:rPr>
+            <w:lang w:val="pt_PT" w:bidi="pt_PT"/>
+          </w:rPr>
+          <w:rPr>
             <w:color w:val="0000EE"/>
             <w:u w:val="single"/>
           </w:rPr>
@@ -1302,60 +2413,126 @@
         </w:r>
       </w:hyperlink>
       <w:r>
+        <w:rPr>
+          <w:lang w:val="pt_PT" w:bidi="pt_PT"/>
+        </w:rPr>
         <w:t>). Cada provocação contém uma declaração de pesar, um julgamento e a razão para o julgamento de Deus.</w:t>
       </w:r>
-      <w:r/>
-      <w:r/>
-    </w:p>
-    <w:p>
-      <w:r/>
+      <w:r>
+        <w:rPr>
+          <w:lang w:val="pt_PT" w:bidi="pt_PT"/>
+        </w:rPr>
+      </w:r>
+      <w:r>
+        <w:rPr>
+          <w:lang w:val="pt_PT" w:bidi="pt_PT"/>
+        </w:rPr>
+      </w:r>
+    </w:p>
+    <w:p>
+      <w:pPr/>
+      <w:r>
+        <w:rPr>
+          <w:lang w:val="pt_PT" w:bidi="pt_PT"/>
+        </w:rPr>
+      </w:r>
     </w:p>
     <w:p>
       <w:pPr>
         <w:pStyle w:val="Heading2"/>
       </w:pPr>
       <w:r>
+        <w:rPr>
+          <w:lang w:val="pt_PT" w:bidi="pt_PT"/>
+        </w:rPr>
         <w:t>Habacuque 2.9–11</w:t>
       </w:r>
-      <w:r/>
-    </w:p>
-    <w:p>
-      <w:r/>
-      <w:r>
+      <w:r>
+        <w:rPr>
+          <w:lang w:val="pt_PT" w:bidi="pt_PT"/>
+        </w:rPr>
+      </w:r>
+    </w:p>
+    <w:p>
+      <w:pPr/>
+      <w:r>
+        <w:rPr>
+          <w:lang w:val="pt_PT" w:bidi="pt_PT"/>
+        </w:rPr>
+      </w:r>
+      <w:r>
+        <w:rPr>
+          <w:lang w:val="pt_PT" w:bidi="pt_PT"/>
+        </w:rPr>
         <w:t>No segundo cântico de provocação, os babilônios são condenados por seus negócios desonestos. Como os babilônios obtiveram os meios para construir grandes casas por meio de engano e desonestidade</w:t>
       </w:r>
       <w:r>
         <w:rPr>
           <w:i/>
+          <w:lang w:val="pt_PT" w:bidi="pt_PT"/>
         </w:rPr>
         <w:t>,</w:t>
       </w:r>
       <w:r>
+        <w:rPr>
+          <w:lang w:val="pt_PT" w:bidi="pt_PT"/>
+        </w:rPr>
         <w:t xml:space="preserve"> acabaram perdendo suas vidas.</w:t>
       </w:r>
-      <w:r/>
-      <w:r/>
-    </w:p>
-    <w:p>
-      <w:r/>
+      <w:r>
+        <w:rPr>
+          <w:lang w:val="pt_PT" w:bidi="pt_PT"/>
+        </w:rPr>
+      </w:r>
+      <w:r>
+        <w:rPr>
+          <w:lang w:val="pt_PT" w:bidi="pt_PT"/>
+        </w:rPr>
+      </w:r>
+    </w:p>
+    <w:p>
+      <w:pPr/>
+      <w:r>
+        <w:rPr>
+          <w:lang w:val="pt_PT" w:bidi="pt_PT"/>
+        </w:rPr>
+      </w:r>
     </w:p>
     <w:p>
       <w:pPr>
         <w:pStyle w:val="Heading2"/>
       </w:pPr>
       <w:r>
+        <w:rPr>
+          <w:lang w:val="pt_PT" w:bidi="pt_PT"/>
+        </w:rPr>
         <w:t>Habacuque 2.12–14</w:t>
       </w:r>
-      <w:r/>
-    </w:p>
-    <w:p>
-      <w:r/>
-      <w:r>
+      <w:r>
+        <w:rPr>
+          <w:lang w:val="pt_PT" w:bidi="pt_PT"/>
+        </w:rPr>
+      </w:r>
+    </w:p>
+    <w:p>
+      <w:pPr/>
+      <w:r>
+        <w:rPr>
+          <w:lang w:val="pt_PT" w:bidi="pt_PT"/>
+        </w:rPr>
+      </w:r>
+      <w:r>
+        <w:rPr>
+          <w:lang w:val="pt_PT" w:bidi="pt_PT"/>
+        </w:rPr>
         <w:t>No terceiro cântico de provocação, os babilônios são condenados pelo assassinato e corrupção da vida humana e da sociedade que trouxeram riqueza para construir suas cidades. Deus faria com que seu ganho aparente se revelasse uma perda total. • a terra ficará cheia: A antítese da violência e da riqueza mal adquirida é a consciência da glória do Senhor, que Deus promete tornar tão abundante quanto a água no oceano (</w:t>
       </w:r>
       <w:hyperlink r:id="rId61">
         <w:r>
           <w:rPr>
+            <w:lang w:val="pt_PT" w:bidi="pt_PT"/>
+          </w:rPr>
+          <w:rPr>
             <w:color w:val="0000EE"/>
             <w:u w:val="single"/>
           </w:rPr>
@@ -1363,49 +2540,91 @@
         </w:r>
       </w:hyperlink>
       <w:r>
+        <w:rPr>
+          <w:lang w:val="pt_PT" w:bidi="pt_PT"/>
+        </w:rPr>
         <w:t>).</w:t>
       </w:r>
-      <w:r/>
-      <w:r/>
-    </w:p>
-    <w:p>
-      <w:r/>
+      <w:r>
+        <w:rPr>
+          <w:lang w:val="pt_PT" w:bidi="pt_PT"/>
+        </w:rPr>
+      </w:r>
+      <w:r>
+        <w:rPr>
+          <w:lang w:val="pt_PT" w:bidi="pt_PT"/>
+        </w:rPr>
+      </w:r>
+    </w:p>
+    <w:p>
+      <w:pPr/>
+      <w:r>
+        <w:rPr>
+          <w:lang w:val="pt_PT" w:bidi="pt_PT"/>
+        </w:rPr>
+      </w:r>
     </w:p>
     <w:p>
       <w:pPr>
         <w:pStyle w:val="Heading2"/>
       </w:pPr>
       <w:r>
+        <w:rPr>
+          <w:lang w:val="pt_PT" w:bidi="pt_PT"/>
+        </w:rPr>
         <w:t>Habacuque 2.15–17</w:t>
       </w:r>
-      <w:r/>
-    </w:p>
-    <w:p>
-      <w:r/>
-      <w:r>
+      <w:r>
+        <w:rPr>
+          <w:lang w:val="pt_PT" w:bidi="pt_PT"/>
+        </w:rPr>
+      </w:r>
+    </w:p>
+    <w:p>
+      <w:pPr/>
+      <w:r>
+        <w:rPr>
+          <w:lang w:val="pt_PT" w:bidi="pt_PT"/>
+        </w:rPr>
+      </w:r>
+      <w:r>
+        <w:rPr>
+          <w:lang w:val="pt_PT" w:bidi="pt_PT"/>
+        </w:rPr>
         <w:t>No quarto cântico de provocação, os babilônios são condenados por seus atos vergonhosos contra pessoas, animais</w:t>
       </w:r>
       <w:r>
         <w:rPr>
           <w:i/>
+          <w:lang w:val="pt_PT" w:bidi="pt_PT"/>
         </w:rPr>
         <w:t>,</w:t>
       </w:r>
       <w:r>
+        <w:rPr>
+          <w:lang w:val="pt_PT" w:bidi="pt_PT"/>
+        </w:rPr>
         <w:t xml:space="preserve"> e o meio ambiente. Eles são como um homem que parece ser hospitaleiro, mas depois de embriagar seus vizinhos</w:t>
       </w:r>
       <w:r>
         <w:rPr>
           <w:i/>
+          <w:lang w:val="pt_PT" w:bidi="pt_PT"/>
         </w:rPr>
         <w:t>,</w:t>
       </w:r>
       <w:r>
+        <w:rPr>
+          <w:lang w:val="pt_PT" w:bidi="pt_PT"/>
+        </w:rPr>
         <w:t xml:space="preserve"> os despoja de tudo. No entanto, os babilônios serão desonrados após beberem do cálice do julgamento do Senhor (veja </w:t>
       </w:r>
       <w:hyperlink r:id="rId62">
         <w:r>
           <w:rPr>
+            <w:lang w:val="pt_PT" w:bidi="pt_PT"/>
+          </w:rPr>
+          <w:rPr>
             <w:color w:val="0000EE"/>
             <w:u w:val="single"/>
           </w:rPr>
@@ -1413,11 +2632,17 @@
         </w:r>
       </w:hyperlink>
       <w:r>
+        <w:rPr>
+          <w:lang w:val="pt_PT" w:bidi="pt_PT"/>
+        </w:rPr>
         <w:t xml:space="preserve">; cp. </w:t>
       </w:r>
       <w:hyperlink r:id="rId63">
         <w:r>
           <w:rPr>
+            <w:lang w:val="pt_PT" w:bidi="pt_PT"/>
+          </w:rPr>
+          <w:rPr>
             <w:color w:val="0000EE"/>
             <w:u w:val="single"/>
           </w:rPr>
@@ -1425,40 +2650,78 @@
         </w:r>
       </w:hyperlink>
       <w:r>
+        <w:rPr>
+          <w:lang w:val="pt_PT" w:bidi="pt_PT"/>
+        </w:rPr>
         <w:t>).</w:t>
       </w:r>
-      <w:r/>
-      <w:r/>
-    </w:p>
-    <w:p>
-      <w:r/>
+      <w:r>
+        <w:rPr>
+          <w:lang w:val="pt_PT" w:bidi="pt_PT"/>
+        </w:rPr>
+      </w:r>
+      <w:r>
+        <w:rPr>
+          <w:lang w:val="pt_PT" w:bidi="pt_PT"/>
+        </w:rPr>
+      </w:r>
+    </w:p>
+    <w:p>
+      <w:pPr/>
+      <w:r>
+        <w:rPr>
+          <w:lang w:val="pt_PT" w:bidi="pt_PT"/>
+        </w:rPr>
+      </w:r>
     </w:p>
     <w:p>
       <w:pPr>
         <w:pStyle w:val="Heading2"/>
       </w:pPr>
       <w:r>
+        <w:rPr>
+          <w:lang w:val="pt_PT" w:bidi="pt_PT"/>
+        </w:rPr>
         <w:t>Habacuque 2.18–20</w:t>
       </w:r>
-      <w:r/>
-    </w:p>
-    <w:p>
-      <w:r/>
-      <w:r>
+      <w:r>
+        <w:rPr>
+          <w:lang w:val="pt_PT" w:bidi="pt_PT"/>
+        </w:rPr>
+      </w:r>
+    </w:p>
+    <w:p>
+      <w:pPr/>
+      <w:r>
+        <w:rPr>
+          <w:lang w:val="pt_PT" w:bidi="pt_PT"/>
+        </w:rPr>
+      </w:r>
+      <w:r>
+        <w:rPr>
+          <w:lang w:val="pt_PT" w:bidi="pt_PT"/>
+        </w:rPr>
         <w:t>No quinto cântico de provocação, os babilônios são condenados por sua devoção à idolatria. Quer os ídolos sejam esculpidos ou fundidos pela mão do homem</w:t>
       </w:r>
       <w:r>
         <w:rPr>
           <w:i/>
+          <w:lang w:val="pt_PT" w:bidi="pt_PT"/>
         </w:rPr>
         <w:t>,</w:t>
       </w:r>
       <w:r>
+        <w:rPr>
+          <w:lang w:val="pt_PT" w:bidi="pt_PT"/>
+        </w:rPr>
         <w:t xml:space="preserve"> eles não podem salvar nem ensinar seus adoradores (</w:t>
       </w:r>
       <w:hyperlink r:id="rId64">
         <w:r>
           <w:rPr>
+            <w:lang w:val="pt_PT" w:bidi="pt_PT"/>
+          </w:rPr>
+          <w:rPr>
             <w:color w:val="0000EE"/>
             <w:u w:val="single"/>
           </w:rPr>
@@ -1466,11 +2729,17 @@
         </w:r>
       </w:hyperlink>
       <w:r>
+        <w:rPr>
+          <w:lang w:val="pt_PT" w:bidi="pt_PT"/>
+        </w:rPr>
         <w:t>). Somente o Senhor realmente merece nossa adoração (</w:t>
       </w:r>
       <w:hyperlink r:id="rId65">
         <w:r>
           <w:rPr>
+            <w:lang w:val="pt_PT" w:bidi="pt_PT"/>
+          </w:rPr>
+          <w:rPr>
             <w:color w:val="0000EE"/>
             <w:u w:val="single"/>
           </w:rPr>
@@ -1478,11 +2747,17 @@
         </w:r>
       </w:hyperlink>
       <w:r>
+        <w:rPr>
+          <w:lang w:val="pt_PT" w:bidi="pt_PT"/>
+        </w:rPr>
         <w:t xml:space="preserve">; </w:t>
       </w:r>
       <w:hyperlink r:id="rId66">
         <w:r>
           <w:rPr>
+            <w:lang w:val="pt_PT" w:bidi="pt_PT"/>
+          </w:rPr>
+          <w:rPr>
             <w:color w:val="0000EE"/>
             <w:u w:val="single"/>
           </w:rPr>
@@ -1490,11 +2765,17 @@
         </w:r>
       </w:hyperlink>
       <w:r>
+        <w:rPr>
+          <w:lang w:val="pt_PT" w:bidi="pt_PT"/>
+        </w:rPr>
         <w:t xml:space="preserve">; cp. </w:t>
       </w:r>
       <w:hyperlink r:id="rId67">
         <w:r>
           <w:rPr>
+            <w:lang w:val="pt_PT" w:bidi="pt_PT"/>
+          </w:rPr>
+          <w:rPr>
             <w:color w:val="0000EE"/>
             <w:u w:val="single"/>
           </w:rPr>
@@ -1502,31 +2783,65 @@
         </w:r>
       </w:hyperlink>
       <w:r>
+        <w:rPr>
+          <w:lang w:val="pt_PT" w:bidi="pt_PT"/>
+        </w:rPr>
         <w:t>).</w:t>
       </w:r>
-      <w:r/>
-      <w:r/>
-    </w:p>
-    <w:p>
-      <w:r/>
+      <w:r>
+        <w:rPr>
+          <w:lang w:val="pt_PT" w:bidi="pt_PT"/>
+        </w:rPr>
+      </w:r>
+      <w:r>
+        <w:rPr>
+          <w:lang w:val="pt_PT" w:bidi="pt_PT"/>
+        </w:rPr>
+      </w:r>
+    </w:p>
+    <w:p>
+      <w:pPr/>
+      <w:r>
+        <w:rPr>
+          <w:lang w:val="pt_PT" w:bidi="pt_PT"/>
+        </w:rPr>
+      </w:r>
     </w:p>
     <w:p>
       <w:pPr>
         <w:pStyle w:val="Heading2"/>
       </w:pPr>
       <w:r>
+        <w:rPr>
+          <w:lang w:val="pt_PT" w:bidi="pt_PT"/>
+        </w:rPr>
         <w:t>Habacuque 2.20</w:t>
       </w:r>
-      <w:r/>
-    </w:p>
-    <w:p>
-      <w:r/>
-      <w:r>
+      <w:r>
+        <w:rPr>
+          <w:lang w:val="pt_PT" w:bidi="pt_PT"/>
+        </w:rPr>
+      </w:r>
+    </w:p>
+    <w:p>
+      <w:pPr/>
+      <w:r>
+        <w:rPr>
+          <w:lang w:val="pt_PT" w:bidi="pt_PT"/>
+        </w:rPr>
+      </w:r>
+      <w:r>
+        <w:rPr>
+          <w:lang w:val="pt_PT" w:bidi="pt_PT"/>
+        </w:rPr>
         <w:t>As canções de provocação terminam com uma declaração: Aquele que é soberano sobre todas as nações não é um ídolo babilônico (</w:t>
       </w:r>
       <w:hyperlink r:id="rId59">
         <w:r>
           <w:rPr>
+            <w:lang w:val="pt_PT" w:bidi="pt_PT"/>
+          </w:rPr>
+          <w:rPr>
             <w:color w:val="0000EE"/>
             <w:u w:val="single"/>
           </w:rPr>
@@ -1534,11 +2849,17 @@
         </w:r>
       </w:hyperlink>
       <w:r>
+        <w:rPr>
+          <w:lang w:val="pt_PT" w:bidi="pt_PT"/>
+        </w:rPr>
         <w:t>), mas o Deus Santo. Ao contrário dos ídolos babilônicos sem vida, o Deus vivo habita em seu Templo sagrado. A presença de Deus enche seu santuário celestial (</w:t>
       </w:r>
       <w:hyperlink r:id="rId68">
         <w:r>
           <w:rPr>
+            <w:lang w:val="pt_PT" w:bidi="pt_PT"/>
+          </w:rPr>
+          <w:rPr>
             <w:color w:val="0000EE"/>
             <w:u w:val="single"/>
           </w:rPr>
@@ -1546,11 +2867,17 @@
         </w:r>
       </w:hyperlink>
       <w:r>
+        <w:rPr>
+          <w:lang w:val="pt_PT" w:bidi="pt_PT"/>
+        </w:rPr>
         <w:t>) — e no tempo de Habacuque, enchia o Templo em Jerusalém (</w:t>
       </w:r>
       <w:hyperlink r:id="rId69">
         <w:r>
           <w:rPr>
+            <w:lang w:val="pt_PT" w:bidi="pt_PT"/>
+          </w:rPr>
+          <w:rPr>
             <w:color w:val="0000EE"/>
             <w:u w:val="single"/>
           </w:rPr>
@@ -1558,11 +2885,17 @@
         </w:r>
       </w:hyperlink>
       <w:r>
+        <w:rPr>
+          <w:lang w:val="pt_PT" w:bidi="pt_PT"/>
+        </w:rPr>
         <w:t>). Deus controla toda a terra e espera que as pessoas o adorem com submissão humilde (</w:t>
       </w:r>
       <w:hyperlink r:id="rId70">
         <w:r>
           <w:rPr>
+            <w:lang w:val="pt_PT" w:bidi="pt_PT"/>
+          </w:rPr>
+          <w:rPr>
             <w:color w:val="0000EE"/>
             <w:u w:val="single"/>
           </w:rPr>
@@ -1570,11 +2903,17 @@
         </w:r>
       </w:hyperlink>
       <w:r>
+        <w:rPr>
+          <w:lang w:val="pt_PT" w:bidi="pt_PT"/>
+        </w:rPr>
         <w:t xml:space="preserve">; </w:t>
       </w:r>
       <w:hyperlink r:id="rId71">
         <w:r>
           <w:rPr>
+            <w:lang w:val="pt_PT" w:bidi="pt_PT"/>
+          </w:rPr>
+          <w:rPr>
             <w:color w:val="0000EE"/>
             <w:u w:val="single"/>
           </w:rPr>
@@ -1582,11 +2921,17 @@
         </w:r>
       </w:hyperlink>
       <w:r>
+        <w:rPr>
+          <w:lang w:val="pt_PT" w:bidi="pt_PT"/>
+        </w:rPr>
         <w:t xml:space="preserve">; </w:t>
       </w:r>
       <w:hyperlink r:id="rId72">
         <w:r>
           <w:rPr>
+            <w:lang w:val="pt_PT" w:bidi="pt_PT"/>
+          </w:rPr>
+          <w:rPr>
             <w:color w:val="0000EE"/>
             <w:u w:val="single"/>
           </w:rPr>
@@ -1594,11 +2939,17 @@
         </w:r>
       </w:hyperlink>
       <w:r>
+        <w:rPr>
+          <w:lang w:val="pt_PT" w:bidi="pt_PT"/>
+        </w:rPr>
         <w:t xml:space="preserve">; </w:t>
       </w:r>
       <w:hyperlink r:id="rId73">
         <w:r>
           <w:rPr>
+            <w:lang w:val="pt_PT" w:bidi="pt_PT"/>
+          </w:rPr>
+          <w:rPr>
             <w:color w:val="0000EE"/>
             <w:u w:val="single"/>
           </w:rPr>
@@ -1606,51 +2957,113 @@
         </w:r>
       </w:hyperlink>
       <w:r>
+        <w:rPr>
+          <w:lang w:val="pt_PT" w:bidi="pt_PT"/>
+        </w:rPr>
         <w:t>).</w:t>
       </w:r>
-      <w:r/>
-      <w:r/>
-    </w:p>
-    <w:p>
-      <w:r/>
+      <w:r>
+        <w:rPr>
+          <w:lang w:val="pt_PT" w:bidi="pt_PT"/>
+        </w:rPr>
+      </w:r>
+      <w:r>
+        <w:rPr>
+          <w:lang w:val="pt_PT" w:bidi="pt_PT"/>
+        </w:rPr>
+      </w:r>
+    </w:p>
+    <w:p>
+      <w:pPr/>
+      <w:r>
+        <w:rPr>
+          <w:lang w:val="pt_PT" w:bidi="pt_PT"/>
+        </w:rPr>
+      </w:r>
     </w:p>
     <w:p>
       <w:pPr>
         <w:pStyle w:val="Heading2"/>
       </w:pPr>
       <w:r>
+        <w:rPr>
+          <w:lang w:val="pt_PT" w:bidi="pt_PT"/>
+        </w:rPr>
         <w:t>Habacuque 3.1–19</w:t>
       </w:r>
-      <w:r/>
-    </w:p>
-    <w:p>
-      <w:r/>
-      <w:r>
+      <w:r>
+        <w:rPr>
+          <w:lang w:val="pt_PT" w:bidi="pt_PT"/>
+        </w:rPr>
+      </w:r>
+    </w:p>
+    <w:p>
+      <w:pPr/>
+      <w:r>
+        <w:rPr>
+          <w:lang w:val="pt_PT" w:bidi="pt_PT"/>
+        </w:rPr>
+      </w:r>
+      <w:r>
+        <w:rPr>
+          <w:lang w:val="pt_PT" w:bidi="pt_PT"/>
+        </w:rPr>
         <w:t>A profecia de Habacuque termina com uma oração semelhante a um salmo.</w:t>
       </w:r>
-      <w:r/>
-      <w:r/>
-    </w:p>
-    <w:p>
-      <w:r/>
+      <w:r>
+        <w:rPr>
+          <w:lang w:val="pt_PT" w:bidi="pt_PT"/>
+        </w:rPr>
+      </w:r>
+      <w:r>
+        <w:rPr>
+          <w:lang w:val="pt_PT" w:bidi="pt_PT"/>
+        </w:rPr>
+      </w:r>
+    </w:p>
+    <w:p>
+      <w:pPr/>
+      <w:r>
+        <w:rPr>
+          <w:lang w:val="pt_PT" w:bidi="pt_PT"/>
+        </w:rPr>
+      </w:r>
     </w:p>
     <w:p>
       <w:pPr>
         <w:pStyle w:val="Heading2"/>
       </w:pPr>
       <w:r>
+        <w:rPr>
+          <w:lang w:val="pt_PT" w:bidi="pt_PT"/>
+        </w:rPr>
         <w:t>Habacuque 3.2</w:t>
       </w:r>
-      <w:r/>
-    </w:p>
-    <w:p>
-      <w:r/>
-      <w:r>
+      <w:r>
+        <w:rPr>
+          <w:lang w:val="pt_PT" w:bidi="pt_PT"/>
+        </w:rPr>
+      </w:r>
+    </w:p>
+    <w:p>
+      <w:pPr/>
+      <w:r>
+        <w:rPr>
+          <w:lang w:val="pt_PT" w:bidi="pt_PT"/>
+        </w:rPr>
+      </w:r>
+      <w:r>
+        <w:rPr>
+          <w:lang w:val="pt_PT" w:bidi="pt_PT"/>
+        </w:rPr>
         <w:t>Habacuque fica maravilhado diante do soberano que está entronizado em seu santo Templo (</w:t>
       </w:r>
       <w:hyperlink r:id="rId65">
         <w:r>
           <w:rPr>
+            <w:lang w:val="pt_PT" w:bidi="pt_PT"/>
+          </w:rPr>
+          <w:rPr>
             <w:color w:val="0000EE"/>
             <w:u w:val="single"/>
           </w:rPr>
@@ -1658,11 +3071,17 @@
         </w:r>
       </w:hyperlink>
       <w:r>
+        <w:rPr>
+          <w:lang w:val="pt_PT" w:bidi="pt_PT"/>
+        </w:rPr>
         <w:t xml:space="preserve">). • À luz da mensagem de Deus sobre o castigo iminente de Judá, Habacuque ora para que Deus, que interveio milagrosamente em favor de Israel no passado, mais uma vez torne conhecido seu trabalho de redenção (veja também </w:t>
       </w:r>
       <w:hyperlink r:id="rId74">
         <w:r>
           <w:rPr>
+            <w:lang w:val="pt_PT" w:bidi="pt_PT"/>
+          </w:rPr>
+          <w:rPr>
             <w:color w:val="0000EE"/>
             <w:u w:val="single"/>
           </w:rPr>
@@ -1670,40 +3089,78 @@
         </w:r>
       </w:hyperlink>
       <w:r>
+        <w:rPr>
+          <w:lang w:val="pt_PT" w:bidi="pt_PT"/>
+        </w:rPr>
         <w:t>).</w:t>
       </w:r>
-      <w:r/>
-      <w:r/>
-    </w:p>
-    <w:p>
-      <w:r/>
+      <w:r>
+        <w:rPr>
+          <w:lang w:val="pt_PT" w:bidi="pt_PT"/>
+        </w:rPr>
+      </w:r>
+      <w:r>
+        <w:rPr>
+          <w:lang w:val="pt_PT" w:bidi="pt_PT"/>
+        </w:rPr>
+      </w:r>
+    </w:p>
+    <w:p>
+      <w:pPr/>
+      <w:r>
+        <w:rPr>
+          <w:lang w:val="pt_PT" w:bidi="pt_PT"/>
+        </w:rPr>
+      </w:r>
     </w:p>
     <w:p>
       <w:pPr>
         <w:pStyle w:val="Heading2"/>
       </w:pPr>
       <w:r>
+        <w:rPr>
+          <w:lang w:val="pt_PT" w:bidi="pt_PT"/>
+        </w:rPr>
         <w:t>Habacuque 3.3</w:t>
       </w:r>
-      <w:r/>
-    </w:p>
-    <w:p>
-      <w:r/>
-      <w:r>
+      <w:r>
+        <w:rPr>
+          <w:lang w:val="pt_PT" w:bidi="pt_PT"/>
+        </w:rPr>
+      </w:r>
+    </w:p>
+    <w:p>
+      <w:pPr/>
+      <w:r>
+        <w:rPr>
+          <w:lang w:val="pt_PT" w:bidi="pt_PT"/>
+        </w:rPr>
+      </w:r>
+      <w:r>
+        <w:rPr>
+          <w:lang w:val="pt_PT" w:bidi="pt_PT"/>
+        </w:rPr>
         <w:t xml:space="preserve">Edom (do hebraico </w:t>
       </w:r>
       <w:r>
         <w:rPr>
           <w:i/>
+          <w:lang w:val="pt_PT" w:bidi="pt_PT"/>
         </w:rPr>
         <w:t>Temã</w:t>
       </w:r>
       <w:r>
+        <w:rPr>
+          <w:lang w:val="pt_PT" w:bidi="pt_PT"/>
+        </w:rPr>
         <w:t xml:space="preserve">): Temã era uma das principais cidades de Edom (veja também </w:t>
       </w:r>
       <w:hyperlink r:id="rId75">
         <w:r>
           <w:rPr>
+            <w:lang w:val="pt_PT" w:bidi="pt_PT"/>
+          </w:rPr>
+          <w:rPr>
             <w:color w:val="0000EE"/>
             <w:u w:val="single"/>
           </w:rPr>
@@ -1711,11 +3168,17 @@
         </w:r>
       </w:hyperlink>
       <w:r>
+        <w:rPr>
+          <w:lang w:val="pt_PT" w:bidi="pt_PT"/>
+        </w:rPr>
         <w:t xml:space="preserve">; </w:t>
       </w:r>
       <w:hyperlink r:id="rId76">
         <w:r>
           <w:rPr>
+            <w:lang w:val="pt_PT" w:bidi="pt_PT"/>
+          </w:rPr>
+          <w:rPr>
             <w:color w:val="0000EE"/>
             <w:u w:val="single"/>
           </w:rPr>
@@ -1723,11 +3186,17 @@
         </w:r>
       </w:hyperlink>
       <w:r>
+        <w:rPr>
+          <w:lang w:val="pt_PT" w:bidi="pt_PT"/>
+        </w:rPr>
         <w:t xml:space="preserve">); o termo poderia se referir a toda a região de Edom onde a cidade estava localizada (cp. </w:t>
       </w:r>
       <w:hyperlink r:id="rId77">
         <w:r>
           <w:rPr>
+            <w:lang w:val="pt_PT" w:bidi="pt_PT"/>
+          </w:rPr>
+          <w:rPr>
             <w:color w:val="0000EE"/>
             <w:u w:val="single"/>
           </w:rPr>
@@ -1735,11 +3204,17 @@
         </w:r>
       </w:hyperlink>
       <w:r>
+        <w:rPr>
+          <w:lang w:val="pt_PT" w:bidi="pt_PT"/>
+        </w:rPr>
         <w:t>). O uso do termo por Habacuque em conjunto com o Monte Parã sugere que ele tinha em mente a região mais ampla. • Santo é um título proeminente para Deus, pois a santidade é sua característica definidora (</w:t>
       </w:r>
       <w:hyperlink r:id="rId78">
         <w:r>
           <w:rPr>
+            <w:lang w:val="pt_PT" w:bidi="pt_PT"/>
+          </w:rPr>
+          <w:rPr>
             <w:color w:val="0000EE"/>
             <w:u w:val="single"/>
           </w:rPr>
@@ -1747,11 +3222,17 @@
         </w:r>
       </w:hyperlink>
       <w:r>
+        <w:rPr>
+          <w:lang w:val="pt_PT" w:bidi="pt_PT"/>
+        </w:rPr>
         <w:t xml:space="preserve">; veja também </w:t>
       </w:r>
       <w:hyperlink r:id="rId79">
         <w:r>
           <w:rPr>
+            <w:lang w:val="pt_PT" w:bidi="pt_PT"/>
+          </w:rPr>
+          <w:rPr>
             <w:color w:val="0000EE"/>
             <w:u w:val="single"/>
           </w:rPr>
@@ -1759,11 +3240,17 @@
         </w:r>
       </w:hyperlink>
       <w:r>
+        <w:rPr>
+          <w:lang w:val="pt_PT" w:bidi="pt_PT"/>
+        </w:rPr>
         <w:t xml:space="preserve">; </w:t>
       </w:r>
       <w:hyperlink r:id="rId80">
         <w:r>
           <w:rPr>
+            <w:lang w:val="pt_PT" w:bidi="pt_PT"/>
+          </w:rPr>
+          <w:rPr>
             <w:color w:val="0000EE"/>
             <w:u w:val="single"/>
           </w:rPr>
@@ -1771,11 +3258,17 @@
         </w:r>
       </w:hyperlink>
       <w:r>
+        <w:rPr>
+          <w:lang w:val="pt_PT" w:bidi="pt_PT"/>
+        </w:rPr>
         <w:t xml:space="preserve">; </w:t>
       </w:r>
       <w:hyperlink r:id="rId81">
         <w:r>
           <w:rPr>
+            <w:lang w:val="pt_PT" w:bidi="pt_PT"/>
+          </w:rPr>
+          <w:rPr>
             <w:color w:val="0000EE"/>
             <w:u w:val="single"/>
           </w:rPr>
@@ -1783,11 +3276,17 @@
         </w:r>
       </w:hyperlink>
       <w:r>
+        <w:rPr>
+          <w:lang w:val="pt_PT" w:bidi="pt_PT"/>
+        </w:rPr>
         <w:t xml:space="preserve">; </w:t>
       </w:r>
       <w:hyperlink r:id="rId82">
         <w:r>
           <w:rPr>
+            <w:lang w:val="pt_PT" w:bidi="pt_PT"/>
+          </w:rPr>
+          <w:rPr>
             <w:color w:val="0000EE"/>
             <w:u w:val="single"/>
           </w:rPr>
@@ -1795,31 +3294,65 @@
         </w:r>
       </w:hyperlink>
       <w:r>
+        <w:rPr>
+          <w:lang w:val="pt_PT" w:bidi="pt_PT"/>
+        </w:rPr>
         <w:t>). • Monte Parã: A região de Parã incluía a cadeia de montanhas a oeste e sul de Edom e nordeste do Monte Sinai, bem como uma ampla área desértica na Península do Sinai.</w:t>
       </w:r>
-      <w:r/>
-      <w:r/>
-    </w:p>
-    <w:p>
-      <w:r/>
+      <w:r>
+        <w:rPr>
+          <w:lang w:val="pt_PT" w:bidi="pt_PT"/>
+        </w:rPr>
+      </w:r>
+      <w:r>
+        <w:rPr>
+          <w:lang w:val="pt_PT" w:bidi="pt_PT"/>
+        </w:rPr>
+      </w:r>
+    </w:p>
+    <w:p>
+      <w:pPr/>
+      <w:r>
+        <w:rPr>
+          <w:lang w:val="pt_PT" w:bidi="pt_PT"/>
+        </w:rPr>
+      </w:r>
     </w:p>
     <w:p>
       <w:pPr>
         <w:pStyle w:val="Heading2"/>
       </w:pPr>
       <w:r>
+        <w:rPr>
+          <w:lang w:val="pt_PT" w:bidi="pt_PT"/>
+        </w:rPr>
         <w:t>Habacuque 3.3–15</w:t>
       </w:r>
-      <w:r/>
-    </w:p>
-    <w:p>
-      <w:r/>
-      <w:r>
+      <w:r>
+        <w:rPr>
+          <w:lang w:val="pt_PT" w:bidi="pt_PT"/>
+        </w:rPr>
+      </w:r>
+    </w:p>
+    <w:p>
+      <w:pPr/>
+      <w:r>
+        <w:rPr>
+          <w:lang w:val="pt_PT" w:bidi="pt_PT"/>
+        </w:rPr>
+      </w:r>
+      <w:r>
+        <w:rPr>
+          <w:lang w:val="pt_PT" w:bidi="pt_PT"/>
+        </w:rPr>
         <w:t>O profeta exalta o poder de Deus para salvar. Essas duas estrofes de louvor (</w:t>
       </w:r>
       <w:hyperlink r:id="rId83">
         <w:r>
           <w:rPr>
+            <w:lang w:val="pt_PT" w:bidi="pt_PT"/>
+          </w:rPr>
+          <w:rPr>
             <w:color w:val="0000EE"/>
             <w:u w:val="single"/>
           </w:rPr>
@@ -1827,11 +3360,17 @@
         </w:r>
       </w:hyperlink>
       <w:r>
+        <w:rPr>
+          <w:lang w:val="pt_PT" w:bidi="pt_PT"/>
+        </w:rPr>
         <w:t xml:space="preserve"> e </w:t>
       </w:r>
       <w:hyperlink r:id="rId84">
         <w:r>
           <w:rPr>
+            <w:lang w:val="pt_PT" w:bidi="pt_PT"/>
+          </w:rPr>
+          <w:rPr>
             <w:color w:val="0000EE"/>
             <w:u w:val="single"/>
           </w:rPr>
@@ -1839,11 +3378,17 @@
         </w:r>
       </w:hyperlink>
       <w:r>
+        <w:rPr>
+          <w:lang w:val="pt_PT" w:bidi="pt_PT"/>
+        </w:rPr>
         <w:t xml:space="preserve">) são uma reflexão poética sobre a experiência do êxodo de Israel. Embora o foco de Habacuque esteja na redenção de seu povo por Deus, sua imagem ocasionalmente reflete ideias encontradas em contos antigos do Oriente Próximo sobre os deuses (por exemplo, peste e praga, </w:t>
       </w:r>
       <w:hyperlink r:id="rId85">
         <w:r>
           <w:rPr>
+            <w:lang w:val="pt_PT" w:bidi="pt_PT"/>
+          </w:rPr>
+          <w:rPr>
             <w:color w:val="0000EE"/>
             <w:u w:val="single"/>
           </w:rPr>
@@ -1851,11 +3396,17 @@
         </w:r>
       </w:hyperlink>
       <w:r>
+        <w:rPr>
+          <w:lang w:val="pt_PT" w:bidi="pt_PT"/>
+        </w:rPr>
         <w:t xml:space="preserve">; rio e mar, </w:t>
       </w:r>
       <w:hyperlink r:id="rId86">
         <w:r>
           <w:rPr>
+            <w:lang w:val="pt_PT" w:bidi="pt_PT"/>
+          </w:rPr>
+          <w:rPr>
             <w:color w:val="0000EE"/>
             <w:u w:val="single"/>
           </w:rPr>
@@ -1863,11 +3414,17 @@
         </w:r>
       </w:hyperlink>
       <w:r>
+        <w:rPr>
+          <w:lang w:val="pt_PT" w:bidi="pt_PT"/>
+        </w:rPr>
         <w:t xml:space="preserve">; sol e lua, </w:t>
       </w:r>
       <w:hyperlink r:id="rId87">
         <w:r>
           <w:rPr>
+            <w:lang w:val="pt_PT" w:bidi="pt_PT"/>
+          </w:rPr>
+          <w:rPr>
             <w:color w:val="0000EE"/>
             <w:u w:val="single"/>
           </w:rPr>
@@ -1875,51 +3432,113 @@
         </w:r>
       </w:hyperlink>
       <w:r>
+        <w:rPr>
+          <w:lang w:val="pt_PT" w:bidi="pt_PT"/>
+        </w:rPr>
         <w:t>). Essa imagem lembra aos leitores originais de Habacuque que o Senhor é o único Deus verdadeiro, soberano sobre todas essas coisas.</w:t>
       </w:r>
-      <w:r/>
-      <w:r/>
-    </w:p>
-    <w:p>
-      <w:r/>
+      <w:r>
+        <w:rPr>
+          <w:lang w:val="pt_PT" w:bidi="pt_PT"/>
+        </w:rPr>
+      </w:r>
+      <w:r>
+        <w:rPr>
+          <w:lang w:val="pt_PT" w:bidi="pt_PT"/>
+        </w:rPr>
+      </w:r>
+    </w:p>
+    <w:p>
+      <w:pPr/>
+      <w:r>
+        <w:rPr>
+          <w:lang w:val="pt_PT" w:bidi="pt_PT"/>
+        </w:rPr>
+      </w:r>
     </w:p>
     <w:p>
       <w:pPr>
         <w:pStyle w:val="Heading2"/>
       </w:pPr>
       <w:r>
+        <w:rPr>
+          <w:lang w:val="pt_PT" w:bidi="pt_PT"/>
+        </w:rPr>
         <w:t>Habacuque 3.4</w:t>
       </w:r>
-      <w:r/>
-    </w:p>
-    <w:p>
-      <w:r/>
-      <w:r>
+      <w:r>
+        <w:rPr>
+          <w:lang w:val="pt_PT" w:bidi="pt_PT"/>
+        </w:rPr>
+      </w:r>
+    </w:p>
+    <w:p>
+      <w:pPr/>
+      <w:r>
+        <w:rPr>
+          <w:lang w:val="pt_PT" w:bidi="pt_PT"/>
+        </w:rPr>
+      </w:r>
+      <w:r>
+        <w:rPr>
+          <w:lang w:val="pt_PT" w:bidi="pt_PT"/>
+        </w:rPr>
         <w:t>Ele brilha como a luz: O Senhor, que uma vez apareceu no Monte Sinai e encheu a terra do sul com sua glória, agora enche os céus com seu esplendor.</w:t>
       </w:r>
-      <w:r/>
-      <w:r/>
-    </w:p>
-    <w:p>
-      <w:r/>
+      <w:r>
+        <w:rPr>
+          <w:lang w:val="pt_PT" w:bidi="pt_PT"/>
+        </w:rPr>
+      </w:r>
+      <w:r>
+        <w:rPr>
+          <w:lang w:val="pt_PT" w:bidi="pt_PT"/>
+        </w:rPr>
+      </w:r>
+    </w:p>
+    <w:p>
+      <w:pPr/>
+      <w:r>
+        <w:rPr>
+          <w:lang w:val="pt_PT" w:bidi="pt_PT"/>
+        </w:rPr>
+      </w:r>
     </w:p>
     <w:p>
       <w:pPr>
         <w:pStyle w:val="Heading2"/>
       </w:pPr>
       <w:r>
+        <w:rPr>
+          <w:lang w:val="pt_PT" w:bidi="pt_PT"/>
+        </w:rPr>
         <w:t>Habacuque 3.5</w:t>
       </w:r>
-      <w:r/>
-    </w:p>
-    <w:p>
-      <w:r/>
-      <w:r>
+      <w:r>
+        <w:rPr>
+          <w:lang w:val="pt_PT" w:bidi="pt_PT"/>
+        </w:rPr>
+      </w:r>
+    </w:p>
+    <w:p>
+      <w:pPr/>
+      <w:r>
+        <w:rPr>
+          <w:lang w:val="pt_PT" w:bidi="pt_PT"/>
+        </w:rPr>
+      </w:r>
+      <w:r>
+        <w:rPr>
+          <w:lang w:val="pt_PT" w:bidi="pt_PT"/>
+        </w:rPr>
         <w:t xml:space="preserve">Habacuque personifica a pestilência (veja </w:t>
       </w:r>
       <w:hyperlink r:id="rId88">
         <w:r>
           <w:rPr>
+            <w:lang w:val="pt_PT" w:bidi="pt_PT"/>
+          </w:rPr>
+          <w:rPr>
             <w:color w:val="0000EE"/>
             <w:u w:val="single"/>
           </w:rPr>
@@ -1927,11 +3546,17 @@
         </w:r>
       </w:hyperlink>
       <w:r>
+        <w:rPr>
+          <w:lang w:val="pt_PT" w:bidi="pt_PT"/>
+        </w:rPr>
         <w:t xml:space="preserve">) e a praga (veja </w:t>
       </w:r>
       <w:hyperlink r:id="rId89">
         <w:r>
           <w:rPr>
+            <w:lang w:val="pt_PT" w:bidi="pt_PT"/>
+          </w:rPr>
+          <w:rPr>
             <w:color w:val="0000EE"/>
             <w:u w:val="single"/>
           </w:rPr>
@@ -1939,11 +3564,17 @@
         </w:r>
       </w:hyperlink>
       <w:r>
+        <w:rPr>
+          <w:lang w:val="pt_PT" w:bidi="pt_PT"/>
+        </w:rPr>
         <w:t xml:space="preserve">; </w:t>
       </w:r>
       <w:hyperlink r:id="rId90">
         <w:r>
           <w:rPr>
+            <w:lang w:val="pt_PT" w:bidi="pt_PT"/>
+          </w:rPr>
+          <w:rPr>
             <w:color w:val="0000EE"/>
             <w:u w:val="single"/>
           </w:rPr>
@@ -1951,31 +3582,65 @@
         </w:r>
       </w:hyperlink>
       <w:r>
+        <w:rPr>
+          <w:lang w:val="pt_PT" w:bidi="pt_PT"/>
+        </w:rPr>
         <w:t>) como soldados no exército de Deus, cumprindo seus propósitos.</w:t>
       </w:r>
-      <w:r/>
-      <w:r/>
-    </w:p>
-    <w:p>
-      <w:r/>
+      <w:r>
+        <w:rPr>
+          <w:lang w:val="pt_PT" w:bidi="pt_PT"/>
+        </w:rPr>
+      </w:r>
+      <w:r>
+        <w:rPr>
+          <w:lang w:val="pt_PT" w:bidi="pt_PT"/>
+        </w:rPr>
+      </w:r>
+    </w:p>
+    <w:p>
+      <w:pPr/>
+      <w:r>
+        <w:rPr>
+          <w:lang w:val="pt_PT" w:bidi="pt_PT"/>
+        </w:rPr>
+      </w:r>
     </w:p>
     <w:p>
       <w:pPr>
         <w:pStyle w:val="Heading2"/>
       </w:pPr>
       <w:r>
+        <w:rPr>
+          <w:lang w:val="pt_PT" w:bidi="pt_PT"/>
+        </w:rPr>
         <w:t>Habacuque 3.5–6</w:t>
       </w:r>
-      <w:r/>
-    </w:p>
-    <w:p>
-      <w:r/>
-      <w:r>
+      <w:r>
+        <w:rPr>
+          <w:lang w:val="pt_PT" w:bidi="pt_PT"/>
+        </w:rPr>
+      </w:r>
+    </w:p>
+    <w:p>
+      <w:pPr/>
+      <w:r>
+        <w:rPr>
+          <w:lang w:val="pt_PT" w:bidi="pt_PT"/>
+        </w:rPr>
+      </w:r>
+      <w:r>
+        <w:rPr>
+          <w:lang w:val="pt_PT" w:bidi="pt_PT"/>
+        </w:rPr>
         <w:t xml:space="preserve">Deus é o guerreiro divino que intervém em favor dos seus (veja </w:t>
       </w:r>
       <w:hyperlink r:id="rId84">
         <w:r>
           <w:rPr>
+            <w:lang w:val="pt_PT" w:bidi="pt_PT"/>
+          </w:rPr>
+          <w:rPr>
             <w:color w:val="0000EE"/>
             <w:u w:val="single"/>
           </w:rPr>
@@ -1983,11 +3648,17 @@
         </w:r>
       </w:hyperlink>
       <w:r>
+        <w:rPr>
+          <w:lang w:val="pt_PT" w:bidi="pt_PT"/>
+        </w:rPr>
         <w:t xml:space="preserve">; veja também </w:t>
       </w:r>
       <w:hyperlink r:id="rId91">
         <w:r>
           <w:rPr>
+            <w:lang w:val="pt_PT" w:bidi="pt_PT"/>
+          </w:rPr>
+          <w:rPr>
             <w:color w:val="0000EE"/>
             <w:u w:val="single"/>
           </w:rPr>
@@ -1995,31 +3666,65 @@
         </w:r>
       </w:hyperlink>
       <w:r>
+        <w:rPr>
+          <w:lang w:val="pt_PT" w:bidi="pt_PT"/>
+        </w:rPr>
         <w:t>).</w:t>
       </w:r>
-      <w:r/>
-      <w:r/>
-    </w:p>
-    <w:p>
-      <w:r/>
+      <w:r>
+        <w:rPr>
+          <w:lang w:val="pt_PT" w:bidi="pt_PT"/>
+        </w:rPr>
+      </w:r>
+      <w:r>
+        <w:rPr>
+          <w:lang w:val="pt_PT" w:bidi="pt_PT"/>
+        </w:rPr>
+      </w:r>
+    </w:p>
+    <w:p>
+      <w:pPr/>
+      <w:r>
+        <w:rPr>
+          <w:lang w:val="pt_PT" w:bidi="pt_PT"/>
+        </w:rPr>
+      </w:r>
     </w:p>
     <w:p>
       <w:pPr>
         <w:pStyle w:val="Heading2"/>
       </w:pPr>
       <w:r>
+        <w:rPr>
+          <w:lang w:val="pt_PT" w:bidi="pt_PT"/>
+        </w:rPr>
         <w:t>Habacuque 3.7</w:t>
       </w:r>
-      <w:r/>
-    </w:p>
-    <w:p>
-      <w:r/>
-      <w:r>
+      <w:r>
+        <w:rPr>
+          <w:lang w:val="pt_PT" w:bidi="pt_PT"/>
+        </w:rPr>
+      </w:r>
+    </w:p>
+    <w:p>
+      <w:pPr/>
+      <w:r>
+        <w:rPr>
+          <w:lang w:val="pt_PT" w:bidi="pt_PT"/>
+        </w:rPr>
+      </w:r>
+      <w:r>
+        <w:rPr>
+          <w:lang w:val="pt_PT" w:bidi="pt_PT"/>
+        </w:rPr>
         <w:t xml:space="preserve">Midiã ocupava a parte sul da região, logo a leste do Jordão (veja </w:t>
       </w:r>
       <w:hyperlink r:id="rId92">
         <w:r>
           <w:rPr>
+            <w:lang w:val="pt_PT" w:bidi="pt_PT"/>
+          </w:rPr>
+          <w:rPr>
             <w:color w:val="0000EE"/>
             <w:u w:val="single"/>
           </w:rPr>
@@ -2027,11 +3732,17 @@
         </w:r>
       </w:hyperlink>
       <w:r>
+        <w:rPr>
+          <w:lang w:val="pt_PT" w:bidi="pt_PT"/>
+        </w:rPr>
         <w:t>); a nação tremia de terror diante do poder avassalador da presença de Deus (</w:t>
       </w:r>
       <w:hyperlink r:id="rId93">
         <w:r>
           <w:rPr>
+            <w:lang w:val="pt_PT" w:bidi="pt_PT"/>
+          </w:rPr>
+          <w:rPr>
             <w:color w:val="0000EE"/>
             <w:u w:val="single"/>
           </w:rPr>
@@ -2039,31 +3750,65 @@
         </w:r>
       </w:hyperlink>
       <w:r>
+        <w:rPr>
+          <w:lang w:val="pt_PT" w:bidi="pt_PT"/>
+        </w:rPr>
         <w:t>).</w:t>
       </w:r>
-      <w:r/>
-      <w:r/>
-    </w:p>
-    <w:p>
-      <w:r/>
+      <w:r>
+        <w:rPr>
+          <w:lang w:val="pt_PT" w:bidi="pt_PT"/>
+        </w:rPr>
+      </w:r>
+      <w:r>
+        <w:rPr>
+          <w:lang w:val="pt_PT" w:bidi="pt_PT"/>
+        </w:rPr>
+      </w:r>
+    </w:p>
+    <w:p>
+      <w:pPr/>
+      <w:r>
+        <w:rPr>
+          <w:lang w:val="pt_PT" w:bidi="pt_PT"/>
+        </w:rPr>
+      </w:r>
     </w:p>
     <w:p>
       <w:pPr>
         <w:pStyle w:val="Heading2"/>
       </w:pPr>
       <w:r>
+        <w:rPr>
+          <w:lang w:val="pt_PT" w:bidi="pt_PT"/>
+        </w:rPr>
         <w:t>Habacuque 3.8</w:t>
       </w:r>
-      <w:r/>
-    </w:p>
-    <w:p>
-      <w:r/>
-      <w:r>
+      <w:r>
+        <w:rPr>
+          <w:lang w:val="pt_PT" w:bidi="pt_PT"/>
+        </w:rPr>
+      </w:r>
+    </w:p>
+    <w:p>
+      <w:pPr/>
+      <w:r>
+        <w:rPr>
+          <w:lang w:val="pt_PT" w:bidi="pt_PT"/>
+        </w:rPr>
+      </w:r>
+      <w:r>
+        <w:rPr>
+          <w:lang w:val="pt_PT" w:bidi="pt_PT"/>
+        </w:rPr>
         <w:t xml:space="preserve">contra os rios... contra o mar: Veja </w:t>
       </w:r>
       <w:hyperlink r:id="rId94">
         <w:r>
           <w:rPr>
+            <w:lang w:val="pt_PT" w:bidi="pt_PT"/>
+          </w:rPr>
+          <w:rPr>
             <w:color w:val="0000EE"/>
             <w:u w:val="single"/>
           </w:rPr>
@@ -2071,11 +3816,17 @@
         </w:r>
       </w:hyperlink>
       <w:r>
+        <w:rPr>
+          <w:lang w:val="pt_PT" w:bidi="pt_PT"/>
+        </w:rPr>
         <w:t xml:space="preserve">; </w:t>
       </w:r>
       <w:hyperlink r:id="rId95">
         <w:r>
           <w:rPr>
+            <w:lang w:val="pt_PT" w:bidi="pt_PT"/>
+          </w:rPr>
+          <w:rPr>
             <w:color w:val="0000EE"/>
             <w:u w:val="single"/>
           </w:rPr>
@@ -2083,11 +3834,17 @@
         </w:r>
       </w:hyperlink>
       <w:r>
+        <w:rPr>
+          <w:lang w:val="pt_PT" w:bidi="pt_PT"/>
+        </w:rPr>
         <w:t>. • carro de guerra: Um eco irônico dos carros egípcios, que perseguiram os israelitas quando Deus os conduziu para escapar através do Mar Vermelho (</w:t>
       </w:r>
       <w:hyperlink r:id="rId96">
         <w:r>
           <w:rPr>
+            <w:lang w:val="pt_PT" w:bidi="pt_PT"/>
+          </w:rPr>
+          <w:rPr>
             <w:color w:val="0000EE"/>
             <w:u w:val="single"/>
           </w:rPr>
@@ -2095,31 +3852,65 @@
         </w:r>
       </w:hyperlink>
       <w:r>
+        <w:rPr>
+          <w:lang w:val="pt_PT" w:bidi="pt_PT"/>
+        </w:rPr>
         <w:t>).</w:t>
       </w:r>
-      <w:r/>
-      <w:r/>
-    </w:p>
-    <w:p>
-      <w:r/>
+      <w:r>
+        <w:rPr>
+          <w:lang w:val="pt_PT" w:bidi="pt_PT"/>
+        </w:rPr>
+      </w:r>
+      <w:r>
+        <w:rPr>
+          <w:lang w:val="pt_PT" w:bidi="pt_PT"/>
+        </w:rPr>
+      </w:r>
+    </w:p>
+    <w:p>
+      <w:pPr/>
+      <w:r>
+        <w:rPr>
+          <w:lang w:val="pt_PT" w:bidi="pt_PT"/>
+        </w:rPr>
+      </w:r>
     </w:p>
     <w:p>
       <w:pPr>
         <w:pStyle w:val="Heading2"/>
       </w:pPr>
       <w:r>
+        <w:rPr>
+          <w:lang w:val="pt_PT" w:bidi="pt_PT"/>
+        </w:rPr>
         <w:t>Habacuque 3.8–15</w:t>
       </w:r>
-      <w:r/>
-    </w:p>
-    <w:p>
-      <w:r/>
-      <w:r>
+      <w:r>
+        <w:rPr>
+          <w:lang w:val="pt_PT" w:bidi="pt_PT"/>
+        </w:rPr>
+      </w:r>
+    </w:p>
+    <w:p>
+      <w:pPr/>
+      <w:r>
+        <w:rPr>
+          <w:lang w:val="pt_PT" w:bidi="pt_PT"/>
+        </w:rPr>
+      </w:r>
+      <w:r>
+        <w:rPr>
+          <w:lang w:val="pt_PT" w:bidi="pt_PT"/>
+        </w:rPr>
         <w:t>O Senhor é um guerreiro divino para seu povo, agindo com poder redentor em seu favor. O conceito de Deus como guerreiro divino abrange tanto o Antigo Testamento quanto o Novo Testamento: é visto no êxodo de Israel do Egito, seu movimento para o Monte Sinai (</w:t>
       </w:r>
       <w:hyperlink r:id="rId97">
         <w:r>
           <w:rPr>
+            <w:lang w:val="pt_PT" w:bidi="pt_PT"/>
+          </w:rPr>
+          <w:rPr>
             <w:color w:val="0000EE"/>
             <w:u w:val="single"/>
           </w:rPr>
@@ -2127,11 +3918,17 @@
         </w:r>
       </w:hyperlink>
       <w:r>
+        <w:rPr>
+          <w:lang w:val="pt_PT" w:bidi="pt_PT"/>
+        </w:rPr>
         <w:t xml:space="preserve">), sua aproximação à Terra Prometida pelo sul, e seus triunfos no período inicial de conquista (por exemplo, </w:t>
       </w:r>
       <w:hyperlink r:id="rId98">
         <w:r>
           <w:rPr>
+            <w:lang w:val="pt_PT" w:bidi="pt_PT"/>
+          </w:rPr>
+          <w:rPr>
             <w:color w:val="0000EE"/>
             <w:u w:val="single"/>
           </w:rPr>
@@ -2139,11 +3936,17 @@
         </w:r>
       </w:hyperlink>
       <w:r>
+        <w:rPr>
+          <w:lang w:val="pt_PT" w:bidi="pt_PT"/>
+        </w:rPr>
         <w:t xml:space="preserve">; </w:t>
       </w:r>
       <w:hyperlink r:id="rId99">
         <w:r>
           <w:rPr>
+            <w:lang w:val="pt_PT" w:bidi="pt_PT"/>
+          </w:rPr>
+          <w:rPr>
             <w:color w:val="0000EE"/>
             <w:u w:val="single"/>
           </w:rPr>
@@ -2151,11 +3954,17 @@
         </w:r>
       </w:hyperlink>
       <w:r>
+        <w:rPr>
+          <w:lang w:val="pt_PT" w:bidi="pt_PT"/>
+        </w:rPr>
         <w:t xml:space="preserve">; </w:t>
       </w:r>
       <w:hyperlink r:id="rId100">
         <w:r>
           <w:rPr>
+            <w:lang w:val="pt_PT" w:bidi="pt_PT"/>
+          </w:rPr>
+          <w:rPr>
             <w:color w:val="0000EE"/>
             <w:u w:val="single"/>
           </w:rPr>
@@ -2163,11 +3972,17 @@
         </w:r>
       </w:hyperlink>
       <w:r>
+        <w:rPr>
+          <w:lang w:val="pt_PT" w:bidi="pt_PT"/>
+        </w:rPr>
         <w:t xml:space="preserve">; um exemplo chave do Novo Testamento é </w:t>
       </w:r>
       <w:hyperlink r:id="rId101">
         <w:r>
           <w:rPr>
+            <w:lang w:val="pt_PT" w:bidi="pt_PT"/>
+          </w:rPr>
+          <w:rPr>
             <w:color w:val="0000EE"/>
             <w:u w:val="single"/>
           </w:rPr>
@@ -2175,57 +3990,125 @@
         </w:r>
       </w:hyperlink>
       <w:r>
+        <w:rPr>
+          <w:lang w:val="pt_PT" w:bidi="pt_PT"/>
+        </w:rPr>
         <w:t>).</w:t>
       </w:r>
-      <w:r/>
-      <w:r/>
-    </w:p>
-    <w:p>
-      <w:r/>
+      <w:r>
+        <w:rPr>
+          <w:lang w:val="pt_PT" w:bidi="pt_PT"/>
+        </w:rPr>
+      </w:r>
+      <w:r>
+        <w:rPr>
+          <w:lang w:val="pt_PT" w:bidi="pt_PT"/>
+        </w:rPr>
+      </w:r>
+    </w:p>
+    <w:p>
+      <w:pPr/>
+      <w:r>
+        <w:rPr>
+          <w:lang w:val="pt_PT" w:bidi="pt_PT"/>
+        </w:rPr>
+      </w:r>
     </w:p>
     <w:p>
       <w:pPr>
         <w:pStyle w:val="Heading2"/>
       </w:pPr>
       <w:r>
+        <w:rPr>
+          <w:lang w:val="pt_PT" w:bidi="pt_PT"/>
+        </w:rPr>
         <w:t>Habacuque 3.9–11</w:t>
       </w:r>
-      <w:r/>
-    </w:p>
-    <w:p>
-      <w:r/>
-      <w:r>
+      <w:r>
+        <w:rPr>
+          <w:lang w:val="pt_PT" w:bidi="pt_PT"/>
+        </w:rPr>
+      </w:r>
+    </w:p>
+    <w:p>
+      <w:pPr/>
+      <w:r>
+        <w:rPr>
+          <w:lang w:val="pt_PT" w:bidi="pt_PT"/>
+        </w:rPr>
+      </w:r>
+      <w:r>
+        <w:rPr>
+          <w:lang w:val="pt_PT" w:bidi="pt_PT"/>
+        </w:rPr>
         <w:t>Somente Deus controla as forças da natureza.</w:t>
       </w:r>
-      <w:r/>
-      <w:r/>
-    </w:p>
-    <w:p>
-      <w:r/>
+      <w:r>
+        <w:rPr>
+          <w:lang w:val="pt_PT" w:bidi="pt_PT"/>
+        </w:rPr>
+      </w:r>
+      <w:r>
+        <w:rPr>
+          <w:lang w:val="pt_PT" w:bidi="pt_PT"/>
+        </w:rPr>
+      </w:r>
+    </w:p>
+    <w:p>
+      <w:pPr/>
+      <w:r>
+        <w:rPr>
+          <w:lang w:val="pt_PT" w:bidi="pt_PT"/>
+        </w:rPr>
+      </w:r>
     </w:p>
     <w:p>
       <w:pPr>
         <w:pStyle w:val="Heading2"/>
       </w:pPr>
       <w:r>
+        <w:rPr>
+          <w:lang w:val="pt_PT" w:bidi="pt_PT"/>
+        </w:rPr>
         <w:t>Habacuque 3.10</w:t>
       </w:r>
-      <w:r/>
-    </w:p>
-    <w:p>
-      <w:r/>
-      <w:r>
+      <w:r>
+        <w:rPr>
+          <w:lang w:val="pt_PT" w:bidi="pt_PT"/>
+        </w:rPr>
+      </w:r>
+    </w:p>
+    <w:p>
+      <w:pPr/>
+      <w:r>
+        <w:rPr>
+          <w:lang w:val="pt_PT" w:bidi="pt_PT"/>
+        </w:rPr>
+      </w:r>
+      <w:r>
+        <w:rPr>
+          <w:lang w:val="pt_PT" w:bidi="pt_PT"/>
+        </w:rPr>
         <w:t xml:space="preserve">águas: Veja </w:t>
       </w:r>
       <w:r>
+        <w:rPr>
+          <w:lang w:val="pt_PT" w:bidi="pt_PT"/>
+        </w:rPr>
         <w:t>nota de estudo em 3.8</w:t>
       </w:r>
       <w:r>
+        <w:rPr>
+          <w:lang w:val="pt_PT" w:bidi="pt_PT"/>
+        </w:rPr>
         <w:t xml:space="preserve">; veja também </w:t>
       </w:r>
       <w:hyperlink r:id="rId97">
         <w:r>
           <w:rPr>
+            <w:lang w:val="pt_PT" w:bidi="pt_PT"/>
+          </w:rPr>
+          <w:rPr>
             <w:color w:val="0000EE"/>
             <w:u w:val="single"/>
           </w:rPr>
@@ -2233,31 +4116,65 @@
         </w:r>
       </w:hyperlink>
       <w:r>
+        <w:rPr>
+          <w:lang w:val="pt_PT" w:bidi="pt_PT"/>
+        </w:rPr>
         <w:t>.</w:t>
       </w:r>
-      <w:r/>
-      <w:r/>
-    </w:p>
-    <w:p>
-      <w:r/>
+      <w:r>
+        <w:rPr>
+          <w:lang w:val="pt_PT" w:bidi="pt_PT"/>
+        </w:rPr>
+      </w:r>
+      <w:r>
+        <w:rPr>
+          <w:lang w:val="pt_PT" w:bidi="pt_PT"/>
+        </w:rPr>
+      </w:r>
+    </w:p>
+    <w:p>
+      <w:pPr/>
+      <w:r>
+        <w:rPr>
+          <w:lang w:val="pt_PT" w:bidi="pt_PT"/>
+        </w:rPr>
+      </w:r>
     </w:p>
     <w:p>
       <w:pPr>
         <w:pStyle w:val="Heading2"/>
       </w:pPr>
       <w:r>
+        <w:rPr>
+          <w:lang w:val="pt_PT" w:bidi="pt_PT"/>
+        </w:rPr>
         <w:t>Habacuque 3.11</w:t>
       </w:r>
-      <w:r/>
-    </w:p>
-    <w:p>
-      <w:r/>
-      <w:r>
+      <w:r>
+        <w:rPr>
+          <w:lang w:val="pt_PT" w:bidi="pt_PT"/>
+        </w:rPr>
+      </w:r>
+    </w:p>
+    <w:p>
+      <w:pPr/>
+      <w:r>
+        <w:rPr>
+          <w:lang w:val="pt_PT" w:bidi="pt_PT"/>
+        </w:rPr>
+      </w:r>
+      <w:r>
+        <w:rPr>
+          <w:lang w:val="pt_PT" w:bidi="pt_PT"/>
+        </w:rPr>
         <w:t xml:space="preserve">O sol e a lua: Veja </w:t>
       </w:r>
       <w:hyperlink r:id="rId102">
         <w:r>
           <w:rPr>
+            <w:lang w:val="pt_PT" w:bidi="pt_PT"/>
+          </w:rPr>
+          <w:rPr>
             <w:color w:val="0000EE"/>
             <w:u w:val="single"/>
           </w:rPr>
@@ -2265,31 +4182,65 @@
         </w:r>
       </w:hyperlink>
       <w:r>
+        <w:rPr>
+          <w:lang w:val="pt_PT" w:bidi="pt_PT"/>
+        </w:rPr>
         <w:t>.</w:t>
       </w:r>
-      <w:r/>
-      <w:r/>
-    </w:p>
-    <w:p>
-      <w:r/>
+      <w:r>
+        <w:rPr>
+          <w:lang w:val="pt_PT" w:bidi="pt_PT"/>
+        </w:rPr>
+      </w:r>
+      <w:r>
+        <w:rPr>
+          <w:lang w:val="pt_PT" w:bidi="pt_PT"/>
+        </w:rPr>
+      </w:r>
+    </w:p>
+    <w:p>
+      <w:pPr/>
+      <w:r>
+        <w:rPr>
+          <w:lang w:val="pt_PT" w:bidi="pt_PT"/>
+        </w:rPr>
+      </w:r>
     </w:p>
     <w:p>
       <w:pPr>
         <w:pStyle w:val="Heading2"/>
       </w:pPr>
       <w:r>
+        <w:rPr>
+          <w:lang w:val="pt_PT" w:bidi="pt_PT"/>
+        </w:rPr>
         <w:t>Habacuque 3.15</w:t>
       </w:r>
-      <w:r/>
-    </w:p>
-    <w:p>
-      <w:r/>
-      <w:r>
+      <w:r>
+        <w:rPr>
+          <w:lang w:val="pt_PT" w:bidi="pt_PT"/>
+        </w:rPr>
+      </w:r>
+    </w:p>
+    <w:p>
+      <w:pPr/>
+      <w:r>
+        <w:rPr>
+          <w:lang w:val="pt_PT" w:bidi="pt_PT"/>
+        </w:rPr>
+      </w:r>
+      <w:r>
+        <w:rPr>
+          <w:lang w:val="pt_PT" w:bidi="pt_PT"/>
+        </w:rPr>
         <w:t>mar... ondas: A seção termina como começou (</w:t>
       </w:r>
       <w:hyperlink r:id="rId86">
         <w:r>
           <w:rPr>
+            <w:lang w:val="pt_PT" w:bidi="pt_PT"/>
+          </w:rPr>
+          <w:rPr>
             <w:color w:val="0000EE"/>
             <w:u w:val="single"/>
           </w:rPr>
@@ -2297,40 +4248,78 @@
         </w:r>
       </w:hyperlink>
       <w:r>
+        <w:rPr>
+          <w:lang w:val="pt_PT" w:bidi="pt_PT"/>
+        </w:rPr>
         <w:t>).</w:t>
       </w:r>
-      <w:r/>
-      <w:r/>
-    </w:p>
-    <w:p>
-      <w:r/>
+      <w:r>
+        <w:rPr>
+          <w:lang w:val="pt_PT" w:bidi="pt_PT"/>
+        </w:rPr>
+      </w:r>
+      <w:r>
+        <w:rPr>
+          <w:lang w:val="pt_PT" w:bidi="pt_PT"/>
+        </w:rPr>
+      </w:r>
+    </w:p>
+    <w:p>
+      <w:pPr/>
+      <w:r>
+        <w:rPr>
+          <w:lang w:val="pt_PT" w:bidi="pt_PT"/>
+        </w:rPr>
+      </w:r>
     </w:p>
     <w:p>
       <w:pPr>
         <w:pStyle w:val="Heading2"/>
       </w:pPr>
       <w:r>
+        <w:rPr>
+          <w:lang w:val="pt_PT" w:bidi="pt_PT"/>
+        </w:rPr>
         <w:t>Habacuque 3.16</w:t>
       </w:r>
-      <w:r/>
-    </w:p>
-    <w:p>
-      <w:r/>
-      <w:r>
+      <w:r>
+        <w:rPr>
+          <w:lang w:val="pt_PT" w:bidi="pt_PT"/>
+        </w:rPr>
+      </w:r>
+    </w:p>
+    <w:p>
+      <w:pPr/>
+      <w:r>
+        <w:rPr>
+          <w:lang w:val="pt_PT" w:bidi="pt_PT"/>
+        </w:rPr>
+      </w:r>
+      <w:r>
+        <w:rPr>
+          <w:lang w:val="pt_PT" w:bidi="pt_PT"/>
+        </w:rPr>
         <w:t>Embora a plena manifestação do tremendo poder de Deus tenha esgotado a força de Habacuque a ponto de ele tremer</w:t>
       </w:r>
       <w:r>
         <w:rPr>
           <w:i/>
+          <w:lang w:val="pt_PT" w:bidi="pt_PT"/>
         </w:rPr>
         <w:t>,</w:t>
       </w:r>
       <w:r>
+        <w:rPr>
+          <w:lang w:val="pt_PT" w:bidi="pt_PT"/>
+        </w:rPr>
         <w:t xml:space="preserve"> ele aguardaria em silêncio (veja </w:t>
       </w:r>
       <w:hyperlink r:id="rId103">
         <w:r>
           <w:rPr>
+            <w:lang w:val="pt_PT" w:bidi="pt_PT"/>
+          </w:rPr>
+          <w:rPr>
             <w:color w:val="0000EE"/>
             <w:u w:val="single"/>
           </w:rPr>
@@ -2338,31 +4327,65 @@
         </w:r>
       </w:hyperlink>
       <w:r>
+        <w:rPr>
+          <w:lang w:val="pt_PT" w:bidi="pt_PT"/>
+        </w:rPr>
         <w:t>) pelo julgamento de Deus.</w:t>
       </w:r>
-      <w:r/>
-      <w:r/>
-    </w:p>
-    <w:p>
-      <w:r/>
+      <w:r>
+        <w:rPr>
+          <w:lang w:val="pt_PT" w:bidi="pt_PT"/>
+        </w:rPr>
+      </w:r>
+      <w:r>
+        <w:rPr>
+          <w:lang w:val="pt_PT" w:bidi="pt_PT"/>
+        </w:rPr>
+      </w:r>
+    </w:p>
+    <w:p>
+      <w:pPr/>
+      <w:r>
+        <w:rPr>
+          <w:lang w:val="pt_PT" w:bidi="pt_PT"/>
+        </w:rPr>
+      </w:r>
     </w:p>
     <w:p>
       <w:pPr>
         <w:pStyle w:val="Heading2"/>
       </w:pPr>
       <w:r>
+        <w:rPr>
+          <w:lang w:val="pt_PT" w:bidi="pt_PT"/>
+        </w:rPr>
         <w:t>Habacuque 3.17–19</w:t>
       </w:r>
-      <w:r/>
-    </w:p>
-    <w:p>
-      <w:r/>
-      <w:r>
+      <w:r>
+        <w:rPr>
+          <w:lang w:val="pt_PT" w:bidi="pt_PT"/>
+        </w:rPr>
+      </w:r>
+    </w:p>
+    <w:p>
+      <w:pPr/>
+      <w:r>
+        <w:rPr>
+          <w:lang w:val="pt_PT" w:bidi="pt_PT"/>
+        </w:rPr>
+      </w:r>
+      <w:r>
+        <w:rPr>
+          <w:lang w:val="pt_PT" w:bidi="pt_PT"/>
+        </w:rPr>
         <w:t>Após recontar os poderosos atos de redenção de Deus (</w:t>
       </w:r>
       <w:hyperlink r:id="rId104">
         <w:r>
           <w:rPr>
+            <w:lang w:val="pt_PT" w:bidi="pt_PT"/>
+          </w:rPr>
+          <w:rPr>
             <w:color w:val="0000EE"/>
             <w:u w:val="single"/>
           </w:rPr>
@@ -2370,11 +4393,17 @@
         </w:r>
       </w:hyperlink>
       <w:r>
+        <w:rPr>
+          <w:lang w:val="pt_PT" w:bidi="pt_PT"/>
+        </w:rPr>
         <w:t>), e fazer uma pausa para considerá-los (</w:t>
       </w:r>
       <w:hyperlink r:id="rId105">
         <w:r>
           <w:rPr>
+            <w:lang w:val="pt_PT" w:bidi="pt_PT"/>
+          </w:rPr>
+          <w:rPr>
             <w:color w:val="0000EE"/>
             <w:u w:val="single"/>
           </w:rPr>
@@ -2382,49 +4411,91 @@
         </w:r>
       </w:hyperlink>
       <w:r>
+        <w:rPr>
+          <w:lang w:val="pt_PT" w:bidi="pt_PT"/>
+        </w:rPr>
         <w:t>), Habacuque agora reafirma sua confiança em Deus ao encerrar sua oração. • Ainda que... mesmo assim eu darei graças ao Senhor: Mesmo que Deus nunca derrame bênçãos materiais sobre seu povo novamente, Ele ainda é digno de toda a confiança e louvor que eles possam oferecer. Aconteça o que acontecer, o profeta poderia se alegrar</w:t>
       </w:r>
       <w:r>
         <w:rPr>
           <w:i/>
+          <w:lang w:val="pt_PT" w:bidi="pt_PT"/>
         </w:rPr>
         <w:t>,</w:t>
       </w:r>
       <w:r>
+        <w:rPr>
+          <w:lang w:val="pt_PT" w:bidi="pt_PT"/>
+        </w:rPr>
         <w:t xml:space="preserve"> sabendo que o Senhor não é apenas o Redentor de Israel, mas também a fonte de sua própria salvação.</w:t>
       </w:r>
-      <w:r/>
-      <w:r/>
-    </w:p>
-    <w:p>
-      <w:r/>
+      <w:r>
+        <w:rPr>
+          <w:lang w:val="pt_PT" w:bidi="pt_PT"/>
+        </w:rPr>
+      </w:r>
+      <w:r>
+        <w:rPr>
+          <w:lang w:val="pt_PT" w:bidi="pt_PT"/>
+        </w:rPr>
+      </w:r>
+    </w:p>
+    <w:p>
+      <w:pPr/>
+      <w:r>
+        <w:rPr>
+          <w:lang w:val="pt_PT" w:bidi="pt_PT"/>
+        </w:rPr>
+      </w:r>
     </w:p>
     <w:p>
       <w:pPr>
         <w:pStyle w:val="Heading2"/>
       </w:pPr>
       <w:r>
+        <w:rPr>
+          <w:lang w:val="pt_PT" w:bidi="pt_PT"/>
+        </w:rPr>
         <w:t>Habacuque 3.19</w:t>
       </w:r>
-      <w:r/>
-    </w:p>
-    <w:p>
-      <w:r/>
-      <w:r>
+      <w:r>
+        <w:rPr>
+          <w:lang w:val="pt_PT" w:bidi="pt_PT"/>
+        </w:rPr>
+      </w:r>
+    </w:p>
+    <w:p>
+      <w:pPr/>
+      <w:r>
+        <w:rPr>
+          <w:lang w:val="pt_PT" w:bidi="pt_PT"/>
+        </w:rPr>
+      </w:r>
+      <w:r>
+        <w:rPr>
+          <w:lang w:val="pt_PT" w:bidi="pt_PT"/>
+        </w:rPr>
         <w:t>Habacuque devia toda a sua força ao soberano Senhor</w:t>
       </w:r>
       <w:r>
         <w:rPr>
           <w:i/>
+          <w:lang w:val="pt_PT" w:bidi="pt_PT"/>
         </w:rPr>
         <w:t>,</w:t>
       </w:r>
       <w:r>
+        <w:rPr>
+          <w:lang w:val="pt_PT" w:bidi="pt_PT"/>
+        </w:rPr>
         <w:t xml:space="preserve"> seu Salvador (</w:t>
       </w:r>
       <w:hyperlink r:id="rId106">
         <w:r>
           <w:rPr>
+            <w:lang w:val="pt_PT" w:bidi="pt_PT"/>
+          </w:rPr>
+          <w:rPr>
             <w:color w:val="0000EE"/>
             <w:u w:val="single"/>
           </w:rPr>
@@ -2432,11 +4503,17 @@
         </w:r>
       </w:hyperlink>
       <w:r>
+        <w:rPr>
+          <w:lang w:val="pt_PT" w:bidi="pt_PT"/>
+        </w:rPr>
         <w:t xml:space="preserve">). Habacuque comparou sua ascensão espiritual a um cervo que sobe rapidamente aos cumes das montanhas e desliza graciosamente sobre eles (cp. </w:t>
       </w:r>
       <w:hyperlink r:id="rId107">
         <w:r>
           <w:rPr>
+            <w:lang w:val="pt_PT" w:bidi="pt_PT"/>
+          </w:rPr>
+          <w:rPr>
             <w:color w:val="0000EE"/>
             <w:u w:val="single"/>
           </w:rPr>
@@ -2444,10 +4521,21 @@
         </w:r>
       </w:hyperlink>
       <w:r>
+        <w:rPr>
+          <w:lang w:val="pt_PT" w:bidi="pt_PT"/>
+        </w:rPr>
         <w:t>).</w:t>
       </w:r>
-      <w:r/>
-      <w:r/>
+      <w:r>
+        <w:rPr>
+          <w:lang w:val="pt_PT" w:bidi="pt_PT"/>
+        </w:rPr>
+      </w:r>
+      <w:r>
+        <w:rPr>
+          <w:lang w:val="pt_PT" w:bidi="pt_PT"/>
+        </w:rPr>
+      </w:r>
     </w:p>
     <w:sectPr>
       <w:footnotePr>
@@ -4349,7 +6437,7 @@
     <w:rPrDefault>
       <w:rPr>
         <w:rFonts w:ascii="Times New Roman" w:eastAsia="Times New Roman" w:hAnsi="Times New Roman" w:cs="Times New Roman"/>
-        <w:lang w:val="en-US" w:eastAsia="en-US" w:bidi="ar-SA"/>
+        <w:lang w:val="pt_PT" w:eastAsia="en-US" w:bidi="ar-SA"/>
       </w:rPr>
     </w:rPrDefault>
     <w:pPrDefault/>

--- a/por/docx/35.content.docx
+++ b/por/docx/35.content.docx
@@ -28,22 +28,6 @@
       </w:r>
     </w:p>
     <w:p>
-      <w:pPr>
-        <w:pStyle w:val="Heading2"/>
-      </w:pPr>
-      <w:r>
-        <w:rPr>
-          <w:lang w:val="pt_PT" w:bidi="pt_PT"/>
-        </w:rPr>
-        <w:t>License Information</w:t>
-      </w:r>
-      <w:r>
-        <w:rPr>
-          <w:lang w:val="pt_PT" w:bidi="pt_PT"/>
-        </w:rPr>
-      </w:r>
-    </w:p>
-    <w:p>
       <w:pPr/>
       <w:r>
         <w:rPr>
@@ -55,19 +39,21 @@
           <w:b/>
           <w:lang w:val="pt_PT" w:bidi="pt_PT"/>
         </w:rPr>
-        <w:t>Notas de Estudo (Tyndale)</w:t>
-      </w:r>
-      <w:r>
-        <w:rPr>
-          <w:lang w:val="pt_PT" w:bidi="pt_PT"/>
-        </w:rPr>
-        <w:t xml:space="preserve"> (Portuguese) is based on</w:t>
-      </w:r>
-      <w:r>
-        <w:rPr>
-          <w:lang w:val="pt_PT" w:bidi="pt_PT"/>
-        </w:rPr>
-        <w:t xml:space="preserve">: </w:t>
+        <w:t>Aquifer Open Study Notes</w:t>
+      </w:r>
+    </w:p>
+    <w:p>
+      <w:pPr/>
+      <w:r>
+        <w:rPr>
+          <w:lang w:val="pt_PT" w:bidi="pt_PT"/>
+        </w:rPr>
+      </w:r>
+      <w:r>
+        <w:rPr>
+          <w:lang w:val="pt_PT" w:bidi="pt_PT"/>
+        </w:rPr>
+        <w:t xml:space="preserve">This work is an adaptation of </w:t>
       </w:r>
       <w:r>
         <w:rPr>
@@ -79,62 +65,33 @@
         <w:rPr>
           <w:lang w:val="pt_PT" w:bidi="pt_PT"/>
         </w:rPr>
-        <w:t xml:space="preserve">, </w:t>
-      </w:r>
-      <w:hyperlink r:id="rId13">
-        <w:r>
-          <w:rPr>
-            <w:lang w:val="pt_PT" w:bidi="pt_PT"/>
-          </w:rPr>
-          <w:rPr>
-            <w:color w:val="0000EE"/>
-            <w:u w:val="single"/>
-          </w:rPr>
-          <w:t>Tyndale House Publishers</w:t>
-        </w:r>
-      </w:hyperlink>
-      <w:r>
-        <w:rPr>
-          <w:lang w:val="pt_PT" w:bidi="pt_PT"/>
-        </w:rPr>
-        <w:t xml:space="preserve">, 2019, which is licensed under a </w:t>
-      </w:r>
-      <w:hyperlink r:id="rId14">
-        <w:r>
-          <w:rPr>
-            <w:lang w:val="pt_PT" w:bidi="pt_PT"/>
-          </w:rPr>
-          <w:rPr>
-            <w:color w:val="0000EE"/>
-            <w:u w:val="single"/>
-          </w:rPr>
-          <w:t>CC BY-SA 4.0 license</w:t>
-        </w:r>
-      </w:hyperlink>
-      <w:r>
-        <w:rPr>
-          <w:lang w:val="pt_PT" w:bidi="pt_PT"/>
-        </w:rPr>
-        <w:t>.</w:t>
-      </w:r>
-      <w:r>
-        <w:rPr>
-          <w:lang w:val="pt_PT" w:bidi="pt_PT"/>
-        </w:rPr>
-      </w:r>
-    </w:p>
-    <w:p>
-      <w:pPr/>
-      <w:r>
-        <w:rPr>
-          <w:lang w:val="pt_PT" w:bidi="pt_PT"/>
-        </w:rPr>
-      </w:r>
-      <w:r>
-        <w:rPr>
-          <w:lang w:val="pt_PT" w:bidi="pt_PT"/>
-        </w:rPr>
-        <w:t>This PDF version is provided under the same license.</w:t>
+        <w:t xml:space="preserve"> © 2023 Tyndale House Publishers, licensed under the CC BY-SA 4.0 license. The adaptation, </w:t>
+      </w:r>
+      <w:r>
+        <w:rPr>
+          <w:lang w:val="pt_PT" w:bidi="pt_PT"/>
+        </w:rPr>
+        <w:t>Aquifer Open Study Notes</w:t>
+      </w:r>
+      <w:r>
+        <w:rPr>
+          <w:lang w:val="pt_PT" w:bidi="pt_PT"/>
+        </w:rPr>
+        <w:t>, was created by Mission Mutual and is also licensed under CC BY-SA 4.0.</w:t>
+      </w:r>
+    </w:p>
+    <w:p>
+      <w:pPr/>
+      <w:r>
+        <w:rPr>
+          <w:lang w:val="pt_PT" w:bidi="pt_PT"/>
+        </w:rPr>
+      </w:r>
+      <w:r>
+        <w:rPr>
+          <w:lang w:val="pt_PT" w:bidi="pt_PT"/>
+        </w:rPr>
+        <w:t>This resource has been adapted into multiple languages, including English, Tok Pisin, Arabic (عربي), French (Français), Hindi (हिंदी), Indonesian (Bahasa Indonesia), Portuguese (Português), Russian (Русский), Spanish (Español), Swahili (Kiswahili), and Simplified Chinese (简体中文).</w:t>
       </w:r>
       <w:r>
         <w:rPr>
@@ -309,6 +266,90 @@
         </w:rPr>
         <w:t xml:space="preserve">) identifica o livro como a revelação de Deus através de seu profeta (cf. </w:t>
       </w:r>
+      <w:hyperlink r:id="rId13">
+        <w:r>
+          <w:rPr>
+            <w:lang w:val="pt_PT" w:bidi="pt_PT"/>
+          </w:rPr>
+          <w:rPr>
+            <w:color w:val="0000EE"/>
+            <w:u w:val="single"/>
+          </w:rPr>
+          <w:t>Na 1.1</w:t>
+        </w:r>
+      </w:hyperlink>
+      <w:r>
+        <w:rPr>
+          <w:lang w:val="pt_PT" w:bidi="pt_PT"/>
+        </w:rPr>
+        <w:t xml:space="preserve">; </w:t>
+      </w:r>
+      <w:hyperlink r:id="rId14">
+        <w:r>
+          <w:rPr>
+            <w:lang w:val="pt_PT" w:bidi="pt_PT"/>
+          </w:rPr>
+          <w:rPr>
+            <w:color w:val="0000EE"/>
+            <w:u w:val="single"/>
+          </w:rPr>
+          <w:t>Ml 1.1</w:t>
+        </w:r>
+      </w:hyperlink>
+      <w:r>
+        <w:rPr>
+          <w:lang w:val="pt_PT" w:bidi="pt_PT"/>
+        </w:rPr>
+        <w:t>).</w:t>
+      </w:r>
+      <w:r>
+        <w:rPr>
+          <w:lang w:val="pt_PT" w:bidi="pt_PT"/>
+        </w:rPr>
+      </w:r>
+      <w:r>
+        <w:rPr>
+          <w:lang w:val="pt_PT" w:bidi="pt_PT"/>
+        </w:rPr>
+      </w:r>
+    </w:p>
+    <w:p>
+      <w:pPr/>
+      <w:r>
+        <w:rPr>
+          <w:lang w:val="pt_PT" w:bidi="pt_PT"/>
+        </w:rPr>
+      </w:r>
+    </w:p>
+    <w:p>
+      <w:pPr>
+        <w:pStyle w:val="Heading2"/>
+      </w:pPr>
+      <w:r>
+        <w:rPr>
+          <w:lang w:val="pt_PT" w:bidi="pt_PT"/>
+        </w:rPr>
+        <w:t>Habacuque 1.2</w:t>
+      </w:r>
+      <w:r>
+        <w:rPr>
+          <w:lang w:val="pt_PT" w:bidi="pt_PT"/>
+        </w:rPr>
+      </w:r>
+    </w:p>
+    <w:p>
+      <w:pPr/>
+      <w:r>
+        <w:rPr>
+          <w:lang w:val="pt_PT" w:bidi="pt_PT"/>
+        </w:rPr>
+      </w:r>
+      <w:r>
+        <w:rPr>
+          <w:lang w:val="pt_PT" w:bidi="pt_PT"/>
+        </w:rPr>
+        <w:t xml:space="preserve">clamarei pedindo ajuda, e tu não me atenderás? O motivo de chamada/resposta nas Escrituras frequentemente demonstra a confiança do orador em Deus como refúgio ou guia (veja </w:t>
+      </w:r>
       <w:hyperlink r:id="rId15">
         <w:r>
           <w:rPr>
@@ -318,7 +359,25 @@
             <w:color w:val="0000EE"/>
             <w:u w:val="single"/>
           </w:rPr>
-          <w:t>Na 1.1</w:t>
+          <w:t>Sl 102.1–2</w:t>
+        </w:r>
+      </w:hyperlink>
+      <w:r>
+        <w:rPr>
+          <w:lang w:val="pt_PT" w:bidi="pt_PT"/>
+        </w:rPr>
+        <w:t>) e indica comunhão íntima entre o crente e Deus (</w:t>
+      </w:r>
+      <w:hyperlink r:id="rId16">
+        <w:r>
+          <w:rPr>
+            <w:lang w:val="pt_PT" w:bidi="pt_PT"/>
+          </w:rPr>
+          <w:rPr>
+            <w:color w:val="0000EE"/>
+            <w:u w:val="single"/>
+          </w:rPr>
+          <w:t>Sl 145.18</w:t>
         </w:r>
       </w:hyperlink>
       <w:r>
@@ -327,16 +386,16 @@
         </w:rPr>
         <w:t xml:space="preserve">; </w:t>
       </w:r>
-      <w:hyperlink r:id="rId16">
-        <w:r>
-          <w:rPr>
-            <w:lang w:val="pt_PT" w:bidi="pt_PT"/>
-          </w:rPr>
-          <w:rPr>
-            <w:color w:val="0000EE"/>
-            <w:u w:val="single"/>
-          </w:rPr>
-          <w:t>Ml 1.1</w:t>
+      <w:hyperlink r:id="rId17">
+        <w:r>
+          <w:rPr>
+            <w:lang w:val="pt_PT" w:bidi="pt_PT"/>
+          </w:rPr>
+          <w:rPr>
+            <w:color w:val="0000EE"/>
+            <w:u w:val="single"/>
+          </w:rPr>
+          <w:t>Is 65.24</w:t>
         </w:r>
       </w:hyperlink>
       <w:r>
@@ -372,44 +431,26 @@
         <w:rPr>
           <w:lang w:val="pt_PT" w:bidi="pt_PT"/>
         </w:rPr>
-        <w:t>Habacuque 1.2</w:t>
-      </w:r>
-      <w:r>
-        <w:rPr>
-          <w:lang w:val="pt_PT" w:bidi="pt_PT"/>
-        </w:rPr>
-      </w:r>
-    </w:p>
-    <w:p>
-      <w:pPr/>
-      <w:r>
-        <w:rPr>
-          <w:lang w:val="pt_PT" w:bidi="pt_PT"/>
-        </w:rPr>
-      </w:r>
-      <w:r>
-        <w:rPr>
-          <w:lang w:val="pt_PT" w:bidi="pt_PT"/>
-        </w:rPr>
-        <w:t xml:space="preserve">clamarei pedindo ajuda, e tu não me atenderás? O motivo de chamada/resposta nas Escrituras frequentemente demonstra a confiança do orador em Deus como refúgio ou guia (veja </w:t>
-      </w:r>
-      <w:hyperlink r:id="rId17">
-        <w:r>
-          <w:rPr>
-            <w:lang w:val="pt_PT" w:bidi="pt_PT"/>
-          </w:rPr>
-          <w:rPr>
-            <w:color w:val="0000EE"/>
-            <w:u w:val="single"/>
-          </w:rPr>
-          <w:t>Sl 102.1–2</w:t>
-        </w:r>
-      </w:hyperlink>
-      <w:r>
-        <w:rPr>
-          <w:lang w:val="pt_PT" w:bidi="pt_PT"/>
-        </w:rPr>
-        <w:t>) e indica comunhão íntima entre o crente e Deus (</w:t>
+        <w:t>Habacuque 1.2–4</w:t>
+      </w:r>
+      <w:r>
+        <w:rPr>
+          <w:lang w:val="pt_PT" w:bidi="pt_PT"/>
+        </w:rPr>
+      </w:r>
+    </w:p>
+    <w:p>
+      <w:pPr/>
+      <w:r>
+        <w:rPr>
+          <w:lang w:val="pt_PT" w:bidi="pt_PT"/>
+        </w:rPr>
+      </w:r>
+      <w:r>
+        <w:rPr>
+          <w:lang w:val="pt_PT" w:bidi="pt_PT"/>
+        </w:rPr>
+        <w:t>Para Habacuque, Deus parecia indiferente ao mal que permeava a sociedade em Judá (</w:t>
       </w:r>
       <w:hyperlink r:id="rId18">
         <w:r>
@@ -420,7 +461,151 @@
             <w:color w:val="0000EE"/>
             <w:u w:val="single"/>
           </w:rPr>
-          <w:t>Sl 145.18</w:t>
+          <w:t>1.3–4</w:t>
+        </w:r>
+      </w:hyperlink>
+      <w:r>
+        <w:rPr>
+          <w:lang w:val="pt_PT" w:bidi="pt_PT"/>
+        </w:rPr>
+        <w:t>) e não respondia às suas queixas sobre isso (</w:t>
+      </w:r>
+      <w:hyperlink r:id="rId19">
+        <w:r>
+          <w:rPr>
+            <w:lang w:val="pt_PT" w:bidi="pt_PT"/>
+          </w:rPr>
+          <w:rPr>
+            <w:color w:val="0000EE"/>
+            <w:u w:val="single"/>
+          </w:rPr>
+          <w:t>1.2</w:t>
+        </w:r>
+      </w:hyperlink>
+      <w:r>
+        <w:rPr>
+          <w:lang w:val="pt_PT" w:bidi="pt_PT"/>
+        </w:rPr>
+        <w:t>).</w:t>
+      </w:r>
+      <w:r>
+        <w:rPr>
+          <w:lang w:val="pt_PT" w:bidi="pt_PT"/>
+        </w:rPr>
+      </w:r>
+      <w:r>
+        <w:rPr>
+          <w:lang w:val="pt_PT" w:bidi="pt_PT"/>
+        </w:rPr>
+      </w:r>
+    </w:p>
+    <w:p>
+      <w:pPr/>
+      <w:r>
+        <w:rPr>
+          <w:lang w:val="pt_PT" w:bidi="pt_PT"/>
+        </w:rPr>
+      </w:r>
+    </w:p>
+    <w:p>
+      <w:pPr>
+        <w:pStyle w:val="Heading2"/>
+      </w:pPr>
+      <w:r>
+        <w:rPr>
+          <w:lang w:val="pt_PT" w:bidi="pt_PT"/>
+        </w:rPr>
+        <w:t>Habacuque 1.3</w:t>
+      </w:r>
+      <w:r>
+        <w:rPr>
+          <w:lang w:val="pt_PT" w:bidi="pt_PT"/>
+        </w:rPr>
+      </w:r>
+    </w:p>
+    <w:p>
+      <w:pPr/>
+      <w:r>
+        <w:rPr>
+          <w:lang w:val="pt_PT" w:bidi="pt_PT"/>
+        </w:rPr>
+      </w:r>
+      <w:r>
+        <w:rPr>
+          <w:lang w:val="pt_PT" w:bidi="pt_PT"/>
+        </w:rPr>
+        <w:t xml:space="preserve">Nos dias de Habacuque, a destruição e a violência permeavam a sociedade judaica (veja </w:t>
+      </w:r>
+      <w:r>
+        <w:rPr>
+          <w:lang w:val="pt_PT" w:bidi="pt_PT"/>
+        </w:rPr>
+        <w:t>Introdução ao livro de Habacuque</w:t>
+      </w:r>
+      <w:r>
+        <w:rPr>
+          <w:lang w:val="pt_PT" w:bidi="pt_PT"/>
+        </w:rPr>
+        <w:t>, “Contexto”).</w:t>
+      </w:r>
+      <w:r>
+        <w:rPr>
+          <w:lang w:val="pt_PT" w:bidi="pt_PT"/>
+        </w:rPr>
+      </w:r>
+      <w:r>
+        <w:rPr>
+          <w:lang w:val="pt_PT" w:bidi="pt_PT"/>
+        </w:rPr>
+      </w:r>
+    </w:p>
+    <w:p>
+      <w:pPr/>
+      <w:r>
+        <w:rPr>
+          <w:lang w:val="pt_PT" w:bidi="pt_PT"/>
+        </w:rPr>
+      </w:r>
+    </w:p>
+    <w:p>
+      <w:pPr>
+        <w:pStyle w:val="Heading2"/>
+      </w:pPr>
+      <w:r>
+        <w:rPr>
+          <w:lang w:val="pt_PT" w:bidi="pt_PT"/>
+        </w:rPr>
+        <w:t>Habacuque 1.4</w:t>
+      </w:r>
+      <w:r>
+        <w:rPr>
+          <w:lang w:val="pt_PT" w:bidi="pt_PT"/>
+        </w:rPr>
+      </w:r>
+    </w:p>
+    <w:p>
+      <w:pPr/>
+      <w:r>
+        <w:rPr>
+          <w:lang w:val="pt_PT" w:bidi="pt_PT"/>
+        </w:rPr>
+      </w:r>
+      <w:r>
+        <w:rPr>
+          <w:lang w:val="pt_PT" w:bidi="pt_PT"/>
+        </w:rPr>
+        <w:t xml:space="preserve">Habacuque expressa sua preocupação com a injustiça e a impiedade que via ao seu redor (veja </w:t>
+      </w:r>
+      <w:hyperlink r:id="rId20">
+        <w:r>
+          <w:rPr>
+            <w:lang w:val="pt_PT" w:bidi="pt_PT"/>
+          </w:rPr>
+          <w:rPr>
+            <w:color w:val="0000EE"/>
+            <w:u w:val="single"/>
+          </w:rPr>
+          <w:t>1.12–13</w:t>
         </w:r>
       </w:hyperlink>
       <w:r>
@@ -429,16 +614,386 @@
         </w:rPr>
         <w:t xml:space="preserve">; </w:t>
       </w:r>
-      <w:hyperlink r:id="rId19">
-        <w:r>
-          <w:rPr>
-            <w:lang w:val="pt_PT" w:bidi="pt_PT"/>
-          </w:rPr>
-          <w:rPr>
-            <w:color w:val="0000EE"/>
-            <w:u w:val="single"/>
-          </w:rPr>
-          <w:t>Is 65.24</w:t>
+      <w:hyperlink r:id="rId21">
+        <w:r>
+          <w:rPr>
+            <w:lang w:val="pt_PT" w:bidi="pt_PT"/>
+          </w:rPr>
+          <w:rPr>
+            <w:color w:val="0000EE"/>
+            <w:u w:val="single"/>
+          </w:rPr>
+          <w:t>2.4</w:t>
+        </w:r>
+      </w:hyperlink>
+      <w:r>
+        <w:rPr>
+          <w:lang w:val="pt_PT" w:bidi="pt_PT"/>
+        </w:rPr>
+        <w:t xml:space="preserve">, </w:t>
+      </w:r>
+      <w:hyperlink r:id="rId22">
+        <w:r>
+          <w:rPr>
+            <w:lang w:val="pt_PT" w:bidi="pt_PT"/>
+          </w:rPr>
+          <w:rPr>
+            <w:color w:val="0000EE"/>
+            <w:u w:val="single"/>
+          </w:rPr>
+          <w:t>9</w:t>
+        </w:r>
+      </w:hyperlink>
+      <w:r>
+        <w:rPr>
+          <w:lang w:val="pt_PT" w:bidi="pt_PT"/>
+        </w:rPr>
+        <w:t>), até mesmo nos tribunais</w:t>
+      </w:r>
+      <w:r>
+        <w:rPr>
+          <w:i/>
+          <w:lang w:val="pt_PT" w:bidi="pt_PT"/>
+        </w:rPr>
+        <w:t>,</w:t>
+      </w:r>
+      <w:r>
+        <w:rPr>
+          <w:lang w:val="pt_PT" w:bidi="pt_PT"/>
+        </w:rPr>
+        <w:t xml:space="preserve"> onde a lei já não era eficaz em manter a justiça.</w:t>
+      </w:r>
+      <w:r>
+        <w:rPr>
+          <w:lang w:val="pt_PT" w:bidi="pt_PT"/>
+        </w:rPr>
+      </w:r>
+      <w:r>
+        <w:rPr>
+          <w:lang w:val="pt_PT" w:bidi="pt_PT"/>
+        </w:rPr>
+      </w:r>
+    </w:p>
+    <w:p>
+      <w:pPr/>
+      <w:r>
+        <w:rPr>
+          <w:lang w:val="pt_PT" w:bidi="pt_PT"/>
+        </w:rPr>
+      </w:r>
+    </w:p>
+    <w:p>
+      <w:pPr>
+        <w:pStyle w:val="Heading2"/>
+      </w:pPr>
+      <w:r>
+        <w:rPr>
+          <w:lang w:val="pt_PT" w:bidi="pt_PT"/>
+        </w:rPr>
+        <w:t>Habacuque 1.5</w:t>
+      </w:r>
+      <w:r>
+        <w:rPr>
+          <w:lang w:val="pt_PT" w:bidi="pt_PT"/>
+        </w:rPr>
+      </w:r>
+    </w:p>
+    <w:p>
+      <w:pPr/>
+      <w:r>
+        <w:rPr>
+          <w:lang w:val="pt_PT" w:bidi="pt_PT"/>
+        </w:rPr>
+      </w:r>
+      <w:r>
+        <w:rPr>
+          <w:lang w:val="pt_PT" w:bidi="pt_PT"/>
+        </w:rPr>
+        <w:t xml:space="preserve">Olhem... fiquem admirados: Dois verbos hebraicos diferentes, são traduzidos como </w:t>
+      </w:r>
+      <w:r>
+        <w:rPr>
+          <w:i/>
+          <w:lang w:val="pt_PT" w:bidi="pt_PT"/>
+        </w:rPr>
+        <w:t>ver</w:t>
+      </w:r>
+      <w:r>
+        <w:rPr>
+          <w:lang w:val="pt_PT" w:bidi="pt_PT"/>
+        </w:rPr>
+        <w:t xml:space="preserve"> em </w:t>
+      </w:r>
+      <w:hyperlink r:id="rId23">
+        <w:r>
+          <w:rPr>
+            <w:lang w:val="pt_PT" w:bidi="pt_PT"/>
+          </w:rPr>
+          <w:rPr>
+            <w:color w:val="0000EE"/>
+            <w:u w:val="single"/>
+          </w:rPr>
+          <w:t>1.3</w:t>
+        </w:r>
+      </w:hyperlink>
+      <w:r>
+        <w:rPr>
+          <w:lang w:val="pt_PT" w:bidi="pt_PT"/>
+        </w:rPr>
+        <w:t xml:space="preserve">. Isso forma um elo literário entre as perguntas de Habacuque em </w:t>
+      </w:r>
+      <w:hyperlink r:id="rId23">
+        <w:r>
+          <w:rPr>
+            <w:lang w:val="pt_PT" w:bidi="pt_PT"/>
+          </w:rPr>
+          <w:rPr>
+            <w:color w:val="0000EE"/>
+            <w:u w:val="single"/>
+          </w:rPr>
+          <w:t>1.3</w:t>
+        </w:r>
+      </w:hyperlink>
+      <w:r>
+        <w:rPr>
+          <w:lang w:val="pt_PT" w:bidi="pt_PT"/>
+        </w:rPr>
+        <w:t xml:space="preserve"> e a resposta de Deus em </w:t>
+      </w:r>
+      <w:hyperlink r:id="rId24">
+        <w:r>
+          <w:rPr>
+            <w:lang w:val="pt_PT" w:bidi="pt_PT"/>
+          </w:rPr>
+          <w:rPr>
+            <w:color w:val="0000EE"/>
+            <w:u w:val="single"/>
+          </w:rPr>
+          <w:t>1.5–11</w:t>
+        </w:r>
+      </w:hyperlink>
+      <w:r>
+        <w:rPr>
+          <w:lang w:val="pt_PT" w:bidi="pt_PT"/>
+        </w:rPr>
+        <w:t>.</w:t>
+      </w:r>
+      <w:r>
+        <w:rPr>
+          <w:lang w:val="pt_PT" w:bidi="pt_PT"/>
+        </w:rPr>
+      </w:r>
+      <w:r>
+        <w:rPr>
+          <w:lang w:val="pt_PT" w:bidi="pt_PT"/>
+        </w:rPr>
+      </w:r>
+    </w:p>
+    <w:p>
+      <w:pPr/>
+      <w:r>
+        <w:rPr>
+          <w:lang w:val="pt_PT" w:bidi="pt_PT"/>
+        </w:rPr>
+      </w:r>
+    </w:p>
+    <w:p>
+      <w:pPr>
+        <w:pStyle w:val="Heading2"/>
+      </w:pPr>
+      <w:r>
+        <w:rPr>
+          <w:lang w:val="pt_PT" w:bidi="pt_PT"/>
+        </w:rPr>
+        <w:t>Habacuque 1.5–11</w:t>
+      </w:r>
+      <w:r>
+        <w:rPr>
+          <w:lang w:val="pt_PT" w:bidi="pt_PT"/>
+        </w:rPr>
+      </w:r>
+    </w:p>
+    <w:p>
+      <w:pPr/>
+      <w:r>
+        <w:rPr>
+          <w:lang w:val="pt_PT" w:bidi="pt_PT"/>
+        </w:rPr>
+      </w:r>
+      <w:r>
+        <w:rPr>
+          <w:lang w:val="pt_PT" w:bidi="pt_PT"/>
+        </w:rPr>
+        <w:t>A resposta de Deus à pergunta de Habacuque é surpreendente. Deus enviaria um povo violento — os babilônios — para lidar com a violência em Judá. O exército babilônico, bem treinado e endurecido pela batalha, era uma força imparável.</w:t>
+      </w:r>
+      <w:r>
+        <w:rPr>
+          <w:lang w:val="pt_PT" w:bidi="pt_PT"/>
+        </w:rPr>
+      </w:r>
+      <w:r>
+        <w:rPr>
+          <w:lang w:val="pt_PT" w:bidi="pt_PT"/>
+        </w:rPr>
+      </w:r>
+    </w:p>
+    <w:p>
+      <w:pPr/>
+      <w:r>
+        <w:rPr>
+          <w:lang w:val="pt_PT" w:bidi="pt_PT"/>
+        </w:rPr>
+      </w:r>
+    </w:p>
+    <w:p>
+      <w:pPr>
+        <w:pStyle w:val="Heading2"/>
+      </w:pPr>
+      <w:r>
+        <w:rPr>
+          <w:lang w:val="pt_PT" w:bidi="pt_PT"/>
+        </w:rPr>
+        <w:t>Habacuque 1.7</w:t>
+      </w:r>
+      <w:r>
+        <w:rPr>
+          <w:lang w:val="pt_PT" w:bidi="pt_PT"/>
+        </w:rPr>
+      </w:r>
+    </w:p>
+    <w:p>
+      <w:pPr/>
+      <w:r>
+        <w:rPr>
+          <w:lang w:val="pt_PT" w:bidi="pt_PT"/>
+        </w:rPr>
+      </w:r>
+      <w:r>
+        <w:rPr>
+          <w:lang w:val="pt_PT" w:bidi="pt_PT"/>
+        </w:rPr>
+        <w:t>fazem valer as suas próprias ordens e leis: nenhum alívio da injustiça viria dos babilônios. Eles eram uma lei em si mesmos, o que aumentava a perplexidade do profeta diante da decisão de Deus de usá-los para punir Judá.</w:t>
+      </w:r>
+      <w:r>
+        <w:rPr>
+          <w:lang w:val="pt_PT" w:bidi="pt_PT"/>
+        </w:rPr>
+      </w:r>
+      <w:r>
+        <w:rPr>
+          <w:lang w:val="pt_PT" w:bidi="pt_PT"/>
+        </w:rPr>
+      </w:r>
+    </w:p>
+    <w:p>
+      <w:pPr/>
+      <w:r>
+        <w:rPr>
+          <w:lang w:val="pt_PT" w:bidi="pt_PT"/>
+        </w:rPr>
+      </w:r>
+    </w:p>
+    <w:p>
+      <w:pPr>
+        <w:pStyle w:val="Heading2"/>
+      </w:pPr>
+      <w:r>
+        <w:rPr>
+          <w:lang w:val="pt_PT" w:bidi="pt_PT"/>
+        </w:rPr>
+        <w:t>Habacuque 1.8</w:t>
+      </w:r>
+      <w:r>
+        <w:rPr>
+          <w:lang w:val="pt_PT" w:bidi="pt_PT"/>
+        </w:rPr>
+      </w:r>
+    </w:p>
+    <w:p>
+      <w:pPr/>
+      <w:r>
+        <w:rPr>
+          <w:lang w:val="pt_PT" w:bidi="pt_PT"/>
+        </w:rPr>
+      </w:r>
+      <w:r>
+        <w:rPr>
+          <w:lang w:val="pt_PT" w:bidi="pt_PT"/>
+        </w:rPr>
+        <w:t>As imagens vívidas de leopardos</w:t>
+      </w:r>
+      <w:r>
+        <w:rPr>
+          <w:i/>
+          <w:lang w:val="pt_PT" w:bidi="pt_PT"/>
+        </w:rPr>
+        <w:t>,</w:t>
+      </w:r>
+      <w:r>
+        <w:rPr>
+          <w:lang w:val="pt_PT" w:bidi="pt_PT"/>
+        </w:rPr>
+        <w:t xml:space="preserve"> lobos</w:t>
+      </w:r>
+      <w:r>
+        <w:rPr>
+          <w:i/>
+          <w:lang w:val="pt_PT" w:bidi="pt_PT"/>
+        </w:rPr>
+        <w:t>,</w:t>
+      </w:r>
+      <w:r>
+        <w:rPr>
+          <w:lang w:val="pt_PT" w:bidi="pt_PT"/>
+        </w:rPr>
+        <w:t xml:space="preserve"> e águias retratam a velocidade, ferocidade e natureza predatória dos ataques babilônicos contra Judá (veja </w:t>
+      </w:r>
+      <w:hyperlink r:id="rId25">
+        <w:r>
+          <w:rPr>
+            <w:lang w:val="pt_PT" w:bidi="pt_PT"/>
+          </w:rPr>
+          <w:rPr>
+            <w:color w:val="0000EE"/>
+            <w:u w:val="single"/>
+          </w:rPr>
+          <w:t>Jr 4.13</w:t>
+        </w:r>
+      </w:hyperlink>
+      <w:r>
+        <w:rPr>
+          <w:lang w:val="pt_PT" w:bidi="pt_PT"/>
+        </w:rPr>
+        <w:t xml:space="preserve">; </w:t>
+      </w:r>
+      <w:hyperlink r:id="rId26">
+        <w:r>
+          <w:rPr>
+            <w:lang w:val="pt_PT" w:bidi="pt_PT"/>
+          </w:rPr>
+          <w:rPr>
+            <w:color w:val="0000EE"/>
+            <w:u w:val="single"/>
+          </w:rPr>
+          <w:t>48.40</w:t>
+        </w:r>
+      </w:hyperlink>
+      <w:r>
+        <w:rPr>
+          <w:lang w:val="pt_PT" w:bidi="pt_PT"/>
+        </w:rPr>
+        <w:t xml:space="preserve">; </w:t>
+      </w:r>
+      <w:hyperlink r:id="rId27">
+        <w:r>
+          <w:rPr>
+            <w:lang w:val="pt_PT" w:bidi="pt_PT"/>
+          </w:rPr>
+          <w:rPr>
+            <w:color w:val="0000EE"/>
+            <w:u w:val="single"/>
+          </w:rPr>
+          <w:t>49.22</w:t>
         </w:r>
       </w:hyperlink>
       <w:r>
@@ -474,55 +1029,37 @@
         <w:rPr>
           <w:lang w:val="pt_PT" w:bidi="pt_PT"/>
         </w:rPr>
-        <w:t>Habacuque 1.2–4</w:t>
-      </w:r>
-      <w:r>
-        <w:rPr>
-          <w:lang w:val="pt_PT" w:bidi="pt_PT"/>
-        </w:rPr>
-      </w:r>
-    </w:p>
-    <w:p>
-      <w:pPr/>
-      <w:r>
-        <w:rPr>
-          <w:lang w:val="pt_PT" w:bidi="pt_PT"/>
-        </w:rPr>
-      </w:r>
-      <w:r>
-        <w:rPr>
-          <w:lang w:val="pt_PT" w:bidi="pt_PT"/>
-        </w:rPr>
-        <w:t>Para Habacuque, Deus parecia indiferente ao mal que permeava a sociedade em Judá (</w:t>
-      </w:r>
-      <w:hyperlink r:id="rId20">
-        <w:r>
-          <w:rPr>
-            <w:lang w:val="pt_PT" w:bidi="pt_PT"/>
-          </w:rPr>
-          <w:rPr>
-            <w:color w:val="0000EE"/>
-            <w:u w:val="single"/>
-          </w:rPr>
-          <w:t>1.3–4</w:t>
-        </w:r>
-      </w:hyperlink>
-      <w:r>
-        <w:rPr>
-          <w:lang w:val="pt_PT" w:bidi="pt_PT"/>
-        </w:rPr>
-        <w:t>) e não respondia às suas queixas sobre isso (</w:t>
-      </w:r>
-      <w:hyperlink r:id="rId21">
-        <w:r>
-          <w:rPr>
-            <w:lang w:val="pt_PT" w:bidi="pt_PT"/>
-          </w:rPr>
-          <w:rPr>
-            <w:color w:val="0000EE"/>
-            <w:u w:val="single"/>
-          </w:rPr>
-          <w:t>1.2</w:t>
+        <w:t>Habacuque 1.9</w:t>
+      </w:r>
+      <w:r>
+        <w:rPr>
+          <w:lang w:val="pt_PT" w:bidi="pt_PT"/>
+        </w:rPr>
+      </w:r>
+    </w:p>
+    <w:p>
+      <w:pPr/>
+      <w:r>
+        <w:rPr>
+          <w:lang w:val="pt_PT" w:bidi="pt_PT"/>
+        </w:rPr>
+      </w:r>
+      <w:r>
+        <w:rPr>
+          <w:lang w:val="pt_PT" w:bidi="pt_PT"/>
+        </w:rPr>
+        <w:t xml:space="preserve">Os babilônios realmente levaram muitos cativos de Judá para o exílio entre 605 e 586 a.C. (veja </w:t>
+      </w:r>
+      <w:hyperlink r:id="rId28">
+        <w:r>
+          <w:rPr>
+            <w:lang w:val="pt_PT" w:bidi="pt_PT"/>
+          </w:rPr>
+          <w:rPr>
+            <w:color w:val="0000EE"/>
+            <w:u w:val="single"/>
+          </w:rPr>
+          <w:t>Dn 1.1–3</w:t>
         </w:r>
       </w:hyperlink>
       <w:r>
@@ -558,38 +1095,62 @@
         <w:rPr>
           <w:lang w:val="pt_PT" w:bidi="pt_PT"/>
         </w:rPr>
-        <w:t>Habacuque 1.3</w:t>
-      </w:r>
-      <w:r>
-        <w:rPr>
-          <w:lang w:val="pt_PT" w:bidi="pt_PT"/>
-        </w:rPr>
-      </w:r>
-    </w:p>
-    <w:p>
-      <w:pPr/>
-      <w:r>
-        <w:rPr>
-          <w:lang w:val="pt_PT" w:bidi="pt_PT"/>
-        </w:rPr>
-      </w:r>
-      <w:r>
-        <w:rPr>
-          <w:lang w:val="pt_PT" w:bidi="pt_PT"/>
-        </w:rPr>
-        <w:t xml:space="preserve">Nos dias de Habacuque, a destruição e a violência permeavam a sociedade judaica (veja </w:t>
-      </w:r>
-      <w:r>
-        <w:rPr>
-          <w:lang w:val="pt_PT" w:bidi="pt_PT"/>
-        </w:rPr>
-        <w:t>Introdução ao livro de Habacuque</w:t>
-      </w:r>
-      <w:r>
-        <w:rPr>
-          <w:lang w:val="pt_PT" w:bidi="pt_PT"/>
-        </w:rPr>
-        <w:t>, “Contexto”).</w:t>
+        <w:t>Habacuque 1.10</w:t>
+      </w:r>
+      <w:r>
+        <w:rPr>
+          <w:lang w:val="pt_PT" w:bidi="pt_PT"/>
+        </w:rPr>
+      </w:r>
+    </w:p>
+    <w:p>
+      <w:pPr/>
+      <w:r>
+        <w:rPr>
+          <w:lang w:val="pt_PT" w:bidi="pt_PT"/>
+        </w:rPr>
+      </w:r>
+      <w:r>
+        <w:rPr>
+          <w:lang w:val="pt_PT" w:bidi="pt_PT"/>
+        </w:rPr>
+        <w:t xml:space="preserve">A antiga tática de batalha de construir rampas de terra contra as muralhas das cidades sob ataque é amplamente atestada no antigo Oriente Próximo (por exemplo, </w:t>
+      </w:r>
+      <w:hyperlink r:id="rId29">
+        <w:r>
+          <w:rPr>
+            <w:lang w:val="pt_PT" w:bidi="pt_PT"/>
+          </w:rPr>
+          <w:rPr>
+            <w:color w:val="0000EE"/>
+            <w:u w:val="single"/>
+          </w:rPr>
+          <w:t>2Rs 19.32</w:t>
+        </w:r>
+      </w:hyperlink>
+      <w:r>
+        <w:rPr>
+          <w:lang w:val="pt_PT" w:bidi="pt_PT"/>
+        </w:rPr>
+        <w:t xml:space="preserve">; </w:t>
+      </w:r>
+      <w:hyperlink r:id="rId30">
+        <w:r>
+          <w:rPr>
+            <w:lang w:val="pt_PT" w:bidi="pt_PT"/>
+          </w:rPr>
+          <w:rPr>
+            <w:color w:val="0000EE"/>
+            <w:u w:val="single"/>
+          </w:rPr>
+          <w:t>Na 2.1</w:t>
+        </w:r>
+      </w:hyperlink>
+      <w:r>
+        <w:rPr>
+          <w:lang w:val="pt_PT" w:bidi="pt_PT"/>
+        </w:rPr>
+        <w:t>).</w:t>
       </w:r>
       <w:r>
         <w:rPr>
@@ -618,37 +1179,116 @@
         <w:rPr>
           <w:lang w:val="pt_PT" w:bidi="pt_PT"/>
         </w:rPr>
-        <w:t>Habacuque 1.4</w:t>
-      </w:r>
-      <w:r>
-        <w:rPr>
-          <w:lang w:val="pt_PT" w:bidi="pt_PT"/>
-        </w:rPr>
-      </w:r>
-    </w:p>
-    <w:p>
-      <w:pPr/>
-      <w:r>
-        <w:rPr>
-          <w:lang w:val="pt_PT" w:bidi="pt_PT"/>
-        </w:rPr>
-      </w:r>
-      <w:r>
-        <w:rPr>
-          <w:lang w:val="pt_PT" w:bidi="pt_PT"/>
-        </w:rPr>
-        <w:t xml:space="preserve">Habacuque expressa sua preocupação com a injustiça e a impiedade que via ao seu redor (veja </w:t>
-      </w:r>
-      <w:hyperlink r:id="rId22">
-        <w:r>
-          <w:rPr>
-            <w:lang w:val="pt_PT" w:bidi="pt_PT"/>
-          </w:rPr>
-          <w:rPr>
-            <w:color w:val="0000EE"/>
-            <w:u w:val="single"/>
-          </w:rPr>
-          <w:t>1.12–13</w:t>
+        <w:t>Habacuque 1.11</w:t>
+      </w:r>
+      <w:r>
+        <w:rPr>
+          <w:lang w:val="pt_PT" w:bidi="pt_PT"/>
+        </w:rPr>
+      </w:r>
+    </w:p>
+    <w:p>
+      <w:pPr/>
+      <w:r>
+        <w:rPr>
+          <w:lang w:val="pt_PT" w:bidi="pt_PT"/>
+        </w:rPr>
+      </w:r>
+      <w:r>
+        <w:rPr>
+          <w:lang w:val="pt_PT" w:bidi="pt_PT"/>
+        </w:rPr>
+        <w:t>não adoram outro deus senão a sua própria força: Os babilônios adoravam muitos falsos deuses. A confiança arrogante que tinham em sua força militar era mais um ídolo na lista.</w:t>
+      </w:r>
+      <w:r>
+        <w:rPr>
+          <w:lang w:val="pt_PT" w:bidi="pt_PT"/>
+        </w:rPr>
+      </w:r>
+      <w:r>
+        <w:rPr>
+          <w:lang w:val="pt_PT" w:bidi="pt_PT"/>
+        </w:rPr>
+      </w:r>
+    </w:p>
+    <w:p>
+      <w:pPr/>
+      <w:r>
+        <w:rPr>
+          <w:lang w:val="pt_PT" w:bidi="pt_PT"/>
+        </w:rPr>
+      </w:r>
+    </w:p>
+    <w:p>
+      <w:pPr>
+        <w:pStyle w:val="Heading2"/>
+      </w:pPr>
+      <w:r>
+        <w:rPr>
+          <w:lang w:val="pt_PT" w:bidi="pt_PT"/>
+        </w:rPr>
+        <w:t>Habacuque 1.12</w:t>
+      </w:r>
+      <w:r>
+        <w:rPr>
+          <w:lang w:val="pt_PT" w:bidi="pt_PT"/>
+        </w:rPr>
+      </w:r>
+    </w:p>
+    <w:p>
+      <w:pPr/>
+      <w:r>
+        <w:rPr>
+          <w:lang w:val="pt_PT" w:bidi="pt_PT"/>
+        </w:rPr>
+      </w:r>
+      <w:r>
+        <w:rPr>
+          <w:lang w:val="pt_PT" w:bidi="pt_PT"/>
+        </w:rPr>
+        <w:t>Apesar de sua perplexidade, Habacuque não renunciou a Deus. Com as palavras "Ó meu Santo Deus"</w:t>
+      </w:r>
+      <w:r>
+        <w:rPr>
+          <w:i/>
+          <w:lang w:val="pt_PT" w:bidi="pt_PT"/>
+        </w:rPr>
+        <w:t>,</w:t>
+      </w:r>
+      <w:r>
+        <w:rPr>
+          <w:lang w:val="pt_PT" w:bidi="pt_PT"/>
+        </w:rPr>
+        <w:t xml:space="preserve"> ele reafirmou seu compromisso com o Senhor antes de fazer perguntas sérias sobre o que Deus havia revelado a ele. • À luz do caráter de Deus e do relacionamento de aliança com Israel, Habacuque tinha certeza de que Deus não destruiria seu povo. • para nos corrigir: Cf. </w:t>
+      </w:r>
+      <w:hyperlink r:id="rId31">
+        <w:r>
+          <w:rPr>
+            <w:lang w:val="pt_PT" w:bidi="pt_PT"/>
+          </w:rPr>
+          <w:rPr>
+            <w:color w:val="0000EE"/>
+            <w:u w:val="single"/>
+          </w:rPr>
+          <w:t>Hebreus 12.5–11</w:t>
+        </w:r>
+      </w:hyperlink>
+      <w:r>
+        <w:rPr>
+          <w:lang w:val="pt_PT" w:bidi="pt_PT"/>
+        </w:rPr>
+        <w:t xml:space="preserve">. • nossa Rocha: Uma imagem comum da fidelidade e força de Deus (veja </w:t>
+      </w:r>
+      <w:hyperlink r:id="rId32">
+        <w:r>
+          <w:rPr>
+            <w:lang w:val="pt_PT" w:bidi="pt_PT"/>
+          </w:rPr>
+          <w:rPr>
+            <w:color w:val="0000EE"/>
+            <w:u w:val="single"/>
+          </w:rPr>
+          <w:t>Dt 32.15</w:t>
         </w:r>
       </w:hyperlink>
       <w:r>
@@ -657,16 +1297,728 @@
         </w:rPr>
         <w:t xml:space="preserve">; </w:t>
       </w:r>
-      <w:hyperlink r:id="rId23">
-        <w:r>
-          <w:rPr>
-            <w:lang w:val="pt_PT" w:bidi="pt_PT"/>
-          </w:rPr>
-          <w:rPr>
-            <w:color w:val="0000EE"/>
-            <w:u w:val="single"/>
-          </w:rPr>
-          <w:t>2.4</w:t>
+      <w:hyperlink r:id="rId33">
+        <w:r>
+          <w:rPr>
+            <w:lang w:val="pt_PT" w:bidi="pt_PT"/>
+          </w:rPr>
+          <w:rPr>
+            <w:color w:val="0000EE"/>
+            <w:u w:val="single"/>
+          </w:rPr>
+          <w:t>1Sm 2.2</w:t>
+        </w:r>
+      </w:hyperlink>
+      <w:r>
+        <w:rPr>
+          <w:lang w:val="pt_PT" w:bidi="pt_PT"/>
+        </w:rPr>
+        <w:t xml:space="preserve">; </w:t>
+      </w:r>
+      <w:hyperlink r:id="rId34">
+        <w:r>
+          <w:rPr>
+            <w:lang w:val="pt_PT" w:bidi="pt_PT"/>
+          </w:rPr>
+          <w:rPr>
+            <w:color w:val="0000EE"/>
+            <w:u w:val="single"/>
+          </w:rPr>
+          <w:t>Sl 18.2</w:t>
+        </w:r>
+      </w:hyperlink>
+      <w:r>
+        <w:rPr>
+          <w:lang w:val="pt_PT" w:bidi="pt_PT"/>
+        </w:rPr>
+        <w:t xml:space="preserve">; </w:t>
+      </w:r>
+      <w:hyperlink r:id="rId35">
+        <w:r>
+          <w:rPr>
+            <w:lang w:val="pt_PT" w:bidi="pt_PT"/>
+          </w:rPr>
+          <w:rPr>
+            <w:color w:val="0000EE"/>
+            <w:u w:val="single"/>
+          </w:rPr>
+          <w:t>1Co 10.4</w:t>
+        </w:r>
+      </w:hyperlink>
+      <w:r>
+        <w:rPr>
+          <w:lang w:val="pt_PT" w:bidi="pt_PT"/>
+        </w:rPr>
+        <w:t xml:space="preserve">; </w:t>
+      </w:r>
+      <w:hyperlink r:id="rId36">
+        <w:r>
+          <w:rPr>
+            <w:lang w:val="pt_PT" w:bidi="pt_PT"/>
+          </w:rPr>
+          <w:rPr>
+            <w:color w:val="0000EE"/>
+            <w:u w:val="single"/>
+          </w:rPr>
+          <w:t>1Pe 2.6–8</w:t>
+        </w:r>
+      </w:hyperlink>
+      <w:r>
+        <w:rPr>
+          <w:lang w:val="pt_PT" w:bidi="pt_PT"/>
+        </w:rPr>
+        <w:t>).</w:t>
+      </w:r>
+      <w:r>
+        <w:rPr>
+          <w:lang w:val="pt_PT" w:bidi="pt_PT"/>
+        </w:rPr>
+      </w:r>
+      <w:r>
+        <w:rPr>
+          <w:lang w:val="pt_PT" w:bidi="pt_PT"/>
+        </w:rPr>
+      </w:r>
+    </w:p>
+    <w:p>
+      <w:pPr/>
+      <w:r>
+        <w:rPr>
+          <w:lang w:val="pt_PT" w:bidi="pt_PT"/>
+        </w:rPr>
+      </w:r>
+    </w:p>
+    <w:p>
+      <w:pPr>
+        <w:pStyle w:val="Heading2"/>
+      </w:pPr>
+      <w:r>
+        <w:rPr>
+          <w:lang w:val="pt_PT" w:bidi="pt_PT"/>
+        </w:rPr>
+        <w:t>Habacuque 1.12–2.1</w:t>
+      </w:r>
+      <w:r>
+        <w:rPr>
+          <w:lang w:val="pt_PT" w:bidi="pt_PT"/>
+        </w:rPr>
+      </w:r>
+    </w:p>
+    <w:p>
+      <w:pPr/>
+      <w:r>
+        <w:rPr>
+          <w:lang w:val="pt_PT" w:bidi="pt_PT"/>
+        </w:rPr>
+      </w:r>
+      <w:r>
+        <w:rPr>
+          <w:lang w:val="pt_PT" w:bidi="pt_PT"/>
+        </w:rPr>
+        <w:t>Habacuque achou difícil conciliar a resposta de Deus (</w:t>
+      </w:r>
+      <w:hyperlink r:id="rId24">
+        <w:r>
+          <w:rPr>
+            <w:lang w:val="pt_PT" w:bidi="pt_PT"/>
+          </w:rPr>
+          <w:rPr>
+            <w:color w:val="0000EE"/>
+            <w:u w:val="single"/>
+          </w:rPr>
+          <w:t>1.5–11</w:t>
+        </w:r>
+      </w:hyperlink>
+      <w:r>
+        <w:rPr>
+          <w:lang w:val="pt_PT" w:bidi="pt_PT"/>
+        </w:rPr>
+        <w:t>) com o que ele entendia sobre o caráter divino. Como poderia um Deus santo e justo punir Judá usando um povo mais injusto do que eles?.</w:t>
+      </w:r>
+      <w:r>
+        <w:rPr>
+          <w:lang w:val="pt_PT" w:bidi="pt_PT"/>
+        </w:rPr>
+      </w:r>
+      <w:r>
+        <w:rPr>
+          <w:lang w:val="pt_PT" w:bidi="pt_PT"/>
+        </w:rPr>
+      </w:r>
+    </w:p>
+    <w:p>
+      <w:pPr/>
+      <w:r>
+        <w:rPr>
+          <w:lang w:val="pt_PT" w:bidi="pt_PT"/>
+        </w:rPr>
+      </w:r>
+    </w:p>
+    <w:p>
+      <w:pPr>
+        <w:pStyle w:val="Heading2"/>
+      </w:pPr>
+      <w:r>
+        <w:rPr>
+          <w:lang w:val="pt_PT" w:bidi="pt_PT"/>
+        </w:rPr>
+        <w:t>Habacuque 1.14–15</w:t>
+      </w:r>
+      <w:r>
+        <w:rPr>
+          <w:lang w:val="pt_PT" w:bidi="pt_PT"/>
+        </w:rPr>
+      </w:r>
+    </w:p>
+    <w:p>
+      <w:pPr/>
+      <w:r>
+        <w:rPr>
+          <w:lang w:val="pt_PT" w:bidi="pt_PT"/>
+        </w:rPr>
+      </w:r>
+      <w:r>
+        <w:rPr>
+          <w:lang w:val="pt_PT" w:bidi="pt_PT"/>
+        </w:rPr>
+        <w:t>peixes... anzóis... redes: Habacuque retrata os babilônios como pescadores, capturando povos conquistados.</w:t>
+      </w:r>
+      <w:r>
+        <w:rPr>
+          <w:lang w:val="pt_PT" w:bidi="pt_PT"/>
+        </w:rPr>
+      </w:r>
+      <w:r>
+        <w:rPr>
+          <w:lang w:val="pt_PT" w:bidi="pt_PT"/>
+        </w:rPr>
+      </w:r>
+    </w:p>
+    <w:p>
+      <w:pPr/>
+      <w:r>
+        <w:rPr>
+          <w:lang w:val="pt_PT" w:bidi="pt_PT"/>
+        </w:rPr>
+      </w:r>
+    </w:p>
+    <w:p>
+      <w:pPr>
+        <w:pStyle w:val="Heading2"/>
+      </w:pPr>
+      <w:r>
+        <w:rPr>
+          <w:lang w:val="pt_PT" w:bidi="pt_PT"/>
+        </w:rPr>
+        <w:t>Habacuque 1.16</w:t>
+      </w:r>
+      <w:r>
+        <w:rPr>
+          <w:lang w:val="pt_PT" w:bidi="pt_PT"/>
+        </w:rPr>
+      </w:r>
+    </w:p>
+    <w:p>
+      <w:pPr/>
+      <w:r>
+        <w:rPr>
+          <w:lang w:val="pt_PT" w:bidi="pt_PT"/>
+        </w:rPr>
+      </w:r>
+      <w:r>
+        <w:rPr>
+          <w:lang w:val="pt_PT" w:bidi="pt_PT"/>
+        </w:rPr>
+        <w:t xml:space="preserve">Veja </w:t>
+      </w:r>
+      <w:r>
+        <w:rPr>
+          <w:lang w:val="pt_PT" w:bidi="pt_PT"/>
+        </w:rPr>
+        <w:t>nota de estudo em 1.11</w:t>
+      </w:r>
+      <w:r>
+        <w:rPr>
+          <w:lang w:val="pt_PT" w:bidi="pt_PT"/>
+        </w:rPr>
+        <w:t xml:space="preserve">; compare </w:t>
+      </w:r>
+      <w:hyperlink r:id="rId37">
+        <w:r>
+          <w:rPr>
+            <w:lang w:val="pt_PT" w:bidi="pt_PT"/>
+          </w:rPr>
+          <w:rPr>
+            <w:color w:val="0000EE"/>
+            <w:u w:val="single"/>
+          </w:rPr>
+          <w:t>1 João 5.21</w:t>
+        </w:r>
+      </w:hyperlink>
+      <w:r>
+        <w:rPr>
+          <w:lang w:val="pt_PT" w:bidi="pt_PT"/>
+        </w:rPr>
+        <w:t>.</w:t>
+      </w:r>
+      <w:r>
+        <w:rPr>
+          <w:lang w:val="pt_PT" w:bidi="pt_PT"/>
+        </w:rPr>
+      </w:r>
+      <w:r>
+        <w:rPr>
+          <w:lang w:val="pt_PT" w:bidi="pt_PT"/>
+        </w:rPr>
+      </w:r>
+    </w:p>
+    <w:p>
+      <w:pPr/>
+      <w:r>
+        <w:rPr>
+          <w:lang w:val="pt_PT" w:bidi="pt_PT"/>
+        </w:rPr>
+      </w:r>
+    </w:p>
+    <w:p>
+      <w:pPr>
+        <w:pStyle w:val="Heading2"/>
+      </w:pPr>
+      <w:r>
+        <w:rPr>
+          <w:lang w:val="pt_PT" w:bidi="pt_PT"/>
+        </w:rPr>
+        <w:t>Habacuque 2.1</w:t>
+      </w:r>
+      <w:r>
+        <w:rPr>
+          <w:lang w:val="pt_PT" w:bidi="pt_PT"/>
+        </w:rPr>
+      </w:r>
+    </w:p>
+    <w:p>
+      <w:pPr/>
+      <w:r>
+        <w:rPr>
+          <w:lang w:val="pt_PT" w:bidi="pt_PT"/>
+        </w:rPr>
+      </w:r>
+      <w:r>
+        <w:rPr>
+          <w:lang w:val="pt_PT" w:bidi="pt_PT"/>
+        </w:rPr>
+        <w:t xml:space="preserve">Vou subir a minha torre de vigia e vou esperar com atenção (veja também </w:t>
+      </w:r>
+      <w:hyperlink r:id="rId38">
+        <w:r>
+          <w:rPr>
+            <w:lang w:val="pt_PT" w:bidi="pt_PT"/>
+          </w:rPr>
+          <w:rPr>
+            <w:color w:val="0000EE"/>
+            <w:u w:val="single"/>
+          </w:rPr>
+          <w:t>2Sm 18.24–28</w:t>
+        </w:r>
+      </w:hyperlink>
+      <w:r>
+        <w:rPr>
+          <w:lang w:val="pt_PT" w:bidi="pt_PT"/>
+        </w:rPr>
+        <w:t xml:space="preserve">; </w:t>
+      </w:r>
+      <w:hyperlink r:id="rId39">
+        <w:r>
+          <w:rPr>
+            <w:lang w:val="pt_PT" w:bidi="pt_PT"/>
+          </w:rPr>
+          <w:rPr>
+            <w:color w:val="0000EE"/>
+            <w:u w:val="single"/>
+          </w:rPr>
+          <w:t>2Rs 9.17–20</w:t>
+        </w:r>
+      </w:hyperlink>
+      <w:r>
+        <w:rPr>
+          <w:lang w:val="pt_PT" w:bidi="pt_PT"/>
+        </w:rPr>
+        <w:t xml:space="preserve">; </w:t>
+      </w:r>
+      <w:hyperlink r:id="rId40">
+        <w:r>
+          <w:rPr>
+            <w:lang w:val="pt_PT" w:bidi="pt_PT"/>
+          </w:rPr>
+          <w:rPr>
+            <w:color w:val="0000EE"/>
+            <w:u w:val="single"/>
+          </w:rPr>
+          <w:t>Ez 33.2–6</w:t>
+        </w:r>
+      </w:hyperlink>
+      <w:r>
+        <w:rPr>
+          <w:lang w:val="pt_PT" w:bidi="pt_PT"/>
+        </w:rPr>
+        <w:t>), Habacuque esperava ansiosamente para ver como Deus responderia à sua queixa</w:t>
+      </w:r>
+      <w:r>
+        <w:rPr>
+          <w:i/>
+          <w:lang w:val="pt_PT" w:bidi="pt_PT"/>
+        </w:rPr>
+        <w:t>,</w:t>
+      </w:r>
+      <w:r>
+        <w:rPr>
+          <w:lang w:val="pt_PT" w:bidi="pt_PT"/>
+        </w:rPr>
+        <w:t xml:space="preserve"> mesmo que isso significasse ser repreendido pelo Senhor.</w:t>
+      </w:r>
+      <w:r>
+        <w:rPr>
+          <w:lang w:val="pt_PT" w:bidi="pt_PT"/>
+        </w:rPr>
+      </w:r>
+      <w:r>
+        <w:rPr>
+          <w:lang w:val="pt_PT" w:bidi="pt_PT"/>
+        </w:rPr>
+      </w:r>
+    </w:p>
+    <w:p>
+      <w:pPr/>
+      <w:r>
+        <w:rPr>
+          <w:lang w:val="pt_PT" w:bidi="pt_PT"/>
+        </w:rPr>
+      </w:r>
+    </w:p>
+    <w:p>
+      <w:pPr>
+        <w:pStyle w:val="Heading2"/>
+      </w:pPr>
+      <w:r>
+        <w:rPr>
+          <w:lang w:val="pt_PT" w:bidi="pt_PT"/>
+        </w:rPr>
+        <w:t>Habacuque 2.2</w:t>
+      </w:r>
+      <w:r>
+        <w:rPr>
+          <w:lang w:val="pt_PT" w:bidi="pt_PT"/>
+        </w:rPr>
+      </w:r>
+    </w:p>
+    <w:p>
+      <w:pPr/>
+      <w:r>
+        <w:rPr>
+          <w:lang w:val="pt_PT" w:bidi="pt_PT"/>
+        </w:rPr>
+      </w:r>
+      <w:r>
+        <w:rPr>
+          <w:lang w:val="pt_PT" w:bidi="pt_PT"/>
+        </w:rPr>
+        <w:t xml:space="preserve">Deus instrui o profeta a escrever a mensagem (literalmente </w:t>
+      </w:r>
+      <w:r>
+        <w:rPr>
+          <w:i/>
+          <w:lang w:val="pt_PT" w:bidi="pt_PT"/>
+        </w:rPr>
+        <w:t>visão</w:t>
+      </w:r>
+      <w:r>
+        <w:rPr>
+          <w:lang w:val="pt_PT" w:bidi="pt_PT"/>
+        </w:rPr>
+        <w:t>) de forma clara para que possa ser compreendida, preservada e compartilhada com outros.</w:t>
+      </w:r>
+      <w:r>
+        <w:rPr>
+          <w:lang w:val="pt_PT" w:bidi="pt_PT"/>
+        </w:rPr>
+      </w:r>
+      <w:r>
+        <w:rPr>
+          <w:lang w:val="pt_PT" w:bidi="pt_PT"/>
+        </w:rPr>
+      </w:r>
+    </w:p>
+    <w:p>
+      <w:pPr/>
+      <w:r>
+        <w:rPr>
+          <w:lang w:val="pt_PT" w:bidi="pt_PT"/>
+        </w:rPr>
+      </w:r>
+    </w:p>
+    <w:p>
+      <w:pPr>
+        <w:pStyle w:val="Heading2"/>
+      </w:pPr>
+      <w:r>
+        <w:rPr>
+          <w:lang w:val="pt_PT" w:bidi="pt_PT"/>
+        </w:rPr>
+        <w:t>Habacuque 2.2–5</w:t>
+      </w:r>
+      <w:r>
+        <w:rPr>
+          <w:lang w:val="pt_PT" w:bidi="pt_PT"/>
+        </w:rPr>
+      </w:r>
+    </w:p>
+    <w:p>
+      <w:pPr/>
+      <w:r>
+        <w:rPr>
+          <w:lang w:val="pt_PT" w:bidi="pt_PT"/>
+        </w:rPr>
+      </w:r>
+      <w:r>
+        <w:rPr>
+          <w:lang w:val="pt_PT" w:bidi="pt_PT"/>
+        </w:rPr>
+        <w:t>A missão de Habacuque era deixar claro para as pessoas que, mesmo que a justiça de Deus pareça demorar a chegar</w:t>
+      </w:r>
+      <w:r>
+        <w:rPr>
+          <w:i/>
+          <w:lang w:val="pt_PT" w:bidi="pt_PT"/>
+        </w:rPr>
+        <w:t>,</w:t>
+      </w:r>
+      <w:r>
+        <w:rPr>
+          <w:lang w:val="pt_PT" w:bidi="pt_PT"/>
+        </w:rPr>
+        <w:t xml:space="preserve"> ela certamente virá.</w:t>
+      </w:r>
+      <w:r>
+        <w:rPr>
+          <w:lang w:val="pt_PT" w:bidi="pt_PT"/>
+        </w:rPr>
+      </w:r>
+      <w:r>
+        <w:rPr>
+          <w:lang w:val="pt_PT" w:bidi="pt_PT"/>
+        </w:rPr>
+      </w:r>
+    </w:p>
+    <w:p>
+      <w:pPr/>
+      <w:r>
+        <w:rPr>
+          <w:lang w:val="pt_PT" w:bidi="pt_PT"/>
+        </w:rPr>
+      </w:r>
+    </w:p>
+    <w:p>
+      <w:pPr>
+        <w:pStyle w:val="Heading2"/>
+      </w:pPr>
+      <w:r>
+        <w:rPr>
+          <w:lang w:val="pt_PT" w:bidi="pt_PT"/>
+        </w:rPr>
+        <w:t>Habacuque 2.2–20</w:t>
+      </w:r>
+      <w:r>
+        <w:rPr>
+          <w:lang w:val="pt_PT" w:bidi="pt_PT"/>
+        </w:rPr>
+      </w:r>
+    </w:p>
+    <w:p>
+      <w:pPr/>
+      <w:r>
+        <w:rPr>
+          <w:lang w:val="pt_PT" w:bidi="pt_PT"/>
+        </w:rPr>
+      </w:r>
+      <w:r>
+        <w:rPr>
+          <w:lang w:val="pt_PT" w:bidi="pt_PT"/>
+        </w:rPr>
+        <w:t>Deus responde à segunda queixa de Habacuque (</w:t>
+      </w:r>
+      <w:hyperlink r:id="rId41">
+        <w:r>
+          <w:rPr>
+            <w:lang w:val="pt_PT" w:bidi="pt_PT"/>
+          </w:rPr>
+          <w:rPr>
+            <w:color w:val="0000EE"/>
+            <w:u w:val="single"/>
+          </w:rPr>
+          <w:t>1.12–2.1</w:t>
+        </w:r>
+      </w:hyperlink>
+      <w:r>
+        <w:rPr>
+          <w:lang w:val="pt_PT" w:bidi="pt_PT"/>
+        </w:rPr>
+        <w:t>) sem explicar por que escolheu usar os babilônios. Em vez disso, Ele assegura a Habacuque que toda violência e injustiça serão punidas.</w:t>
+      </w:r>
+      <w:r>
+        <w:rPr>
+          <w:lang w:val="pt_PT" w:bidi="pt_PT"/>
+        </w:rPr>
+      </w:r>
+      <w:r>
+        <w:rPr>
+          <w:lang w:val="pt_PT" w:bidi="pt_PT"/>
+        </w:rPr>
+      </w:r>
+    </w:p>
+    <w:p>
+      <w:pPr/>
+      <w:r>
+        <w:rPr>
+          <w:lang w:val="pt_PT" w:bidi="pt_PT"/>
+        </w:rPr>
+      </w:r>
+    </w:p>
+    <w:p>
+      <w:pPr>
+        <w:pStyle w:val="Heading2"/>
+      </w:pPr>
+      <w:r>
+        <w:rPr>
+          <w:lang w:val="pt_PT" w:bidi="pt_PT"/>
+        </w:rPr>
+        <w:t>Habacuque 2.3</w:t>
+      </w:r>
+      <w:r>
+        <w:rPr>
+          <w:lang w:val="pt_PT" w:bidi="pt_PT"/>
+        </w:rPr>
+      </w:r>
+    </w:p>
+    <w:p>
+      <w:pPr/>
+      <w:r>
+        <w:rPr>
+          <w:lang w:val="pt_PT" w:bidi="pt_PT"/>
+        </w:rPr>
+      </w:r>
+      <w:r>
+        <w:rPr>
+          <w:lang w:val="pt_PT" w:bidi="pt_PT"/>
+        </w:rPr>
+        <w:t>se cumprirá sem falta: Em um momento futuro determinado, conhecido apenas pelo Senhor, Ele intervirá na história da Terra e a levará a uma conclusão adequada, vindicando os justos e julgando os ímpios. O povo de Deus deve esperar pacientemente</w:t>
+      </w:r>
+      <w:r>
+        <w:rPr>
+          <w:i/>
+          <w:lang w:val="pt_PT" w:bidi="pt_PT"/>
+        </w:rPr>
+        <w:t>,</w:t>
+      </w:r>
+      <w:r>
+        <w:rPr>
+          <w:lang w:val="pt_PT" w:bidi="pt_PT"/>
+        </w:rPr>
+        <w:t xml:space="preserve"> sabendo que o plano divino está agendado (veja </w:t>
+      </w:r>
+      <w:hyperlink r:id="rId42">
+        <w:r>
+          <w:rPr>
+            <w:lang w:val="pt_PT" w:bidi="pt_PT"/>
+          </w:rPr>
+          <w:rPr>
+            <w:color w:val="0000EE"/>
+            <w:u w:val="single"/>
+          </w:rPr>
+          <w:t>Hb 10.35–38</w:t>
+        </w:r>
+      </w:hyperlink>
+      <w:r>
+        <w:rPr>
+          <w:lang w:val="pt_PT" w:bidi="pt_PT"/>
+        </w:rPr>
+        <w:t>).</w:t>
+      </w:r>
+      <w:r>
+        <w:rPr>
+          <w:lang w:val="pt_PT" w:bidi="pt_PT"/>
+        </w:rPr>
+      </w:r>
+      <w:r>
+        <w:rPr>
+          <w:lang w:val="pt_PT" w:bidi="pt_PT"/>
+        </w:rPr>
+      </w:r>
+    </w:p>
+    <w:p>
+      <w:pPr/>
+      <w:r>
+        <w:rPr>
+          <w:lang w:val="pt_PT" w:bidi="pt_PT"/>
+        </w:rPr>
+      </w:r>
+    </w:p>
+    <w:p>
+      <w:pPr>
+        <w:pStyle w:val="Heading2"/>
+      </w:pPr>
+      <w:r>
+        <w:rPr>
+          <w:lang w:val="pt_PT" w:bidi="pt_PT"/>
+        </w:rPr>
+        <w:t>Habacuque 2.4</w:t>
+      </w:r>
+      <w:r>
+        <w:rPr>
+          <w:lang w:val="pt_PT" w:bidi="pt_PT"/>
+        </w:rPr>
+      </w:r>
+    </w:p>
+    <w:p>
+      <w:pPr/>
+      <w:r>
+        <w:rPr>
+          <w:lang w:val="pt_PT" w:bidi="pt_PT"/>
+        </w:rPr>
+      </w:r>
+      <w:r>
+        <w:rPr>
+          <w:lang w:val="pt_PT" w:bidi="pt_PT"/>
+        </w:rPr>
+        <w:t>Deus está ciente do egocentrismo dos orgulhosos. Suas vidas tortuosas demonstram sua injustiça; eles recusam a instrução de Deus e satisfazem seus próprios desejos (</w:t>
+      </w:r>
+      <w:hyperlink r:id="rId43">
+        <w:r>
+          <w:rPr>
+            <w:lang w:val="pt_PT" w:bidi="pt_PT"/>
+          </w:rPr>
+          <w:rPr>
+            <w:color w:val="0000EE"/>
+            <w:u w:val="single"/>
+          </w:rPr>
+          <w:t>Pv 12.15</w:t>
+        </w:r>
+      </w:hyperlink>
+      <w:r>
+        <w:rPr>
+          <w:lang w:val="pt_PT" w:bidi="pt_PT"/>
+        </w:rPr>
+        <w:t xml:space="preserve">; </w:t>
+      </w:r>
+      <w:hyperlink r:id="rId44">
+        <w:r>
+          <w:rPr>
+            <w:lang w:val="pt_PT" w:bidi="pt_PT"/>
+          </w:rPr>
+          <w:rPr>
+            <w:color w:val="0000EE"/>
+            <w:u w:val="single"/>
+          </w:rPr>
+          <w:t>21.8</w:t>
         </w:r>
       </w:hyperlink>
       <w:r>
@@ -675,23 +2027,401 @@
         </w:rPr>
         <w:t xml:space="preserve">, </w:t>
       </w:r>
-      <w:hyperlink r:id="rId24">
-        <w:r>
-          <w:rPr>
-            <w:lang w:val="pt_PT" w:bidi="pt_PT"/>
-          </w:rPr>
-          <w:rPr>
-            <w:color w:val="0000EE"/>
-            <w:u w:val="single"/>
-          </w:rPr>
-          <w:t>9</w:t>
-        </w:r>
-      </w:hyperlink>
-      <w:r>
-        <w:rPr>
-          <w:lang w:val="pt_PT" w:bidi="pt_PT"/>
-        </w:rPr>
-        <w:t>), até mesmo nos tribunais</w:t>
+      <w:hyperlink r:id="rId45">
+        <w:r>
+          <w:rPr>
+            <w:lang w:val="pt_PT" w:bidi="pt_PT"/>
+          </w:rPr>
+          <w:rPr>
+            <w:color w:val="0000EE"/>
+            <w:u w:val="single"/>
+          </w:rPr>
+          <w:t>29</w:t>
+        </w:r>
+      </w:hyperlink>
+      <w:r>
+        <w:rPr>
+          <w:lang w:val="pt_PT" w:bidi="pt_PT"/>
+        </w:rPr>
+        <w:t xml:space="preserve">; </w:t>
+      </w:r>
+      <w:hyperlink r:id="rId46">
+        <w:r>
+          <w:rPr>
+            <w:lang w:val="pt_PT" w:bidi="pt_PT"/>
+          </w:rPr>
+          <w:rPr>
+            <w:color w:val="0000EE"/>
+            <w:u w:val="single"/>
+          </w:rPr>
+          <w:t>29.27</w:t>
+        </w:r>
+      </w:hyperlink>
+      <w:r>
+        <w:rPr>
+          <w:lang w:val="pt_PT" w:bidi="pt_PT"/>
+        </w:rPr>
+        <w:t>). Em contraste, os justos desfrutam de uma posição judicial adequada diante de Deus. Eles adotam os padrões justos de Deus como seus próprios e os refletem em suas vidas. • fidelidade: Hebraico ’emunah. Em Gênesis, a mesma raiz hebraica (’mn) descreve a confiança de Abrão em Deus (</w:t>
+      </w:r>
+      <w:hyperlink r:id="rId47">
+        <w:r>
+          <w:rPr>
+            <w:lang w:val="pt_PT" w:bidi="pt_PT"/>
+          </w:rPr>
+          <w:rPr>
+            <w:color w:val="0000EE"/>
+            <w:u w:val="single"/>
+          </w:rPr>
+          <w:t>Gn 15.6</w:t>
+        </w:r>
+      </w:hyperlink>
+      <w:r>
+        <w:rPr>
+          <w:lang w:val="pt_PT" w:bidi="pt_PT"/>
+        </w:rPr>
+        <w:t xml:space="preserve">). Deus transforma os corações daqueles que confiam nele para que possam seguir fielmente os padrões sagrados de Deus. Veja também </w:t>
+      </w:r>
+      <w:hyperlink r:id="rId48">
+        <w:r>
+          <w:rPr>
+            <w:lang w:val="pt_PT" w:bidi="pt_PT"/>
+          </w:rPr>
+          <w:rPr>
+            <w:color w:val="0000EE"/>
+            <w:u w:val="single"/>
+          </w:rPr>
+          <w:t>Romanos 1.16–17</w:t>
+        </w:r>
+      </w:hyperlink>
+      <w:r>
+        <w:rPr>
+          <w:lang w:val="pt_PT" w:bidi="pt_PT"/>
+        </w:rPr>
+        <w:t xml:space="preserve">; </w:t>
+      </w:r>
+      <w:hyperlink r:id="rId49">
+        <w:r>
+          <w:rPr>
+            <w:lang w:val="pt_PT" w:bidi="pt_PT"/>
+          </w:rPr>
+          <w:rPr>
+            <w:color w:val="0000EE"/>
+            <w:u w:val="single"/>
+          </w:rPr>
+          <w:t>Gálatas 3.11</w:t>
+        </w:r>
+      </w:hyperlink>
+      <w:r>
+        <w:rPr>
+          <w:lang w:val="pt_PT" w:bidi="pt_PT"/>
+        </w:rPr>
+        <w:t xml:space="preserve">; </w:t>
+      </w:r>
+      <w:hyperlink r:id="rId50">
+        <w:r>
+          <w:rPr>
+            <w:lang w:val="pt_PT" w:bidi="pt_PT"/>
+          </w:rPr>
+          <w:rPr>
+            <w:color w:val="0000EE"/>
+            <w:u w:val="single"/>
+          </w:rPr>
+          <w:t>Hebreus 10.37–39</w:t>
+        </w:r>
+      </w:hyperlink>
+      <w:r>
+        <w:rPr>
+          <w:lang w:val="pt_PT" w:bidi="pt_PT"/>
+        </w:rPr>
+        <w:t>.</w:t>
+      </w:r>
+      <w:r>
+        <w:rPr>
+          <w:lang w:val="pt_PT" w:bidi="pt_PT"/>
+        </w:rPr>
+      </w:r>
+      <w:r>
+        <w:rPr>
+          <w:lang w:val="pt_PT" w:bidi="pt_PT"/>
+        </w:rPr>
+      </w:r>
+    </w:p>
+    <w:p>
+      <w:pPr/>
+      <w:r>
+        <w:rPr>
+          <w:lang w:val="pt_PT" w:bidi="pt_PT"/>
+        </w:rPr>
+      </w:r>
+    </w:p>
+    <w:p>
+      <w:pPr>
+        <w:pStyle w:val="Heading2"/>
+      </w:pPr>
+      <w:r>
+        <w:rPr>
+          <w:lang w:val="pt_PT" w:bidi="pt_PT"/>
+        </w:rPr>
+        <w:t>Habacuque 2.6–8</w:t>
+      </w:r>
+      <w:r>
+        <w:rPr>
+          <w:lang w:val="pt_PT" w:bidi="pt_PT"/>
+        </w:rPr>
+      </w:r>
+    </w:p>
+    <w:p>
+      <w:pPr/>
+      <w:r>
+        <w:rPr>
+          <w:lang w:val="pt_PT" w:bidi="pt_PT"/>
+        </w:rPr>
+      </w:r>
+      <w:r>
+        <w:rPr>
+          <w:lang w:val="pt_PT" w:bidi="pt_PT"/>
+        </w:rPr>
+        <w:t>No primeiro dos cânticos de provocação de Habacuque, ele condena os babilônios por despojar as nações. • pegando coisas que não lhes pertencem!... obrigando: A imagem compara os babilônios a credores cujas medidas opressivas fazem com que seus devedores se levantem contra eles. A ganância pode facilmente manchar o caráter espiritual de um indivíduo ou nação (</w:t>
+      </w:r>
+      <w:hyperlink r:id="rId51">
+        <w:r>
+          <w:rPr>
+            <w:lang w:val="pt_PT" w:bidi="pt_PT"/>
+          </w:rPr>
+          <w:rPr>
+            <w:color w:val="0000EE"/>
+            <w:u w:val="single"/>
+          </w:rPr>
+          <w:t>Lc 12.15</w:t>
+        </w:r>
+      </w:hyperlink>
+      <w:r>
+        <w:rPr>
+          <w:lang w:val="pt_PT" w:bidi="pt_PT"/>
+        </w:rPr>
+        <w:t xml:space="preserve">; </w:t>
+      </w:r>
+      <w:hyperlink r:id="rId52">
+        <w:r>
+          <w:rPr>
+            <w:lang w:val="pt_PT" w:bidi="pt_PT"/>
+          </w:rPr>
+          <w:rPr>
+            <w:color w:val="0000EE"/>
+            <w:u w:val="single"/>
+          </w:rPr>
+          <w:t>Ef 5.3</w:t>
+        </w:r>
+      </w:hyperlink>
+      <w:r>
+        <w:rPr>
+          <w:lang w:val="pt_PT" w:bidi="pt_PT"/>
+        </w:rPr>
+        <w:t>).</w:t>
+      </w:r>
+      <w:r>
+        <w:rPr>
+          <w:lang w:val="pt_PT" w:bidi="pt_PT"/>
+        </w:rPr>
+      </w:r>
+      <w:r>
+        <w:rPr>
+          <w:lang w:val="pt_PT" w:bidi="pt_PT"/>
+        </w:rPr>
+      </w:r>
+    </w:p>
+    <w:p>
+      <w:pPr/>
+      <w:r>
+        <w:rPr>
+          <w:lang w:val="pt_PT" w:bidi="pt_PT"/>
+        </w:rPr>
+      </w:r>
+    </w:p>
+    <w:p>
+      <w:pPr>
+        <w:pStyle w:val="Heading2"/>
+      </w:pPr>
+      <w:r>
+        <w:rPr>
+          <w:lang w:val="pt_PT" w:bidi="pt_PT"/>
+        </w:rPr>
+        <w:t>Habacuque 2.6–20</w:t>
+      </w:r>
+      <w:r>
+        <w:rPr>
+          <w:lang w:val="pt_PT" w:bidi="pt_PT"/>
+        </w:rPr>
+      </w:r>
+    </w:p>
+    <w:p>
+      <w:pPr/>
+      <w:r>
+        <w:rPr>
+          <w:lang w:val="pt_PT" w:bidi="pt_PT"/>
+        </w:rPr>
+      </w:r>
+      <w:r>
+        <w:rPr>
+          <w:lang w:val="pt_PT" w:bidi="pt_PT"/>
+        </w:rPr>
+        <w:t>Cinco canções de provocação (</w:t>
+      </w:r>
+      <w:hyperlink r:id="rId53">
+        <w:r>
+          <w:rPr>
+            <w:lang w:val="pt_PT" w:bidi="pt_PT"/>
+          </w:rPr>
+          <w:rPr>
+            <w:color w:val="0000EE"/>
+            <w:u w:val="single"/>
+          </w:rPr>
+          <w:t>2.6–8</w:t>
+        </w:r>
+      </w:hyperlink>
+      <w:r>
+        <w:rPr>
+          <w:lang w:val="pt_PT" w:bidi="pt_PT"/>
+        </w:rPr>
+        <w:t xml:space="preserve">, </w:t>
+      </w:r>
+      <w:hyperlink r:id="rId54">
+        <w:r>
+          <w:rPr>
+            <w:lang w:val="pt_PT" w:bidi="pt_PT"/>
+          </w:rPr>
+          <w:rPr>
+            <w:color w:val="0000EE"/>
+            <w:u w:val="single"/>
+          </w:rPr>
+          <w:t>9–11</w:t>
+        </w:r>
+      </w:hyperlink>
+      <w:r>
+        <w:rPr>
+          <w:lang w:val="pt_PT" w:bidi="pt_PT"/>
+        </w:rPr>
+        <w:t xml:space="preserve">, </w:t>
+      </w:r>
+      <w:hyperlink r:id="rId55">
+        <w:r>
+          <w:rPr>
+            <w:lang w:val="pt_PT" w:bidi="pt_PT"/>
+          </w:rPr>
+          <w:rPr>
+            <w:color w:val="0000EE"/>
+            <w:u w:val="single"/>
+          </w:rPr>
+          <w:t>12–14</w:t>
+        </w:r>
+      </w:hyperlink>
+      <w:r>
+        <w:rPr>
+          <w:lang w:val="pt_PT" w:bidi="pt_PT"/>
+        </w:rPr>
+        <w:t xml:space="preserve">, </w:t>
+      </w:r>
+      <w:hyperlink r:id="rId56">
+        <w:r>
+          <w:rPr>
+            <w:lang w:val="pt_PT" w:bidi="pt_PT"/>
+          </w:rPr>
+          <w:rPr>
+            <w:color w:val="0000EE"/>
+            <w:u w:val="single"/>
+          </w:rPr>
+          <w:t>15–17</w:t>
+        </w:r>
+      </w:hyperlink>
+      <w:r>
+        <w:rPr>
+          <w:lang w:val="pt_PT" w:bidi="pt_PT"/>
+        </w:rPr>
+        <w:t xml:space="preserve">, </w:t>
+      </w:r>
+      <w:hyperlink r:id="rId57">
+        <w:r>
+          <w:rPr>
+            <w:lang w:val="pt_PT" w:bidi="pt_PT"/>
+          </w:rPr>
+          <w:rPr>
+            <w:color w:val="0000EE"/>
+            <w:u w:val="single"/>
+          </w:rPr>
+          <w:t>18–20</w:t>
+        </w:r>
+      </w:hyperlink>
+      <w:r>
+        <w:rPr>
+          <w:lang w:val="pt_PT" w:bidi="pt_PT"/>
+        </w:rPr>
+        <w:t xml:space="preserve">) retratam o julgamento futuro de Deus sobre os babilônios (e outros que, como os babilônios, se entregam à violência e injustiça). Deus permite que eles selem seu próprio destino. Aqueles que sofrem poderão repetir essas provocações quando os ímpios vierem a julgamento (veja </w:t>
+      </w:r>
+      <w:hyperlink r:id="rId58">
+        <w:r>
+          <w:rPr>
+            <w:lang w:val="pt_PT" w:bidi="pt_PT"/>
+          </w:rPr>
+          <w:rPr>
+            <w:color w:val="0000EE"/>
+            <w:u w:val="single"/>
+          </w:rPr>
+          <w:t>1.14–17</w:t>
+        </w:r>
+      </w:hyperlink>
+      <w:r>
+        <w:rPr>
+          <w:lang w:val="pt_PT" w:bidi="pt_PT"/>
+        </w:rPr>
+        <w:t>). Cada provocação contém uma declaração de pesar, um julgamento e a razão para o julgamento de Deus.</w:t>
+      </w:r>
+      <w:r>
+        <w:rPr>
+          <w:lang w:val="pt_PT" w:bidi="pt_PT"/>
+        </w:rPr>
+      </w:r>
+      <w:r>
+        <w:rPr>
+          <w:lang w:val="pt_PT" w:bidi="pt_PT"/>
+        </w:rPr>
+      </w:r>
+    </w:p>
+    <w:p>
+      <w:pPr/>
+      <w:r>
+        <w:rPr>
+          <w:lang w:val="pt_PT" w:bidi="pt_PT"/>
+        </w:rPr>
+      </w:r>
+    </w:p>
+    <w:p>
+      <w:pPr>
+        <w:pStyle w:val="Heading2"/>
+      </w:pPr>
+      <w:r>
+        <w:rPr>
+          <w:lang w:val="pt_PT" w:bidi="pt_PT"/>
+        </w:rPr>
+        <w:t>Habacuque 2.9–11</w:t>
+      </w:r>
+      <w:r>
+        <w:rPr>
+          <w:lang w:val="pt_PT" w:bidi="pt_PT"/>
+        </w:rPr>
+      </w:r>
+    </w:p>
+    <w:p>
+      <w:pPr/>
+      <w:r>
+        <w:rPr>
+          <w:lang w:val="pt_PT" w:bidi="pt_PT"/>
+        </w:rPr>
+      </w:r>
+      <w:r>
+        <w:rPr>
+          <w:lang w:val="pt_PT" w:bidi="pt_PT"/>
+        </w:rPr>
+        <w:t>No segundo cântico de provocação, os babilônios são condenados por seus negócios desonestos. Como os babilônios obtiveram os meios para construir grandes casas por meio de engano e desonestidade</w:t>
       </w:r>
       <w:r>
         <w:rPr>
@@ -704,7 +2434,7 @@
         <w:rPr>
           <w:lang w:val="pt_PT" w:bidi="pt_PT"/>
         </w:rPr>
-        <w:t xml:space="preserve"> onde a lei já não era eficaz em manter a justiça.</w:t>
+        <w:t xml:space="preserve"> acabaram perdendo suas vidas.</w:t>
       </w:r>
       <w:r>
         <w:rPr>
@@ -733,86 +2463,1613 @@
         <w:rPr>
           <w:lang w:val="pt_PT" w:bidi="pt_PT"/>
         </w:rPr>
-        <w:t>Habacuque 1.5</w:t>
-      </w:r>
-      <w:r>
-        <w:rPr>
-          <w:lang w:val="pt_PT" w:bidi="pt_PT"/>
-        </w:rPr>
-      </w:r>
-    </w:p>
-    <w:p>
-      <w:pPr/>
-      <w:r>
-        <w:rPr>
-          <w:lang w:val="pt_PT" w:bidi="pt_PT"/>
-        </w:rPr>
-      </w:r>
-      <w:r>
-        <w:rPr>
-          <w:lang w:val="pt_PT" w:bidi="pt_PT"/>
-        </w:rPr>
-        <w:t xml:space="preserve">Olhem... fiquem admirados: Dois verbos hebraicos diferentes, são traduzidos como </w:t>
+        <w:t>Habacuque 2.12–14</w:t>
+      </w:r>
+      <w:r>
+        <w:rPr>
+          <w:lang w:val="pt_PT" w:bidi="pt_PT"/>
+        </w:rPr>
+      </w:r>
+    </w:p>
+    <w:p>
+      <w:pPr/>
+      <w:r>
+        <w:rPr>
+          <w:lang w:val="pt_PT" w:bidi="pt_PT"/>
+        </w:rPr>
+      </w:r>
+      <w:r>
+        <w:rPr>
+          <w:lang w:val="pt_PT" w:bidi="pt_PT"/>
+        </w:rPr>
+        <w:t>No terceiro cântico de provocação, os babilônios são condenados pelo assassinato e corrupção da vida humana e da sociedade que trouxeram riqueza para construir suas cidades. Deus faria com que seu ganho aparente se revelasse uma perda total. • a terra ficará cheia: A antítese da violência e da riqueza mal adquirida é a consciência da glória do Senhor, que Deus promete tornar tão abundante quanto a água no oceano (</w:t>
+      </w:r>
+      <w:hyperlink r:id="rId59">
+        <w:r>
+          <w:rPr>
+            <w:lang w:val="pt_PT" w:bidi="pt_PT"/>
+          </w:rPr>
+          <w:rPr>
+            <w:color w:val="0000EE"/>
+            <w:u w:val="single"/>
+          </w:rPr>
+          <w:t>Is 11.9</w:t>
+        </w:r>
+      </w:hyperlink>
+      <w:r>
+        <w:rPr>
+          <w:lang w:val="pt_PT" w:bidi="pt_PT"/>
+        </w:rPr>
+        <w:t>).</w:t>
+      </w:r>
+      <w:r>
+        <w:rPr>
+          <w:lang w:val="pt_PT" w:bidi="pt_PT"/>
+        </w:rPr>
+      </w:r>
+      <w:r>
+        <w:rPr>
+          <w:lang w:val="pt_PT" w:bidi="pt_PT"/>
+        </w:rPr>
+      </w:r>
+    </w:p>
+    <w:p>
+      <w:pPr/>
+      <w:r>
+        <w:rPr>
+          <w:lang w:val="pt_PT" w:bidi="pt_PT"/>
+        </w:rPr>
+      </w:r>
+    </w:p>
+    <w:p>
+      <w:pPr>
+        <w:pStyle w:val="Heading2"/>
+      </w:pPr>
+      <w:r>
+        <w:rPr>
+          <w:lang w:val="pt_PT" w:bidi="pt_PT"/>
+        </w:rPr>
+        <w:t>Habacuque 2.15–17</w:t>
+      </w:r>
+      <w:r>
+        <w:rPr>
+          <w:lang w:val="pt_PT" w:bidi="pt_PT"/>
+        </w:rPr>
+      </w:r>
+    </w:p>
+    <w:p>
+      <w:pPr/>
+      <w:r>
+        <w:rPr>
+          <w:lang w:val="pt_PT" w:bidi="pt_PT"/>
+        </w:rPr>
+      </w:r>
+      <w:r>
+        <w:rPr>
+          <w:lang w:val="pt_PT" w:bidi="pt_PT"/>
+        </w:rPr>
+        <w:t>No quarto cântico de provocação, os babilônios são condenados por seus atos vergonhosos contra pessoas, animais</w:t>
       </w:r>
       <w:r>
         <w:rPr>
           <w:i/>
           <w:lang w:val="pt_PT" w:bidi="pt_PT"/>
         </w:rPr>
-        <w:t>ver</w:t>
-      </w:r>
-      <w:r>
-        <w:rPr>
-          <w:lang w:val="pt_PT" w:bidi="pt_PT"/>
-        </w:rPr>
-        <w:t xml:space="preserve"> em </w:t>
-      </w:r>
-      <w:hyperlink r:id="rId25">
-        <w:r>
-          <w:rPr>
-            <w:lang w:val="pt_PT" w:bidi="pt_PT"/>
-          </w:rPr>
-          <w:rPr>
-            <w:color w:val="0000EE"/>
-            <w:u w:val="single"/>
-          </w:rPr>
-          <w:t>1.3</w:t>
-        </w:r>
-      </w:hyperlink>
-      <w:r>
-        <w:rPr>
-          <w:lang w:val="pt_PT" w:bidi="pt_PT"/>
-        </w:rPr>
-        <w:t xml:space="preserve">. Isso forma um elo literário entre as perguntas de Habacuque em </w:t>
-      </w:r>
-      <w:hyperlink r:id="rId25">
-        <w:r>
-          <w:rPr>
-            <w:lang w:val="pt_PT" w:bidi="pt_PT"/>
-          </w:rPr>
-          <w:rPr>
-            <w:color w:val="0000EE"/>
-            <w:u w:val="single"/>
-          </w:rPr>
-          <w:t>1.3</w:t>
-        </w:r>
-      </w:hyperlink>
-      <w:r>
-        <w:rPr>
-          <w:lang w:val="pt_PT" w:bidi="pt_PT"/>
-        </w:rPr>
-        <w:t xml:space="preserve"> e a resposta de Deus em </w:t>
-      </w:r>
-      <w:hyperlink r:id="rId26">
-        <w:r>
-          <w:rPr>
-            <w:lang w:val="pt_PT" w:bidi="pt_PT"/>
-          </w:rPr>
-          <w:rPr>
-            <w:color w:val="0000EE"/>
-            <w:u w:val="single"/>
-          </w:rPr>
-          <w:t>1.5–11</w:t>
+        <w:t>,</w:t>
+      </w:r>
+      <w:r>
+        <w:rPr>
+          <w:lang w:val="pt_PT" w:bidi="pt_PT"/>
+        </w:rPr>
+        <w:t xml:space="preserve"> e o meio ambiente. Eles são como um homem que parece ser hospitaleiro, mas depois de embriagar seus vizinhos</w:t>
+      </w:r>
+      <w:r>
+        <w:rPr>
+          <w:i/>
+          <w:lang w:val="pt_PT" w:bidi="pt_PT"/>
+        </w:rPr>
+        <w:t>,</w:t>
+      </w:r>
+      <w:r>
+        <w:rPr>
+          <w:lang w:val="pt_PT" w:bidi="pt_PT"/>
+        </w:rPr>
+        <w:t xml:space="preserve"> os despoja de tudo. No entanto, os babilônios serão desonrados após beberem do cálice do julgamento do Senhor (veja </w:t>
+      </w:r>
+      <w:hyperlink r:id="rId60">
+        <w:r>
+          <w:rPr>
+            <w:lang w:val="pt_PT" w:bidi="pt_PT"/>
+          </w:rPr>
+          <w:rPr>
+            <w:color w:val="0000EE"/>
+            <w:u w:val="single"/>
+          </w:rPr>
+          <w:t>Jr 25.15–17</w:t>
+        </w:r>
+      </w:hyperlink>
+      <w:r>
+        <w:rPr>
+          <w:lang w:val="pt_PT" w:bidi="pt_PT"/>
+        </w:rPr>
+        <w:t xml:space="preserve">; cp. </w:t>
+      </w:r>
+      <w:hyperlink r:id="rId61">
+        <w:r>
+          <w:rPr>
+            <w:lang w:val="pt_PT" w:bidi="pt_PT"/>
+          </w:rPr>
+          <w:rPr>
+            <w:color w:val="0000EE"/>
+            <w:u w:val="single"/>
+          </w:rPr>
+          <w:t>Jo 18.11</w:t>
+        </w:r>
+      </w:hyperlink>
+      <w:r>
+        <w:rPr>
+          <w:lang w:val="pt_PT" w:bidi="pt_PT"/>
+        </w:rPr>
+        <w:t>).</w:t>
+      </w:r>
+      <w:r>
+        <w:rPr>
+          <w:lang w:val="pt_PT" w:bidi="pt_PT"/>
+        </w:rPr>
+      </w:r>
+      <w:r>
+        <w:rPr>
+          <w:lang w:val="pt_PT" w:bidi="pt_PT"/>
+        </w:rPr>
+      </w:r>
+    </w:p>
+    <w:p>
+      <w:pPr/>
+      <w:r>
+        <w:rPr>
+          <w:lang w:val="pt_PT" w:bidi="pt_PT"/>
+        </w:rPr>
+      </w:r>
+    </w:p>
+    <w:p>
+      <w:pPr>
+        <w:pStyle w:val="Heading2"/>
+      </w:pPr>
+      <w:r>
+        <w:rPr>
+          <w:lang w:val="pt_PT" w:bidi="pt_PT"/>
+        </w:rPr>
+        <w:t>Habacuque 2.18–20</w:t>
+      </w:r>
+      <w:r>
+        <w:rPr>
+          <w:lang w:val="pt_PT" w:bidi="pt_PT"/>
+        </w:rPr>
+      </w:r>
+    </w:p>
+    <w:p>
+      <w:pPr/>
+      <w:r>
+        <w:rPr>
+          <w:lang w:val="pt_PT" w:bidi="pt_PT"/>
+        </w:rPr>
+      </w:r>
+      <w:r>
+        <w:rPr>
+          <w:lang w:val="pt_PT" w:bidi="pt_PT"/>
+        </w:rPr>
+        <w:t>No quinto cântico de provocação, os babilônios são condenados por sua devoção à idolatria. Quer os ídolos sejam esculpidos ou fundidos pela mão do homem</w:t>
+      </w:r>
+      <w:r>
+        <w:rPr>
+          <w:i/>
+          <w:lang w:val="pt_PT" w:bidi="pt_PT"/>
+        </w:rPr>
+        <w:t>,</w:t>
+      </w:r>
+      <w:r>
+        <w:rPr>
+          <w:lang w:val="pt_PT" w:bidi="pt_PT"/>
+        </w:rPr>
+        <w:t xml:space="preserve"> eles não podem salvar nem ensinar seus adoradores (</w:t>
+      </w:r>
+      <w:hyperlink r:id="rId62">
+        <w:r>
+          <w:rPr>
+            <w:lang w:val="pt_PT" w:bidi="pt_PT"/>
+          </w:rPr>
+          <w:rPr>
+            <w:color w:val="0000EE"/>
+            <w:u w:val="single"/>
+          </w:rPr>
+          <w:t>Is 42.17</w:t>
+        </w:r>
+      </w:hyperlink>
+      <w:r>
+        <w:rPr>
+          <w:lang w:val="pt_PT" w:bidi="pt_PT"/>
+        </w:rPr>
+        <w:t>). Somente o Senhor realmente merece nossa adoração (</w:t>
+      </w:r>
+      <w:hyperlink r:id="rId63">
+        <w:r>
+          <w:rPr>
+            <w:lang w:val="pt_PT" w:bidi="pt_PT"/>
+          </w:rPr>
+          <w:rPr>
+            <w:color w:val="0000EE"/>
+            <w:u w:val="single"/>
+          </w:rPr>
+          <w:t>Hc 2.20</w:t>
+        </w:r>
+      </w:hyperlink>
+      <w:r>
+        <w:rPr>
+          <w:lang w:val="pt_PT" w:bidi="pt_PT"/>
+        </w:rPr>
+        <w:t xml:space="preserve">; </w:t>
+      </w:r>
+      <w:hyperlink r:id="rId64">
+        <w:r>
+          <w:rPr>
+            <w:lang w:val="pt_PT" w:bidi="pt_PT"/>
+          </w:rPr>
+          <w:rPr>
+            <w:color w:val="0000EE"/>
+            <w:u w:val="single"/>
+          </w:rPr>
+          <w:t>Êx 20.2–6</w:t>
+        </w:r>
+      </w:hyperlink>
+      <w:r>
+        <w:rPr>
+          <w:lang w:val="pt_PT" w:bidi="pt_PT"/>
+        </w:rPr>
+        <w:t xml:space="preserve">; cp. </w:t>
+      </w:r>
+      <w:hyperlink r:id="rId65">
+        <w:r>
+          <w:rPr>
+            <w:lang w:val="pt_PT" w:bidi="pt_PT"/>
+          </w:rPr>
+          <w:rPr>
+            <w:color w:val="0000EE"/>
+            <w:u w:val="single"/>
+          </w:rPr>
+          <w:t>Ec 5.1–2</w:t>
+        </w:r>
+      </w:hyperlink>
+      <w:r>
+        <w:rPr>
+          <w:lang w:val="pt_PT" w:bidi="pt_PT"/>
+        </w:rPr>
+        <w:t>).</w:t>
+      </w:r>
+      <w:r>
+        <w:rPr>
+          <w:lang w:val="pt_PT" w:bidi="pt_PT"/>
+        </w:rPr>
+      </w:r>
+      <w:r>
+        <w:rPr>
+          <w:lang w:val="pt_PT" w:bidi="pt_PT"/>
+        </w:rPr>
+      </w:r>
+    </w:p>
+    <w:p>
+      <w:pPr/>
+      <w:r>
+        <w:rPr>
+          <w:lang w:val="pt_PT" w:bidi="pt_PT"/>
+        </w:rPr>
+      </w:r>
+    </w:p>
+    <w:p>
+      <w:pPr>
+        <w:pStyle w:val="Heading2"/>
+      </w:pPr>
+      <w:r>
+        <w:rPr>
+          <w:lang w:val="pt_PT" w:bidi="pt_PT"/>
+        </w:rPr>
+        <w:t>Habacuque 2.20</w:t>
+      </w:r>
+      <w:r>
+        <w:rPr>
+          <w:lang w:val="pt_PT" w:bidi="pt_PT"/>
+        </w:rPr>
+      </w:r>
+    </w:p>
+    <w:p>
+      <w:pPr/>
+      <w:r>
+        <w:rPr>
+          <w:lang w:val="pt_PT" w:bidi="pt_PT"/>
+        </w:rPr>
+      </w:r>
+      <w:r>
+        <w:rPr>
+          <w:lang w:val="pt_PT" w:bidi="pt_PT"/>
+        </w:rPr>
+        <w:t>As canções de provocação terminam com uma declaração: Aquele que é soberano sobre todas as nações não é um ídolo babilônico (</w:t>
+      </w:r>
+      <w:hyperlink r:id="rId57">
+        <w:r>
+          <w:rPr>
+            <w:lang w:val="pt_PT" w:bidi="pt_PT"/>
+          </w:rPr>
+          <w:rPr>
+            <w:color w:val="0000EE"/>
+            <w:u w:val="single"/>
+          </w:rPr>
+          <w:t>2.18–20</w:t>
+        </w:r>
+      </w:hyperlink>
+      <w:r>
+        <w:rPr>
+          <w:lang w:val="pt_PT" w:bidi="pt_PT"/>
+        </w:rPr>
+        <w:t>), mas o Deus Santo. Ao contrário dos ídolos babilônicos sem vida, o Deus vivo habita em seu Templo sagrado. A presença de Deus enche seu santuário celestial (</w:t>
+      </w:r>
+      <w:hyperlink r:id="rId66">
+        <w:r>
+          <w:rPr>
+            <w:lang w:val="pt_PT" w:bidi="pt_PT"/>
+          </w:rPr>
+          <w:rPr>
+            <w:color w:val="0000EE"/>
+            <w:u w:val="single"/>
+          </w:rPr>
+          <w:t>Is 6.1–5</w:t>
+        </w:r>
+      </w:hyperlink>
+      <w:r>
+        <w:rPr>
+          <w:lang w:val="pt_PT" w:bidi="pt_PT"/>
+        </w:rPr>
+        <w:t>) — e no tempo de Habacuque, enchia o Templo em Jerusalém (</w:t>
+      </w:r>
+      <w:hyperlink r:id="rId67">
+        <w:r>
+          <w:rPr>
+            <w:lang w:val="pt_PT" w:bidi="pt_PT"/>
+          </w:rPr>
+          <w:rPr>
+            <w:color w:val="0000EE"/>
+            <w:u w:val="single"/>
+          </w:rPr>
+          <w:t>1Rs 8.10–11</w:t>
+        </w:r>
+      </w:hyperlink>
+      <w:r>
+        <w:rPr>
+          <w:lang w:val="pt_PT" w:bidi="pt_PT"/>
+        </w:rPr>
+        <w:t>). Deus controla toda a terra e espera que as pessoas o adorem com submissão humilde (</w:t>
+      </w:r>
+      <w:hyperlink r:id="rId68">
+        <w:r>
+          <w:rPr>
+            <w:lang w:val="pt_PT" w:bidi="pt_PT"/>
+          </w:rPr>
+          <w:rPr>
+            <w:color w:val="0000EE"/>
+            <w:u w:val="single"/>
+          </w:rPr>
+          <w:t>Sl 63.1–4</w:t>
+        </w:r>
+      </w:hyperlink>
+      <w:r>
+        <w:rPr>
+          <w:lang w:val="pt_PT" w:bidi="pt_PT"/>
+        </w:rPr>
+        <w:t xml:space="preserve">; </w:t>
+      </w:r>
+      <w:hyperlink r:id="rId69">
+        <w:r>
+          <w:rPr>
+            <w:lang w:val="pt_PT" w:bidi="pt_PT"/>
+          </w:rPr>
+          <w:rPr>
+            <w:color w:val="0000EE"/>
+            <w:u w:val="single"/>
+          </w:rPr>
+          <w:t>Jr 10.1–10</w:t>
+        </w:r>
+      </w:hyperlink>
+      <w:r>
+        <w:rPr>
+          <w:lang w:val="pt_PT" w:bidi="pt_PT"/>
+        </w:rPr>
+        <w:t xml:space="preserve">; </w:t>
+      </w:r>
+      <w:hyperlink r:id="rId70">
+        <w:r>
+          <w:rPr>
+            <w:lang w:val="pt_PT" w:bidi="pt_PT"/>
+          </w:rPr>
+          <w:rPr>
+            <w:color w:val="0000EE"/>
+            <w:u w:val="single"/>
+          </w:rPr>
+          <w:t>Mq 7.16</w:t>
+        </w:r>
+      </w:hyperlink>
+      <w:r>
+        <w:rPr>
+          <w:lang w:val="pt_PT" w:bidi="pt_PT"/>
+        </w:rPr>
+        <w:t xml:space="preserve">; </w:t>
+      </w:r>
+      <w:hyperlink r:id="rId71">
+        <w:r>
+          <w:rPr>
+            <w:lang w:val="pt_PT" w:bidi="pt_PT"/>
+          </w:rPr>
+          <w:rPr>
+            <w:color w:val="0000EE"/>
+            <w:u w:val="single"/>
+          </w:rPr>
+          <w:t>Zc 2.13</w:t>
+        </w:r>
+      </w:hyperlink>
+      <w:r>
+        <w:rPr>
+          <w:lang w:val="pt_PT" w:bidi="pt_PT"/>
+        </w:rPr>
+        <w:t>).</w:t>
+      </w:r>
+      <w:r>
+        <w:rPr>
+          <w:lang w:val="pt_PT" w:bidi="pt_PT"/>
+        </w:rPr>
+      </w:r>
+      <w:r>
+        <w:rPr>
+          <w:lang w:val="pt_PT" w:bidi="pt_PT"/>
+        </w:rPr>
+      </w:r>
+    </w:p>
+    <w:p>
+      <w:pPr/>
+      <w:r>
+        <w:rPr>
+          <w:lang w:val="pt_PT" w:bidi="pt_PT"/>
+        </w:rPr>
+      </w:r>
+    </w:p>
+    <w:p>
+      <w:pPr>
+        <w:pStyle w:val="Heading2"/>
+      </w:pPr>
+      <w:r>
+        <w:rPr>
+          <w:lang w:val="pt_PT" w:bidi="pt_PT"/>
+        </w:rPr>
+        <w:t>Habacuque 3.1–19</w:t>
+      </w:r>
+      <w:r>
+        <w:rPr>
+          <w:lang w:val="pt_PT" w:bidi="pt_PT"/>
+        </w:rPr>
+      </w:r>
+    </w:p>
+    <w:p>
+      <w:pPr/>
+      <w:r>
+        <w:rPr>
+          <w:lang w:val="pt_PT" w:bidi="pt_PT"/>
+        </w:rPr>
+      </w:r>
+      <w:r>
+        <w:rPr>
+          <w:lang w:val="pt_PT" w:bidi="pt_PT"/>
+        </w:rPr>
+        <w:t>A profecia de Habacuque termina com uma oração semelhante a um salmo.</w:t>
+      </w:r>
+      <w:r>
+        <w:rPr>
+          <w:lang w:val="pt_PT" w:bidi="pt_PT"/>
+        </w:rPr>
+      </w:r>
+      <w:r>
+        <w:rPr>
+          <w:lang w:val="pt_PT" w:bidi="pt_PT"/>
+        </w:rPr>
+      </w:r>
+    </w:p>
+    <w:p>
+      <w:pPr/>
+      <w:r>
+        <w:rPr>
+          <w:lang w:val="pt_PT" w:bidi="pt_PT"/>
+        </w:rPr>
+      </w:r>
+    </w:p>
+    <w:p>
+      <w:pPr>
+        <w:pStyle w:val="Heading2"/>
+      </w:pPr>
+      <w:r>
+        <w:rPr>
+          <w:lang w:val="pt_PT" w:bidi="pt_PT"/>
+        </w:rPr>
+        <w:t>Habacuque 3.2</w:t>
+      </w:r>
+      <w:r>
+        <w:rPr>
+          <w:lang w:val="pt_PT" w:bidi="pt_PT"/>
+        </w:rPr>
+      </w:r>
+    </w:p>
+    <w:p>
+      <w:pPr/>
+      <w:r>
+        <w:rPr>
+          <w:lang w:val="pt_PT" w:bidi="pt_PT"/>
+        </w:rPr>
+      </w:r>
+      <w:r>
+        <w:rPr>
+          <w:lang w:val="pt_PT" w:bidi="pt_PT"/>
+        </w:rPr>
+        <w:t>Habacuque fica maravilhado diante do soberano que está entronizado em seu santo Templo (</w:t>
+      </w:r>
+      <w:hyperlink r:id="rId63">
+        <w:r>
+          <w:rPr>
+            <w:lang w:val="pt_PT" w:bidi="pt_PT"/>
+          </w:rPr>
+          <w:rPr>
+            <w:color w:val="0000EE"/>
+            <w:u w:val="single"/>
+          </w:rPr>
+          <w:t>2.20</w:t>
+        </w:r>
+      </w:hyperlink>
+      <w:r>
+        <w:rPr>
+          <w:lang w:val="pt_PT" w:bidi="pt_PT"/>
+        </w:rPr>
+        <w:t xml:space="preserve">). • À luz da mensagem de Deus sobre o castigo iminente de Judá, Habacuque ora para que Deus, que interveio milagrosamente em favor de Israel no passado, mais uma vez torne conhecido seu trabalho de redenção (veja também </w:t>
+      </w:r>
+      <w:hyperlink r:id="rId72">
+        <w:r>
+          <w:rPr>
+            <w:lang w:val="pt_PT" w:bidi="pt_PT"/>
+          </w:rPr>
+          <w:rPr>
+            <w:color w:val="0000EE"/>
+            <w:u w:val="single"/>
+          </w:rPr>
+          <w:t>Sl 77</w:t>
+        </w:r>
+      </w:hyperlink>
+      <w:r>
+        <w:rPr>
+          <w:lang w:val="pt_PT" w:bidi="pt_PT"/>
+        </w:rPr>
+        <w:t>).</w:t>
+      </w:r>
+      <w:r>
+        <w:rPr>
+          <w:lang w:val="pt_PT" w:bidi="pt_PT"/>
+        </w:rPr>
+      </w:r>
+      <w:r>
+        <w:rPr>
+          <w:lang w:val="pt_PT" w:bidi="pt_PT"/>
+        </w:rPr>
+      </w:r>
+    </w:p>
+    <w:p>
+      <w:pPr/>
+      <w:r>
+        <w:rPr>
+          <w:lang w:val="pt_PT" w:bidi="pt_PT"/>
+        </w:rPr>
+      </w:r>
+    </w:p>
+    <w:p>
+      <w:pPr>
+        <w:pStyle w:val="Heading2"/>
+      </w:pPr>
+      <w:r>
+        <w:rPr>
+          <w:lang w:val="pt_PT" w:bidi="pt_PT"/>
+        </w:rPr>
+        <w:t>Habacuque 3.3</w:t>
+      </w:r>
+      <w:r>
+        <w:rPr>
+          <w:lang w:val="pt_PT" w:bidi="pt_PT"/>
+        </w:rPr>
+      </w:r>
+    </w:p>
+    <w:p>
+      <w:pPr/>
+      <w:r>
+        <w:rPr>
+          <w:lang w:val="pt_PT" w:bidi="pt_PT"/>
+        </w:rPr>
+      </w:r>
+      <w:r>
+        <w:rPr>
+          <w:lang w:val="pt_PT" w:bidi="pt_PT"/>
+        </w:rPr>
+        <w:t xml:space="preserve">Edom (do hebraico </w:t>
+      </w:r>
+      <w:r>
+        <w:rPr>
+          <w:i/>
+          <w:lang w:val="pt_PT" w:bidi="pt_PT"/>
+        </w:rPr>
+        <w:t>Temã</w:t>
+      </w:r>
+      <w:r>
+        <w:rPr>
+          <w:lang w:val="pt_PT" w:bidi="pt_PT"/>
+        </w:rPr>
+        <w:t xml:space="preserve">): Temã era uma das principais cidades de Edom (veja também </w:t>
+      </w:r>
+      <w:hyperlink r:id="rId73">
+        <w:r>
+          <w:rPr>
+            <w:lang w:val="pt_PT" w:bidi="pt_PT"/>
+          </w:rPr>
+          <w:rPr>
+            <w:color w:val="0000EE"/>
+            <w:u w:val="single"/>
+          </w:rPr>
+          <w:t>Jó 2.11</w:t>
+        </w:r>
+      </w:hyperlink>
+      <w:r>
+        <w:rPr>
+          <w:lang w:val="pt_PT" w:bidi="pt_PT"/>
+        </w:rPr>
+        <w:t xml:space="preserve">; </w:t>
+      </w:r>
+      <w:hyperlink r:id="rId74">
+        <w:r>
+          <w:rPr>
+            <w:lang w:val="pt_PT" w:bidi="pt_PT"/>
+          </w:rPr>
+          <w:rPr>
+            <w:color w:val="0000EE"/>
+            <w:u w:val="single"/>
+          </w:rPr>
+          <w:t>Jr 49.7</w:t>
+        </w:r>
+      </w:hyperlink>
+      <w:r>
+        <w:rPr>
+          <w:lang w:val="pt_PT" w:bidi="pt_PT"/>
+        </w:rPr>
+        <w:t xml:space="preserve">); o termo poderia se referir a toda a região de Edom onde a cidade estava localizada (cp. </w:t>
+      </w:r>
+      <w:hyperlink r:id="rId75">
+        <w:r>
+          <w:rPr>
+            <w:lang w:val="pt_PT" w:bidi="pt_PT"/>
+          </w:rPr>
+          <w:rPr>
+            <w:color w:val="0000EE"/>
+            <w:u w:val="single"/>
+          </w:rPr>
+          <w:t>Ob 1.9</w:t>
+        </w:r>
+      </w:hyperlink>
+      <w:r>
+        <w:rPr>
+          <w:lang w:val="pt_PT" w:bidi="pt_PT"/>
+        </w:rPr>
+        <w:t>). O uso do termo por Habacuque em conjunto com o Monte Parã sugere que ele tinha em mente a região mais ampla. • Santo é um título proeminente para Deus, pois a santidade é sua característica definidora (</w:t>
+      </w:r>
+      <w:hyperlink r:id="rId76">
+        <w:r>
+          <w:rPr>
+            <w:lang w:val="pt_PT" w:bidi="pt_PT"/>
+          </w:rPr>
+          <w:rPr>
+            <w:color w:val="0000EE"/>
+            <w:u w:val="single"/>
+          </w:rPr>
+          <w:t>Hc 1.12</w:t>
+        </w:r>
+      </w:hyperlink>
+      <w:r>
+        <w:rPr>
+          <w:lang w:val="pt_PT" w:bidi="pt_PT"/>
+        </w:rPr>
+        <w:t xml:space="preserve">; veja também </w:t>
+      </w:r>
+      <w:hyperlink r:id="rId77">
+        <w:r>
+          <w:rPr>
+            <w:lang w:val="pt_PT" w:bidi="pt_PT"/>
+          </w:rPr>
+          <w:rPr>
+            <w:color w:val="0000EE"/>
+            <w:u w:val="single"/>
+          </w:rPr>
+          <w:t>Êx 15.11</w:t>
+        </w:r>
+      </w:hyperlink>
+      <w:r>
+        <w:rPr>
+          <w:lang w:val="pt_PT" w:bidi="pt_PT"/>
+        </w:rPr>
+        <w:t xml:space="preserve">; </w:t>
+      </w:r>
+      <w:hyperlink r:id="rId78">
+        <w:r>
+          <w:rPr>
+            <w:lang w:val="pt_PT" w:bidi="pt_PT"/>
+          </w:rPr>
+          <w:rPr>
+            <w:color w:val="0000EE"/>
+            <w:u w:val="single"/>
+          </w:rPr>
+          <w:t>2Rs 19.22</w:t>
+        </w:r>
+      </w:hyperlink>
+      <w:r>
+        <w:rPr>
+          <w:lang w:val="pt_PT" w:bidi="pt_PT"/>
+        </w:rPr>
+        <w:t xml:space="preserve">; </w:t>
+      </w:r>
+      <w:hyperlink r:id="rId79">
+        <w:r>
+          <w:rPr>
+            <w:lang w:val="pt_PT" w:bidi="pt_PT"/>
+          </w:rPr>
+          <w:rPr>
+            <w:color w:val="0000EE"/>
+            <w:u w:val="single"/>
+          </w:rPr>
+          <w:t>Sl 77.13</w:t>
+        </w:r>
+      </w:hyperlink>
+      <w:r>
+        <w:rPr>
+          <w:lang w:val="pt_PT" w:bidi="pt_PT"/>
+        </w:rPr>
+        <w:t xml:space="preserve">; </w:t>
+      </w:r>
+      <w:hyperlink r:id="rId80">
+        <w:r>
+          <w:rPr>
+            <w:lang w:val="pt_PT" w:bidi="pt_PT"/>
+          </w:rPr>
+          <w:rPr>
+            <w:color w:val="0000EE"/>
+            <w:u w:val="single"/>
+          </w:rPr>
+          <w:t>Is 6.3</w:t>
+        </w:r>
+      </w:hyperlink>
+      <w:r>
+        <w:rPr>
+          <w:lang w:val="pt_PT" w:bidi="pt_PT"/>
+        </w:rPr>
+        <w:t>). • Monte Parã: A região de Parã incluía a cadeia de montanhas a oeste e sul de Edom e nordeste do Monte Sinai, bem como uma ampla área desértica na Península do Sinai.</w:t>
+      </w:r>
+      <w:r>
+        <w:rPr>
+          <w:lang w:val="pt_PT" w:bidi="pt_PT"/>
+        </w:rPr>
+      </w:r>
+      <w:r>
+        <w:rPr>
+          <w:lang w:val="pt_PT" w:bidi="pt_PT"/>
+        </w:rPr>
+      </w:r>
+    </w:p>
+    <w:p>
+      <w:pPr/>
+      <w:r>
+        <w:rPr>
+          <w:lang w:val="pt_PT" w:bidi="pt_PT"/>
+        </w:rPr>
+      </w:r>
+    </w:p>
+    <w:p>
+      <w:pPr>
+        <w:pStyle w:val="Heading2"/>
+      </w:pPr>
+      <w:r>
+        <w:rPr>
+          <w:lang w:val="pt_PT" w:bidi="pt_PT"/>
+        </w:rPr>
+        <w:t>Habacuque 3.3–15</w:t>
+      </w:r>
+      <w:r>
+        <w:rPr>
+          <w:lang w:val="pt_PT" w:bidi="pt_PT"/>
+        </w:rPr>
+      </w:r>
+    </w:p>
+    <w:p>
+      <w:pPr/>
+      <w:r>
+        <w:rPr>
+          <w:lang w:val="pt_PT" w:bidi="pt_PT"/>
+        </w:rPr>
+      </w:r>
+      <w:r>
+        <w:rPr>
+          <w:lang w:val="pt_PT" w:bidi="pt_PT"/>
+        </w:rPr>
+        <w:t>O profeta exalta o poder de Deus para salvar. Essas duas estrofes de louvor (</w:t>
+      </w:r>
+      <w:hyperlink r:id="rId81">
+        <w:r>
+          <w:rPr>
+            <w:lang w:val="pt_PT" w:bidi="pt_PT"/>
+          </w:rPr>
+          <w:rPr>
+            <w:color w:val="0000EE"/>
+            <w:u w:val="single"/>
+          </w:rPr>
+          <w:t>3.3–7</w:t>
+        </w:r>
+      </w:hyperlink>
+      <w:r>
+        <w:rPr>
+          <w:lang w:val="pt_PT" w:bidi="pt_PT"/>
+        </w:rPr>
+        <w:t xml:space="preserve"> e </w:t>
+      </w:r>
+      <w:hyperlink r:id="rId82">
+        <w:r>
+          <w:rPr>
+            <w:lang w:val="pt_PT" w:bidi="pt_PT"/>
+          </w:rPr>
+          <w:rPr>
+            <w:color w:val="0000EE"/>
+            <w:u w:val="single"/>
+          </w:rPr>
+          <w:t>3.8–15</w:t>
+        </w:r>
+      </w:hyperlink>
+      <w:r>
+        <w:rPr>
+          <w:lang w:val="pt_PT" w:bidi="pt_PT"/>
+        </w:rPr>
+        <w:t xml:space="preserve">) são uma reflexão poética sobre a experiência do êxodo de Israel. Embora o foco de Habacuque esteja na redenção de seu povo por Deus, sua imagem ocasionalmente reflete ideias encontradas em contos antigos do Oriente Próximo sobre os deuses (por exemplo, peste e praga, </w:t>
+      </w:r>
+      <w:hyperlink r:id="rId83">
+        <w:r>
+          <w:rPr>
+            <w:lang w:val="pt_PT" w:bidi="pt_PT"/>
+          </w:rPr>
+          <w:rPr>
+            <w:color w:val="0000EE"/>
+            <w:u w:val="single"/>
+          </w:rPr>
+          <w:t>3.5</w:t>
+        </w:r>
+      </w:hyperlink>
+      <w:r>
+        <w:rPr>
+          <w:lang w:val="pt_PT" w:bidi="pt_PT"/>
+        </w:rPr>
+        <w:t xml:space="preserve">; rio e mar, </w:t>
+      </w:r>
+      <w:hyperlink r:id="rId84">
+        <w:r>
+          <w:rPr>
+            <w:lang w:val="pt_PT" w:bidi="pt_PT"/>
+          </w:rPr>
+          <w:rPr>
+            <w:color w:val="0000EE"/>
+            <w:u w:val="single"/>
+          </w:rPr>
+          <w:t>3.8</w:t>
+        </w:r>
+      </w:hyperlink>
+      <w:r>
+        <w:rPr>
+          <w:lang w:val="pt_PT" w:bidi="pt_PT"/>
+        </w:rPr>
+        <w:t xml:space="preserve">; sol e lua, </w:t>
+      </w:r>
+      <w:hyperlink r:id="rId85">
+        <w:r>
+          <w:rPr>
+            <w:lang w:val="pt_PT" w:bidi="pt_PT"/>
+          </w:rPr>
+          <w:rPr>
+            <w:color w:val="0000EE"/>
+            <w:u w:val="single"/>
+          </w:rPr>
+          <w:t>3.11</w:t>
+        </w:r>
+      </w:hyperlink>
+      <w:r>
+        <w:rPr>
+          <w:lang w:val="pt_PT" w:bidi="pt_PT"/>
+        </w:rPr>
+        <w:t>). Essa imagem lembra aos leitores originais de Habacuque que o Senhor é o único Deus verdadeiro, soberano sobre todas essas coisas.</w:t>
+      </w:r>
+      <w:r>
+        <w:rPr>
+          <w:lang w:val="pt_PT" w:bidi="pt_PT"/>
+        </w:rPr>
+      </w:r>
+      <w:r>
+        <w:rPr>
+          <w:lang w:val="pt_PT" w:bidi="pt_PT"/>
+        </w:rPr>
+      </w:r>
+    </w:p>
+    <w:p>
+      <w:pPr/>
+      <w:r>
+        <w:rPr>
+          <w:lang w:val="pt_PT" w:bidi="pt_PT"/>
+        </w:rPr>
+      </w:r>
+    </w:p>
+    <w:p>
+      <w:pPr>
+        <w:pStyle w:val="Heading2"/>
+      </w:pPr>
+      <w:r>
+        <w:rPr>
+          <w:lang w:val="pt_PT" w:bidi="pt_PT"/>
+        </w:rPr>
+        <w:t>Habacuque 3.4</w:t>
+      </w:r>
+      <w:r>
+        <w:rPr>
+          <w:lang w:val="pt_PT" w:bidi="pt_PT"/>
+        </w:rPr>
+      </w:r>
+    </w:p>
+    <w:p>
+      <w:pPr/>
+      <w:r>
+        <w:rPr>
+          <w:lang w:val="pt_PT" w:bidi="pt_PT"/>
+        </w:rPr>
+      </w:r>
+      <w:r>
+        <w:rPr>
+          <w:lang w:val="pt_PT" w:bidi="pt_PT"/>
+        </w:rPr>
+        <w:t>Ele brilha como a luz: O Senhor, que uma vez apareceu no Monte Sinai e encheu a terra do sul com sua glória, agora enche os céus com seu esplendor.</w:t>
+      </w:r>
+      <w:r>
+        <w:rPr>
+          <w:lang w:val="pt_PT" w:bidi="pt_PT"/>
+        </w:rPr>
+      </w:r>
+      <w:r>
+        <w:rPr>
+          <w:lang w:val="pt_PT" w:bidi="pt_PT"/>
+        </w:rPr>
+      </w:r>
+    </w:p>
+    <w:p>
+      <w:pPr/>
+      <w:r>
+        <w:rPr>
+          <w:lang w:val="pt_PT" w:bidi="pt_PT"/>
+        </w:rPr>
+      </w:r>
+    </w:p>
+    <w:p>
+      <w:pPr>
+        <w:pStyle w:val="Heading2"/>
+      </w:pPr>
+      <w:r>
+        <w:rPr>
+          <w:lang w:val="pt_PT" w:bidi="pt_PT"/>
+        </w:rPr>
+        <w:t>Habacuque 3.5</w:t>
+      </w:r>
+      <w:r>
+        <w:rPr>
+          <w:lang w:val="pt_PT" w:bidi="pt_PT"/>
+        </w:rPr>
+      </w:r>
+    </w:p>
+    <w:p>
+      <w:pPr/>
+      <w:r>
+        <w:rPr>
+          <w:lang w:val="pt_PT" w:bidi="pt_PT"/>
+        </w:rPr>
+      </w:r>
+      <w:r>
+        <w:rPr>
+          <w:lang w:val="pt_PT" w:bidi="pt_PT"/>
+        </w:rPr>
+        <w:t xml:space="preserve">Habacuque personifica a pestilência (veja </w:t>
+      </w:r>
+      <w:hyperlink r:id="rId86">
+        <w:r>
+          <w:rPr>
+            <w:lang w:val="pt_PT" w:bidi="pt_PT"/>
+          </w:rPr>
+          <w:rPr>
+            <w:color w:val="0000EE"/>
+            <w:u w:val="single"/>
+          </w:rPr>
+          <w:t>Dt 32.24</w:t>
+        </w:r>
+      </w:hyperlink>
+      <w:r>
+        <w:rPr>
+          <w:lang w:val="pt_PT" w:bidi="pt_PT"/>
+        </w:rPr>
+        <w:t xml:space="preserve">) e a praga (veja </w:t>
+      </w:r>
+      <w:hyperlink r:id="rId87">
+        <w:r>
+          <w:rPr>
+            <w:lang w:val="pt_PT" w:bidi="pt_PT"/>
+          </w:rPr>
+          <w:rPr>
+            <w:color w:val="0000EE"/>
+            <w:u w:val="single"/>
+          </w:rPr>
+          <w:t>Êx 7–12</w:t>
+        </w:r>
+      </w:hyperlink>
+      <w:r>
+        <w:rPr>
+          <w:lang w:val="pt_PT" w:bidi="pt_PT"/>
+        </w:rPr>
+        <w:t xml:space="preserve">; </w:t>
+      </w:r>
+      <w:hyperlink r:id="rId88">
+        <w:r>
+          <w:rPr>
+            <w:lang w:val="pt_PT" w:bidi="pt_PT"/>
+          </w:rPr>
+          <w:rPr>
+            <w:color w:val="0000EE"/>
+            <w:u w:val="single"/>
+          </w:rPr>
+          <w:t>Am 4.10</w:t>
+        </w:r>
+      </w:hyperlink>
+      <w:r>
+        <w:rPr>
+          <w:lang w:val="pt_PT" w:bidi="pt_PT"/>
+        </w:rPr>
+        <w:t>) como soldados no exército de Deus, cumprindo seus propósitos.</w:t>
+      </w:r>
+      <w:r>
+        <w:rPr>
+          <w:lang w:val="pt_PT" w:bidi="pt_PT"/>
+        </w:rPr>
+      </w:r>
+      <w:r>
+        <w:rPr>
+          <w:lang w:val="pt_PT" w:bidi="pt_PT"/>
+        </w:rPr>
+      </w:r>
+    </w:p>
+    <w:p>
+      <w:pPr/>
+      <w:r>
+        <w:rPr>
+          <w:lang w:val="pt_PT" w:bidi="pt_PT"/>
+        </w:rPr>
+      </w:r>
+    </w:p>
+    <w:p>
+      <w:pPr>
+        <w:pStyle w:val="Heading2"/>
+      </w:pPr>
+      <w:r>
+        <w:rPr>
+          <w:lang w:val="pt_PT" w:bidi="pt_PT"/>
+        </w:rPr>
+        <w:t>Habacuque 3.5–6</w:t>
+      </w:r>
+      <w:r>
+        <w:rPr>
+          <w:lang w:val="pt_PT" w:bidi="pt_PT"/>
+        </w:rPr>
+      </w:r>
+    </w:p>
+    <w:p>
+      <w:pPr/>
+      <w:r>
+        <w:rPr>
+          <w:lang w:val="pt_PT" w:bidi="pt_PT"/>
+        </w:rPr>
+      </w:r>
+      <w:r>
+        <w:rPr>
+          <w:lang w:val="pt_PT" w:bidi="pt_PT"/>
+        </w:rPr>
+        <w:t xml:space="preserve">Deus é o guerreiro divino que intervém em favor dos seus (veja </w:t>
+      </w:r>
+      <w:hyperlink r:id="rId82">
+        <w:r>
+          <w:rPr>
+            <w:lang w:val="pt_PT" w:bidi="pt_PT"/>
+          </w:rPr>
+          <w:rPr>
+            <w:color w:val="0000EE"/>
+            <w:u w:val="single"/>
+          </w:rPr>
+          <w:t>3.8–15</w:t>
+        </w:r>
+      </w:hyperlink>
+      <w:r>
+        <w:rPr>
+          <w:lang w:val="pt_PT" w:bidi="pt_PT"/>
+        </w:rPr>
+        <w:t xml:space="preserve">; veja também </w:t>
+      </w:r>
+      <w:hyperlink r:id="rId89">
+        <w:r>
+          <w:rPr>
+            <w:lang w:val="pt_PT" w:bidi="pt_PT"/>
+          </w:rPr>
+          <w:rPr>
+            <w:color w:val="0000EE"/>
+            <w:u w:val="single"/>
+          </w:rPr>
+          <w:t>Is 63.1–6</w:t>
+        </w:r>
+      </w:hyperlink>
+      <w:r>
+        <w:rPr>
+          <w:lang w:val="pt_PT" w:bidi="pt_PT"/>
+        </w:rPr>
+        <w:t>).</w:t>
+      </w:r>
+      <w:r>
+        <w:rPr>
+          <w:lang w:val="pt_PT" w:bidi="pt_PT"/>
+        </w:rPr>
+      </w:r>
+      <w:r>
+        <w:rPr>
+          <w:lang w:val="pt_PT" w:bidi="pt_PT"/>
+        </w:rPr>
+      </w:r>
+    </w:p>
+    <w:p>
+      <w:pPr/>
+      <w:r>
+        <w:rPr>
+          <w:lang w:val="pt_PT" w:bidi="pt_PT"/>
+        </w:rPr>
+      </w:r>
+    </w:p>
+    <w:p>
+      <w:pPr>
+        <w:pStyle w:val="Heading2"/>
+      </w:pPr>
+      <w:r>
+        <w:rPr>
+          <w:lang w:val="pt_PT" w:bidi="pt_PT"/>
+        </w:rPr>
+        <w:t>Habacuque 3.7</w:t>
+      </w:r>
+      <w:r>
+        <w:rPr>
+          <w:lang w:val="pt_PT" w:bidi="pt_PT"/>
+        </w:rPr>
+      </w:r>
+    </w:p>
+    <w:p>
+      <w:pPr/>
+      <w:r>
+        <w:rPr>
+          <w:lang w:val="pt_PT" w:bidi="pt_PT"/>
+        </w:rPr>
+      </w:r>
+      <w:r>
+        <w:rPr>
+          <w:lang w:val="pt_PT" w:bidi="pt_PT"/>
+        </w:rPr>
+        <w:t xml:space="preserve">Midiã ocupava a parte sul da região, logo a leste do Jordão (veja </w:t>
+      </w:r>
+      <w:hyperlink r:id="rId90">
+        <w:r>
+          <w:rPr>
+            <w:lang w:val="pt_PT" w:bidi="pt_PT"/>
+          </w:rPr>
+          <w:rPr>
+            <w:color w:val="0000EE"/>
+            <w:u w:val="single"/>
+          </w:rPr>
+          <w:t>Gn 36.35</w:t>
+        </w:r>
+      </w:hyperlink>
+      <w:r>
+        <w:rPr>
+          <w:lang w:val="pt_PT" w:bidi="pt_PT"/>
+        </w:rPr>
+        <w:t>); a nação tremia de terror diante do poder avassalador da presença de Deus (</w:t>
+      </w:r>
+      <w:hyperlink r:id="rId91">
+        <w:r>
+          <w:rPr>
+            <w:lang w:val="pt_PT" w:bidi="pt_PT"/>
+          </w:rPr>
+          <w:rPr>
+            <w:color w:val="0000EE"/>
+            <w:u w:val="single"/>
+          </w:rPr>
+          <w:t>Hc 3.6</w:t>
+        </w:r>
+      </w:hyperlink>
+      <w:r>
+        <w:rPr>
+          <w:lang w:val="pt_PT" w:bidi="pt_PT"/>
+        </w:rPr>
+        <w:t>).</w:t>
+      </w:r>
+      <w:r>
+        <w:rPr>
+          <w:lang w:val="pt_PT" w:bidi="pt_PT"/>
+        </w:rPr>
+      </w:r>
+      <w:r>
+        <w:rPr>
+          <w:lang w:val="pt_PT" w:bidi="pt_PT"/>
+        </w:rPr>
+      </w:r>
+    </w:p>
+    <w:p>
+      <w:pPr/>
+      <w:r>
+        <w:rPr>
+          <w:lang w:val="pt_PT" w:bidi="pt_PT"/>
+        </w:rPr>
+      </w:r>
+    </w:p>
+    <w:p>
+      <w:pPr>
+        <w:pStyle w:val="Heading2"/>
+      </w:pPr>
+      <w:r>
+        <w:rPr>
+          <w:lang w:val="pt_PT" w:bidi="pt_PT"/>
+        </w:rPr>
+        <w:t>Habacuque 3.8</w:t>
+      </w:r>
+      <w:r>
+        <w:rPr>
+          <w:lang w:val="pt_PT" w:bidi="pt_PT"/>
+        </w:rPr>
+      </w:r>
+    </w:p>
+    <w:p>
+      <w:pPr/>
+      <w:r>
+        <w:rPr>
+          <w:lang w:val="pt_PT" w:bidi="pt_PT"/>
+        </w:rPr>
+      </w:r>
+      <w:r>
+        <w:rPr>
+          <w:lang w:val="pt_PT" w:bidi="pt_PT"/>
+        </w:rPr>
+        <w:t xml:space="preserve">contra os rios... contra o mar: Veja </w:t>
+      </w:r>
+      <w:hyperlink r:id="rId92">
+        <w:r>
+          <w:rPr>
+            <w:lang w:val="pt_PT" w:bidi="pt_PT"/>
+          </w:rPr>
+          <w:rPr>
+            <w:color w:val="0000EE"/>
+            <w:u w:val="single"/>
+          </w:rPr>
+          <w:t>Êxodo 7.19–20</w:t>
+        </w:r>
+      </w:hyperlink>
+      <w:r>
+        <w:rPr>
+          <w:lang w:val="pt_PT" w:bidi="pt_PT"/>
+        </w:rPr>
+        <w:t xml:space="preserve">; </w:t>
+      </w:r>
+      <w:hyperlink r:id="rId93">
+        <w:r>
+          <w:rPr>
+            <w:lang w:val="pt_PT" w:bidi="pt_PT"/>
+          </w:rPr>
+          <w:rPr>
+            <w:color w:val="0000EE"/>
+            <w:u w:val="single"/>
+          </w:rPr>
+          <w:t>14.15–31</w:t>
+        </w:r>
+      </w:hyperlink>
+      <w:r>
+        <w:rPr>
+          <w:lang w:val="pt_PT" w:bidi="pt_PT"/>
+        </w:rPr>
+        <w:t>. • carro de guerra: Um eco irônico dos carros egípcios, que perseguiram os israelitas quando Deus os conduziu para escapar através do Mar Vermelho (</w:t>
+      </w:r>
+      <w:hyperlink r:id="rId94">
+        <w:r>
+          <w:rPr>
+            <w:lang w:val="pt_PT" w:bidi="pt_PT"/>
+          </w:rPr>
+          <w:rPr>
+            <w:color w:val="0000EE"/>
+            <w:u w:val="single"/>
+          </w:rPr>
+          <w:t>Êx 14.9</w:t>
+        </w:r>
+      </w:hyperlink>
+      <w:r>
+        <w:rPr>
+          <w:lang w:val="pt_PT" w:bidi="pt_PT"/>
+        </w:rPr>
+        <w:t>).</w:t>
+      </w:r>
+      <w:r>
+        <w:rPr>
+          <w:lang w:val="pt_PT" w:bidi="pt_PT"/>
+        </w:rPr>
+      </w:r>
+      <w:r>
+        <w:rPr>
+          <w:lang w:val="pt_PT" w:bidi="pt_PT"/>
+        </w:rPr>
+      </w:r>
+    </w:p>
+    <w:p>
+      <w:pPr/>
+      <w:r>
+        <w:rPr>
+          <w:lang w:val="pt_PT" w:bidi="pt_PT"/>
+        </w:rPr>
+      </w:r>
+    </w:p>
+    <w:p>
+      <w:pPr>
+        <w:pStyle w:val="Heading2"/>
+      </w:pPr>
+      <w:r>
+        <w:rPr>
+          <w:lang w:val="pt_PT" w:bidi="pt_PT"/>
+        </w:rPr>
+        <w:t>Habacuque 3.8–15</w:t>
+      </w:r>
+      <w:r>
+        <w:rPr>
+          <w:lang w:val="pt_PT" w:bidi="pt_PT"/>
+        </w:rPr>
+      </w:r>
+    </w:p>
+    <w:p>
+      <w:pPr/>
+      <w:r>
+        <w:rPr>
+          <w:lang w:val="pt_PT" w:bidi="pt_PT"/>
+        </w:rPr>
+      </w:r>
+      <w:r>
+        <w:rPr>
+          <w:lang w:val="pt_PT" w:bidi="pt_PT"/>
+        </w:rPr>
+        <w:t>O Senhor é um guerreiro divino para seu povo, agindo com poder redentor em seu favor. O conceito de Deus como guerreiro divino abrange tanto o Antigo Testamento quanto o Novo Testamento: é visto no êxodo de Israel do Egito, seu movimento para o Monte Sinai (</w:t>
+      </w:r>
+      <w:hyperlink r:id="rId95">
+        <w:r>
+          <w:rPr>
+            <w:lang w:val="pt_PT" w:bidi="pt_PT"/>
+          </w:rPr>
+          <w:rPr>
+            <w:color w:val="0000EE"/>
+            <w:u w:val="single"/>
+          </w:rPr>
+          <w:t>Êx 15.1–18</w:t>
+        </w:r>
+      </w:hyperlink>
+      <w:r>
+        <w:rPr>
+          <w:lang w:val="pt_PT" w:bidi="pt_PT"/>
+        </w:rPr>
+        <w:t xml:space="preserve">), sua aproximação à Terra Prometida pelo sul, e seus triunfos no período inicial de conquista (por exemplo, </w:t>
+      </w:r>
+      <w:hyperlink r:id="rId96">
+        <w:r>
+          <w:rPr>
+            <w:lang w:val="pt_PT" w:bidi="pt_PT"/>
+          </w:rPr>
+          <w:rPr>
+            <w:color w:val="0000EE"/>
+            <w:u w:val="single"/>
+          </w:rPr>
+          <w:t>Jz 5.4–5</w:t>
+        </w:r>
+      </w:hyperlink>
+      <w:r>
+        <w:rPr>
+          <w:lang w:val="pt_PT" w:bidi="pt_PT"/>
+        </w:rPr>
+        <w:t xml:space="preserve">; </w:t>
+      </w:r>
+      <w:hyperlink r:id="rId97">
+        <w:r>
+          <w:rPr>
+            <w:lang w:val="pt_PT" w:bidi="pt_PT"/>
+          </w:rPr>
+          <w:rPr>
+            <w:color w:val="0000EE"/>
+            <w:u w:val="single"/>
+          </w:rPr>
+          <w:t>Sl 18.8–16</w:t>
+        </w:r>
+      </w:hyperlink>
+      <w:r>
+        <w:rPr>
+          <w:lang w:val="pt_PT" w:bidi="pt_PT"/>
+        </w:rPr>
+        <w:t xml:space="preserve">; </w:t>
+      </w:r>
+      <w:hyperlink r:id="rId98">
+        <w:r>
+          <w:rPr>
+            <w:lang w:val="pt_PT" w:bidi="pt_PT"/>
+          </w:rPr>
+          <w:rPr>
+            <w:color w:val="0000EE"/>
+            <w:u w:val="single"/>
+          </w:rPr>
+          <w:t>77.16–20</w:t>
+        </w:r>
+      </w:hyperlink>
+      <w:r>
+        <w:rPr>
+          <w:lang w:val="pt_PT" w:bidi="pt_PT"/>
+        </w:rPr>
+        <w:t xml:space="preserve">; um exemplo chave do Novo Testamento é </w:t>
+      </w:r>
+      <w:hyperlink r:id="rId99">
+        <w:r>
+          <w:rPr>
+            <w:lang w:val="pt_PT" w:bidi="pt_PT"/>
+          </w:rPr>
+          <w:rPr>
+            <w:color w:val="0000EE"/>
+            <w:u w:val="single"/>
+          </w:rPr>
+          <w:t>Ap 19.11–21</w:t>
+        </w:r>
+      </w:hyperlink>
+      <w:r>
+        <w:rPr>
+          <w:lang w:val="pt_PT" w:bidi="pt_PT"/>
+        </w:rPr>
+        <w:t>).</w:t>
+      </w:r>
+      <w:r>
+        <w:rPr>
+          <w:lang w:val="pt_PT" w:bidi="pt_PT"/>
+        </w:rPr>
+      </w:r>
+      <w:r>
+        <w:rPr>
+          <w:lang w:val="pt_PT" w:bidi="pt_PT"/>
+        </w:rPr>
+      </w:r>
+    </w:p>
+    <w:p>
+      <w:pPr/>
+      <w:r>
+        <w:rPr>
+          <w:lang w:val="pt_PT" w:bidi="pt_PT"/>
+        </w:rPr>
+      </w:r>
+    </w:p>
+    <w:p>
+      <w:pPr>
+        <w:pStyle w:val="Heading2"/>
+      </w:pPr>
+      <w:r>
+        <w:rPr>
+          <w:lang w:val="pt_PT" w:bidi="pt_PT"/>
+        </w:rPr>
+        <w:t>Habacuque 3.9–11</w:t>
+      </w:r>
+      <w:r>
+        <w:rPr>
+          <w:lang w:val="pt_PT" w:bidi="pt_PT"/>
+        </w:rPr>
+      </w:r>
+    </w:p>
+    <w:p>
+      <w:pPr/>
+      <w:r>
+        <w:rPr>
+          <w:lang w:val="pt_PT" w:bidi="pt_PT"/>
+        </w:rPr>
+      </w:r>
+      <w:r>
+        <w:rPr>
+          <w:lang w:val="pt_PT" w:bidi="pt_PT"/>
+        </w:rPr>
+        <w:t>Somente Deus controla as forças da natureza.</w:t>
+      </w:r>
+      <w:r>
+        <w:rPr>
+          <w:lang w:val="pt_PT" w:bidi="pt_PT"/>
+        </w:rPr>
+      </w:r>
+      <w:r>
+        <w:rPr>
+          <w:lang w:val="pt_PT" w:bidi="pt_PT"/>
+        </w:rPr>
+      </w:r>
+    </w:p>
+    <w:p>
+      <w:pPr/>
+      <w:r>
+        <w:rPr>
+          <w:lang w:val="pt_PT" w:bidi="pt_PT"/>
+        </w:rPr>
+      </w:r>
+    </w:p>
+    <w:p>
+      <w:pPr>
+        <w:pStyle w:val="Heading2"/>
+      </w:pPr>
+      <w:r>
+        <w:rPr>
+          <w:lang w:val="pt_PT" w:bidi="pt_PT"/>
+        </w:rPr>
+        <w:t>Habacuque 3.10</w:t>
+      </w:r>
+      <w:r>
+        <w:rPr>
+          <w:lang w:val="pt_PT" w:bidi="pt_PT"/>
+        </w:rPr>
+      </w:r>
+    </w:p>
+    <w:p>
+      <w:pPr/>
+      <w:r>
+        <w:rPr>
+          <w:lang w:val="pt_PT" w:bidi="pt_PT"/>
+        </w:rPr>
+      </w:r>
+      <w:r>
+        <w:rPr>
+          <w:lang w:val="pt_PT" w:bidi="pt_PT"/>
+        </w:rPr>
+        <w:t xml:space="preserve">águas: Veja </w:t>
+      </w:r>
+      <w:r>
+        <w:rPr>
+          <w:lang w:val="pt_PT" w:bidi="pt_PT"/>
+        </w:rPr>
+        <w:t>nota de estudo em 3.8</w:t>
+      </w:r>
+      <w:r>
+        <w:rPr>
+          <w:lang w:val="pt_PT" w:bidi="pt_PT"/>
+        </w:rPr>
+        <w:t xml:space="preserve">; veja também </w:t>
+      </w:r>
+      <w:hyperlink r:id="rId95">
+        <w:r>
+          <w:rPr>
+            <w:lang w:val="pt_PT" w:bidi="pt_PT"/>
+          </w:rPr>
+          <w:rPr>
+            <w:color w:val="0000EE"/>
+            <w:u w:val="single"/>
+          </w:rPr>
+          <w:t>Êxodo 15.1–18</w:t>
         </w:r>
       </w:hyperlink>
       <w:r>
@@ -848,26 +4105,44 @@
         <w:rPr>
           <w:lang w:val="pt_PT" w:bidi="pt_PT"/>
         </w:rPr>
-        <w:t>Habacuque 1.5–11</w:t>
-      </w:r>
-      <w:r>
-        <w:rPr>
-          <w:lang w:val="pt_PT" w:bidi="pt_PT"/>
-        </w:rPr>
-      </w:r>
-    </w:p>
-    <w:p>
-      <w:pPr/>
-      <w:r>
-        <w:rPr>
-          <w:lang w:val="pt_PT" w:bidi="pt_PT"/>
-        </w:rPr>
-      </w:r>
-      <w:r>
-        <w:rPr>
-          <w:lang w:val="pt_PT" w:bidi="pt_PT"/>
-        </w:rPr>
-        <w:t>A resposta de Deus à pergunta de Habacuque é surpreendente. Deus enviaria um povo violento — os babilônios — para lidar com a violência em Judá. O exército babilônico, bem treinado e endurecido pela batalha, era uma força imparável.</w:t>
+        <w:t>Habacuque 3.11</w:t>
+      </w:r>
+      <w:r>
+        <w:rPr>
+          <w:lang w:val="pt_PT" w:bidi="pt_PT"/>
+        </w:rPr>
+      </w:r>
+    </w:p>
+    <w:p>
+      <w:pPr/>
+      <w:r>
+        <w:rPr>
+          <w:lang w:val="pt_PT" w:bidi="pt_PT"/>
+        </w:rPr>
+      </w:r>
+      <w:r>
+        <w:rPr>
+          <w:lang w:val="pt_PT" w:bidi="pt_PT"/>
+        </w:rPr>
+        <w:t xml:space="preserve">O sol e a lua: Veja </w:t>
+      </w:r>
+      <w:hyperlink r:id="rId100">
+        <w:r>
+          <w:rPr>
+            <w:lang w:val="pt_PT" w:bidi="pt_PT"/>
+          </w:rPr>
+          <w:rPr>
+            <w:color w:val="0000EE"/>
+            <w:u w:val="single"/>
+          </w:rPr>
+          <w:t>Josué 10.12–13</w:t>
+        </w:r>
+      </w:hyperlink>
+      <w:r>
+        <w:rPr>
+          <w:lang w:val="pt_PT" w:bidi="pt_PT"/>
+        </w:rPr>
+        <w:t>.</w:t>
       </w:r>
       <w:r>
         <w:rPr>
@@ -896,26 +4171,44 @@
         <w:rPr>
           <w:lang w:val="pt_PT" w:bidi="pt_PT"/>
         </w:rPr>
-        <w:t>Habacuque 1.7</w:t>
-      </w:r>
-      <w:r>
-        <w:rPr>
-          <w:lang w:val="pt_PT" w:bidi="pt_PT"/>
-        </w:rPr>
-      </w:r>
-    </w:p>
-    <w:p>
-      <w:pPr/>
-      <w:r>
-        <w:rPr>
-          <w:lang w:val="pt_PT" w:bidi="pt_PT"/>
-        </w:rPr>
-      </w:r>
-      <w:r>
-        <w:rPr>
-          <w:lang w:val="pt_PT" w:bidi="pt_PT"/>
-        </w:rPr>
-        <w:t>fazem valer as suas próprias ordens e leis: nenhum alívio da injustiça viria dos babilônios. Eles eram uma lei em si mesmos, o que aumentava a perplexidade do profeta diante da decisão de Deus de usá-los para punir Judá.</w:t>
+        <w:t>Habacuque 3.15</w:t>
+      </w:r>
+      <w:r>
+        <w:rPr>
+          <w:lang w:val="pt_PT" w:bidi="pt_PT"/>
+        </w:rPr>
+      </w:r>
+    </w:p>
+    <w:p>
+      <w:pPr/>
+      <w:r>
+        <w:rPr>
+          <w:lang w:val="pt_PT" w:bidi="pt_PT"/>
+        </w:rPr>
+      </w:r>
+      <w:r>
+        <w:rPr>
+          <w:lang w:val="pt_PT" w:bidi="pt_PT"/>
+        </w:rPr>
+        <w:t>mar... ondas: A seção termina como começou (</w:t>
+      </w:r>
+      <w:hyperlink r:id="rId84">
+        <w:r>
+          <w:rPr>
+            <w:lang w:val="pt_PT" w:bidi="pt_PT"/>
+          </w:rPr>
+          <w:rPr>
+            <w:color w:val="0000EE"/>
+            <w:u w:val="single"/>
+          </w:rPr>
+          <w:t>3.8</w:t>
+        </w:r>
+      </w:hyperlink>
+      <w:r>
+        <w:rPr>
+          <w:lang w:val="pt_PT" w:bidi="pt_PT"/>
+        </w:rPr>
+        <w:t>).</w:t>
       </w:r>
       <w:r>
         <w:rPr>
@@ -944,26 +4237,26 @@
         <w:rPr>
           <w:lang w:val="pt_PT" w:bidi="pt_PT"/>
         </w:rPr>
-        <w:t>Habacuque 1.8</w:t>
-      </w:r>
-      <w:r>
-        <w:rPr>
-          <w:lang w:val="pt_PT" w:bidi="pt_PT"/>
-        </w:rPr>
-      </w:r>
-    </w:p>
-    <w:p>
-      <w:pPr/>
-      <w:r>
-        <w:rPr>
-          <w:lang w:val="pt_PT" w:bidi="pt_PT"/>
-        </w:rPr>
-      </w:r>
-      <w:r>
-        <w:rPr>
-          <w:lang w:val="pt_PT" w:bidi="pt_PT"/>
-        </w:rPr>
-        <w:t>As imagens vívidas de leopardos</w:t>
+        <w:t>Habacuque 3.16</w:t>
+      </w:r>
+      <w:r>
+        <w:rPr>
+          <w:lang w:val="pt_PT" w:bidi="pt_PT"/>
+        </w:rPr>
+      </w:r>
+    </w:p>
+    <w:p>
+      <w:pPr/>
+      <w:r>
+        <w:rPr>
+          <w:lang w:val="pt_PT" w:bidi="pt_PT"/>
+        </w:rPr>
+      </w:r>
+      <w:r>
+        <w:rPr>
+          <w:lang w:val="pt_PT" w:bidi="pt_PT"/>
+        </w:rPr>
+        <w:t>Embora a plena manifestação do tremendo poder de Deus tenha esgotado a força de Habacuque a ponto de ele tremer</w:t>
       </w:r>
       <w:r>
         <w:rPr>
@@ -976,7 +4269,109 @@
         <w:rPr>
           <w:lang w:val="pt_PT" w:bidi="pt_PT"/>
         </w:rPr>
-        <w:t xml:space="preserve"> lobos</w:t>
+        <w:t xml:space="preserve"> ele aguardaria em silêncio (veja </w:t>
+      </w:r>
+      <w:hyperlink r:id="rId101">
+        <w:r>
+          <w:rPr>
+            <w:lang w:val="pt_PT" w:bidi="pt_PT"/>
+          </w:rPr>
+          <w:rPr>
+            <w:color w:val="0000EE"/>
+            <w:u w:val="single"/>
+          </w:rPr>
+          <w:t>2.3</w:t>
+        </w:r>
+      </w:hyperlink>
+      <w:r>
+        <w:rPr>
+          <w:lang w:val="pt_PT" w:bidi="pt_PT"/>
+        </w:rPr>
+        <w:t>) pelo julgamento de Deus.</w:t>
+      </w:r>
+      <w:r>
+        <w:rPr>
+          <w:lang w:val="pt_PT" w:bidi="pt_PT"/>
+        </w:rPr>
+      </w:r>
+      <w:r>
+        <w:rPr>
+          <w:lang w:val="pt_PT" w:bidi="pt_PT"/>
+        </w:rPr>
+      </w:r>
+    </w:p>
+    <w:p>
+      <w:pPr/>
+      <w:r>
+        <w:rPr>
+          <w:lang w:val="pt_PT" w:bidi="pt_PT"/>
+        </w:rPr>
+      </w:r>
+    </w:p>
+    <w:p>
+      <w:pPr>
+        <w:pStyle w:val="Heading2"/>
+      </w:pPr>
+      <w:r>
+        <w:rPr>
+          <w:lang w:val="pt_PT" w:bidi="pt_PT"/>
+        </w:rPr>
+        <w:t>Habacuque 3.17–19</w:t>
+      </w:r>
+      <w:r>
+        <w:rPr>
+          <w:lang w:val="pt_PT" w:bidi="pt_PT"/>
+        </w:rPr>
+      </w:r>
+    </w:p>
+    <w:p>
+      <w:pPr/>
+      <w:r>
+        <w:rPr>
+          <w:lang w:val="pt_PT" w:bidi="pt_PT"/>
+        </w:rPr>
+      </w:r>
+      <w:r>
+        <w:rPr>
+          <w:lang w:val="pt_PT" w:bidi="pt_PT"/>
+        </w:rPr>
+        <w:t>Após recontar os poderosos atos de redenção de Deus (</w:t>
+      </w:r>
+      <w:hyperlink r:id="rId102">
+        <w:r>
+          <w:rPr>
+            <w:lang w:val="pt_PT" w:bidi="pt_PT"/>
+          </w:rPr>
+          <w:rPr>
+            <w:color w:val="0000EE"/>
+            <w:u w:val="single"/>
+          </w:rPr>
+          <w:t>3.2–15</w:t>
+        </w:r>
+      </w:hyperlink>
+      <w:r>
+        <w:rPr>
+          <w:lang w:val="pt_PT" w:bidi="pt_PT"/>
+        </w:rPr>
+        <w:t>), e fazer uma pausa para considerá-los (</w:t>
+      </w:r>
+      <w:hyperlink r:id="rId103">
+        <w:r>
+          <w:rPr>
+            <w:lang w:val="pt_PT" w:bidi="pt_PT"/>
+          </w:rPr>
+          <w:rPr>
+            <w:color w:val="0000EE"/>
+            <w:u w:val="single"/>
+          </w:rPr>
+          <w:t>3.16</w:t>
+        </w:r>
+      </w:hyperlink>
+      <w:r>
+        <w:rPr>
+          <w:lang w:val="pt_PT" w:bidi="pt_PT"/>
+        </w:rPr>
+        <w:t>), Habacuque agora reafirma sua confiança em Deus ao encerrar sua oração. • Ainda que... mesmo assim eu darei graças ao Senhor: Mesmo que Deus nunca derrame bênçãos materiais sobre seu povo novamente, Ele ainda é digno de toda a confiança e louvor que eles possam oferecer. Aconteça o que acontecer, o profeta poderia se alegrar</w:t>
       </w:r>
       <w:r>
         <w:rPr>
@@ -989,61 +4384,7 @@
         <w:rPr>
           <w:lang w:val="pt_PT" w:bidi="pt_PT"/>
         </w:rPr>
-        <w:t xml:space="preserve"> e águias retratam a velocidade, ferocidade e natureza predatória dos ataques babilônicos contra Judá (veja </w:t>
-      </w:r>
-      <w:hyperlink r:id="rId27">
-        <w:r>
-          <w:rPr>
-            <w:lang w:val="pt_PT" w:bidi="pt_PT"/>
-          </w:rPr>
-          <w:rPr>
-            <w:color w:val="0000EE"/>
-            <w:u w:val="single"/>
-          </w:rPr>
-          <w:t>Jr 4.13</w:t>
-        </w:r>
-      </w:hyperlink>
-      <w:r>
-        <w:rPr>
-          <w:lang w:val="pt_PT" w:bidi="pt_PT"/>
-        </w:rPr>
-        <w:t xml:space="preserve">; </w:t>
-      </w:r>
-      <w:hyperlink r:id="rId28">
-        <w:r>
-          <w:rPr>
-            <w:lang w:val="pt_PT" w:bidi="pt_PT"/>
-          </w:rPr>
-          <w:rPr>
-            <w:color w:val="0000EE"/>
-            <w:u w:val="single"/>
-          </w:rPr>
-          <w:t>48.40</w:t>
-        </w:r>
-      </w:hyperlink>
-      <w:r>
-        <w:rPr>
-          <w:lang w:val="pt_PT" w:bidi="pt_PT"/>
-        </w:rPr>
-        <w:t xml:space="preserve">; </w:t>
-      </w:r>
-      <w:hyperlink r:id="rId29">
-        <w:r>
-          <w:rPr>
-            <w:lang w:val="pt_PT" w:bidi="pt_PT"/>
-          </w:rPr>
-          <w:rPr>
-            <w:color w:val="0000EE"/>
-            <w:u w:val="single"/>
-          </w:rPr>
-          <w:t>49.22</w:t>
-        </w:r>
-      </w:hyperlink>
-      <w:r>
-        <w:rPr>
-          <w:lang w:val="pt_PT" w:bidi="pt_PT"/>
-        </w:rPr>
-        <w:t>).</w:t>
+        <w:t xml:space="preserve"> sabendo que o Senhor não é apenas o Redentor de Israel, mas também a fonte de sua própria salvação.</w:t>
       </w:r>
       <w:r>
         <w:rPr>
@@ -1072,224 +4413,26 @@
         <w:rPr>
           <w:lang w:val="pt_PT" w:bidi="pt_PT"/>
         </w:rPr>
-        <w:t>Habacuque 1.9</w:t>
-      </w:r>
-      <w:r>
-        <w:rPr>
-          <w:lang w:val="pt_PT" w:bidi="pt_PT"/>
-        </w:rPr>
-      </w:r>
-    </w:p>
-    <w:p>
-      <w:pPr/>
-      <w:r>
-        <w:rPr>
-          <w:lang w:val="pt_PT" w:bidi="pt_PT"/>
-        </w:rPr>
-      </w:r>
-      <w:r>
-        <w:rPr>
-          <w:lang w:val="pt_PT" w:bidi="pt_PT"/>
-        </w:rPr>
-        <w:t xml:space="preserve">Os babilônios realmente levaram muitos cativos de Judá para o exílio entre 605 e 586 a.C. (veja </w:t>
-      </w:r>
-      <w:hyperlink r:id="rId30">
-        <w:r>
-          <w:rPr>
-            <w:lang w:val="pt_PT" w:bidi="pt_PT"/>
-          </w:rPr>
-          <w:rPr>
-            <w:color w:val="0000EE"/>
-            <w:u w:val="single"/>
-          </w:rPr>
-          <w:t>Dn 1.1–3</w:t>
-        </w:r>
-      </w:hyperlink>
-      <w:r>
-        <w:rPr>
-          <w:lang w:val="pt_PT" w:bidi="pt_PT"/>
-        </w:rPr>
-        <w:t>).</w:t>
-      </w:r>
-      <w:r>
-        <w:rPr>
-          <w:lang w:val="pt_PT" w:bidi="pt_PT"/>
-        </w:rPr>
-      </w:r>
-      <w:r>
-        <w:rPr>
-          <w:lang w:val="pt_PT" w:bidi="pt_PT"/>
-        </w:rPr>
-      </w:r>
-    </w:p>
-    <w:p>
-      <w:pPr/>
-      <w:r>
-        <w:rPr>
-          <w:lang w:val="pt_PT" w:bidi="pt_PT"/>
-        </w:rPr>
-      </w:r>
-    </w:p>
-    <w:p>
-      <w:pPr>
-        <w:pStyle w:val="Heading2"/>
-      </w:pPr>
-      <w:r>
-        <w:rPr>
-          <w:lang w:val="pt_PT" w:bidi="pt_PT"/>
-        </w:rPr>
-        <w:t>Habacuque 1.10</w:t>
-      </w:r>
-      <w:r>
-        <w:rPr>
-          <w:lang w:val="pt_PT" w:bidi="pt_PT"/>
-        </w:rPr>
-      </w:r>
-    </w:p>
-    <w:p>
-      <w:pPr/>
-      <w:r>
-        <w:rPr>
-          <w:lang w:val="pt_PT" w:bidi="pt_PT"/>
-        </w:rPr>
-      </w:r>
-      <w:r>
-        <w:rPr>
-          <w:lang w:val="pt_PT" w:bidi="pt_PT"/>
-        </w:rPr>
-        <w:t xml:space="preserve">A antiga tática de batalha de construir rampas de terra contra as muralhas das cidades sob ataque é amplamente atestada no antigo Oriente Próximo (por exemplo, </w:t>
-      </w:r>
-      <w:hyperlink r:id="rId31">
-        <w:r>
-          <w:rPr>
-            <w:lang w:val="pt_PT" w:bidi="pt_PT"/>
-          </w:rPr>
-          <w:rPr>
-            <w:color w:val="0000EE"/>
-            <w:u w:val="single"/>
-          </w:rPr>
-          <w:t>2Rs 19.32</w:t>
-        </w:r>
-      </w:hyperlink>
-      <w:r>
-        <w:rPr>
-          <w:lang w:val="pt_PT" w:bidi="pt_PT"/>
-        </w:rPr>
-        <w:t xml:space="preserve">; </w:t>
-      </w:r>
-      <w:hyperlink r:id="rId32">
-        <w:r>
-          <w:rPr>
-            <w:lang w:val="pt_PT" w:bidi="pt_PT"/>
-          </w:rPr>
-          <w:rPr>
-            <w:color w:val="0000EE"/>
-            <w:u w:val="single"/>
-          </w:rPr>
-          <w:t>Na 2.1</w:t>
-        </w:r>
-      </w:hyperlink>
-      <w:r>
-        <w:rPr>
-          <w:lang w:val="pt_PT" w:bidi="pt_PT"/>
-        </w:rPr>
-        <w:t>).</w:t>
-      </w:r>
-      <w:r>
-        <w:rPr>
-          <w:lang w:val="pt_PT" w:bidi="pt_PT"/>
-        </w:rPr>
-      </w:r>
-      <w:r>
-        <w:rPr>
-          <w:lang w:val="pt_PT" w:bidi="pt_PT"/>
-        </w:rPr>
-      </w:r>
-    </w:p>
-    <w:p>
-      <w:pPr/>
-      <w:r>
-        <w:rPr>
-          <w:lang w:val="pt_PT" w:bidi="pt_PT"/>
-        </w:rPr>
-      </w:r>
-    </w:p>
-    <w:p>
-      <w:pPr>
-        <w:pStyle w:val="Heading2"/>
-      </w:pPr>
-      <w:r>
-        <w:rPr>
-          <w:lang w:val="pt_PT" w:bidi="pt_PT"/>
-        </w:rPr>
-        <w:t>Habacuque 1.11</w:t>
-      </w:r>
-      <w:r>
-        <w:rPr>
-          <w:lang w:val="pt_PT" w:bidi="pt_PT"/>
-        </w:rPr>
-      </w:r>
-    </w:p>
-    <w:p>
-      <w:pPr/>
-      <w:r>
-        <w:rPr>
-          <w:lang w:val="pt_PT" w:bidi="pt_PT"/>
-        </w:rPr>
-      </w:r>
-      <w:r>
-        <w:rPr>
-          <w:lang w:val="pt_PT" w:bidi="pt_PT"/>
-        </w:rPr>
-        <w:t>não adoram outro deus senão a sua própria força: Os babilônios adoravam muitos falsos deuses. A confiança arrogante que tinham em sua força militar era mais um ídolo na lista.</w:t>
-      </w:r>
-      <w:r>
-        <w:rPr>
-          <w:lang w:val="pt_PT" w:bidi="pt_PT"/>
-        </w:rPr>
-      </w:r>
-      <w:r>
-        <w:rPr>
-          <w:lang w:val="pt_PT" w:bidi="pt_PT"/>
-        </w:rPr>
-      </w:r>
-    </w:p>
-    <w:p>
-      <w:pPr/>
-      <w:r>
-        <w:rPr>
-          <w:lang w:val="pt_PT" w:bidi="pt_PT"/>
-        </w:rPr>
-      </w:r>
-    </w:p>
-    <w:p>
-      <w:pPr>
-        <w:pStyle w:val="Heading2"/>
-      </w:pPr>
-      <w:r>
-        <w:rPr>
-          <w:lang w:val="pt_PT" w:bidi="pt_PT"/>
-        </w:rPr>
-        <w:t>Habacuque 1.12</w:t>
-      </w:r>
-      <w:r>
-        <w:rPr>
-          <w:lang w:val="pt_PT" w:bidi="pt_PT"/>
-        </w:rPr>
-      </w:r>
-    </w:p>
-    <w:p>
-      <w:pPr/>
-      <w:r>
-        <w:rPr>
-          <w:lang w:val="pt_PT" w:bidi="pt_PT"/>
-        </w:rPr>
-      </w:r>
-      <w:r>
-        <w:rPr>
-          <w:lang w:val="pt_PT" w:bidi="pt_PT"/>
-        </w:rPr>
-        <w:t>Apesar de sua perplexidade, Habacuque não renunciou a Deus. Com as palavras "Ó meu Santo Deus"</w:t>
+        <w:t>Habacuque 3.19</w:t>
+      </w:r>
+      <w:r>
+        <w:rPr>
+          <w:lang w:val="pt_PT" w:bidi="pt_PT"/>
+        </w:rPr>
+      </w:r>
+    </w:p>
+    <w:p>
+      <w:pPr/>
+      <w:r>
+        <w:rPr>
+          <w:lang w:val="pt_PT" w:bidi="pt_PT"/>
+        </w:rPr>
+      </w:r>
+      <w:r>
+        <w:rPr>
+          <w:lang w:val="pt_PT" w:bidi="pt_PT"/>
+        </w:rPr>
+        <w:t>Habacuque devia toda a sua força ao soberano Senhor</w:t>
       </w:r>
       <w:r>
         <w:rPr>
@@ -1302,3083 +4445,7 @@
         <w:rPr>
           <w:lang w:val="pt_PT" w:bidi="pt_PT"/>
         </w:rPr>
-        <w:t xml:space="preserve"> ele reafirmou seu compromisso com o Senhor antes de fazer perguntas sérias sobre o que Deus havia revelado a ele. • À luz do caráter de Deus e do relacionamento de aliança com Israel, Habacuque tinha certeza de que Deus não destruiria seu povo. • para nos corrigir: Cf. </w:t>
-      </w:r>
-      <w:hyperlink r:id="rId33">
-        <w:r>
-          <w:rPr>
-            <w:lang w:val="pt_PT" w:bidi="pt_PT"/>
-          </w:rPr>
-          <w:rPr>
-            <w:color w:val="0000EE"/>
-            <w:u w:val="single"/>
-          </w:rPr>
-          <w:t>Hebreus 12.5–11</w:t>
-        </w:r>
-      </w:hyperlink>
-      <w:r>
-        <w:rPr>
-          <w:lang w:val="pt_PT" w:bidi="pt_PT"/>
-        </w:rPr>
-        <w:t xml:space="preserve">. • nossa Rocha: Uma imagem comum da fidelidade e força de Deus (veja </w:t>
-      </w:r>
-      <w:hyperlink r:id="rId34">
-        <w:r>
-          <w:rPr>
-            <w:lang w:val="pt_PT" w:bidi="pt_PT"/>
-          </w:rPr>
-          <w:rPr>
-            <w:color w:val="0000EE"/>
-            <w:u w:val="single"/>
-          </w:rPr>
-          <w:t>Dt 32.15</w:t>
-        </w:r>
-      </w:hyperlink>
-      <w:r>
-        <w:rPr>
-          <w:lang w:val="pt_PT" w:bidi="pt_PT"/>
-        </w:rPr>
-        <w:t xml:space="preserve">; </w:t>
-      </w:r>
-      <w:hyperlink r:id="rId35">
-        <w:r>
-          <w:rPr>
-            <w:lang w:val="pt_PT" w:bidi="pt_PT"/>
-          </w:rPr>
-          <w:rPr>
-            <w:color w:val="0000EE"/>
-            <w:u w:val="single"/>
-          </w:rPr>
-          <w:t>1Sm 2.2</w:t>
-        </w:r>
-      </w:hyperlink>
-      <w:r>
-        <w:rPr>
-          <w:lang w:val="pt_PT" w:bidi="pt_PT"/>
-        </w:rPr>
-        <w:t xml:space="preserve">; </w:t>
-      </w:r>
-      <w:hyperlink r:id="rId36">
-        <w:r>
-          <w:rPr>
-            <w:lang w:val="pt_PT" w:bidi="pt_PT"/>
-          </w:rPr>
-          <w:rPr>
-            <w:color w:val="0000EE"/>
-            <w:u w:val="single"/>
-          </w:rPr>
-          <w:t>Sl 18.2</w:t>
-        </w:r>
-      </w:hyperlink>
-      <w:r>
-        <w:rPr>
-          <w:lang w:val="pt_PT" w:bidi="pt_PT"/>
-        </w:rPr>
-        <w:t xml:space="preserve">; </w:t>
-      </w:r>
-      <w:hyperlink r:id="rId37">
-        <w:r>
-          <w:rPr>
-            <w:lang w:val="pt_PT" w:bidi="pt_PT"/>
-          </w:rPr>
-          <w:rPr>
-            <w:color w:val="0000EE"/>
-            <w:u w:val="single"/>
-          </w:rPr>
-          <w:t>1Co 10.4</w:t>
-        </w:r>
-      </w:hyperlink>
-      <w:r>
-        <w:rPr>
-          <w:lang w:val="pt_PT" w:bidi="pt_PT"/>
-        </w:rPr>
-        <w:t xml:space="preserve">; </w:t>
-      </w:r>
-      <w:hyperlink r:id="rId38">
-        <w:r>
-          <w:rPr>
-            <w:lang w:val="pt_PT" w:bidi="pt_PT"/>
-          </w:rPr>
-          <w:rPr>
-            <w:color w:val="0000EE"/>
-            <w:u w:val="single"/>
-          </w:rPr>
-          <w:t>1Pe 2.6–8</w:t>
-        </w:r>
-      </w:hyperlink>
-      <w:r>
-        <w:rPr>
-          <w:lang w:val="pt_PT" w:bidi="pt_PT"/>
-        </w:rPr>
-        <w:t>).</w:t>
-      </w:r>
-      <w:r>
-        <w:rPr>
-          <w:lang w:val="pt_PT" w:bidi="pt_PT"/>
-        </w:rPr>
-      </w:r>
-      <w:r>
-        <w:rPr>
-          <w:lang w:val="pt_PT" w:bidi="pt_PT"/>
-        </w:rPr>
-      </w:r>
-    </w:p>
-    <w:p>
-      <w:pPr/>
-      <w:r>
-        <w:rPr>
-          <w:lang w:val="pt_PT" w:bidi="pt_PT"/>
-        </w:rPr>
-      </w:r>
-    </w:p>
-    <w:p>
-      <w:pPr>
-        <w:pStyle w:val="Heading2"/>
-      </w:pPr>
-      <w:r>
-        <w:rPr>
-          <w:lang w:val="pt_PT" w:bidi="pt_PT"/>
-        </w:rPr>
-        <w:t>Habacuque 1.12–2.1</w:t>
-      </w:r>
-      <w:r>
-        <w:rPr>
-          <w:lang w:val="pt_PT" w:bidi="pt_PT"/>
-        </w:rPr>
-      </w:r>
-    </w:p>
-    <w:p>
-      <w:pPr/>
-      <w:r>
-        <w:rPr>
-          <w:lang w:val="pt_PT" w:bidi="pt_PT"/>
-        </w:rPr>
-      </w:r>
-      <w:r>
-        <w:rPr>
-          <w:lang w:val="pt_PT" w:bidi="pt_PT"/>
-        </w:rPr>
-        <w:t>Habacuque achou difícil conciliar a resposta de Deus (</w:t>
-      </w:r>
-      <w:hyperlink r:id="rId26">
-        <w:r>
-          <w:rPr>
-            <w:lang w:val="pt_PT" w:bidi="pt_PT"/>
-          </w:rPr>
-          <w:rPr>
-            <w:color w:val="0000EE"/>
-            <w:u w:val="single"/>
-          </w:rPr>
-          <w:t>1.5–11</w:t>
-        </w:r>
-      </w:hyperlink>
-      <w:r>
-        <w:rPr>
-          <w:lang w:val="pt_PT" w:bidi="pt_PT"/>
-        </w:rPr>
-        <w:t>) com o que ele entendia sobre o caráter divino. Como poderia um Deus santo e justo punir Judá usando um povo mais injusto do que eles?.</w:t>
-      </w:r>
-      <w:r>
-        <w:rPr>
-          <w:lang w:val="pt_PT" w:bidi="pt_PT"/>
-        </w:rPr>
-      </w:r>
-      <w:r>
-        <w:rPr>
-          <w:lang w:val="pt_PT" w:bidi="pt_PT"/>
-        </w:rPr>
-      </w:r>
-    </w:p>
-    <w:p>
-      <w:pPr/>
-      <w:r>
-        <w:rPr>
-          <w:lang w:val="pt_PT" w:bidi="pt_PT"/>
-        </w:rPr>
-      </w:r>
-    </w:p>
-    <w:p>
-      <w:pPr>
-        <w:pStyle w:val="Heading2"/>
-      </w:pPr>
-      <w:r>
-        <w:rPr>
-          <w:lang w:val="pt_PT" w:bidi="pt_PT"/>
-        </w:rPr>
-        <w:t>Habacuque 1.14–15</w:t>
-      </w:r>
-      <w:r>
-        <w:rPr>
-          <w:lang w:val="pt_PT" w:bidi="pt_PT"/>
-        </w:rPr>
-      </w:r>
-    </w:p>
-    <w:p>
-      <w:pPr/>
-      <w:r>
-        <w:rPr>
-          <w:lang w:val="pt_PT" w:bidi="pt_PT"/>
-        </w:rPr>
-      </w:r>
-      <w:r>
-        <w:rPr>
-          <w:lang w:val="pt_PT" w:bidi="pt_PT"/>
-        </w:rPr>
-        <w:t>peixes... anzóis... redes: Habacuque retrata os babilônios como pescadores, capturando povos conquistados.</w:t>
-      </w:r>
-      <w:r>
-        <w:rPr>
-          <w:lang w:val="pt_PT" w:bidi="pt_PT"/>
-        </w:rPr>
-      </w:r>
-      <w:r>
-        <w:rPr>
-          <w:lang w:val="pt_PT" w:bidi="pt_PT"/>
-        </w:rPr>
-      </w:r>
-    </w:p>
-    <w:p>
-      <w:pPr/>
-      <w:r>
-        <w:rPr>
-          <w:lang w:val="pt_PT" w:bidi="pt_PT"/>
-        </w:rPr>
-      </w:r>
-    </w:p>
-    <w:p>
-      <w:pPr>
-        <w:pStyle w:val="Heading2"/>
-      </w:pPr>
-      <w:r>
-        <w:rPr>
-          <w:lang w:val="pt_PT" w:bidi="pt_PT"/>
-        </w:rPr>
-        <w:t>Habacuque 1.16</w:t>
-      </w:r>
-      <w:r>
-        <w:rPr>
-          <w:lang w:val="pt_PT" w:bidi="pt_PT"/>
-        </w:rPr>
-      </w:r>
-    </w:p>
-    <w:p>
-      <w:pPr/>
-      <w:r>
-        <w:rPr>
-          <w:lang w:val="pt_PT" w:bidi="pt_PT"/>
-        </w:rPr>
-      </w:r>
-      <w:r>
-        <w:rPr>
-          <w:lang w:val="pt_PT" w:bidi="pt_PT"/>
-        </w:rPr>
-        <w:t xml:space="preserve">Veja </w:t>
-      </w:r>
-      <w:r>
-        <w:rPr>
-          <w:lang w:val="pt_PT" w:bidi="pt_PT"/>
-        </w:rPr>
-        <w:t>nota de estudo em 1.11</w:t>
-      </w:r>
-      <w:r>
-        <w:rPr>
-          <w:lang w:val="pt_PT" w:bidi="pt_PT"/>
-        </w:rPr>
-        <w:t xml:space="preserve">; compare </w:t>
-      </w:r>
-      <w:hyperlink r:id="rId39">
-        <w:r>
-          <w:rPr>
-            <w:lang w:val="pt_PT" w:bidi="pt_PT"/>
-          </w:rPr>
-          <w:rPr>
-            <w:color w:val="0000EE"/>
-            <w:u w:val="single"/>
-          </w:rPr>
-          <w:t>1 João 5.21</w:t>
-        </w:r>
-      </w:hyperlink>
-      <w:r>
-        <w:rPr>
-          <w:lang w:val="pt_PT" w:bidi="pt_PT"/>
-        </w:rPr>
-        <w:t>.</w:t>
-      </w:r>
-      <w:r>
-        <w:rPr>
-          <w:lang w:val="pt_PT" w:bidi="pt_PT"/>
-        </w:rPr>
-      </w:r>
-      <w:r>
-        <w:rPr>
-          <w:lang w:val="pt_PT" w:bidi="pt_PT"/>
-        </w:rPr>
-      </w:r>
-    </w:p>
-    <w:p>
-      <w:pPr/>
-      <w:r>
-        <w:rPr>
-          <w:lang w:val="pt_PT" w:bidi="pt_PT"/>
-        </w:rPr>
-      </w:r>
-    </w:p>
-    <w:p>
-      <w:pPr>
-        <w:pStyle w:val="Heading2"/>
-      </w:pPr>
-      <w:r>
-        <w:rPr>
-          <w:lang w:val="pt_PT" w:bidi="pt_PT"/>
-        </w:rPr>
-        <w:t>Habacuque 2.1</w:t>
-      </w:r>
-      <w:r>
-        <w:rPr>
-          <w:lang w:val="pt_PT" w:bidi="pt_PT"/>
-        </w:rPr>
-      </w:r>
-    </w:p>
-    <w:p>
-      <w:pPr/>
-      <w:r>
-        <w:rPr>
-          <w:lang w:val="pt_PT" w:bidi="pt_PT"/>
-        </w:rPr>
-      </w:r>
-      <w:r>
-        <w:rPr>
-          <w:lang w:val="pt_PT" w:bidi="pt_PT"/>
-        </w:rPr>
-        <w:t xml:space="preserve">Vou subir a minha torre de vigia e vou esperar com atenção (veja também </w:t>
-      </w:r>
-      <w:hyperlink r:id="rId40">
-        <w:r>
-          <w:rPr>
-            <w:lang w:val="pt_PT" w:bidi="pt_PT"/>
-          </w:rPr>
-          <w:rPr>
-            <w:color w:val="0000EE"/>
-            <w:u w:val="single"/>
-          </w:rPr>
-          <w:t>2Sm 18.24–28</w:t>
-        </w:r>
-      </w:hyperlink>
-      <w:r>
-        <w:rPr>
-          <w:lang w:val="pt_PT" w:bidi="pt_PT"/>
-        </w:rPr>
-        <w:t xml:space="preserve">; </w:t>
-      </w:r>
-      <w:hyperlink r:id="rId41">
-        <w:r>
-          <w:rPr>
-            <w:lang w:val="pt_PT" w:bidi="pt_PT"/>
-          </w:rPr>
-          <w:rPr>
-            <w:color w:val="0000EE"/>
-            <w:u w:val="single"/>
-          </w:rPr>
-          <w:t>2Rs 9.17–20</w:t>
-        </w:r>
-      </w:hyperlink>
-      <w:r>
-        <w:rPr>
-          <w:lang w:val="pt_PT" w:bidi="pt_PT"/>
-        </w:rPr>
-        <w:t xml:space="preserve">; </w:t>
-      </w:r>
-      <w:hyperlink r:id="rId42">
-        <w:r>
-          <w:rPr>
-            <w:lang w:val="pt_PT" w:bidi="pt_PT"/>
-          </w:rPr>
-          <w:rPr>
-            <w:color w:val="0000EE"/>
-            <w:u w:val="single"/>
-          </w:rPr>
-          <w:t>Ez 33.2–6</w:t>
-        </w:r>
-      </w:hyperlink>
-      <w:r>
-        <w:rPr>
-          <w:lang w:val="pt_PT" w:bidi="pt_PT"/>
-        </w:rPr>
-        <w:t>), Habacuque esperava ansiosamente para ver como Deus responderia à sua queixa</w:t>
-      </w:r>
-      <w:r>
-        <w:rPr>
-          <w:i/>
-          <w:lang w:val="pt_PT" w:bidi="pt_PT"/>
-        </w:rPr>
-        <w:t>,</w:t>
-      </w:r>
-      <w:r>
-        <w:rPr>
-          <w:lang w:val="pt_PT" w:bidi="pt_PT"/>
-        </w:rPr>
-        <w:t xml:space="preserve"> mesmo que isso significasse ser repreendido pelo Senhor.</w:t>
-      </w:r>
-      <w:r>
-        <w:rPr>
-          <w:lang w:val="pt_PT" w:bidi="pt_PT"/>
-        </w:rPr>
-      </w:r>
-      <w:r>
-        <w:rPr>
-          <w:lang w:val="pt_PT" w:bidi="pt_PT"/>
-        </w:rPr>
-      </w:r>
-    </w:p>
-    <w:p>
-      <w:pPr/>
-      <w:r>
-        <w:rPr>
-          <w:lang w:val="pt_PT" w:bidi="pt_PT"/>
-        </w:rPr>
-      </w:r>
-    </w:p>
-    <w:p>
-      <w:pPr>
-        <w:pStyle w:val="Heading2"/>
-      </w:pPr>
-      <w:r>
-        <w:rPr>
-          <w:lang w:val="pt_PT" w:bidi="pt_PT"/>
-        </w:rPr>
-        <w:t>Habacuque 2.2</w:t>
-      </w:r>
-      <w:r>
-        <w:rPr>
-          <w:lang w:val="pt_PT" w:bidi="pt_PT"/>
-        </w:rPr>
-      </w:r>
-    </w:p>
-    <w:p>
-      <w:pPr/>
-      <w:r>
-        <w:rPr>
-          <w:lang w:val="pt_PT" w:bidi="pt_PT"/>
-        </w:rPr>
-      </w:r>
-      <w:r>
-        <w:rPr>
-          <w:lang w:val="pt_PT" w:bidi="pt_PT"/>
-        </w:rPr>
-        <w:t xml:space="preserve">Deus instrui o profeta a escrever a mensagem (literalmente </w:t>
-      </w:r>
-      <w:r>
-        <w:rPr>
-          <w:i/>
-          <w:lang w:val="pt_PT" w:bidi="pt_PT"/>
-        </w:rPr>
-        <w:t>visão</w:t>
-      </w:r>
-      <w:r>
-        <w:rPr>
-          <w:lang w:val="pt_PT" w:bidi="pt_PT"/>
-        </w:rPr>
-        <w:t>) de forma clara para que possa ser compreendida, preservada e compartilhada com outros.</w:t>
-      </w:r>
-      <w:r>
-        <w:rPr>
-          <w:lang w:val="pt_PT" w:bidi="pt_PT"/>
-        </w:rPr>
-      </w:r>
-      <w:r>
-        <w:rPr>
-          <w:lang w:val="pt_PT" w:bidi="pt_PT"/>
-        </w:rPr>
-      </w:r>
-    </w:p>
-    <w:p>
-      <w:pPr/>
-      <w:r>
-        <w:rPr>
-          <w:lang w:val="pt_PT" w:bidi="pt_PT"/>
-        </w:rPr>
-      </w:r>
-    </w:p>
-    <w:p>
-      <w:pPr>
-        <w:pStyle w:val="Heading2"/>
-      </w:pPr>
-      <w:r>
-        <w:rPr>
-          <w:lang w:val="pt_PT" w:bidi="pt_PT"/>
-        </w:rPr>
-        <w:t>Habacuque 2.2–5</w:t>
-      </w:r>
-      <w:r>
-        <w:rPr>
-          <w:lang w:val="pt_PT" w:bidi="pt_PT"/>
-        </w:rPr>
-      </w:r>
-    </w:p>
-    <w:p>
-      <w:pPr/>
-      <w:r>
-        <w:rPr>
-          <w:lang w:val="pt_PT" w:bidi="pt_PT"/>
-        </w:rPr>
-      </w:r>
-      <w:r>
-        <w:rPr>
-          <w:lang w:val="pt_PT" w:bidi="pt_PT"/>
-        </w:rPr>
-        <w:t>A missão de Habacuque era deixar claro para as pessoas que, mesmo que a justiça de Deus pareça demorar a chegar</w:t>
-      </w:r>
-      <w:r>
-        <w:rPr>
-          <w:i/>
-          <w:lang w:val="pt_PT" w:bidi="pt_PT"/>
-        </w:rPr>
-        <w:t>,</w:t>
-      </w:r>
-      <w:r>
-        <w:rPr>
-          <w:lang w:val="pt_PT" w:bidi="pt_PT"/>
-        </w:rPr>
-        <w:t xml:space="preserve"> ela certamente virá.</w:t>
-      </w:r>
-      <w:r>
-        <w:rPr>
-          <w:lang w:val="pt_PT" w:bidi="pt_PT"/>
-        </w:rPr>
-      </w:r>
-      <w:r>
-        <w:rPr>
-          <w:lang w:val="pt_PT" w:bidi="pt_PT"/>
-        </w:rPr>
-      </w:r>
-    </w:p>
-    <w:p>
-      <w:pPr/>
-      <w:r>
-        <w:rPr>
-          <w:lang w:val="pt_PT" w:bidi="pt_PT"/>
-        </w:rPr>
-      </w:r>
-    </w:p>
-    <w:p>
-      <w:pPr>
-        <w:pStyle w:val="Heading2"/>
-      </w:pPr>
-      <w:r>
-        <w:rPr>
-          <w:lang w:val="pt_PT" w:bidi="pt_PT"/>
-        </w:rPr>
-        <w:t>Habacuque 2.2–20</w:t>
-      </w:r>
-      <w:r>
-        <w:rPr>
-          <w:lang w:val="pt_PT" w:bidi="pt_PT"/>
-        </w:rPr>
-      </w:r>
-    </w:p>
-    <w:p>
-      <w:pPr/>
-      <w:r>
-        <w:rPr>
-          <w:lang w:val="pt_PT" w:bidi="pt_PT"/>
-        </w:rPr>
-      </w:r>
-      <w:r>
-        <w:rPr>
-          <w:lang w:val="pt_PT" w:bidi="pt_PT"/>
-        </w:rPr>
-        <w:t>Deus responde à segunda queixa de Habacuque (</w:t>
-      </w:r>
-      <w:hyperlink r:id="rId43">
-        <w:r>
-          <w:rPr>
-            <w:lang w:val="pt_PT" w:bidi="pt_PT"/>
-          </w:rPr>
-          <w:rPr>
-            <w:color w:val="0000EE"/>
-            <w:u w:val="single"/>
-          </w:rPr>
-          <w:t>1.12–2.1</w:t>
-        </w:r>
-      </w:hyperlink>
-      <w:r>
-        <w:rPr>
-          <w:lang w:val="pt_PT" w:bidi="pt_PT"/>
-        </w:rPr>
-        <w:t>) sem explicar por que escolheu usar os babilônios. Em vez disso, Ele assegura a Habacuque que toda violência e injustiça serão punidas.</w:t>
-      </w:r>
-      <w:r>
-        <w:rPr>
-          <w:lang w:val="pt_PT" w:bidi="pt_PT"/>
-        </w:rPr>
-      </w:r>
-      <w:r>
-        <w:rPr>
-          <w:lang w:val="pt_PT" w:bidi="pt_PT"/>
-        </w:rPr>
-      </w:r>
-    </w:p>
-    <w:p>
-      <w:pPr/>
-      <w:r>
-        <w:rPr>
-          <w:lang w:val="pt_PT" w:bidi="pt_PT"/>
-        </w:rPr>
-      </w:r>
-    </w:p>
-    <w:p>
-      <w:pPr>
-        <w:pStyle w:val="Heading2"/>
-      </w:pPr>
-      <w:r>
-        <w:rPr>
-          <w:lang w:val="pt_PT" w:bidi="pt_PT"/>
-        </w:rPr>
-        <w:t>Habacuque 2.3</w:t>
-      </w:r>
-      <w:r>
-        <w:rPr>
-          <w:lang w:val="pt_PT" w:bidi="pt_PT"/>
-        </w:rPr>
-      </w:r>
-    </w:p>
-    <w:p>
-      <w:pPr/>
-      <w:r>
-        <w:rPr>
-          <w:lang w:val="pt_PT" w:bidi="pt_PT"/>
-        </w:rPr>
-      </w:r>
-      <w:r>
-        <w:rPr>
-          <w:lang w:val="pt_PT" w:bidi="pt_PT"/>
-        </w:rPr>
-        <w:t>se cumprirá sem falta: Em um momento futuro determinado, conhecido apenas pelo Senhor, Ele intervirá na história da Terra e a levará a uma conclusão adequada, vindicando os justos e julgando os ímpios. O povo de Deus deve esperar pacientemente</w:t>
-      </w:r>
-      <w:r>
-        <w:rPr>
-          <w:i/>
-          <w:lang w:val="pt_PT" w:bidi="pt_PT"/>
-        </w:rPr>
-        <w:t>,</w:t>
-      </w:r>
-      <w:r>
-        <w:rPr>
-          <w:lang w:val="pt_PT" w:bidi="pt_PT"/>
-        </w:rPr>
-        <w:t xml:space="preserve"> sabendo que o plano divino está agendado (veja </w:t>
-      </w:r>
-      <w:hyperlink r:id="rId44">
-        <w:r>
-          <w:rPr>
-            <w:lang w:val="pt_PT" w:bidi="pt_PT"/>
-          </w:rPr>
-          <w:rPr>
-            <w:color w:val="0000EE"/>
-            <w:u w:val="single"/>
-          </w:rPr>
-          <w:t>Hb 10.35–38</w:t>
-        </w:r>
-      </w:hyperlink>
-      <w:r>
-        <w:rPr>
-          <w:lang w:val="pt_PT" w:bidi="pt_PT"/>
-        </w:rPr>
-        <w:t>).</w:t>
-      </w:r>
-      <w:r>
-        <w:rPr>
-          <w:lang w:val="pt_PT" w:bidi="pt_PT"/>
-        </w:rPr>
-      </w:r>
-      <w:r>
-        <w:rPr>
-          <w:lang w:val="pt_PT" w:bidi="pt_PT"/>
-        </w:rPr>
-      </w:r>
-    </w:p>
-    <w:p>
-      <w:pPr/>
-      <w:r>
-        <w:rPr>
-          <w:lang w:val="pt_PT" w:bidi="pt_PT"/>
-        </w:rPr>
-      </w:r>
-    </w:p>
-    <w:p>
-      <w:pPr>
-        <w:pStyle w:val="Heading2"/>
-      </w:pPr>
-      <w:r>
-        <w:rPr>
-          <w:lang w:val="pt_PT" w:bidi="pt_PT"/>
-        </w:rPr>
-        <w:t>Habacuque 2.4</w:t>
-      </w:r>
-      <w:r>
-        <w:rPr>
-          <w:lang w:val="pt_PT" w:bidi="pt_PT"/>
-        </w:rPr>
-      </w:r>
-    </w:p>
-    <w:p>
-      <w:pPr/>
-      <w:r>
-        <w:rPr>
-          <w:lang w:val="pt_PT" w:bidi="pt_PT"/>
-        </w:rPr>
-      </w:r>
-      <w:r>
-        <w:rPr>
-          <w:lang w:val="pt_PT" w:bidi="pt_PT"/>
-        </w:rPr>
-        <w:t>Deus está ciente do egocentrismo dos orgulhosos. Suas vidas tortuosas demonstram sua injustiça; eles recusam a instrução de Deus e satisfazem seus próprios desejos (</w:t>
-      </w:r>
-      <w:hyperlink r:id="rId45">
-        <w:r>
-          <w:rPr>
-            <w:lang w:val="pt_PT" w:bidi="pt_PT"/>
-          </w:rPr>
-          <w:rPr>
-            <w:color w:val="0000EE"/>
-            <w:u w:val="single"/>
-          </w:rPr>
-          <w:t>Pv 12.15</w:t>
-        </w:r>
-      </w:hyperlink>
-      <w:r>
-        <w:rPr>
-          <w:lang w:val="pt_PT" w:bidi="pt_PT"/>
-        </w:rPr>
-        <w:t xml:space="preserve">; </w:t>
-      </w:r>
-      <w:hyperlink r:id="rId46">
-        <w:r>
-          <w:rPr>
-            <w:lang w:val="pt_PT" w:bidi="pt_PT"/>
-          </w:rPr>
-          <w:rPr>
-            <w:color w:val="0000EE"/>
-            <w:u w:val="single"/>
-          </w:rPr>
-          <w:t>21.8</w:t>
-        </w:r>
-      </w:hyperlink>
-      <w:r>
-        <w:rPr>
-          <w:lang w:val="pt_PT" w:bidi="pt_PT"/>
-        </w:rPr>
-        <w:t xml:space="preserve">, </w:t>
-      </w:r>
-      <w:hyperlink r:id="rId47">
-        <w:r>
-          <w:rPr>
-            <w:lang w:val="pt_PT" w:bidi="pt_PT"/>
-          </w:rPr>
-          <w:rPr>
-            <w:color w:val="0000EE"/>
-            <w:u w:val="single"/>
-          </w:rPr>
-          <w:t>29</w:t>
-        </w:r>
-      </w:hyperlink>
-      <w:r>
-        <w:rPr>
-          <w:lang w:val="pt_PT" w:bidi="pt_PT"/>
-        </w:rPr>
-        <w:t xml:space="preserve">; </w:t>
-      </w:r>
-      <w:hyperlink r:id="rId48">
-        <w:r>
-          <w:rPr>
-            <w:lang w:val="pt_PT" w:bidi="pt_PT"/>
-          </w:rPr>
-          <w:rPr>
-            <w:color w:val="0000EE"/>
-            <w:u w:val="single"/>
-          </w:rPr>
-          <w:t>29.27</w:t>
-        </w:r>
-      </w:hyperlink>
-      <w:r>
-        <w:rPr>
-          <w:lang w:val="pt_PT" w:bidi="pt_PT"/>
-        </w:rPr>
-        <w:t>). Em contraste, os justos desfrutam de uma posição judicial adequada diante de Deus. Eles adotam os padrões justos de Deus como seus próprios e os refletem em suas vidas. • fidelidade: Hebraico ’emunah. Em Gênesis, a mesma raiz hebraica (’mn) descreve a confiança de Abrão em Deus (</w:t>
-      </w:r>
-      <w:hyperlink r:id="rId49">
-        <w:r>
-          <w:rPr>
-            <w:lang w:val="pt_PT" w:bidi="pt_PT"/>
-          </w:rPr>
-          <w:rPr>
-            <w:color w:val="0000EE"/>
-            <w:u w:val="single"/>
-          </w:rPr>
-          <w:t>Gn 15.6</w:t>
-        </w:r>
-      </w:hyperlink>
-      <w:r>
-        <w:rPr>
-          <w:lang w:val="pt_PT" w:bidi="pt_PT"/>
-        </w:rPr>
-        <w:t xml:space="preserve">). Deus transforma os corações daqueles que confiam nele para que possam seguir fielmente os padrões sagrados de Deus. Veja também </w:t>
-      </w:r>
-      <w:hyperlink r:id="rId50">
-        <w:r>
-          <w:rPr>
-            <w:lang w:val="pt_PT" w:bidi="pt_PT"/>
-          </w:rPr>
-          <w:rPr>
-            <w:color w:val="0000EE"/>
-            <w:u w:val="single"/>
-          </w:rPr>
-          <w:t>Romanos 1.16–17</w:t>
-        </w:r>
-      </w:hyperlink>
-      <w:r>
-        <w:rPr>
-          <w:lang w:val="pt_PT" w:bidi="pt_PT"/>
-        </w:rPr>
-        <w:t xml:space="preserve">; </w:t>
-      </w:r>
-      <w:hyperlink r:id="rId51">
-        <w:r>
-          <w:rPr>
-            <w:lang w:val="pt_PT" w:bidi="pt_PT"/>
-          </w:rPr>
-          <w:rPr>
-            <w:color w:val="0000EE"/>
-            <w:u w:val="single"/>
-          </w:rPr>
-          <w:t>Gálatas 3.11</w:t>
-        </w:r>
-      </w:hyperlink>
-      <w:r>
-        <w:rPr>
-          <w:lang w:val="pt_PT" w:bidi="pt_PT"/>
-        </w:rPr>
-        <w:t xml:space="preserve">; </w:t>
-      </w:r>
-      <w:hyperlink r:id="rId52">
-        <w:r>
-          <w:rPr>
-            <w:lang w:val="pt_PT" w:bidi="pt_PT"/>
-          </w:rPr>
-          <w:rPr>
-            <w:color w:val="0000EE"/>
-            <w:u w:val="single"/>
-          </w:rPr>
-          <w:t>Hebreus 10.37–39</w:t>
-        </w:r>
-      </w:hyperlink>
-      <w:r>
-        <w:rPr>
-          <w:lang w:val="pt_PT" w:bidi="pt_PT"/>
-        </w:rPr>
-        <w:t>.</w:t>
-      </w:r>
-      <w:r>
-        <w:rPr>
-          <w:lang w:val="pt_PT" w:bidi="pt_PT"/>
-        </w:rPr>
-      </w:r>
-      <w:r>
-        <w:rPr>
-          <w:lang w:val="pt_PT" w:bidi="pt_PT"/>
-        </w:rPr>
-      </w:r>
-    </w:p>
-    <w:p>
-      <w:pPr/>
-      <w:r>
-        <w:rPr>
-          <w:lang w:val="pt_PT" w:bidi="pt_PT"/>
-        </w:rPr>
-      </w:r>
-    </w:p>
-    <w:p>
-      <w:pPr>
-        <w:pStyle w:val="Heading2"/>
-      </w:pPr>
-      <w:r>
-        <w:rPr>
-          <w:lang w:val="pt_PT" w:bidi="pt_PT"/>
-        </w:rPr>
-        <w:t>Habacuque 2.6–8</w:t>
-      </w:r>
-      <w:r>
-        <w:rPr>
-          <w:lang w:val="pt_PT" w:bidi="pt_PT"/>
-        </w:rPr>
-      </w:r>
-    </w:p>
-    <w:p>
-      <w:pPr/>
-      <w:r>
-        <w:rPr>
-          <w:lang w:val="pt_PT" w:bidi="pt_PT"/>
-        </w:rPr>
-      </w:r>
-      <w:r>
-        <w:rPr>
-          <w:lang w:val="pt_PT" w:bidi="pt_PT"/>
-        </w:rPr>
-        <w:t>No primeiro dos cânticos de provocação de Habacuque, ele condena os babilônios por despojar as nações. • pegando coisas que não lhes pertencem!... obrigando: A imagem compara os babilônios a credores cujas medidas opressivas fazem com que seus devedores se levantem contra eles. A ganância pode facilmente manchar o caráter espiritual de um indivíduo ou nação (</w:t>
-      </w:r>
-      <w:hyperlink r:id="rId53">
-        <w:r>
-          <w:rPr>
-            <w:lang w:val="pt_PT" w:bidi="pt_PT"/>
-          </w:rPr>
-          <w:rPr>
-            <w:color w:val="0000EE"/>
-            <w:u w:val="single"/>
-          </w:rPr>
-          <w:t>Lc 12.15</w:t>
-        </w:r>
-      </w:hyperlink>
-      <w:r>
-        <w:rPr>
-          <w:lang w:val="pt_PT" w:bidi="pt_PT"/>
-        </w:rPr>
-        <w:t xml:space="preserve">; </w:t>
-      </w:r>
-      <w:hyperlink r:id="rId54">
-        <w:r>
-          <w:rPr>
-            <w:lang w:val="pt_PT" w:bidi="pt_PT"/>
-          </w:rPr>
-          <w:rPr>
-            <w:color w:val="0000EE"/>
-            <w:u w:val="single"/>
-          </w:rPr>
-          <w:t>Ef 5.3</w:t>
-        </w:r>
-      </w:hyperlink>
-      <w:r>
-        <w:rPr>
-          <w:lang w:val="pt_PT" w:bidi="pt_PT"/>
-        </w:rPr>
-        <w:t>).</w:t>
-      </w:r>
-      <w:r>
-        <w:rPr>
-          <w:lang w:val="pt_PT" w:bidi="pt_PT"/>
-        </w:rPr>
-      </w:r>
-      <w:r>
-        <w:rPr>
-          <w:lang w:val="pt_PT" w:bidi="pt_PT"/>
-        </w:rPr>
-      </w:r>
-    </w:p>
-    <w:p>
-      <w:pPr/>
-      <w:r>
-        <w:rPr>
-          <w:lang w:val="pt_PT" w:bidi="pt_PT"/>
-        </w:rPr>
-      </w:r>
-    </w:p>
-    <w:p>
-      <w:pPr>
-        <w:pStyle w:val="Heading2"/>
-      </w:pPr>
-      <w:r>
-        <w:rPr>
-          <w:lang w:val="pt_PT" w:bidi="pt_PT"/>
-        </w:rPr>
-        <w:t>Habacuque 2.6–20</w:t>
-      </w:r>
-      <w:r>
-        <w:rPr>
-          <w:lang w:val="pt_PT" w:bidi="pt_PT"/>
-        </w:rPr>
-      </w:r>
-    </w:p>
-    <w:p>
-      <w:pPr/>
-      <w:r>
-        <w:rPr>
-          <w:lang w:val="pt_PT" w:bidi="pt_PT"/>
-        </w:rPr>
-      </w:r>
-      <w:r>
-        <w:rPr>
-          <w:lang w:val="pt_PT" w:bidi="pt_PT"/>
-        </w:rPr>
-        <w:t>Cinco canções de provocação (</w:t>
-      </w:r>
-      <w:hyperlink r:id="rId55">
-        <w:r>
-          <w:rPr>
-            <w:lang w:val="pt_PT" w:bidi="pt_PT"/>
-          </w:rPr>
-          <w:rPr>
-            <w:color w:val="0000EE"/>
-            <w:u w:val="single"/>
-          </w:rPr>
-          <w:t>2.6–8</w:t>
-        </w:r>
-      </w:hyperlink>
-      <w:r>
-        <w:rPr>
-          <w:lang w:val="pt_PT" w:bidi="pt_PT"/>
-        </w:rPr>
-        <w:t xml:space="preserve">, </w:t>
-      </w:r>
-      <w:hyperlink r:id="rId56">
-        <w:r>
-          <w:rPr>
-            <w:lang w:val="pt_PT" w:bidi="pt_PT"/>
-          </w:rPr>
-          <w:rPr>
-            <w:color w:val="0000EE"/>
-            <w:u w:val="single"/>
-          </w:rPr>
-          <w:t>9–11</w:t>
-        </w:r>
-      </w:hyperlink>
-      <w:r>
-        <w:rPr>
-          <w:lang w:val="pt_PT" w:bidi="pt_PT"/>
-        </w:rPr>
-        <w:t xml:space="preserve">, </w:t>
-      </w:r>
-      <w:hyperlink r:id="rId57">
-        <w:r>
-          <w:rPr>
-            <w:lang w:val="pt_PT" w:bidi="pt_PT"/>
-          </w:rPr>
-          <w:rPr>
-            <w:color w:val="0000EE"/>
-            <w:u w:val="single"/>
-          </w:rPr>
-          <w:t>12–14</w:t>
-        </w:r>
-      </w:hyperlink>
-      <w:r>
-        <w:rPr>
-          <w:lang w:val="pt_PT" w:bidi="pt_PT"/>
-        </w:rPr>
-        <w:t xml:space="preserve">, </w:t>
-      </w:r>
-      <w:hyperlink r:id="rId58">
-        <w:r>
-          <w:rPr>
-            <w:lang w:val="pt_PT" w:bidi="pt_PT"/>
-          </w:rPr>
-          <w:rPr>
-            <w:color w:val="0000EE"/>
-            <w:u w:val="single"/>
-          </w:rPr>
-          <w:t>15–17</w:t>
-        </w:r>
-      </w:hyperlink>
-      <w:r>
-        <w:rPr>
-          <w:lang w:val="pt_PT" w:bidi="pt_PT"/>
-        </w:rPr>
-        <w:t xml:space="preserve">, </w:t>
-      </w:r>
-      <w:hyperlink r:id="rId59">
-        <w:r>
-          <w:rPr>
-            <w:lang w:val="pt_PT" w:bidi="pt_PT"/>
-          </w:rPr>
-          <w:rPr>
-            <w:color w:val="0000EE"/>
-            <w:u w:val="single"/>
-          </w:rPr>
-          <w:t>18–20</w:t>
-        </w:r>
-      </w:hyperlink>
-      <w:r>
-        <w:rPr>
-          <w:lang w:val="pt_PT" w:bidi="pt_PT"/>
-        </w:rPr>
-        <w:t xml:space="preserve">) retratam o julgamento futuro de Deus sobre os babilônios (e outros que, como os babilônios, se entregam à violência e injustiça). Deus permite que eles selem seu próprio destino. Aqueles que sofrem poderão repetir essas provocações quando os ímpios vierem a julgamento (veja </w:t>
-      </w:r>
-      <w:hyperlink r:id="rId60">
-        <w:r>
-          <w:rPr>
-            <w:lang w:val="pt_PT" w:bidi="pt_PT"/>
-          </w:rPr>
-          <w:rPr>
-            <w:color w:val="0000EE"/>
-            <w:u w:val="single"/>
-          </w:rPr>
-          <w:t>1.14–17</w:t>
-        </w:r>
-      </w:hyperlink>
-      <w:r>
-        <w:rPr>
-          <w:lang w:val="pt_PT" w:bidi="pt_PT"/>
-        </w:rPr>
-        <w:t>). Cada provocação contém uma declaração de pesar, um julgamento e a razão para o julgamento de Deus.</w:t>
-      </w:r>
-      <w:r>
-        <w:rPr>
-          <w:lang w:val="pt_PT" w:bidi="pt_PT"/>
-        </w:rPr>
-      </w:r>
-      <w:r>
-        <w:rPr>
-          <w:lang w:val="pt_PT" w:bidi="pt_PT"/>
-        </w:rPr>
-      </w:r>
-    </w:p>
-    <w:p>
-      <w:pPr/>
-      <w:r>
-        <w:rPr>
-          <w:lang w:val="pt_PT" w:bidi="pt_PT"/>
-        </w:rPr>
-      </w:r>
-    </w:p>
-    <w:p>
-      <w:pPr>
-        <w:pStyle w:val="Heading2"/>
-      </w:pPr>
-      <w:r>
-        <w:rPr>
-          <w:lang w:val="pt_PT" w:bidi="pt_PT"/>
-        </w:rPr>
-        <w:t>Habacuque 2.9–11</w:t>
-      </w:r>
-      <w:r>
-        <w:rPr>
-          <w:lang w:val="pt_PT" w:bidi="pt_PT"/>
-        </w:rPr>
-      </w:r>
-    </w:p>
-    <w:p>
-      <w:pPr/>
-      <w:r>
-        <w:rPr>
-          <w:lang w:val="pt_PT" w:bidi="pt_PT"/>
-        </w:rPr>
-      </w:r>
-      <w:r>
-        <w:rPr>
-          <w:lang w:val="pt_PT" w:bidi="pt_PT"/>
-        </w:rPr>
-        <w:t>No segundo cântico de provocação, os babilônios são condenados por seus negócios desonestos. Como os babilônios obtiveram os meios para construir grandes casas por meio de engano e desonestidade</w:t>
-      </w:r>
-      <w:r>
-        <w:rPr>
-          <w:i/>
-          <w:lang w:val="pt_PT" w:bidi="pt_PT"/>
-        </w:rPr>
-        <w:t>,</w:t>
-      </w:r>
-      <w:r>
-        <w:rPr>
-          <w:lang w:val="pt_PT" w:bidi="pt_PT"/>
-        </w:rPr>
-        <w:t xml:space="preserve"> acabaram perdendo suas vidas.</w:t>
-      </w:r>
-      <w:r>
-        <w:rPr>
-          <w:lang w:val="pt_PT" w:bidi="pt_PT"/>
-        </w:rPr>
-      </w:r>
-      <w:r>
-        <w:rPr>
-          <w:lang w:val="pt_PT" w:bidi="pt_PT"/>
-        </w:rPr>
-      </w:r>
-    </w:p>
-    <w:p>
-      <w:pPr/>
-      <w:r>
-        <w:rPr>
-          <w:lang w:val="pt_PT" w:bidi="pt_PT"/>
-        </w:rPr>
-      </w:r>
-    </w:p>
-    <w:p>
-      <w:pPr>
-        <w:pStyle w:val="Heading2"/>
-      </w:pPr>
-      <w:r>
-        <w:rPr>
-          <w:lang w:val="pt_PT" w:bidi="pt_PT"/>
-        </w:rPr>
-        <w:t>Habacuque 2.12–14</w:t>
-      </w:r>
-      <w:r>
-        <w:rPr>
-          <w:lang w:val="pt_PT" w:bidi="pt_PT"/>
-        </w:rPr>
-      </w:r>
-    </w:p>
-    <w:p>
-      <w:pPr/>
-      <w:r>
-        <w:rPr>
-          <w:lang w:val="pt_PT" w:bidi="pt_PT"/>
-        </w:rPr>
-      </w:r>
-      <w:r>
-        <w:rPr>
-          <w:lang w:val="pt_PT" w:bidi="pt_PT"/>
-        </w:rPr>
-        <w:t>No terceiro cântico de provocação, os babilônios são condenados pelo assassinato e corrupção da vida humana e da sociedade que trouxeram riqueza para construir suas cidades. Deus faria com que seu ganho aparente se revelasse uma perda total. • a terra ficará cheia: A antítese da violência e da riqueza mal adquirida é a consciência da glória do Senhor, que Deus promete tornar tão abundante quanto a água no oceano (</w:t>
-      </w:r>
-      <w:hyperlink r:id="rId61">
-        <w:r>
-          <w:rPr>
-            <w:lang w:val="pt_PT" w:bidi="pt_PT"/>
-          </w:rPr>
-          <w:rPr>
-            <w:color w:val="0000EE"/>
-            <w:u w:val="single"/>
-          </w:rPr>
-          <w:t>Is 11.9</w:t>
-        </w:r>
-      </w:hyperlink>
-      <w:r>
-        <w:rPr>
-          <w:lang w:val="pt_PT" w:bidi="pt_PT"/>
-        </w:rPr>
-        <w:t>).</w:t>
-      </w:r>
-      <w:r>
-        <w:rPr>
-          <w:lang w:val="pt_PT" w:bidi="pt_PT"/>
-        </w:rPr>
-      </w:r>
-      <w:r>
-        <w:rPr>
-          <w:lang w:val="pt_PT" w:bidi="pt_PT"/>
-        </w:rPr>
-      </w:r>
-    </w:p>
-    <w:p>
-      <w:pPr/>
-      <w:r>
-        <w:rPr>
-          <w:lang w:val="pt_PT" w:bidi="pt_PT"/>
-        </w:rPr>
-      </w:r>
-    </w:p>
-    <w:p>
-      <w:pPr>
-        <w:pStyle w:val="Heading2"/>
-      </w:pPr>
-      <w:r>
-        <w:rPr>
-          <w:lang w:val="pt_PT" w:bidi="pt_PT"/>
-        </w:rPr>
-        <w:t>Habacuque 2.15–17</w:t>
-      </w:r>
-      <w:r>
-        <w:rPr>
-          <w:lang w:val="pt_PT" w:bidi="pt_PT"/>
-        </w:rPr>
-      </w:r>
-    </w:p>
-    <w:p>
-      <w:pPr/>
-      <w:r>
-        <w:rPr>
-          <w:lang w:val="pt_PT" w:bidi="pt_PT"/>
-        </w:rPr>
-      </w:r>
-      <w:r>
-        <w:rPr>
-          <w:lang w:val="pt_PT" w:bidi="pt_PT"/>
-        </w:rPr>
-        <w:t>No quarto cântico de provocação, os babilônios são condenados por seus atos vergonhosos contra pessoas, animais</w:t>
-      </w:r>
-      <w:r>
-        <w:rPr>
-          <w:i/>
-          <w:lang w:val="pt_PT" w:bidi="pt_PT"/>
-        </w:rPr>
-        <w:t>,</w:t>
-      </w:r>
-      <w:r>
-        <w:rPr>
-          <w:lang w:val="pt_PT" w:bidi="pt_PT"/>
-        </w:rPr>
-        <w:t xml:space="preserve"> e o meio ambiente. Eles são como um homem que parece ser hospitaleiro, mas depois de embriagar seus vizinhos</w:t>
-      </w:r>
-      <w:r>
-        <w:rPr>
-          <w:i/>
-          <w:lang w:val="pt_PT" w:bidi="pt_PT"/>
-        </w:rPr>
-        <w:t>,</w:t>
-      </w:r>
-      <w:r>
-        <w:rPr>
-          <w:lang w:val="pt_PT" w:bidi="pt_PT"/>
-        </w:rPr>
-        <w:t xml:space="preserve"> os despoja de tudo. No entanto, os babilônios serão desonrados após beberem do cálice do julgamento do Senhor (veja </w:t>
-      </w:r>
-      <w:hyperlink r:id="rId62">
-        <w:r>
-          <w:rPr>
-            <w:lang w:val="pt_PT" w:bidi="pt_PT"/>
-          </w:rPr>
-          <w:rPr>
-            <w:color w:val="0000EE"/>
-            <w:u w:val="single"/>
-          </w:rPr>
-          <w:t>Jr 25.15–17</w:t>
-        </w:r>
-      </w:hyperlink>
-      <w:r>
-        <w:rPr>
-          <w:lang w:val="pt_PT" w:bidi="pt_PT"/>
-        </w:rPr>
-        <w:t xml:space="preserve">; cp. </w:t>
-      </w:r>
-      <w:hyperlink r:id="rId63">
-        <w:r>
-          <w:rPr>
-            <w:lang w:val="pt_PT" w:bidi="pt_PT"/>
-          </w:rPr>
-          <w:rPr>
-            <w:color w:val="0000EE"/>
-            <w:u w:val="single"/>
-          </w:rPr>
-          <w:t>Jo 18.11</w:t>
-        </w:r>
-      </w:hyperlink>
-      <w:r>
-        <w:rPr>
-          <w:lang w:val="pt_PT" w:bidi="pt_PT"/>
-        </w:rPr>
-        <w:t>).</w:t>
-      </w:r>
-      <w:r>
-        <w:rPr>
-          <w:lang w:val="pt_PT" w:bidi="pt_PT"/>
-        </w:rPr>
-      </w:r>
-      <w:r>
-        <w:rPr>
-          <w:lang w:val="pt_PT" w:bidi="pt_PT"/>
-        </w:rPr>
-      </w:r>
-    </w:p>
-    <w:p>
-      <w:pPr/>
-      <w:r>
-        <w:rPr>
-          <w:lang w:val="pt_PT" w:bidi="pt_PT"/>
-        </w:rPr>
-      </w:r>
-    </w:p>
-    <w:p>
-      <w:pPr>
-        <w:pStyle w:val="Heading2"/>
-      </w:pPr>
-      <w:r>
-        <w:rPr>
-          <w:lang w:val="pt_PT" w:bidi="pt_PT"/>
-        </w:rPr>
-        <w:t>Habacuque 2.18–20</w:t>
-      </w:r>
-      <w:r>
-        <w:rPr>
-          <w:lang w:val="pt_PT" w:bidi="pt_PT"/>
-        </w:rPr>
-      </w:r>
-    </w:p>
-    <w:p>
-      <w:pPr/>
-      <w:r>
-        <w:rPr>
-          <w:lang w:val="pt_PT" w:bidi="pt_PT"/>
-        </w:rPr>
-      </w:r>
-      <w:r>
-        <w:rPr>
-          <w:lang w:val="pt_PT" w:bidi="pt_PT"/>
-        </w:rPr>
-        <w:t>No quinto cântico de provocação, os babilônios são condenados por sua devoção à idolatria. Quer os ídolos sejam esculpidos ou fundidos pela mão do homem</w:t>
-      </w:r>
-      <w:r>
-        <w:rPr>
-          <w:i/>
-          <w:lang w:val="pt_PT" w:bidi="pt_PT"/>
-        </w:rPr>
-        <w:t>,</w:t>
-      </w:r>
-      <w:r>
-        <w:rPr>
-          <w:lang w:val="pt_PT" w:bidi="pt_PT"/>
-        </w:rPr>
-        <w:t xml:space="preserve"> eles não podem salvar nem ensinar seus adoradores (</w:t>
-      </w:r>
-      <w:hyperlink r:id="rId64">
-        <w:r>
-          <w:rPr>
-            <w:lang w:val="pt_PT" w:bidi="pt_PT"/>
-          </w:rPr>
-          <w:rPr>
-            <w:color w:val="0000EE"/>
-            <w:u w:val="single"/>
-          </w:rPr>
-          <w:t>Is 42.17</w:t>
-        </w:r>
-      </w:hyperlink>
-      <w:r>
-        <w:rPr>
-          <w:lang w:val="pt_PT" w:bidi="pt_PT"/>
-        </w:rPr>
-        <w:t>). Somente o Senhor realmente merece nossa adoração (</w:t>
-      </w:r>
-      <w:hyperlink r:id="rId65">
-        <w:r>
-          <w:rPr>
-            <w:lang w:val="pt_PT" w:bidi="pt_PT"/>
-          </w:rPr>
-          <w:rPr>
-            <w:color w:val="0000EE"/>
-            <w:u w:val="single"/>
-          </w:rPr>
-          <w:t>Hc 2.20</w:t>
-        </w:r>
-      </w:hyperlink>
-      <w:r>
-        <w:rPr>
-          <w:lang w:val="pt_PT" w:bidi="pt_PT"/>
-        </w:rPr>
-        <w:t xml:space="preserve">; </w:t>
-      </w:r>
-      <w:hyperlink r:id="rId66">
-        <w:r>
-          <w:rPr>
-            <w:lang w:val="pt_PT" w:bidi="pt_PT"/>
-          </w:rPr>
-          <w:rPr>
-            <w:color w:val="0000EE"/>
-            <w:u w:val="single"/>
-          </w:rPr>
-          <w:t>Êx 20.2–6</w:t>
-        </w:r>
-      </w:hyperlink>
-      <w:r>
-        <w:rPr>
-          <w:lang w:val="pt_PT" w:bidi="pt_PT"/>
-        </w:rPr>
-        <w:t xml:space="preserve">; cp. </w:t>
-      </w:r>
-      <w:hyperlink r:id="rId67">
-        <w:r>
-          <w:rPr>
-            <w:lang w:val="pt_PT" w:bidi="pt_PT"/>
-          </w:rPr>
-          <w:rPr>
-            <w:color w:val="0000EE"/>
-            <w:u w:val="single"/>
-          </w:rPr>
-          <w:t>Ec 5.1–2</w:t>
-        </w:r>
-      </w:hyperlink>
-      <w:r>
-        <w:rPr>
-          <w:lang w:val="pt_PT" w:bidi="pt_PT"/>
-        </w:rPr>
-        <w:t>).</w:t>
-      </w:r>
-      <w:r>
-        <w:rPr>
-          <w:lang w:val="pt_PT" w:bidi="pt_PT"/>
-        </w:rPr>
-      </w:r>
-      <w:r>
-        <w:rPr>
-          <w:lang w:val="pt_PT" w:bidi="pt_PT"/>
-        </w:rPr>
-      </w:r>
-    </w:p>
-    <w:p>
-      <w:pPr/>
-      <w:r>
-        <w:rPr>
-          <w:lang w:val="pt_PT" w:bidi="pt_PT"/>
-        </w:rPr>
-      </w:r>
-    </w:p>
-    <w:p>
-      <w:pPr>
-        <w:pStyle w:val="Heading2"/>
-      </w:pPr>
-      <w:r>
-        <w:rPr>
-          <w:lang w:val="pt_PT" w:bidi="pt_PT"/>
-        </w:rPr>
-        <w:t>Habacuque 2.20</w:t>
-      </w:r>
-      <w:r>
-        <w:rPr>
-          <w:lang w:val="pt_PT" w:bidi="pt_PT"/>
-        </w:rPr>
-      </w:r>
-    </w:p>
-    <w:p>
-      <w:pPr/>
-      <w:r>
-        <w:rPr>
-          <w:lang w:val="pt_PT" w:bidi="pt_PT"/>
-        </w:rPr>
-      </w:r>
-      <w:r>
-        <w:rPr>
-          <w:lang w:val="pt_PT" w:bidi="pt_PT"/>
-        </w:rPr>
-        <w:t>As canções de provocação terminam com uma declaração: Aquele que é soberano sobre todas as nações não é um ídolo babilônico (</w:t>
-      </w:r>
-      <w:hyperlink r:id="rId59">
-        <w:r>
-          <w:rPr>
-            <w:lang w:val="pt_PT" w:bidi="pt_PT"/>
-          </w:rPr>
-          <w:rPr>
-            <w:color w:val="0000EE"/>
-            <w:u w:val="single"/>
-          </w:rPr>
-          <w:t>2.18–20</w:t>
-        </w:r>
-      </w:hyperlink>
-      <w:r>
-        <w:rPr>
-          <w:lang w:val="pt_PT" w:bidi="pt_PT"/>
-        </w:rPr>
-        <w:t>), mas o Deus Santo. Ao contrário dos ídolos babilônicos sem vida, o Deus vivo habita em seu Templo sagrado. A presença de Deus enche seu santuário celestial (</w:t>
-      </w:r>
-      <w:hyperlink r:id="rId68">
-        <w:r>
-          <w:rPr>
-            <w:lang w:val="pt_PT" w:bidi="pt_PT"/>
-          </w:rPr>
-          <w:rPr>
-            <w:color w:val="0000EE"/>
-            <w:u w:val="single"/>
-          </w:rPr>
-          <w:t>Is 6.1–5</w:t>
-        </w:r>
-      </w:hyperlink>
-      <w:r>
-        <w:rPr>
-          <w:lang w:val="pt_PT" w:bidi="pt_PT"/>
-        </w:rPr>
-        <w:t>) — e no tempo de Habacuque, enchia o Templo em Jerusalém (</w:t>
-      </w:r>
-      <w:hyperlink r:id="rId69">
-        <w:r>
-          <w:rPr>
-            <w:lang w:val="pt_PT" w:bidi="pt_PT"/>
-          </w:rPr>
-          <w:rPr>
-            <w:color w:val="0000EE"/>
-            <w:u w:val="single"/>
-          </w:rPr>
-          <w:t>1Rs 8.10–11</w:t>
-        </w:r>
-      </w:hyperlink>
-      <w:r>
-        <w:rPr>
-          <w:lang w:val="pt_PT" w:bidi="pt_PT"/>
-        </w:rPr>
-        <w:t>). Deus controla toda a terra e espera que as pessoas o adorem com submissão humilde (</w:t>
-      </w:r>
-      <w:hyperlink r:id="rId70">
-        <w:r>
-          <w:rPr>
-            <w:lang w:val="pt_PT" w:bidi="pt_PT"/>
-          </w:rPr>
-          <w:rPr>
-            <w:color w:val="0000EE"/>
-            <w:u w:val="single"/>
-          </w:rPr>
-          <w:t>Sl 63.1–4</w:t>
-        </w:r>
-      </w:hyperlink>
-      <w:r>
-        <w:rPr>
-          <w:lang w:val="pt_PT" w:bidi="pt_PT"/>
-        </w:rPr>
-        <w:t xml:space="preserve">; </w:t>
-      </w:r>
-      <w:hyperlink r:id="rId71">
-        <w:r>
-          <w:rPr>
-            <w:lang w:val="pt_PT" w:bidi="pt_PT"/>
-          </w:rPr>
-          <w:rPr>
-            <w:color w:val="0000EE"/>
-            <w:u w:val="single"/>
-          </w:rPr>
-          <w:t>Jr 10.1–10</w:t>
-        </w:r>
-      </w:hyperlink>
-      <w:r>
-        <w:rPr>
-          <w:lang w:val="pt_PT" w:bidi="pt_PT"/>
-        </w:rPr>
-        <w:t xml:space="preserve">; </w:t>
-      </w:r>
-      <w:hyperlink r:id="rId72">
-        <w:r>
-          <w:rPr>
-            <w:lang w:val="pt_PT" w:bidi="pt_PT"/>
-          </w:rPr>
-          <w:rPr>
-            <w:color w:val="0000EE"/>
-            <w:u w:val="single"/>
-          </w:rPr>
-          <w:t>Mq 7.16</w:t>
-        </w:r>
-      </w:hyperlink>
-      <w:r>
-        <w:rPr>
-          <w:lang w:val="pt_PT" w:bidi="pt_PT"/>
-        </w:rPr>
-        <w:t xml:space="preserve">; </w:t>
-      </w:r>
-      <w:hyperlink r:id="rId73">
-        <w:r>
-          <w:rPr>
-            <w:lang w:val="pt_PT" w:bidi="pt_PT"/>
-          </w:rPr>
-          <w:rPr>
-            <w:color w:val="0000EE"/>
-            <w:u w:val="single"/>
-          </w:rPr>
-          <w:t>Zc 2.13</w:t>
-        </w:r>
-      </w:hyperlink>
-      <w:r>
-        <w:rPr>
-          <w:lang w:val="pt_PT" w:bidi="pt_PT"/>
-        </w:rPr>
-        <w:t>).</w:t>
-      </w:r>
-      <w:r>
-        <w:rPr>
-          <w:lang w:val="pt_PT" w:bidi="pt_PT"/>
-        </w:rPr>
-      </w:r>
-      <w:r>
-        <w:rPr>
-          <w:lang w:val="pt_PT" w:bidi="pt_PT"/>
-        </w:rPr>
-      </w:r>
-    </w:p>
-    <w:p>
-      <w:pPr/>
-      <w:r>
-        <w:rPr>
-          <w:lang w:val="pt_PT" w:bidi="pt_PT"/>
-        </w:rPr>
-      </w:r>
-    </w:p>
-    <w:p>
-      <w:pPr>
-        <w:pStyle w:val="Heading2"/>
-      </w:pPr>
-      <w:r>
-        <w:rPr>
-          <w:lang w:val="pt_PT" w:bidi="pt_PT"/>
-        </w:rPr>
-        <w:t>Habacuque 3.1–19</w:t>
-      </w:r>
-      <w:r>
-        <w:rPr>
-          <w:lang w:val="pt_PT" w:bidi="pt_PT"/>
-        </w:rPr>
-      </w:r>
-    </w:p>
-    <w:p>
-      <w:pPr/>
-      <w:r>
-        <w:rPr>
-          <w:lang w:val="pt_PT" w:bidi="pt_PT"/>
-        </w:rPr>
-      </w:r>
-      <w:r>
-        <w:rPr>
-          <w:lang w:val="pt_PT" w:bidi="pt_PT"/>
-        </w:rPr>
-        <w:t>A profecia de Habacuque termina com uma oração semelhante a um salmo.</w:t>
-      </w:r>
-      <w:r>
-        <w:rPr>
-          <w:lang w:val="pt_PT" w:bidi="pt_PT"/>
-        </w:rPr>
-      </w:r>
-      <w:r>
-        <w:rPr>
-          <w:lang w:val="pt_PT" w:bidi="pt_PT"/>
-        </w:rPr>
-      </w:r>
-    </w:p>
-    <w:p>
-      <w:pPr/>
-      <w:r>
-        <w:rPr>
-          <w:lang w:val="pt_PT" w:bidi="pt_PT"/>
-        </w:rPr>
-      </w:r>
-    </w:p>
-    <w:p>
-      <w:pPr>
-        <w:pStyle w:val="Heading2"/>
-      </w:pPr>
-      <w:r>
-        <w:rPr>
-          <w:lang w:val="pt_PT" w:bidi="pt_PT"/>
-        </w:rPr>
-        <w:t>Habacuque 3.2</w:t>
-      </w:r>
-      <w:r>
-        <w:rPr>
-          <w:lang w:val="pt_PT" w:bidi="pt_PT"/>
-        </w:rPr>
-      </w:r>
-    </w:p>
-    <w:p>
-      <w:pPr/>
-      <w:r>
-        <w:rPr>
-          <w:lang w:val="pt_PT" w:bidi="pt_PT"/>
-        </w:rPr>
-      </w:r>
-      <w:r>
-        <w:rPr>
-          <w:lang w:val="pt_PT" w:bidi="pt_PT"/>
-        </w:rPr>
-        <w:t>Habacuque fica maravilhado diante do soberano que está entronizado em seu santo Templo (</w:t>
-      </w:r>
-      <w:hyperlink r:id="rId65">
-        <w:r>
-          <w:rPr>
-            <w:lang w:val="pt_PT" w:bidi="pt_PT"/>
-          </w:rPr>
-          <w:rPr>
-            <w:color w:val="0000EE"/>
-            <w:u w:val="single"/>
-          </w:rPr>
-          <w:t>2.20</w:t>
-        </w:r>
-      </w:hyperlink>
-      <w:r>
-        <w:rPr>
-          <w:lang w:val="pt_PT" w:bidi="pt_PT"/>
-        </w:rPr>
-        <w:t xml:space="preserve">). • À luz da mensagem de Deus sobre o castigo iminente de Judá, Habacuque ora para que Deus, que interveio milagrosamente em favor de Israel no passado, mais uma vez torne conhecido seu trabalho de redenção (veja também </w:t>
-      </w:r>
-      <w:hyperlink r:id="rId74">
-        <w:r>
-          <w:rPr>
-            <w:lang w:val="pt_PT" w:bidi="pt_PT"/>
-          </w:rPr>
-          <w:rPr>
-            <w:color w:val="0000EE"/>
-            <w:u w:val="single"/>
-          </w:rPr>
-          <w:t>Sl 77</w:t>
-        </w:r>
-      </w:hyperlink>
-      <w:r>
-        <w:rPr>
-          <w:lang w:val="pt_PT" w:bidi="pt_PT"/>
-        </w:rPr>
-        <w:t>).</w:t>
-      </w:r>
-      <w:r>
-        <w:rPr>
-          <w:lang w:val="pt_PT" w:bidi="pt_PT"/>
-        </w:rPr>
-      </w:r>
-      <w:r>
-        <w:rPr>
-          <w:lang w:val="pt_PT" w:bidi="pt_PT"/>
-        </w:rPr>
-      </w:r>
-    </w:p>
-    <w:p>
-      <w:pPr/>
-      <w:r>
-        <w:rPr>
-          <w:lang w:val="pt_PT" w:bidi="pt_PT"/>
-        </w:rPr>
-      </w:r>
-    </w:p>
-    <w:p>
-      <w:pPr>
-        <w:pStyle w:val="Heading2"/>
-      </w:pPr>
-      <w:r>
-        <w:rPr>
-          <w:lang w:val="pt_PT" w:bidi="pt_PT"/>
-        </w:rPr>
-        <w:t>Habacuque 3.3</w:t>
-      </w:r>
-      <w:r>
-        <w:rPr>
-          <w:lang w:val="pt_PT" w:bidi="pt_PT"/>
-        </w:rPr>
-      </w:r>
-    </w:p>
-    <w:p>
-      <w:pPr/>
-      <w:r>
-        <w:rPr>
-          <w:lang w:val="pt_PT" w:bidi="pt_PT"/>
-        </w:rPr>
-      </w:r>
-      <w:r>
-        <w:rPr>
-          <w:lang w:val="pt_PT" w:bidi="pt_PT"/>
-        </w:rPr>
-        <w:t xml:space="preserve">Edom (do hebraico </w:t>
-      </w:r>
-      <w:r>
-        <w:rPr>
-          <w:i/>
-          <w:lang w:val="pt_PT" w:bidi="pt_PT"/>
-        </w:rPr>
-        <w:t>Temã</w:t>
-      </w:r>
-      <w:r>
-        <w:rPr>
-          <w:lang w:val="pt_PT" w:bidi="pt_PT"/>
-        </w:rPr>
-        <w:t xml:space="preserve">): Temã era uma das principais cidades de Edom (veja também </w:t>
-      </w:r>
-      <w:hyperlink r:id="rId75">
-        <w:r>
-          <w:rPr>
-            <w:lang w:val="pt_PT" w:bidi="pt_PT"/>
-          </w:rPr>
-          <w:rPr>
-            <w:color w:val="0000EE"/>
-            <w:u w:val="single"/>
-          </w:rPr>
-          <w:t>Jó 2.11</w:t>
-        </w:r>
-      </w:hyperlink>
-      <w:r>
-        <w:rPr>
-          <w:lang w:val="pt_PT" w:bidi="pt_PT"/>
-        </w:rPr>
-        <w:t xml:space="preserve">; </w:t>
-      </w:r>
-      <w:hyperlink r:id="rId76">
-        <w:r>
-          <w:rPr>
-            <w:lang w:val="pt_PT" w:bidi="pt_PT"/>
-          </w:rPr>
-          <w:rPr>
-            <w:color w:val="0000EE"/>
-            <w:u w:val="single"/>
-          </w:rPr>
-          <w:t>Jr 49.7</w:t>
-        </w:r>
-      </w:hyperlink>
-      <w:r>
-        <w:rPr>
-          <w:lang w:val="pt_PT" w:bidi="pt_PT"/>
-        </w:rPr>
-        <w:t xml:space="preserve">); o termo poderia se referir a toda a região de Edom onde a cidade estava localizada (cp. </w:t>
-      </w:r>
-      <w:hyperlink r:id="rId77">
-        <w:r>
-          <w:rPr>
-            <w:lang w:val="pt_PT" w:bidi="pt_PT"/>
-          </w:rPr>
-          <w:rPr>
-            <w:color w:val="0000EE"/>
-            <w:u w:val="single"/>
-          </w:rPr>
-          <w:t>Ob 1.9</w:t>
-        </w:r>
-      </w:hyperlink>
-      <w:r>
-        <w:rPr>
-          <w:lang w:val="pt_PT" w:bidi="pt_PT"/>
-        </w:rPr>
-        <w:t>). O uso do termo por Habacuque em conjunto com o Monte Parã sugere que ele tinha em mente a região mais ampla. • Santo é um título proeminente para Deus, pois a santidade é sua característica definidora (</w:t>
-      </w:r>
-      <w:hyperlink r:id="rId78">
-        <w:r>
-          <w:rPr>
-            <w:lang w:val="pt_PT" w:bidi="pt_PT"/>
-          </w:rPr>
-          <w:rPr>
-            <w:color w:val="0000EE"/>
-            <w:u w:val="single"/>
-          </w:rPr>
-          <w:t>Hc 1.12</w:t>
-        </w:r>
-      </w:hyperlink>
-      <w:r>
-        <w:rPr>
-          <w:lang w:val="pt_PT" w:bidi="pt_PT"/>
-        </w:rPr>
-        <w:t xml:space="preserve">; veja também </w:t>
-      </w:r>
-      <w:hyperlink r:id="rId79">
-        <w:r>
-          <w:rPr>
-            <w:lang w:val="pt_PT" w:bidi="pt_PT"/>
-          </w:rPr>
-          <w:rPr>
-            <w:color w:val="0000EE"/>
-            <w:u w:val="single"/>
-          </w:rPr>
-          <w:t>Êx 15.11</w:t>
-        </w:r>
-      </w:hyperlink>
-      <w:r>
-        <w:rPr>
-          <w:lang w:val="pt_PT" w:bidi="pt_PT"/>
-        </w:rPr>
-        <w:t xml:space="preserve">; </w:t>
-      </w:r>
-      <w:hyperlink r:id="rId80">
-        <w:r>
-          <w:rPr>
-            <w:lang w:val="pt_PT" w:bidi="pt_PT"/>
-          </w:rPr>
-          <w:rPr>
-            <w:color w:val="0000EE"/>
-            <w:u w:val="single"/>
-          </w:rPr>
-          <w:t>2Rs 19.22</w:t>
-        </w:r>
-      </w:hyperlink>
-      <w:r>
-        <w:rPr>
-          <w:lang w:val="pt_PT" w:bidi="pt_PT"/>
-        </w:rPr>
-        <w:t xml:space="preserve">; </w:t>
-      </w:r>
-      <w:hyperlink r:id="rId81">
-        <w:r>
-          <w:rPr>
-            <w:lang w:val="pt_PT" w:bidi="pt_PT"/>
-          </w:rPr>
-          <w:rPr>
-            <w:color w:val="0000EE"/>
-            <w:u w:val="single"/>
-          </w:rPr>
-          <w:t>Sl 77.13</w:t>
-        </w:r>
-      </w:hyperlink>
-      <w:r>
-        <w:rPr>
-          <w:lang w:val="pt_PT" w:bidi="pt_PT"/>
-        </w:rPr>
-        <w:t xml:space="preserve">; </w:t>
-      </w:r>
-      <w:hyperlink r:id="rId82">
-        <w:r>
-          <w:rPr>
-            <w:lang w:val="pt_PT" w:bidi="pt_PT"/>
-          </w:rPr>
-          <w:rPr>
-            <w:color w:val="0000EE"/>
-            <w:u w:val="single"/>
-          </w:rPr>
-          <w:t>Is 6.3</w:t>
-        </w:r>
-      </w:hyperlink>
-      <w:r>
-        <w:rPr>
-          <w:lang w:val="pt_PT" w:bidi="pt_PT"/>
-        </w:rPr>
-        <w:t>). • Monte Parã: A região de Parã incluía a cadeia de montanhas a oeste e sul de Edom e nordeste do Monte Sinai, bem como uma ampla área desértica na Península do Sinai.</w:t>
-      </w:r>
-      <w:r>
-        <w:rPr>
-          <w:lang w:val="pt_PT" w:bidi="pt_PT"/>
-        </w:rPr>
-      </w:r>
-      <w:r>
-        <w:rPr>
-          <w:lang w:val="pt_PT" w:bidi="pt_PT"/>
-        </w:rPr>
-      </w:r>
-    </w:p>
-    <w:p>
-      <w:pPr/>
-      <w:r>
-        <w:rPr>
-          <w:lang w:val="pt_PT" w:bidi="pt_PT"/>
-        </w:rPr>
-      </w:r>
-    </w:p>
-    <w:p>
-      <w:pPr>
-        <w:pStyle w:val="Heading2"/>
-      </w:pPr>
-      <w:r>
-        <w:rPr>
-          <w:lang w:val="pt_PT" w:bidi="pt_PT"/>
-        </w:rPr>
-        <w:t>Habacuque 3.3–15</w:t>
-      </w:r>
-      <w:r>
-        <w:rPr>
-          <w:lang w:val="pt_PT" w:bidi="pt_PT"/>
-        </w:rPr>
-      </w:r>
-    </w:p>
-    <w:p>
-      <w:pPr/>
-      <w:r>
-        <w:rPr>
-          <w:lang w:val="pt_PT" w:bidi="pt_PT"/>
-        </w:rPr>
-      </w:r>
-      <w:r>
-        <w:rPr>
-          <w:lang w:val="pt_PT" w:bidi="pt_PT"/>
-        </w:rPr>
-        <w:t>O profeta exalta o poder de Deus para salvar. Essas duas estrofes de louvor (</w:t>
-      </w:r>
-      <w:hyperlink r:id="rId83">
-        <w:r>
-          <w:rPr>
-            <w:lang w:val="pt_PT" w:bidi="pt_PT"/>
-          </w:rPr>
-          <w:rPr>
-            <w:color w:val="0000EE"/>
-            <w:u w:val="single"/>
-          </w:rPr>
-          <w:t>3.3–7</w:t>
-        </w:r>
-      </w:hyperlink>
-      <w:r>
-        <w:rPr>
-          <w:lang w:val="pt_PT" w:bidi="pt_PT"/>
-        </w:rPr>
-        <w:t xml:space="preserve"> e </w:t>
-      </w:r>
-      <w:hyperlink r:id="rId84">
-        <w:r>
-          <w:rPr>
-            <w:lang w:val="pt_PT" w:bidi="pt_PT"/>
-          </w:rPr>
-          <w:rPr>
-            <w:color w:val="0000EE"/>
-            <w:u w:val="single"/>
-          </w:rPr>
-          <w:t>3.8–15</w:t>
-        </w:r>
-      </w:hyperlink>
-      <w:r>
-        <w:rPr>
-          <w:lang w:val="pt_PT" w:bidi="pt_PT"/>
-        </w:rPr>
-        <w:t xml:space="preserve">) são uma reflexão poética sobre a experiência do êxodo de Israel. Embora o foco de Habacuque esteja na redenção de seu povo por Deus, sua imagem ocasionalmente reflete ideias encontradas em contos antigos do Oriente Próximo sobre os deuses (por exemplo, peste e praga, </w:t>
-      </w:r>
-      <w:hyperlink r:id="rId85">
-        <w:r>
-          <w:rPr>
-            <w:lang w:val="pt_PT" w:bidi="pt_PT"/>
-          </w:rPr>
-          <w:rPr>
-            <w:color w:val="0000EE"/>
-            <w:u w:val="single"/>
-          </w:rPr>
-          <w:t>3.5</w:t>
-        </w:r>
-      </w:hyperlink>
-      <w:r>
-        <w:rPr>
-          <w:lang w:val="pt_PT" w:bidi="pt_PT"/>
-        </w:rPr>
-        <w:t xml:space="preserve">; rio e mar, </w:t>
-      </w:r>
-      <w:hyperlink r:id="rId86">
-        <w:r>
-          <w:rPr>
-            <w:lang w:val="pt_PT" w:bidi="pt_PT"/>
-          </w:rPr>
-          <w:rPr>
-            <w:color w:val="0000EE"/>
-            <w:u w:val="single"/>
-          </w:rPr>
-          <w:t>3.8</w:t>
-        </w:r>
-      </w:hyperlink>
-      <w:r>
-        <w:rPr>
-          <w:lang w:val="pt_PT" w:bidi="pt_PT"/>
-        </w:rPr>
-        <w:t xml:space="preserve">; sol e lua, </w:t>
-      </w:r>
-      <w:hyperlink r:id="rId87">
-        <w:r>
-          <w:rPr>
-            <w:lang w:val="pt_PT" w:bidi="pt_PT"/>
-          </w:rPr>
-          <w:rPr>
-            <w:color w:val="0000EE"/>
-            <w:u w:val="single"/>
-          </w:rPr>
-          <w:t>3.11</w:t>
-        </w:r>
-      </w:hyperlink>
-      <w:r>
-        <w:rPr>
-          <w:lang w:val="pt_PT" w:bidi="pt_PT"/>
-        </w:rPr>
-        <w:t>). Essa imagem lembra aos leitores originais de Habacuque que o Senhor é o único Deus verdadeiro, soberano sobre todas essas coisas.</w:t>
-      </w:r>
-      <w:r>
-        <w:rPr>
-          <w:lang w:val="pt_PT" w:bidi="pt_PT"/>
-        </w:rPr>
-      </w:r>
-      <w:r>
-        <w:rPr>
-          <w:lang w:val="pt_PT" w:bidi="pt_PT"/>
-        </w:rPr>
-      </w:r>
-    </w:p>
-    <w:p>
-      <w:pPr/>
-      <w:r>
-        <w:rPr>
-          <w:lang w:val="pt_PT" w:bidi="pt_PT"/>
-        </w:rPr>
-      </w:r>
-    </w:p>
-    <w:p>
-      <w:pPr>
-        <w:pStyle w:val="Heading2"/>
-      </w:pPr>
-      <w:r>
-        <w:rPr>
-          <w:lang w:val="pt_PT" w:bidi="pt_PT"/>
-        </w:rPr>
-        <w:t>Habacuque 3.4</w:t>
-      </w:r>
-      <w:r>
-        <w:rPr>
-          <w:lang w:val="pt_PT" w:bidi="pt_PT"/>
-        </w:rPr>
-      </w:r>
-    </w:p>
-    <w:p>
-      <w:pPr/>
-      <w:r>
-        <w:rPr>
-          <w:lang w:val="pt_PT" w:bidi="pt_PT"/>
-        </w:rPr>
-      </w:r>
-      <w:r>
-        <w:rPr>
-          <w:lang w:val="pt_PT" w:bidi="pt_PT"/>
-        </w:rPr>
-        <w:t>Ele brilha como a luz: O Senhor, que uma vez apareceu no Monte Sinai e encheu a terra do sul com sua glória, agora enche os céus com seu esplendor.</w:t>
-      </w:r>
-      <w:r>
-        <w:rPr>
-          <w:lang w:val="pt_PT" w:bidi="pt_PT"/>
-        </w:rPr>
-      </w:r>
-      <w:r>
-        <w:rPr>
-          <w:lang w:val="pt_PT" w:bidi="pt_PT"/>
-        </w:rPr>
-      </w:r>
-    </w:p>
-    <w:p>
-      <w:pPr/>
-      <w:r>
-        <w:rPr>
-          <w:lang w:val="pt_PT" w:bidi="pt_PT"/>
-        </w:rPr>
-      </w:r>
-    </w:p>
-    <w:p>
-      <w:pPr>
-        <w:pStyle w:val="Heading2"/>
-      </w:pPr>
-      <w:r>
-        <w:rPr>
-          <w:lang w:val="pt_PT" w:bidi="pt_PT"/>
-        </w:rPr>
-        <w:t>Habacuque 3.5</w:t>
-      </w:r>
-      <w:r>
-        <w:rPr>
-          <w:lang w:val="pt_PT" w:bidi="pt_PT"/>
-        </w:rPr>
-      </w:r>
-    </w:p>
-    <w:p>
-      <w:pPr/>
-      <w:r>
-        <w:rPr>
-          <w:lang w:val="pt_PT" w:bidi="pt_PT"/>
-        </w:rPr>
-      </w:r>
-      <w:r>
-        <w:rPr>
-          <w:lang w:val="pt_PT" w:bidi="pt_PT"/>
-        </w:rPr>
-        <w:t xml:space="preserve">Habacuque personifica a pestilência (veja </w:t>
-      </w:r>
-      <w:hyperlink r:id="rId88">
-        <w:r>
-          <w:rPr>
-            <w:lang w:val="pt_PT" w:bidi="pt_PT"/>
-          </w:rPr>
-          <w:rPr>
-            <w:color w:val="0000EE"/>
-            <w:u w:val="single"/>
-          </w:rPr>
-          <w:t>Dt 32.24</w:t>
-        </w:r>
-      </w:hyperlink>
-      <w:r>
-        <w:rPr>
-          <w:lang w:val="pt_PT" w:bidi="pt_PT"/>
-        </w:rPr>
-        <w:t xml:space="preserve">) e a praga (veja </w:t>
-      </w:r>
-      <w:hyperlink r:id="rId89">
-        <w:r>
-          <w:rPr>
-            <w:lang w:val="pt_PT" w:bidi="pt_PT"/>
-          </w:rPr>
-          <w:rPr>
-            <w:color w:val="0000EE"/>
-            <w:u w:val="single"/>
-          </w:rPr>
-          <w:t>Êx 7–12</w:t>
-        </w:r>
-      </w:hyperlink>
-      <w:r>
-        <w:rPr>
-          <w:lang w:val="pt_PT" w:bidi="pt_PT"/>
-        </w:rPr>
-        <w:t xml:space="preserve">; </w:t>
-      </w:r>
-      <w:hyperlink r:id="rId90">
-        <w:r>
-          <w:rPr>
-            <w:lang w:val="pt_PT" w:bidi="pt_PT"/>
-          </w:rPr>
-          <w:rPr>
-            <w:color w:val="0000EE"/>
-            <w:u w:val="single"/>
-          </w:rPr>
-          <w:t>Am 4.10</w:t>
-        </w:r>
-      </w:hyperlink>
-      <w:r>
-        <w:rPr>
-          <w:lang w:val="pt_PT" w:bidi="pt_PT"/>
-        </w:rPr>
-        <w:t>) como soldados no exército de Deus, cumprindo seus propósitos.</w:t>
-      </w:r>
-      <w:r>
-        <w:rPr>
-          <w:lang w:val="pt_PT" w:bidi="pt_PT"/>
-        </w:rPr>
-      </w:r>
-      <w:r>
-        <w:rPr>
-          <w:lang w:val="pt_PT" w:bidi="pt_PT"/>
-        </w:rPr>
-      </w:r>
-    </w:p>
-    <w:p>
-      <w:pPr/>
-      <w:r>
-        <w:rPr>
-          <w:lang w:val="pt_PT" w:bidi="pt_PT"/>
-        </w:rPr>
-      </w:r>
-    </w:p>
-    <w:p>
-      <w:pPr>
-        <w:pStyle w:val="Heading2"/>
-      </w:pPr>
-      <w:r>
-        <w:rPr>
-          <w:lang w:val="pt_PT" w:bidi="pt_PT"/>
-        </w:rPr>
-        <w:t>Habacuque 3.5–6</w:t>
-      </w:r>
-      <w:r>
-        <w:rPr>
-          <w:lang w:val="pt_PT" w:bidi="pt_PT"/>
-        </w:rPr>
-      </w:r>
-    </w:p>
-    <w:p>
-      <w:pPr/>
-      <w:r>
-        <w:rPr>
-          <w:lang w:val="pt_PT" w:bidi="pt_PT"/>
-        </w:rPr>
-      </w:r>
-      <w:r>
-        <w:rPr>
-          <w:lang w:val="pt_PT" w:bidi="pt_PT"/>
-        </w:rPr>
-        <w:t xml:space="preserve">Deus é o guerreiro divino que intervém em favor dos seus (veja </w:t>
-      </w:r>
-      <w:hyperlink r:id="rId84">
-        <w:r>
-          <w:rPr>
-            <w:lang w:val="pt_PT" w:bidi="pt_PT"/>
-          </w:rPr>
-          <w:rPr>
-            <w:color w:val="0000EE"/>
-            <w:u w:val="single"/>
-          </w:rPr>
-          <w:t>3.8–15</w:t>
-        </w:r>
-      </w:hyperlink>
-      <w:r>
-        <w:rPr>
-          <w:lang w:val="pt_PT" w:bidi="pt_PT"/>
-        </w:rPr>
-        <w:t xml:space="preserve">; veja também </w:t>
-      </w:r>
-      <w:hyperlink r:id="rId91">
-        <w:r>
-          <w:rPr>
-            <w:lang w:val="pt_PT" w:bidi="pt_PT"/>
-          </w:rPr>
-          <w:rPr>
-            <w:color w:val="0000EE"/>
-            <w:u w:val="single"/>
-          </w:rPr>
-          <w:t>Is 63.1–6</w:t>
-        </w:r>
-      </w:hyperlink>
-      <w:r>
-        <w:rPr>
-          <w:lang w:val="pt_PT" w:bidi="pt_PT"/>
-        </w:rPr>
-        <w:t>).</w:t>
-      </w:r>
-      <w:r>
-        <w:rPr>
-          <w:lang w:val="pt_PT" w:bidi="pt_PT"/>
-        </w:rPr>
-      </w:r>
-      <w:r>
-        <w:rPr>
-          <w:lang w:val="pt_PT" w:bidi="pt_PT"/>
-        </w:rPr>
-      </w:r>
-    </w:p>
-    <w:p>
-      <w:pPr/>
-      <w:r>
-        <w:rPr>
-          <w:lang w:val="pt_PT" w:bidi="pt_PT"/>
-        </w:rPr>
-      </w:r>
-    </w:p>
-    <w:p>
-      <w:pPr>
-        <w:pStyle w:val="Heading2"/>
-      </w:pPr>
-      <w:r>
-        <w:rPr>
-          <w:lang w:val="pt_PT" w:bidi="pt_PT"/>
-        </w:rPr>
-        <w:t>Habacuque 3.7</w:t>
-      </w:r>
-      <w:r>
-        <w:rPr>
-          <w:lang w:val="pt_PT" w:bidi="pt_PT"/>
-        </w:rPr>
-      </w:r>
-    </w:p>
-    <w:p>
-      <w:pPr/>
-      <w:r>
-        <w:rPr>
-          <w:lang w:val="pt_PT" w:bidi="pt_PT"/>
-        </w:rPr>
-      </w:r>
-      <w:r>
-        <w:rPr>
-          <w:lang w:val="pt_PT" w:bidi="pt_PT"/>
-        </w:rPr>
-        <w:t xml:space="preserve">Midiã ocupava a parte sul da região, logo a leste do Jordão (veja </w:t>
-      </w:r>
-      <w:hyperlink r:id="rId92">
-        <w:r>
-          <w:rPr>
-            <w:lang w:val="pt_PT" w:bidi="pt_PT"/>
-          </w:rPr>
-          <w:rPr>
-            <w:color w:val="0000EE"/>
-            <w:u w:val="single"/>
-          </w:rPr>
-          <w:t>Gn 36.35</w:t>
-        </w:r>
-      </w:hyperlink>
-      <w:r>
-        <w:rPr>
-          <w:lang w:val="pt_PT" w:bidi="pt_PT"/>
-        </w:rPr>
-        <w:t>); a nação tremia de terror diante do poder avassalador da presença de Deus (</w:t>
-      </w:r>
-      <w:hyperlink r:id="rId93">
-        <w:r>
-          <w:rPr>
-            <w:lang w:val="pt_PT" w:bidi="pt_PT"/>
-          </w:rPr>
-          <w:rPr>
-            <w:color w:val="0000EE"/>
-            <w:u w:val="single"/>
-          </w:rPr>
-          <w:t>Hc 3.6</w:t>
-        </w:r>
-      </w:hyperlink>
-      <w:r>
-        <w:rPr>
-          <w:lang w:val="pt_PT" w:bidi="pt_PT"/>
-        </w:rPr>
-        <w:t>).</w:t>
-      </w:r>
-      <w:r>
-        <w:rPr>
-          <w:lang w:val="pt_PT" w:bidi="pt_PT"/>
-        </w:rPr>
-      </w:r>
-      <w:r>
-        <w:rPr>
-          <w:lang w:val="pt_PT" w:bidi="pt_PT"/>
-        </w:rPr>
-      </w:r>
-    </w:p>
-    <w:p>
-      <w:pPr/>
-      <w:r>
-        <w:rPr>
-          <w:lang w:val="pt_PT" w:bidi="pt_PT"/>
-        </w:rPr>
-      </w:r>
-    </w:p>
-    <w:p>
-      <w:pPr>
-        <w:pStyle w:val="Heading2"/>
-      </w:pPr>
-      <w:r>
-        <w:rPr>
-          <w:lang w:val="pt_PT" w:bidi="pt_PT"/>
-        </w:rPr>
-        <w:t>Habacuque 3.8</w:t>
-      </w:r>
-      <w:r>
-        <w:rPr>
-          <w:lang w:val="pt_PT" w:bidi="pt_PT"/>
-        </w:rPr>
-      </w:r>
-    </w:p>
-    <w:p>
-      <w:pPr/>
-      <w:r>
-        <w:rPr>
-          <w:lang w:val="pt_PT" w:bidi="pt_PT"/>
-        </w:rPr>
-      </w:r>
-      <w:r>
-        <w:rPr>
-          <w:lang w:val="pt_PT" w:bidi="pt_PT"/>
-        </w:rPr>
-        <w:t xml:space="preserve">contra os rios... contra o mar: Veja </w:t>
-      </w:r>
-      <w:hyperlink r:id="rId94">
-        <w:r>
-          <w:rPr>
-            <w:lang w:val="pt_PT" w:bidi="pt_PT"/>
-          </w:rPr>
-          <w:rPr>
-            <w:color w:val="0000EE"/>
-            <w:u w:val="single"/>
-          </w:rPr>
-          <w:t>Êxodo 7.19–20</w:t>
-        </w:r>
-      </w:hyperlink>
-      <w:r>
-        <w:rPr>
-          <w:lang w:val="pt_PT" w:bidi="pt_PT"/>
-        </w:rPr>
-        <w:t xml:space="preserve">; </w:t>
-      </w:r>
-      <w:hyperlink r:id="rId95">
-        <w:r>
-          <w:rPr>
-            <w:lang w:val="pt_PT" w:bidi="pt_PT"/>
-          </w:rPr>
-          <w:rPr>
-            <w:color w:val="0000EE"/>
-            <w:u w:val="single"/>
-          </w:rPr>
-          <w:t>14.15–31</w:t>
-        </w:r>
-      </w:hyperlink>
-      <w:r>
-        <w:rPr>
-          <w:lang w:val="pt_PT" w:bidi="pt_PT"/>
-        </w:rPr>
-        <w:t>. • carro de guerra: Um eco irônico dos carros egípcios, que perseguiram os israelitas quando Deus os conduziu para escapar através do Mar Vermelho (</w:t>
-      </w:r>
-      <w:hyperlink r:id="rId96">
-        <w:r>
-          <w:rPr>
-            <w:lang w:val="pt_PT" w:bidi="pt_PT"/>
-          </w:rPr>
-          <w:rPr>
-            <w:color w:val="0000EE"/>
-            <w:u w:val="single"/>
-          </w:rPr>
-          <w:t>Êx 14.9</w:t>
-        </w:r>
-      </w:hyperlink>
-      <w:r>
-        <w:rPr>
-          <w:lang w:val="pt_PT" w:bidi="pt_PT"/>
-        </w:rPr>
-        <w:t>).</w:t>
-      </w:r>
-      <w:r>
-        <w:rPr>
-          <w:lang w:val="pt_PT" w:bidi="pt_PT"/>
-        </w:rPr>
-      </w:r>
-      <w:r>
-        <w:rPr>
-          <w:lang w:val="pt_PT" w:bidi="pt_PT"/>
-        </w:rPr>
-      </w:r>
-    </w:p>
-    <w:p>
-      <w:pPr/>
-      <w:r>
-        <w:rPr>
-          <w:lang w:val="pt_PT" w:bidi="pt_PT"/>
-        </w:rPr>
-      </w:r>
-    </w:p>
-    <w:p>
-      <w:pPr>
-        <w:pStyle w:val="Heading2"/>
-      </w:pPr>
-      <w:r>
-        <w:rPr>
-          <w:lang w:val="pt_PT" w:bidi="pt_PT"/>
-        </w:rPr>
-        <w:t>Habacuque 3.8–15</w:t>
-      </w:r>
-      <w:r>
-        <w:rPr>
-          <w:lang w:val="pt_PT" w:bidi="pt_PT"/>
-        </w:rPr>
-      </w:r>
-    </w:p>
-    <w:p>
-      <w:pPr/>
-      <w:r>
-        <w:rPr>
-          <w:lang w:val="pt_PT" w:bidi="pt_PT"/>
-        </w:rPr>
-      </w:r>
-      <w:r>
-        <w:rPr>
-          <w:lang w:val="pt_PT" w:bidi="pt_PT"/>
-        </w:rPr>
-        <w:t>O Senhor é um guerreiro divino para seu povo, agindo com poder redentor em seu favor. O conceito de Deus como guerreiro divino abrange tanto o Antigo Testamento quanto o Novo Testamento: é visto no êxodo de Israel do Egito, seu movimento para o Monte Sinai (</w:t>
-      </w:r>
-      <w:hyperlink r:id="rId97">
-        <w:r>
-          <w:rPr>
-            <w:lang w:val="pt_PT" w:bidi="pt_PT"/>
-          </w:rPr>
-          <w:rPr>
-            <w:color w:val="0000EE"/>
-            <w:u w:val="single"/>
-          </w:rPr>
-          <w:t>Êx 15.1–18</w:t>
-        </w:r>
-      </w:hyperlink>
-      <w:r>
-        <w:rPr>
-          <w:lang w:val="pt_PT" w:bidi="pt_PT"/>
-        </w:rPr>
-        <w:t xml:space="preserve">), sua aproximação à Terra Prometida pelo sul, e seus triunfos no período inicial de conquista (por exemplo, </w:t>
-      </w:r>
-      <w:hyperlink r:id="rId98">
-        <w:r>
-          <w:rPr>
-            <w:lang w:val="pt_PT" w:bidi="pt_PT"/>
-          </w:rPr>
-          <w:rPr>
-            <w:color w:val="0000EE"/>
-            <w:u w:val="single"/>
-          </w:rPr>
-          <w:t>Jz 5.4–5</w:t>
-        </w:r>
-      </w:hyperlink>
-      <w:r>
-        <w:rPr>
-          <w:lang w:val="pt_PT" w:bidi="pt_PT"/>
-        </w:rPr>
-        <w:t xml:space="preserve">; </w:t>
-      </w:r>
-      <w:hyperlink r:id="rId99">
-        <w:r>
-          <w:rPr>
-            <w:lang w:val="pt_PT" w:bidi="pt_PT"/>
-          </w:rPr>
-          <w:rPr>
-            <w:color w:val="0000EE"/>
-            <w:u w:val="single"/>
-          </w:rPr>
-          <w:t>Sl 18.8–16</w:t>
-        </w:r>
-      </w:hyperlink>
-      <w:r>
-        <w:rPr>
-          <w:lang w:val="pt_PT" w:bidi="pt_PT"/>
-        </w:rPr>
-        <w:t xml:space="preserve">; </w:t>
-      </w:r>
-      <w:hyperlink r:id="rId100">
-        <w:r>
-          <w:rPr>
-            <w:lang w:val="pt_PT" w:bidi="pt_PT"/>
-          </w:rPr>
-          <w:rPr>
-            <w:color w:val="0000EE"/>
-            <w:u w:val="single"/>
-          </w:rPr>
-          <w:t>77.16–20</w:t>
-        </w:r>
-      </w:hyperlink>
-      <w:r>
-        <w:rPr>
-          <w:lang w:val="pt_PT" w:bidi="pt_PT"/>
-        </w:rPr>
-        <w:t xml:space="preserve">; um exemplo chave do Novo Testamento é </w:t>
-      </w:r>
-      <w:hyperlink r:id="rId101">
-        <w:r>
-          <w:rPr>
-            <w:lang w:val="pt_PT" w:bidi="pt_PT"/>
-          </w:rPr>
-          <w:rPr>
-            <w:color w:val="0000EE"/>
-            <w:u w:val="single"/>
-          </w:rPr>
-          <w:t>Ap 19.11–21</w:t>
-        </w:r>
-      </w:hyperlink>
-      <w:r>
-        <w:rPr>
-          <w:lang w:val="pt_PT" w:bidi="pt_PT"/>
-        </w:rPr>
-        <w:t>).</w:t>
-      </w:r>
-      <w:r>
-        <w:rPr>
-          <w:lang w:val="pt_PT" w:bidi="pt_PT"/>
-        </w:rPr>
-      </w:r>
-      <w:r>
-        <w:rPr>
-          <w:lang w:val="pt_PT" w:bidi="pt_PT"/>
-        </w:rPr>
-      </w:r>
-    </w:p>
-    <w:p>
-      <w:pPr/>
-      <w:r>
-        <w:rPr>
-          <w:lang w:val="pt_PT" w:bidi="pt_PT"/>
-        </w:rPr>
-      </w:r>
-    </w:p>
-    <w:p>
-      <w:pPr>
-        <w:pStyle w:val="Heading2"/>
-      </w:pPr>
-      <w:r>
-        <w:rPr>
-          <w:lang w:val="pt_PT" w:bidi="pt_PT"/>
-        </w:rPr>
-        <w:t>Habacuque 3.9–11</w:t>
-      </w:r>
-      <w:r>
-        <w:rPr>
-          <w:lang w:val="pt_PT" w:bidi="pt_PT"/>
-        </w:rPr>
-      </w:r>
-    </w:p>
-    <w:p>
-      <w:pPr/>
-      <w:r>
-        <w:rPr>
-          <w:lang w:val="pt_PT" w:bidi="pt_PT"/>
-        </w:rPr>
-      </w:r>
-      <w:r>
-        <w:rPr>
-          <w:lang w:val="pt_PT" w:bidi="pt_PT"/>
-        </w:rPr>
-        <w:t>Somente Deus controla as forças da natureza.</w:t>
-      </w:r>
-      <w:r>
-        <w:rPr>
-          <w:lang w:val="pt_PT" w:bidi="pt_PT"/>
-        </w:rPr>
-      </w:r>
-      <w:r>
-        <w:rPr>
-          <w:lang w:val="pt_PT" w:bidi="pt_PT"/>
-        </w:rPr>
-      </w:r>
-    </w:p>
-    <w:p>
-      <w:pPr/>
-      <w:r>
-        <w:rPr>
-          <w:lang w:val="pt_PT" w:bidi="pt_PT"/>
-        </w:rPr>
-      </w:r>
-    </w:p>
-    <w:p>
-      <w:pPr>
-        <w:pStyle w:val="Heading2"/>
-      </w:pPr>
-      <w:r>
-        <w:rPr>
-          <w:lang w:val="pt_PT" w:bidi="pt_PT"/>
-        </w:rPr>
-        <w:t>Habacuque 3.10</w:t>
-      </w:r>
-      <w:r>
-        <w:rPr>
-          <w:lang w:val="pt_PT" w:bidi="pt_PT"/>
-        </w:rPr>
-      </w:r>
-    </w:p>
-    <w:p>
-      <w:pPr/>
-      <w:r>
-        <w:rPr>
-          <w:lang w:val="pt_PT" w:bidi="pt_PT"/>
-        </w:rPr>
-      </w:r>
-      <w:r>
-        <w:rPr>
-          <w:lang w:val="pt_PT" w:bidi="pt_PT"/>
-        </w:rPr>
-        <w:t xml:space="preserve">águas: Veja </w:t>
-      </w:r>
-      <w:r>
-        <w:rPr>
-          <w:lang w:val="pt_PT" w:bidi="pt_PT"/>
-        </w:rPr>
-        <w:t>nota de estudo em 3.8</w:t>
-      </w:r>
-      <w:r>
-        <w:rPr>
-          <w:lang w:val="pt_PT" w:bidi="pt_PT"/>
-        </w:rPr>
-        <w:t xml:space="preserve">; veja também </w:t>
-      </w:r>
-      <w:hyperlink r:id="rId97">
-        <w:r>
-          <w:rPr>
-            <w:lang w:val="pt_PT" w:bidi="pt_PT"/>
-          </w:rPr>
-          <w:rPr>
-            <w:color w:val="0000EE"/>
-            <w:u w:val="single"/>
-          </w:rPr>
-          <w:t>Êxodo 15.1–18</w:t>
-        </w:r>
-      </w:hyperlink>
-      <w:r>
-        <w:rPr>
-          <w:lang w:val="pt_PT" w:bidi="pt_PT"/>
-        </w:rPr>
-        <w:t>.</w:t>
-      </w:r>
-      <w:r>
-        <w:rPr>
-          <w:lang w:val="pt_PT" w:bidi="pt_PT"/>
-        </w:rPr>
-      </w:r>
-      <w:r>
-        <w:rPr>
-          <w:lang w:val="pt_PT" w:bidi="pt_PT"/>
-        </w:rPr>
-      </w:r>
-    </w:p>
-    <w:p>
-      <w:pPr/>
-      <w:r>
-        <w:rPr>
-          <w:lang w:val="pt_PT" w:bidi="pt_PT"/>
-        </w:rPr>
-      </w:r>
-    </w:p>
-    <w:p>
-      <w:pPr>
-        <w:pStyle w:val="Heading2"/>
-      </w:pPr>
-      <w:r>
-        <w:rPr>
-          <w:lang w:val="pt_PT" w:bidi="pt_PT"/>
-        </w:rPr>
-        <w:t>Habacuque 3.11</w:t>
-      </w:r>
-      <w:r>
-        <w:rPr>
-          <w:lang w:val="pt_PT" w:bidi="pt_PT"/>
-        </w:rPr>
-      </w:r>
-    </w:p>
-    <w:p>
-      <w:pPr/>
-      <w:r>
-        <w:rPr>
-          <w:lang w:val="pt_PT" w:bidi="pt_PT"/>
-        </w:rPr>
-      </w:r>
-      <w:r>
-        <w:rPr>
-          <w:lang w:val="pt_PT" w:bidi="pt_PT"/>
-        </w:rPr>
-        <w:t xml:space="preserve">O sol e a lua: Veja </w:t>
-      </w:r>
-      <w:hyperlink r:id="rId102">
-        <w:r>
-          <w:rPr>
-            <w:lang w:val="pt_PT" w:bidi="pt_PT"/>
-          </w:rPr>
-          <w:rPr>
-            <w:color w:val="0000EE"/>
-            <w:u w:val="single"/>
-          </w:rPr>
-          <w:t>Josué 10.12–13</w:t>
-        </w:r>
-      </w:hyperlink>
-      <w:r>
-        <w:rPr>
-          <w:lang w:val="pt_PT" w:bidi="pt_PT"/>
-        </w:rPr>
-        <w:t>.</w:t>
-      </w:r>
-      <w:r>
-        <w:rPr>
-          <w:lang w:val="pt_PT" w:bidi="pt_PT"/>
-        </w:rPr>
-      </w:r>
-      <w:r>
-        <w:rPr>
-          <w:lang w:val="pt_PT" w:bidi="pt_PT"/>
-        </w:rPr>
-      </w:r>
-    </w:p>
-    <w:p>
-      <w:pPr/>
-      <w:r>
-        <w:rPr>
-          <w:lang w:val="pt_PT" w:bidi="pt_PT"/>
-        </w:rPr>
-      </w:r>
-    </w:p>
-    <w:p>
-      <w:pPr>
-        <w:pStyle w:val="Heading2"/>
-      </w:pPr>
-      <w:r>
-        <w:rPr>
-          <w:lang w:val="pt_PT" w:bidi="pt_PT"/>
-        </w:rPr>
-        <w:t>Habacuque 3.15</w:t>
-      </w:r>
-      <w:r>
-        <w:rPr>
-          <w:lang w:val="pt_PT" w:bidi="pt_PT"/>
-        </w:rPr>
-      </w:r>
-    </w:p>
-    <w:p>
-      <w:pPr/>
-      <w:r>
-        <w:rPr>
-          <w:lang w:val="pt_PT" w:bidi="pt_PT"/>
-        </w:rPr>
-      </w:r>
-      <w:r>
-        <w:rPr>
-          <w:lang w:val="pt_PT" w:bidi="pt_PT"/>
-        </w:rPr>
-        <w:t>mar... ondas: A seção termina como começou (</w:t>
-      </w:r>
-      <w:hyperlink r:id="rId86">
-        <w:r>
-          <w:rPr>
-            <w:lang w:val="pt_PT" w:bidi="pt_PT"/>
-          </w:rPr>
-          <w:rPr>
-            <w:color w:val="0000EE"/>
-            <w:u w:val="single"/>
-          </w:rPr>
-          <w:t>3.8</w:t>
-        </w:r>
-      </w:hyperlink>
-      <w:r>
-        <w:rPr>
-          <w:lang w:val="pt_PT" w:bidi="pt_PT"/>
-        </w:rPr>
-        <w:t>).</w:t>
-      </w:r>
-      <w:r>
-        <w:rPr>
-          <w:lang w:val="pt_PT" w:bidi="pt_PT"/>
-        </w:rPr>
-      </w:r>
-      <w:r>
-        <w:rPr>
-          <w:lang w:val="pt_PT" w:bidi="pt_PT"/>
-        </w:rPr>
-      </w:r>
-    </w:p>
-    <w:p>
-      <w:pPr/>
-      <w:r>
-        <w:rPr>
-          <w:lang w:val="pt_PT" w:bidi="pt_PT"/>
-        </w:rPr>
-      </w:r>
-    </w:p>
-    <w:p>
-      <w:pPr>
-        <w:pStyle w:val="Heading2"/>
-      </w:pPr>
-      <w:r>
-        <w:rPr>
-          <w:lang w:val="pt_PT" w:bidi="pt_PT"/>
-        </w:rPr>
-        <w:t>Habacuque 3.16</w:t>
-      </w:r>
-      <w:r>
-        <w:rPr>
-          <w:lang w:val="pt_PT" w:bidi="pt_PT"/>
-        </w:rPr>
-      </w:r>
-    </w:p>
-    <w:p>
-      <w:pPr/>
-      <w:r>
-        <w:rPr>
-          <w:lang w:val="pt_PT" w:bidi="pt_PT"/>
-        </w:rPr>
-      </w:r>
-      <w:r>
-        <w:rPr>
-          <w:lang w:val="pt_PT" w:bidi="pt_PT"/>
-        </w:rPr>
-        <w:t>Embora a plena manifestação do tremendo poder de Deus tenha esgotado a força de Habacuque a ponto de ele tremer</w:t>
-      </w:r>
-      <w:r>
-        <w:rPr>
-          <w:i/>
-          <w:lang w:val="pt_PT" w:bidi="pt_PT"/>
-        </w:rPr>
-        <w:t>,</w:t>
-      </w:r>
-      <w:r>
-        <w:rPr>
-          <w:lang w:val="pt_PT" w:bidi="pt_PT"/>
-        </w:rPr>
-        <w:t xml:space="preserve"> ele aguardaria em silêncio (veja </w:t>
-      </w:r>
-      <w:hyperlink r:id="rId103">
-        <w:r>
-          <w:rPr>
-            <w:lang w:val="pt_PT" w:bidi="pt_PT"/>
-          </w:rPr>
-          <w:rPr>
-            <w:color w:val="0000EE"/>
-            <w:u w:val="single"/>
-          </w:rPr>
-          <w:t>2.3</w:t>
-        </w:r>
-      </w:hyperlink>
-      <w:r>
-        <w:rPr>
-          <w:lang w:val="pt_PT" w:bidi="pt_PT"/>
-        </w:rPr>
-        <w:t>) pelo julgamento de Deus.</w:t>
-      </w:r>
-      <w:r>
-        <w:rPr>
-          <w:lang w:val="pt_PT" w:bidi="pt_PT"/>
-        </w:rPr>
-      </w:r>
-      <w:r>
-        <w:rPr>
-          <w:lang w:val="pt_PT" w:bidi="pt_PT"/>
-        </w:rPr>
-      </w:r>
-    </w:p>
-    <w:p>
-      <w:pPr/>
-      <w:r>
-        <w:rPr>
-          <w:lang w:val="pt_PT" w:bidi="pt_PT"/>
-        </w:rPr>
-      </w:r>
-    </w:p>
-    <w:p>
-      <w:pPr>
-        <w:pStyle w:val="Heading2"/>
-      </w:pPr>
-      <w:r>
-        <w:rPr>
-          <w:lang w:val="pt_PT" w:bidi="pt_PT"/>
-        </w:rPr>
-        <w:t>Habacuque 3.17–19</w:t>
-      </w:r>
-      <w:r>
-        <w:rPr>
-          <w:lang w:val="pt_PT" w:bidi="pt_PT"/>
-        </w:rPr>
-      </w:r>
-    </w:p>
-    <w:p>
-      <w:pPr/>
-      <w:r>
-        <w:rPr>
-          <w:lang w:val="pt_PT" w:bidi="pt_PT"/>
-        </w:rPr>
-      </w:r>
-      <w:r>
-        <w:rPr>
-          <w:lang w:val="pt_PT" w:bidi="pt_PT"/>
-        </w:rPr>
-        <w:t>Após recontar os poderosos atos de redenção de Deus (</w:t>
+        <w:t xml:space="preserve"> seu Salvador (</w:t>
       </w:r>
       <w:hyperlink r:id="rId104">
         <w:r>
@@ -4389,126 +4456,16 @@
             <w:color w:val="0000EE"/>
             <w:u w:val="single"/>
           </w:rPr>
-          <w:t>3.2–15</w:t>
-        </w:r>
-      </w:hyperlink>
-      <w:r>
-        <w:rPr>
-          <w:lang w:val="pt_PT" w:bidi="pt_PT"/>
-        </w:rPr>
-        <w:t>), e fazer uma pausa para considerá-los (</w:t>
+          <w:t>3.18</w:t>
+        </w:r>
+      </w:hyperlink>
+      <w:r>
+        <w:rPr>
+          <w:lang w:val="pt_PT" w:bidi="pt_PT"/>
+        </w:rPr>
+        <w:t xml:space="preserve">). Habacuque comparou sua ascensão espiritual a um cervo que sobe rapidamente aos cumes das montanhas e desliza graciosamente sobre eles (cp. </w:t>
       </w:r>
       <w:hyperlink r:id="rId105">
-        <w:r>
-          <w:rPr>
-            <w:lang w:val="pt_PT" w:bidi="pt_PT"/>
-          </w:rPr>
-          <w:rPr>
-            <w:color w:val="0000EE"/>
-            <w:u w:val="single"/>
-          </w:rPr>
-          <w:t>3.16</w:t>
-        </w:r>
-      </w:hyperlink>
-      <w:r>
-        <w:rPr>
-          <w:lang w:val="pt_PT" w:bidi="pt_PT"/>
-        </w:rPr>
-        <w:t>), Habacuque agora reafirma sua confiança em Deus ao encerrar sua oração. • Ainda que... mesmo assim eu darei graças ao Senhor: Mesmo que Deus nunca derrame bênçãos materiais sobre seu povo novamente, Ele ainda é digno de toda a confiança e louvor que eles possam oferecer. Aconteça o que acontecer, o profeta poderia se alegrar</w:t>
-      </w:r>
-      <w:r>
-        <w:rPr>
-          <w:i/>
-          <w:lang w:val="pt_PT" w:bidi="pt_PT"/>
-        </w:rPr>
-        <w:t>,</w:t>
-      </w:r>
-      <w:r>
-        <w:rPr>
-          <w:lang w:val="pt_PT" w:bidi="pt_PT"/>
-        </w:rPr>
-        <w:t xml:space="preserve"> sabendo que o Senhor não é apenas o Redentor de Israel, mas também a fonte de sua própria salvação.</w:t>
-      </w:r>
-      <w:r>
-        <w:rPr>
-          <w:lang w:val="pt_PT" w:bidi="pt_PT"/>
-        </w:rPr>
-      </w:r>
-      <w:r>
-        <w:rPr>
-          <w:lang w:val="pt_PT" w:bidi="pt_PT"/>
-        </w:rPr>
-      </w:r>
-    </w:p>
-    <w:p>
-      <w:pPr/>
-      <w:r>
-        <w:rPr>
-          <w:lang w:val="pt_PT" w:bidi="pt_PT"/>
-        </w:rPr>
-      </w:r>
-    </w:p>
-    <w:p>
-      <w:pPr>
-        <w:pStyle w:val="Heading2"/>
-      </w:pPr>
-      <w:r>
-        <w:rPr>
-          <w:lang w:val="pt_PT" w:bidi="pt_PT"/>
-        </w:rPr>
-        <w:t>Habacuque 3.19</w:t>
-      </w:r>
-      <w:r>
-        <w:rPr>
-          <w:lang w:val="pt_PT" w:bidi="pt_PT"/>
-        </w:rPr>
-      </w:r>
-    </w:p>
-    <w:p>
-      <w:pPr/>
-      <w:r>
-        <w:rPr>
-          <w:lang w:val="pt_PT" w:bidi="pt_PT"/>
-        </w:rPr>
-      </w:r>
-      <w:r>
-        <w:rPr>
-          <w:lang w:val="pt_PT" w:bidi="pt_PT"/>
-        </w:rPr>
-        <w:t>Habacuque devia toda a sua força ao soberano Senhor</w:t>
-      </w:r>
-      <w:r>
-        <w:rPr>
-          <w:i/>
-          <w:lang w:val="pt_PT" w:bidi="pt_PT"/>
-        </w:rPr>
-        <w:t>,</w:t>
-      </w:r>
-      <w:r>
-        <w:rPr>
-          <w:lang w:val="pt_PT" w:bidi="pt_PT"/>
-        </w:rPr>
-        <w:t xml:space="preserve"> seu Salvador (</w:t>
-      </w:r>
-      <w:hyperlink r:id="rId106">
-        <w:r>
-          <w:rPr>
-            <w:lang w:val="pt_PT" w:bidi="pt_PT"/>
-          </w:rPr>
-          <w:rPr>
-            <w:color w:val="0000EE"/>
-            <w:u w:val="single"/>
-          </w:rPr>
-          <w:t>3.18</w:t>
-        </w:r>
-      </w:hyperlink>
-      <w:r>
-        <w:rPr>
-          <w:lang w:val="pt_PT" w:bidi="pt_PT"/>
-        </w:rPr>
-        <w:t xml:space="preserve">). Habacuque comparou sua ascensão espiritual a um cervo que sobe rapidamente aos cumes das montanhas e desliza graciosamente sobre eles (cp. </w:t>
-      </w:r>
-      <w:hyperlink r:id="rId107">
         <w:r>
           <w:rPr>
             <w:lang w:val="pt_PT" w:bidi="pt_PT"/>

--- a/por/docx/35.content.docx
+++ b/por/docx/35.content.docx
@@ -163,13 +163,6 @@
         <w:rPr>
           <w:lang w:val="pt_PT" w:bidi="pt_PT"/>
         </w:rPr>
-      </w:r>
-      <w:r>
-        <w:rPr>
-          <w:i/>
-          <w:lang w:val="pt_PT" w:bidi="pt_PT"/>
-        </w:rPr>
-        <w:t>Habacuque 1.1, Habacuque 1.2, Habacuque 1.2–4, Habacuque 1.3, Habacuque 1.4, Habacuque 1.5, Habacuque 1.5–11, Habacuque 1.7, Habacuque 1.8, Habacuque 1.9, Habacuque 1.10, Habacuque 1.11, Habacuque 1.12, Habacuque 1.12–2.1, Habacuque 1.14–15, Habacuque 1.16, Habacuque 2.1, Habacuque 2.2, Habacuque 2.2–5, Habacuque 2.2–20, Habacuque 2.3, Habacuque 2.4, Habacuque 2.6–8, Habacuque 2.6–20, Habacuque 2.9–11, Habacuque 2.12–14, Habacuque 2.15–17, Habacuque 2.18–20, Habacuque 2.20, Habacuque 3.1–19, Habacuque 3.2, Habacuque 3.3, Habacuque 3.3–15, Habacuque 3.4, Habacuque 3.5, Habacuque 3.5–6, Habacuque 3.7, Habacuque 3.8, Habacuque 3.8–15, Habacuque 3.9–11, Habacuque 3.10, Habacuque 3.11, Habacuque 3.15, Habacuque 3.16, Habacuque 3.17–19, Habacuque 3.19</w:t>
       </w:r>
       <w:r>
         <w:rPr>

--- a/por/docx/35.content.docx
+++ b/por/docx/35.content.docx
@@ -150,19 +150,6 @@
           <w:lang w:val="pt_PT" w:bidi="pt_PT"/>
         </w:rPr>
         <w:t>HAB</w:t>
-      </w:r>
-      <w:r>
-        <w:rPr>
-          <w:lang w:val="pt_PT" w:bidi="pt_PT"/>
-        </w:rPr>
-      </w:r>
-    </w:p>
-    <w:p>
-      <w:pPr/>
-      <w:r>
-        <w:rPr>
-          <w:lang w:val="pt_PT" w:bidi="pt_PT"/>
-        </w:rPr>
       </w:r>
       <w:r>
         <w:rPr>

--- a/por/docx/35.content.docx
+++ b/por/docx/35.content.docx
@@ -19,7 +19,7 @@
         <w:rPr>
           <w:lang w:val="pt_PT" w:bidi="pt_PT"/>
         </w:rPr>
-        <w:t>Resource: Notas de Estudo (Tyndale)</w:t>
+        <w:t>Resource: Tyndale Open Study Notes</w:t>
       </w:r>
       <w:r>
         <w:rPr>
@@ -112,7 +112,7 @@
         <w:rPr>
           <w:lang w:val="pt_PT" w:bidi="pt_PT"/>
         </w:rPr>
-        <w:t>Notas de Estudo (Tyndale)</w:t>
+        <w:t>Tyndale Open Study Notes</w:t>
       </w:r>
     </w:p>
     <w:p>

--- a/por/docx/35.content.docx
+++ b/por/docx/35.content.docx
@@ -19,7 +19,7 @@
         <w:rPr>
           <w:lang w:val="pt_PT" w:bidi="pt_PT"/>
         </w:rPr>
-        <w:t>Resource: Tyndale Open Study Notes</w:t>
+        <w:t>Resource: Aquifer Open Study Notes</w:t>
       </w:r>
       <w:r>
         <w:rPr>
@@ -112,7 +112,7 @@
         <w:rPr>
           <w:lang w:val="pt_PT" w:bidi="pt_PT"/>
         </w:rPr>
-        <w:t>Tyndale Open Study Notes</w:t>
+        <w:t>Aquifer Open Study Notes</w:t>
       </w:r>
     </w:p>
     <w:p>

--- a/por/docx/35.content.docx
+++ b/por/docx/35.content.docx
@@ -246,36 +246,24 @@
         </w:rPr>
         <w:t xml:space="preserve">) identifica o livro como a revelação de Deus através de seu profeta (cf. </w:t>
       </w:r>
-      <w:hyperlink r:id="rId13">
-        <w:r>
-          <w:rPr>
-            <w:lang w:val="pt_PT" w:bidi="pt_PT"/>
-          </w:rPr>
-          <w:rPr>
-            <w:color w:val="0000EE"/>
-            <w:u w:val="single"/>
-          </w:rPr>
-          <w:t>Na 1.1</w:t>
-        </w:r>
-      </w:hyperlink>
+      <w:r>
+        <w:rPr>
+          <w:lang w:val="pt_PT" w:bidi="pt_PT"/>
+        </w:rPr>
+        <w:t>Na 1.1</w:t>
+      </w:r>
       <w:r>
         <w:rPr>
           <w:lang w:val="pt_PT" w:bidi="pt_PT"/>
         </w:rPr>
         <w:t xml:space="preserve">; </w:t>
       </w:r>
-      <w:hyperlink r:id="rId14">
-        <w:r>
-          <w:rPr>
-            <w:lang w:val="pt_PT" w:bidi="pt_PT"/>
-          </w:rPr>
-          <w:rPr>
-            <w:color w:val="0000EE"/>
-            <w:u w:val="single"/>
-          </w:rPr>
-          <w:t>Ml 1.1</w:t>
-        </w:r>
-      </w:hyperlink>
+      <w:r>
+        <w:rPr>
+          <w:lang w:val="pt_PT" w:bidi="pt_PT"/>
+        </w:rPr>
+        <w:t>Ml 1.1</w:t>
+      </w:r>
       <w:r>
         <w:rPr>
           <w:lang w:val="pt_PT" w:bidi="pt_PT"/>
@@ -330,54 +318,36 @@
         </w:rPr>
         <w:t xml:space="preserve">clamarei pedindo ajuda, e tu não me atenderás? O motivo de chamada/resposta nas Escrituras frequentemente demonstra a confiança do orador em Deus como refúgio ou guia (veja </w:t>
       </w:r>
-      <w:hyperlink r:id="rId15">
-        <w:r>
-          <w:rPr>
-            <w:lang w:val="pt_PT" w:bidi="pt_PT"/>
-          </w:rPr>
-          <w:rPr>
-            <w:color w:val="0000EE"/>
-            <w:u w:val="single"/>
-          </w:rPr>
-          <w:t>Sl 102.1–2</w:t>
-        </w:r>
-      </w:hyperlink>
+      <w:r>
+        <w:rPr>
+          <w:lang w:val="pt_PT" w:bidi="pt_PT"/>
+        </w:rPr>
+        <w:t>Sl 102.1–2</w:t>
+      </w:r>
       <w:r>
         <w:rPr>
           <w:lang w:val="pt_PT" w:bidi="pt_PT"/>
         </w:rPr>
         <w:t>) e indica comunhão íntima entre o crente e Deus (</w:t>
       </w:r>
-      <w:hyperlink r:id="rId16">
-        <w:r>
-          <w:rPr>
-            <w:lang w:val="pt_PT" w:bidi="pt_PT"/>
-          </w:rPr>
-          <w:rPr>
-            <w:color w:val="0000EE"/>
-            <w:u w:val="single"/>
-          </w:rPr>
-          <w:t>Sl 145.18</w:t>
-        </w:r>
-      </w:hyperlink>
+      <w:r>
+        <w:rPr>
+          <w:lang w:val="pt_PT" w:bidi="pt_PT"/>
+        </w:rPr>
+        <w:t>Sl 145.18</w:t>
+      </w:r>
       <w:r>
         <w:rPr>
           <w:lang w:val="pt_PT" w:bidi="pt_PT"/>
         </w:rPr>
         <w:t xml:space="preserve">; </w:t>
       </w:r>
-      <w:hyperlink r:id="rId17">
-        <w:r>
-          <w:rPr>
-            <w:lang w:val="pt_PT" w:bidi="pt_PT"/>
-          </w:rPr>
-          <w:rPr>
-            <w:color w:val="0000EE"/>
-            <w:u w:val="single"/>
-          </w:rPr>
-          <w:t>Is 65.24</w:t>
-        </w:r>
-      </w:hyperlink>
+      <w:r>
+        <w:rPr>
+          <w:lang w:val="pt_PT" w:bidi="pt_PT"/>
+        </w:rPr>
+        <w:t>Is 65.24</w:t>
+      </w:r>
       <w:r>
         <w:rPr>
           <w:lang w:val="pt_PT" w:bidi="pt_PT"/>
@@ -432,36 +402,24 @@
         </w:rPr>
         <w:t>Para Habacuque, Deus parecia indiferente ao mal que permeava a sociedade em Judá (</w:t>
       </w:r>
-      <w:hyperlink r:id="rId18">
-        <w:r>
-          <w:rPr>
-            <w:lang w:val="pt_PT" w:bidi="pt_PT"/>
-          </w:rPr>
-          <w:rPr>
-            <w:color w:val="0000EE"/>
-            <w:u w:val="single"/>
-          </w:rPr>
-          <w:t>1.3–4</w:t>
-        </w:r>
-      </w:hyperlink>
+      <w:r>
+        <w:rPr>
+          <w:lang w:val="pt_PT" w:bidi="pt_PT"/>
+        </w:rPr>
+        <w:t>1.3–4</w:t>
+      </w:r>
       <w:r>
         <w:rPr>
           <w:lang w:val="pt_PT" w:bidi="pt_PT"/>
         </w:rPr>
         <w:t>) e não respondia às suas queixas sobre isso (</w:t>
       </w:r>
-      <w:hyperlink r:id="rId19">
-        <w:r>
-          <w:rPr>
-            <w:lang w:val="pt_PT" w:bidi="pt_PT"/>
-          </w:rPr>
-          <w:rPr>
-            <w:color w:val="0000EE"/>
-            <w:u w:val="single"/>
-          </w:rPr>
-          <w:t>1.2</w:t>
-        </w:r>
-      </w:hyperlink>
+      <w:r>
+        <w:rPr>
+          <w:lang w:val="pt_PT" w:bidi="pt_PT"/>
+        </w:rPr>
+        <w:t>1.2</w:t>
+      </w:r>
       <w:r>
         <w:rPr>
           <w:lang w:val="pt_PT" w:bidi="pt_PT"/>
@@ -576,54 +534,36 @@
         </w:rPr>
         <w:t xml:space="preserve">Habacuque expressa sua preocupação com a injustiça e a impiedade que via ao seu redor (veja </w:t>
       </w:r>
-      <w:hyperlink r:id="rId20">
-        <w:r>
-          <w:rPr>
-            <w:lang w:val="pt_PT" w:bidi="pt_PT"/>
-          </w:rPr>
-          <w:rPr>
-            <w:color w:val="0000EE"/>
-            <w:u w:val="single"/>
-          </w:rPr>
-          <w:t>1.12–13</w:t>
-        </w:r>
-      </w:hyperlink>
+      <w:r>
+        <w:rPr>
+          <w:lang w:val="pt_PT" w:bidi="pt_PT"/>
+        </w:rPr>
+        <w:t>1.12–13</w:t>
+      </w:r>
       <w:r>
         <w:rPr>
           <w:lang w:val="pt_PT" w:bidi="pt_PT"/>
         </w:rPr>
         <w:t xml:space="preserve">; </w:t>
       </w:r>
-      <w:hyperlink r:id="rId21">
-        <w:r>
-          <w:rPr>
-            <w:lang w:val="pt_PT" w:bidi="pt_PT"/>
-          </w:rPr>
-          <w:rPr>
-            <w:color w:val="0000EE"/>
-            <w:u w:val="single"/>
-          </w:rPr>
-          <w:t>2.4</w:t>
-        </w:r>
-      </w:hyperlink>
+      <w:r>
+        <w:rPr>
+          <w:lang w:val="pt_PT" w:bidi="pt_PT"/>
+        </w:rPr>
+        <w:t>2.4</w:t>
+      </w:r>
       <w:r>
         <w:rPr>
           <w:lang w:val="pt_PT" w:bidi="pt_PT"/>
         </w:rPr>
         <w:t xml:space="preserve">, </w:t>
       </w:r>
-      <w:hyperlink r:id="rId22">
-        <w:r>
-          <w:rPr>
-            <w:lang w:val="pt_PT" w:bidi="pt_PT"/>
-          </w:rPr>
-          <w:rPr>
-            <w:color w:val="0000EE"/>
-            <w:u w:val="single"/>
-          </w:rPr>
-          <w:t>9</w:t>
-        </w:r>
-      </w:hyperlink>
+      <w:r>
+        <w:rPr>
+          <w:lang w:val="pt_PT" w:bidi="pt_PT"/>
+        </w:rPr>
+        <w:t>9</w:t>
+      </w:r>
       <w:r>
         <w:rPr>
           <w:lang w:val="pt_PT" w:bidi="pt_PT"/>
@@ -704,54 +644,36 @@
         </w:rPr>
         <w:t xml:space="preserve"> em </w:t>
       </w:r>
-      <w:hyperlink r:id="rId23">
-        <w:r>
-          <w:rPr>
-            <w:lang w:val="pt_PT" w:bidi="pt_PT"/>
-          </w:rPr>
-          <w:rPr>
-            <w:color w:val="0000EE"/>
-            <w:u w:val="single"/>
-          </w:rPr>
-          <w:t>1.3</w:t>
-        </w:r>
-      </w:hyperlink>
+      <w:r>
+        <w:rPr>
+          <w:lang w:val="pt_PT" w:bidi="pt_PT"/>
+        </w:rPr>
+        <w:t>1.3</w:t>
+      </w:r>
       <w:r>
         <w:rPr>
           <w:lang w:val="pt_PT" w:bidi="pt_PT"/>
         </w:rPr>
         <w:t xml:space="preserve">. Isso forma um elo literário entre as perguntas de Habacuque em </w:t>
       </w:r>
-      <w:hyperlink r:id="rId23">
-        <w:r>
-          <w:rPr>
-            <w:lang w:val="pt_PT" w:bidi="pt_PT"/>
-          </w:rPr>
-          <w:rPr>
-            <w:color w:val="0000EE"/>
-            <w:u w:val="single"/>
-          </w:rPr>
-          <w:t>1.3</w:t>
-        </w:r>
-      </w:hyperlink>
+      <w:r>
+        <w:rPr>
+          <w:lang w:val="pt_PT" w:bidi="pt_PT"/>
+        </w:rPr>
+        <w:t>1.3</w:t>
+      </w:r>
       <w:r>
         <w:rPr>
           <w:lang w:val="pt_PT" w:bidi="pt_PT"/>
         </w:rPr>
         <w:t xml:space="preserve"> e a resposta de Deus em </w:t>
       </w:r>
-      <w:hyperlink r:id="rId24">
-        <w:r>
-          <w:rPr>
-            <w:lang w:val="pt_PT" w:bidi="pt_PT"/>
-          </w:rPr>
-          <w:rPr>
-            <w:color w:val="0000EE"/>
-            <w:u w:val="single"/>
-          </w:rPr>
-          <w:t>1.5–11</w:t>
-        </w:r>
-      </w:hyperlink>
+      <w:r>
+        <w:rPr>
+          <w:lang w:val="pt_PT" w:bidi="pt_PT"/>
+        </w:rPr>
+        <w:t>1.5–11</w:t>
+      </w:r>
       <w:r>
         <w:rPr>
           <w:lang w:val="pt_PT" w:bidi="pt_PT"/>
@@ -928,54 +850,36 @@
         </w:rPr>
         <w:t xml:space="preserve"> e águias retratam a velocidade, ferocidade e natureza predatória dos ataques babilônicos contra Judá (veja </w:t>
       </w:r>
-      <w:hyperlink r:id="rId25">
-        <w:r>
-          <w:rPr>
-            <w:lang w:val="pt_PT" w:bidi="pt_PT"/>
-          </w:rPr>
-          <w:rPr>
-            <w:color w:val="0000EE"/>
-            <w:u w:val="single"/>
-          </w:rPr>
-          <w:t>Jr 4.13</w:t>
-        </w:r>
-      </w:hyperlink>
+      <w:r>
+        <w:rPr>
+          <w:lang w:val="pt_PT" w:bidi="pt_PT"/>
+        </w:rPr>
+        <w:t>Jr 4.13</w:t>
+      </w:r>
       <w:r>
         <w:rPr>
           <w:lang w:val="pt_PT" w:bidi="pt_PT"/>
         </w:rPr>
         <w:t xml:space="preserve">; </w:t>
       </w:r>
-      <w:hyperlink r:id="rId26">
-        <w:r>
-          <w:rPr>
-            <w:lang w:val="pt_PT" w:bidi="pt_PT"/>
-          </w:rPr>
-          <w:rPr>
-            <w:color w:val="0000EE"/>
-            <w:u w:val="single"/>
-          </w:rPr>
-          <w:t>48.40</w:t>
-        </w:r>
-      </w:hyperlink>
+      <w:r>
+        <w:rPr>
+          <w:lang w:val="pt_PT" w:bidi="pt_PT"/>
+        </w:rPr>
+        <w:t>48.40</w:t>
+      </w:r>
       <w:r>
         <w:rPr>
           <w:lang w:val="pt_PT" w:bidi="pt_PT"/>
         </w:rPr>
         <w:t xml:space="preserve">; </w:t>
       </w:r>
-      <w:hyperlink r:id="rId27">
-        <w:r>
-          <w:rPr>
-            <w:lang w:val="pt_PT" w:bidi="pt_PT"/>
-          </w:rPr>
-          <w:rPr>
-            <w:color w:val="0000EE"/>
-            <w:u w:val="single"/>
-          </w:rPr>
-          <w:t>49.22</w:t>
-        </w:r>
-      </w:hyperlink>
+      <w:r>
+        <w:rPr>
+          <w:lang w:val="pt_PT" w:bidi="pt_PT"/>
+        </w:rPr>
+        <w:t>49.22</w:t>
+      </w:r>
       <w:r>
         <w:rPr>
           <w:lang w:val="pt_PT" w:bidi="pt_PT"/>
@@ -1030,18 +934,12 @@
         </w:rPr>
         <w:t xml:space="preserve">Os babilônios realmente levaram muitos cativos de Judá para o exílio entre 605 e 586 a.C. (veja </w:t>
       </w:r>
-      <w:hyperlink r:id="rId28">
-        <w:r>
-          <w:rPr>
-            <w:lang w:val="pt_PT" w:bidi="pt_PT"/>
-          </w:rPr>
-          <w:rPr>
-            <w:color w:val="0000EE"/>
-            <w:u w:val="single"/>
-          </w:rPr>
-          <w:t>Dn 1.1–3</w:t>
-        </w:r>
-      </w:hyperlink>
+      <w:r>
+        <w:rPr>
+          <w:lang w:val="pt_PT" w:bidi="pt_PT"/>
+        </w:rPr>
+        <w:t>Dn 1.1–3</w:t>
+      </w:r>
       <w:r>
         <w:rPr>
           <w:lang w:val="pt_PT" w:bidi="pt_PT"/>
@@ -1096,36 +994,24 @@
         </w:rPr>
         <w:t xml:space="preserve">A antiga tática de batalha de construir rampas de terra contra as muralhas das cidades sob ataque é amplamente atestada no antigo Oriente Próximo (por exemplo, </w:t>
       </w:r>
-      <w:hyperlink r:id="rId29">
-        <w:r>
-          <w:rPr>
-            <w:lang w:val="pt_PT" w:bidi="pt_PT"/>
-          </w:rPr>
-          <w:rPr>
-            <w:color w:val="0000EE"/>
-            <w:u w:val="single"/>
-          </w:rPr>
-          <w:t>2Rs 19.32</w:t>
-        </w:r>
-      </w:hyperlink>
+      <w:r>
+        <w:rPr>
+          <w:lang w:val="pt_PT" w:bidi="pt_PT"/>
+        </w:rPr>
+        <w:t>2Rs 19.32</w:t>
+      </w:r>
       <w:r>
         <w:rPr>
           <w:lang w:val="pt_PT" w:bidi="pt_PT"/>
         </w:rPr>
         <w:t xml:space="preserve">; </w:t>
       </w:r>
-      <w:hyperlink r:id="rId30">
-        <w:r>
-          <w:rPr>
-            <w:lang w:val="pt_PT" w:bidi="pt_PT"/>
-          </w:rPr>
-          <w:rPr>
-            <w:color w:val="0000EE"/>
-            <w:u w:val="single"/>
-          </w:rPr>
-          <w:t>Na 2.1</w:t>
-        </w:r>
-      </w:hyperlink>
+      <w:r>
+        <w:rPr>
+          <w:lang w:val="pt_PT" w:bidi="pt_PT"/>
+        </w:rPr>
+        <w:t>Na 2.1</w:t>
+      </w:r>
       <w:r>
         <w:rPr>
           <w:lang w:val="pt_PT" w:bidi="pt_PT"/>
@@ -1241,108 +1127,72 @@
         </w:rPr>
         <w:t xml:space="preserve"> ele reafirmou seu compromisso com o Senhor antes de fazer perguntas sérias sobre o que Deus havia revelado a ele. • À luz do caráter de Deus e do relacionamento de aliança com Israel, Habacuque tinha certeza de que Deus não destruiria seu povo. • para nos corrigir: Cf. </w:t>
       </w:r>
-      <w:hyperlink r:id="rId31">
-        <w:r>
-          <w:rPr>
-            <w:lang w:val="pt_PT" w:bidi="pt_PT"/>
-          </w:rPr>
-          <w:rPr>
-            <w:color w:val="0000EE"/>
-            <w:u w:val="single"/>
-          </w:rPr>
-          <w:t>Hebreus 12.5–11</w:t>
-        </w:r>
-      </w:hyperlink>
+      <w:r>
+        <w:rPr>
+          <w:lang w:val="pt_PT" w:bidi="pt_PT"/>
+        </w:rPr>
+        <w:t>Hebreus 12.5–11</w:t>
+      </w:r>
       <w:r>
         <w:rPr>
           <w:lang w:val="pt_PT" w:bidi="pt_PT"/>
         </w:rPr>
         <w:t xml:space="preserve">. • nossa Rocha: Uma imagem comum da fidelidade e força de Deus (veja </w:t>
       </w:r>
-      <w:hyperlink r:id="rId32">
-        <w:r>
-          <w:rPr>
-            <w:lang w:val="pt_PT" w:bidi="pt_PT"/>
-          </w:rPr>
-          <w:rPr>
-            <w:color w:val="0000EE"/>
-            <w:u w:val="single"/>
-          </w:rPr>
-          <w:t>Dt 32.15</w:t>
-        </w:r>
-      </w:hyperlink>
+      <w:r>
+        <w:rPr>
+          <w:lang w:val="pt_PT" w:bidi="pt_PT"/>
+        </w:rPr>
+        <w:t>Dt 32.15</w:t>
+      </w:r>
       <w:r>
         <w:rPr>
           <w:lang w:val="pt_PT" w:bidi="pt_PT"/>
         </w:rPr>
         <w:t xml:space="preserve">; </w:t>
       </w:r>
-      <w:hyperlink r:id="rId33">
-        <w:r>
-          <w:rPr>
-            <w:lang w:val="pt_PT" w:bidi="pt_PT"/>
-          </w:rPr>
-          <w:rPr>
-            <w:color w:val="0000EE"/>
-            <w:u w:val="single"/>
-          </w:rPr>
-          <w:t>1Sm 2.2</w:t>
-        </w:r>
-      </w:hyperlink>
+      <w:r>
+        <w:rPr>
+          <w:lang w:val="pt_PT" w:bidi="pt_PT"/>
+        </w:rPr>
+        <w:t>1Sm 2.2</w:t>
+      </w:r>
       <w:r>
         <w:rPr>
           <w:lang w:val="pt_PT" w:bidi="pt_PT"/>
         </w:rPr>
         <w:t xml:space="preserve">; </w:t>
       </w:r>
-      <w:hyperlink r:id="rId34">
-        <w:r>
-          <w:rPr>
-            <w:lang w:val="pt_PT" w:bidi="pt_PT"/>
-          </w:rPr>
-          <w:rPr>
-            <w:color w:val="0000EE"/>
-            <w:u w:val="single"/>
-          </w:rPr>
-          <w:t>Sl 18.2</w:t>
-        </w:r>
-      </w:hyperlink>
+      <w:r>
+        <w:rPr>
+          <w:lang w:val="pt_PT" w:bidi="pt_PT"/>
+        </w:rPr>
+        <w:t>Sl 18.2</w:t>
+      </w:r>
       <w:r>
         <w:rPr>
           <w:lang w:val="pt_PT" w:bidi="pt_PT"/>
         </w:rPr>
         <w:t xml:space="preserve">; </w:t>
       </w:r>
-      <w:hyperlink r:id="rId35">
-        <w:r>
-          <w:rPr>
-            <w:lang w:val="pt_PT" w:bidi="pt_PT"/>
-          </w:rPr>
-          <w:rPr>
-            <w:color w:val="0000EE"/>
-            <w:u w:val="single"/>
-          </w:rPr>
-          <w:t>1Co 10.4</w:t>
-        </w:r>
-      </w:hyperlink>
+      <w:r>
+        <w:rPr>
+          <w:lang w:val="pt_PT" w:bidi="pt_PT"/>
+        </w:rPr>
+        <w:t>1Co 10.4</w:t>
+      </w:r>
       <w:r>
         <w:rPr>
           <w:lang w:val="pt_PT" w:bidi="pt_PT"/>
         </w:rPr>
         <w:t xml:space="preserve">; </w:t>
       </w:r>
-      <w:hyperlink r:id="rId36">
-        <w:r>
-          <w:rPr>
-            <w:lang w:val="pt_PT" w:bidi="pt_PT"/>
-          </w:rPr>
-          <w:rPr>
-            <w:color w:val="0000EE"/>
-            <w:u w:val="single"/>
-          </w:rPr>
-          <w:t>1Pe 2.6–8</w:t>
-        </w:r>
-      </w:hyperlink>
+      <w:r>
+        <w:rPr>
+          <w:lang w:val="pt_PT" w:bidi="pt_PT"/>
+        </w:rPr>
+        <w:t>1Pe 2.6–8</w:t>
+      </w:r>
       <w:r>
         <w:rPr>
           <w:lang w:val="pt_PT" w:bidi="pt_PT"/>
@@ -1397,18 +1247,12 @@
         </w:rPr>
         <w:t>Habacuque achou difícil conciliar a resposta de Deus (</w:t>
       </w:r>
-      <w:hyperlink r:id="rId24">
-        <w:r>
-          <w:rPr>
-            <w:lang w:val="pt_PT" w:bidi="pt_PT"/>
-          </w:rPr>
-          <w:rPr>
-            <w:color w:val="0000EE"/>
-            <w:u w:val="single"/>
-          </w:rPr>
-          <w:t>1.5–11</w:t>
-        </w:r>
-      </w:hyperlink>
+      <w:r>
+        <w:rPr>
+          <w:lang w:val="pt_PT" w:bidi="pt_PT"/>
+        </w:rPr>
+        <w:t>1.5–11</w:t>
+      </w:r>
       <w:r>
         <w:rPr>
           <w:lang w:val="pt_PT" w:bidi="pt_PT"/>
@@ -1523,18 +1367,12 @@
         </w:rPr>
         <w:t xml:space="preserve">; compare </w:t>
       </w:r>
-      <w:hyperlink r:id="rId37">
-        <w:r>
-          <w:rPr>
-            <w:lang w:val="pt_PT" w:bidi="pt_PT"/>
-          </w:rPr>
-          <w:rPr>
-            <w:color w:val="0000EE"/>
-            <w:u w:val="single"/>
-          </w:rPr>
-          <w:t>1 João 5.21</w:t>
-        </w:r>
-      </w:hyperlink>
+      <w:r>
+        <w:rPr>
+          <w:lang w:val="pt_PT" w:bidi="pt_PT"/>
+        </w:rPr>
+        <w:t>1 João 5.21</w:t>
+      </w:r>
       <w:r>
         <w:rPr>
           <w:lang w:val="pt_PT" w:bidi="pt_PT"/>
@@ -1589,54 +1427,36 @@
         </w:rPr>
         <w:t xml:space="preserve">Vou subir a minha torre de vigia e vou esperar com atenção (veja também </w:t>
       </w:r>
-      <w:hyperlink r:id="rId38">
-        <w:r>
-          <w:rPr>
-            <w:lang w:val="pt_PT" w:bidi="pt_PT"/>
-          </w:rPr>
-          <w:rPr>
-            <w:color w:val="0000EE"/>
-            <w:u w:val="single"/>
-          </w:rPr>
-          <w:t>2Sm 18.24–28</w:t>
-        </w:r>
-      </w:hyperlink>
+      <w:r>
+        <w:rPr>
+          <w:lang w:val="pt_PT" w:bidi="pt_PT"/>
+        </w:rPr>
+        <w:t>2Sm 18.24–28</w:t>
+      </w:r>
       <w:r>
         <w:rPr>
           <w:lang w:val="pt_PT" w:bidi="pt_PT"/>
         </w:rPr>
         <w:t xml:space="preserve">; </w:t>
       </w:r>
-      <w:hyperlink r:id="rId39">
-        <w:r>
-          <w:rPr>
-            <w:lang w:val="pt_PT" w:bidi="pt_PT"/>
-          </w:rPr>
-          <w:rPr>
-            <w:color w:val="0000EE"/>
-            <w:u w:val="single"/>
-          </w:rPr>
-          <w:t>2Rs 9.17–20</w:t>
-        </w:r>
-      </w:hyperlink>
+      <w:r>
+        <w:rPr>
+          <w:lang w:val="pt_PT" w:bidi="pt_PT"/>
+        </w:rPr>
+        <w:t>2Rs 9.17–20</w:t>
+      </w:r>
       <w:r>
         <w:rPr>
           <w:lang w:val="pt_PT" w:bidi="pt_PT"/>
         </w:rPr>
         <w:t xml:space="preserve">; </w:t>
       </w:r>
-      <w:hyperlink r:id="rId40">
-        <w:r>
-          <w:rPr>
-            <w:lang w:val="pt_PT" w:bidi="pt_PT"/>
-          </w:rPr>
-          <w:rPr>
-            <w:color w:val="0000EE"/>
-            <w:u w:val="single"/>
-          </w:rPr>
-          <w:t>Ez 33.2–6</w:t>
-        </w:r>
-      </w:hyperlink>
+      <w:r>
+        <w:rPr>
+          <w:lang w:val="pt_PT" w:bidi="pt_PT"/>
+        </w:rPr>
+        <w:t>Ez 33.2–6</w:t>
+      </w:r>
       <w:r>
         <w:rPr>
           <w:lang w:val="pt_PT" w:bidi="pt_PT"/>
@@ -1826,18 +1646,12 @@
         </w:rPr>
         <w:t>Deus responde à segunda queixa de Habacuque (</w:t>
       </w:r>
-      <w:hyperlink r:id="rId41">
-        <w:r>
-          <w:rPr>
-            <w:lang w:val="pt_PT" w:bidi="pt_PT"/>
-          </w:rPr>
-          <w:rPr>
-            <w:color w:val="0000EE"/>
-            <w:u w:val="single"/>
-          </w:rPr>
-          <w:t>1.12–2.1</w:t>
-        </w:r>
-      </w:hyperlink>
+      <w:r>
+        <w:rPr>
+          <w:lang w:val="pt_PT" w:bidi="pt_PT"/>
+        </w:rPr>
+        <w:t>1.12–2.1</w:t>
+      </w:r>
       <w:r>
         <w:rPr>
           <w:lang w:val="pt_PT" w:bidi="pt_PT"/>
@@ -1905,18 +1719,12 @@
         </w:rPr>
         <w:t xml:space="preserve"> sabendo que o plano divino está agendado (veja </w:t>
       </w:r>
-      <w:hyperlink r:id="rId42">
-        <w:r>
-          <w:rPr>
-            <w:lang w:val="pt_PT" w:bidi="pt_PT"/>
-          </w:rPr>
-          <w:rPr>
-            <w:color w:val="0000EE"/>
-            <w:u w:val="single"/>
-          </w:rPr>
-          <w:t>Hb 10.35–38</w:t>
-        </w:r>
-      </w:hyperlink>
+      <w:r>
+        <w:rPr>
+          <w:lang w:val="pt_PT" w:bidi="pt_PT"/>
+        </w:rPr>
+        <w:t>Hb 10.35–38</w:t>
+      </w:r>
       <w:r>
         <w:rPr>
           <w:lang w:val="pt_PT" w:bidi="pt_PT"/>
@@ -1971,144 +1779,96 @@
         </w:rPr>
         <w:t>Deus está ciente do egocentrismo dos orgulhosos. Suas vidas tortuosas demonstram sua injustiça; eles recusam a instrução de Deus e satisfazem seus próprios desejos (</w:t>
       </w:r>
-      <w:hyperlink r:id="rId43">
-        <w:r>
-          <w:rPr>
-            <w:lang w:val="pt_PT" w:bidi="pt_PT"/>
-          </w:rPr>
-          <w:rPr>
-            <w:color w:val="0000EE"/>
-            <w:u w:val="single"/>
-          </w:rPr>
-          <w:t>Pv 12.15</w:t>
-        </w:r>
-      </w:hyperlink>
+      <w:r>
+        <w:rPr>
+          <w:lang w:val="pt_PT" w:bidi="pt_PT"/>
+        </w:rPr>
+        <w:t>Pv 12.15</w:t>
+      </w:r>
       <w:r>
         <w:rPr>
           <w:lang w:val="pt_PT" w:bidi="pt_PT"/>
         </w:rPr>
         <w:t xml:space="preserve">; </w:t>
       </w:r>
-      <w:hyperlink r:id="rId44">
-        <w:r>
-          <w:rPr>
-            <w:lang w:val="pt_PT" w:bidi="pt_PT"/>
-          </w:rPr>
-          <w:rPr>
-            <w:color w:val="0000EE"/>
-            <w:u w:val="single"/>
-          </w:rPr>
-          <w:t>21.8</w:t>
-        </w:r>
-      </w:hyperlink>
+      <w:r>
+        <w:rPr>
+          <w:lang w:val="pt_PT" w:bidi="pt_PT"/>
+        </w:rPr>
+        <w:t>21.8</w:t>
+      </w:r>
       <w:r>
         <w:rPr>
           <w:lang w:val="pt_PT" w:bidi="pt_PT"/>
         </w:rPr>
         <w:t xml:space="preserve">, </w:t>
       </w:r>
-      <w:hyperlink r:id="rId45">
-        <w:r>
-          <w:rPr>
-            <w:lang w:val="pt_PT" w:bidi="pt_PT"/>
-          </w:rPr>
-          <w:rPr>
-            <w:color w:val="0000EE"/>
-            <w:u w:val="single"/>
-          </w:rPr>
-          <w:t>29</w:t>
-        </w:r>
-      </w:hyperlink>
+      <w:r>
+        <w:rPr>
+          <w:lang w:val="pt_PT" w:bidi="pt_PT"/>
+        </w:rPr>
+        <w:t>29</w:t>
+      </w:r>
       <w:r>
         <w:rPr>
           <w:lang w:val="pt_PT" w:bidi="pt_PT"/>
         </w:rPr>
         <w:t xml:space="preserve">; </w:t>
       </w:r>
-      <w:hyperlink r:id="rId46">
-        <w:r>
-          <w:rPr>
-            <w:lang w:val="pt_PT" w:bidi="pt_PT"/>
-          </w:rPr>
-          <w:rPr>
-            <w:color w:val="0000EE"/>
-            <w:u w:val="single"/>
-          </w:rPr>
-          <w:t>29.27</w:t>
-        </w:r>
-      </w:hyperlink>
+      <w:r>
+        <w:rPr>
+          <w:lang w:val="pt_PT" w:bidi="pt_PT"/>
+        </w:rPr>
+        <w:t>29.27</w:t>
+      </w:r>
       <w:r>
         <w:rPr>
           <w:lang w:val="pt_PT" w:bidi="pt_PT"/>
         </w:rPr>
         <w:t>). Em contraste, os justos desfrutam de uma posição judicial adequada diante de Deus. Eles adotam os padrões justos de Deus como seus próprios e os refletem em suas vidas. • fidelidade: Hebraico ’emunah. Em Gênesis, a mesma raiz hebraica (’mn) descreve a confiança de Abrão em Deus (</w:t>
       </w:r>
-      <w:hyperlink r:id="rId47">
-        <w:r>
-          <w:rPr>
-            <w:lang w:val="pt_PT" w:bidi="pt_PT"/>
-          </w:rPr>
-          <w:rPr>
-            <w:color w:val="0000EE"/>
-            <w:u w:val="single"/>
-          </w:rPr>
-          <w:t>Gn 15.6</w:t>
-        </w:r>
-      </w:hyperlink>
+      <w:r>
+        <w:rPr>
+          <w:lang w:val="pt_PT" w:bidi="pt_PT"/>
+        </w:rPr>
+        <w:t>Gn 15.6</w:t>
+      </w:r>
       <w:r>
         <w:rPr>
           <w:lang w:val="pt_PT" w:bidi="pt_PT"/>
         </w:rPr>
         <w:t xml:space="preserve">). Deus transforma os corações daqueles que confiam nele para que possam seguir fielmente os padrões sagrados de Deus. Veja também </w:t>
       </w:r>
-      <w:hyperlink r:id="rId48">
-        <w:r>
-          <w:rPr>
-            <w:lang w:val="pt_PT" w:bidi="pt_PT"/>
-          </w:rPr>
-          <w:rPr>
-            <w:color w:val="0000EE"/>
-            <w:u w:val="single"/>
-          </w:rPr>
-          <w:t>Romanos 1.16–17</w:t>
-        </w:r>
-      </w:hyperlink>
+      <w:r>
+        <w:rPr>
+          <w:lang w:val="pt_PT" w:bidi="pt_PT"/>
+        </w:rPr>
+        <w:t>Romanos 1.16–17</w:t>
+      </w:r>
       <w:r>
         <w:rPr>
           <w:lang w:val="pt_PT" w:bidi="pt_PT"/>
         </w:rPr>
         <w:t xml:space="preserve">; </w:t>
       </w:r>
-      <w:hyperlink r:id="rId49">
-        <w:r>
-          <w:rPr>
-            <w:lang w:val="pt_PT" w:bidi="pt_PT"/>
-          </w:rPr>
-          <w:rPr>
-            <w:color w:val="0000EE"/>
-            <w:u w:val="single"/>
-          </w:rPr>
-          <w:t>Gálatas 3.11</w:t>
-        </w:r>
-      </w:hyperlink>
+      <w:r>
+        <w:rPr>
+          <w:lang w:val="pt_PT" w:bidi="pt_PT"/>
+        </w:rPr>
+        <w:t>Gálatas 3.11</w:t>
+      </w:r>
       <w:r>
         <w:rPr>
           <w:lang w:val="pt_PT" w:bidi="pt_PT"/>
         </w:rPr>
         <w:t xml:space="preserve">; </w:t>
       </w:r>
-      <w:hyperlink r:id="rId50">
-        <w:r>
-          <w:rPr>
-            <w:lang w:val="pt_PT" w:bidi="pt_PT"/>
-          </w:rPr>
-          <w:rPr>
-            <w:color w:val="0000EE"/>
-            <w:u w:val="single"/>
-          </w:rPr>
-          <w:t>Hebreus 10.37–39</w:t>
-        </w:r>
-      </w:hyperlink>
+      <w:r>
+        <w:rPr>
+          <w:lang w:val="pt_PT" w:bidi="pt_PT"/>
+        </w:rPr>
+        <w:t>Hebreus 10.37–39</w:t>
+      </w:r>
       <w:r>
         <w:rPr>
           <w:lang w:val="pt_PT" w:bidi="pt_PT"/>
@@ -2163,36 +1923,24 @@
         </w:rPr>
         <w:t>No primeiro dos cânticos de provocação de Habacuque, ele condena os babilônios por despojar as nações. • pegando coisas que não lhes pertencem!... obrigando: A imagem compara os babilônios a credores cujas medidas opressivas fazem com que seus devedores se levantem contra eles. A ganância pode facilmente manchar o caráter espiritual de um indivíduo ou nação (</w:t>
       </w:r>
-      <w:hyperlink r:id="rId51">
-        <w:r>
-          <w:rPr>
-            <w:lang w:val="pt_PT" w:bidi="pt_PT"/>
-          </w:rPr>
-          <w:rPr>
-            <w:color w:val="0000EE"/>
-            <w:u w:val="single"/>
-          </w:rPr>
-          <w:t>Lc 12.15</w:t>
-        </w:r>
-      </w:hyperlink>
+      <w:r>
+        <w:rPr>
+          <w:lang w:val="pt_PT" w:bidi="pt_PT"/>
+        </w:rPr>
+        <w:t>Lc 12.15</w:t>
+      </w:r>
       <w:r>
         <w:rPr>
           <w:lang w:val="pt_PT" w:bidi="pt_PT"/>
         </w:rPr>
         <w:t xml:space="preserve">; </w:t>
       </w:r>
-      <w:hyperlink r:id="rId52">
-        <w:r>
-          <w:rPr>
-            <w:lang w:val="pt_PT" w:bidi="pt_PT"/>
-          </w:rPr>
-          <w:rPr>
-            <w:color w:val="0000EE"/>
-            <w:u w:val="single"/>
-          </w:rPr>
-          <w:t>Ef 5.3</w:t>
-        </w:r>
-      </w:hyperlink>
+      <w:r>
+        <w:rPr>
+          <w:lang w:val="pt_PT" w:bidi="pt_PT"/>
+        </w:rPr>
+        <w:t>Ef 5.3</w:t>
+      </w:r>
       <w:r>
         <w:rPr>
           <w:lang w:val="pt_PT" w:bidi="pt_PT"/>
@@ -2247,108 +1995,72 @@
         </w:rPr>
         <w:t>Cinco canções de provocação (</w:t>
       </w:r>
-      <w:hyperlink r:id="rId53">
-        <w:r>
-          <w:rPr>
-            <w:lang w:val="pt_PT" w:bidi="pt_PT"/>
-          </w:rPr>
-          <w:rPr>
-            <w:color w:val="0000EE"/>
-            <w:u w:val="single"/>
-          </w:rPr>
-          <w:t>2.6–8</w:t>
-        </w:r>
-      </w:hyperlink>
+      <w:r>
+        <w:rPr>
+          <w:lang w:val="pt_PT" w:bidi="pt_PT"/>
+        </w:rPr>
+        <w:t>2.6–8</w:t>
+      </w:r>
       <w:r>
         <w:rPr>
           <w:lang w:val="pt_PT" w:bidi="pt_PT"/>
         </w:rPr>
         <w:t xml:space="preserve">, </w:t>
       </w:r>
-      <w:hyperlink r:id="rId54">
-        <w:r>
-          <w:rPr>
-            <w:lang w:val="pt_PT" w:bidi="pt_PT"/>
-          </w:rPr>
-          <w:rPr>
-            <w:color w:val="0000EE"/>
-            <w:u w:val="single"/>
-          </w:rPr>
-          <w:t>9–11</w:t>
-        </w:r>
-      </w:hyperlink>
+      <w:r>
+        <w:rPr>
+          <w:lang w:val="pt_PT" w:bidi="pt_PT"/>
+        </w:rPr>
+        <w:t>9–11</w:t>
+      </w:r>
       <w:r>
         <w:rPr>
           <w:lang w:val="pt_PT" w:bidi="pt_PT"/>
         </w:rPr>
         <w:t xml:space="preserve">, </w:t>
       </w:r>
-      <w:hyperlink r:id="rId55">
-        <w:r>
-          <w:rPr>
-            <w:lang w:val="pt_PT" w:bidi="pt_PT"/>
-          </w:rPr>
-          <w:rPr>
-            <w:color w:val="0000EE"/>
-            <w:u w:val="single"/>
-          </w:rPr>
-          <w:t>12–14</w:t>
-        </w:r>
-      </w:hyperlink>
+      <w:r>
+        <w:rPr>
+          <w:lang w:val="pt_PT" w:bidi="pt_PT"/>
+        </w:rPr>
+        <w:t>12–14</w:t>
+      </w:r>
       <w:r>
         <w:rPr>
           <w:lang w:val="pt_PT" w:bidi="pt_PT"/>
         </w:rPr>
         <w:t xml:space="preserve">, </w:t>
       </w:r>
-      <w:hyperlink r:id="rId56">
-        <w:r>
-          <w:rPr>
-            <w:lang w:val="pt_PT" w:bidi="pt_PT"/>
-          </w:rPr>
-          <w:rPr>
-            <w:color w:val="0000EE"/>
-            <w:u w:val="single"/>
-          </w:rPr>
-          <w:t>15–17</w:t>
-        </w:r>
-      </w:hyperlink>
+      <w:r>
+        <w:rPr>
+          <w:lang w:val="pt_PT" w:bidi="pt_PT"/>
+        </w:rPr>
+        <w:t>15–17</w:t>
+      </w:r>
       <w:r>
         <w:rPr>
           <w:lang w:val="pt_PT" w:bidi="pt_PT"/>
         </w:rPr>
         <w:t xml:space="preserve">, </w:t>
       </w:r>
-      <w:hyperlink r:id="rId57">
-        <w:r>
-          <w:rPr>
-            <w:lang w:val="pt_PT" w:bidi="pt_PT"/>
-          </w:rPr>
-          <w:rPr>
-            <w:color w:val="0000EE"/>
-            <w:u w:val="single"/>
-          </w:rPr>
-          <w:t>18–20</w:t>
-        </w:r>
-      </w:hyperlink>
+      <w:r>
+        <w:rPr>
+          <w:lang w:val="pt_PT" w:bidi="pt_PT"/>
+        </w:rPr>
+        <w:t>18–20</w:t>
+      </w:r>
       <w:r>
         <w:rPr>
           <w:lang w:val="pt_PT" w:bidi="pt_PT"/>
         </w:rPr>
         <w:t xml:space="preserve">) retratam o julgamento futuro de Deus sobre os babilônios (e outros que, como os babilônios, se entregam à violência e injustiça). Deus permite que eles selem seu próprio destino. Aqueles que sofrem poderão repetir essas provocações quando os ímpios vierem a julgamento (veja </w:t>
       </w:r>
-      <w:hyperlink r:id="rId58">
-        <w:r>
-          <w:rPr>
-            <w:lang w:val="pt_PT" w:bidi="pt_PT"/>
-          </w:rPr>
-          <w:rPr>
-            <w:color w:val="0000EE"/>
-            <w:u w:val="single"/>
-          </w:rPr>
-          <w:t>1.14–17</w:t>
-        </w:r>
-      </w:hyperlink>
+      <w:r>
+        <w:rPr>
+          <w:lang w:val="pt_PT" w:bidi="pt_PT"/>
+        </w:rPr>
+        <w:t>1.14–17</w:t>
+      </w:r>
       <w:r>
         <w:rPr>
           <w:lang w:val="pt_PT" w:bidi="pt_PT"/>
@@ -2464,18 +2176,12 @@
         </w:rPr>
         <w:t>No terceiro cântico de provocação, os babilônios são condenados pelo assassinato e corrupção da vida humana e da sociedade que trouxeram riqueza para construir suas cidades. Deus faria com que seu ganho aparente se revelasse uma perda total. • a terra ficará cheia: A antítese da violência e da riqueza mal adquirida é a consciência da glória do Senhor, que Deus promete tornar tão abundante quanto a água no oceano (</w:t>
       </w:r>
-      <w:hyperlink r:id="rId59">
-        <w:r>
-          <w:rPr>
-            <w:lang w:val="pt_PT" w:bidi="pt_PT"/>
-          </w:rPr>
-          <w:rPr>
-            <w:color w:val="0000EE"/>
-            <w:u w:val="single"/>
-          </w:rPr>
-          <w:t>Is 11.9</w:t>
-        </w:r>
-      </w:hyperlink>
+      <w:r>
+        <w:rPr>
+          <w:lang w:val="pt_PT" w:bidi="pt_PT"/>
+        </w:rPr>
+        <w:t>Is 11.9</w:t>
+      </w:r>
       <w:r>
         <w:rPr>
           <w:lang w:val="pt_PT" w:bidi="pt_PT"/>
@@ -2556,36 +2262,24 @@
         </w:rPr>
         <w:t xml:space="preserve"> os despoja de tudo. No entanto, os babilônios serão desonrados após beberem do cálice do julgamento do Senhor (veja </w:t>
       </w:r>
-      <w:hyperlink r:id="rId60">
-        <w:r>
-          <w:rPr>
-            <w:lang w:val="pt_PT" w:bidi="pt_PT"/>
-          </w:rPr>
-          <w:rPr>
-            <w:color w:val="0000EE"/>
-            <w:u w:val="single"/>
-          </w:rPr>
-          <w:t>Jr 25.15–17</w:t>
-        </w:r>
-      </w:hyperlink>
+      <w:r>
+        <w:rPr>
+          <w:lang w:val="pt_PT" w:bidi="pt_PT"/>
+        </w:rPr>
+        <w:t>Jr 25.15–17</w:t>
+      </w:r>
       <w:r>
         <w:rPr>
           <w:lang w:val="pt_PT" w:bidi="pt_PT"/>
         </w:rPr>
         <w:t xml:space="preserve">; cp. </w:t>
       </w:r>
-      <w:hyperlink r:id="rId61">
-        <w:r>
-          <w:rPr>
-            <w:lang w:val="pt_PT" w:bidi="pt_PT"/>
-          </w:rPr>
-          <w:rPr>
-            <w:color w:val="0000EE"/>
-            <w:u w:val="single"/>
-          </w:rPr>
-          <w:t>Jo 18.11</w:t>
-        </w:r>
-      </w:hyperlink>
+      <w:r>
+        <w:rPr>
+          <w:lang w:val="pt_PT" w:bidi="pt_PT"/>
+        </w:rPr>
+        <w:t>Jo 18.11</w:t>
+      </w:r>
       <w:r>
         <w:rPr>
           <w:lang w:val="pt_PT" w:bidi="pt_PT"/>
@@ -2653,72 +2347,48 @@
         </w:rPr>
         <w:t xml:space="preserve"> eles não podem salvar nem ensinar seus adoradores (</w:t>
       </w:r>
-      <w:hyperlink r:id="rId62">
-        <w:r>
-          <w:rPr>
-            <w:lang w:val="pt_PT" w:bidi="pt_PT"/>
-          </w:rPr>
-          <w:rPr>
-            <w:color w:val="0000EE"/>
-            <w:u w:val="single"/>
-          </w:rPr>
-          <w:t>Is 42.17</w:t>
-        </w:r>
-      </w:hyperlink>
+      <w:r>
+        <w:rPr>
+          <w:lang w:val="pt_PT" w:bidi="pt_PT"/>
+        </w:rPr>
+        <w:t>Is 42.17</w:t>
+      </w:r>
       <w:r>
         <w:rPr>
           <w:lang w:val="pt_PT" w:bidi="pt_PT"/>
         </w:rPr>
         <w:t>). Somente o Senhor realmente merece nossa adoração (</w:t>
       </w:r>
-      <w:hyperlink r:id="rId63">
-        <w:r>
-          <w:rPr>
-            <w:lang w:val="pt_PT" w:bidi="pt_PT"/>
-          </w:rPr>
-          <w:rPr>
-            <w:color w:val="0000EE"/>
-            <w:u w:val="single"/>
-          </w:rPr>
-          <w:t>Hc 2.20</w:t>
-        </w:r>
-      </w:hyperlink>
+      <w:r>
+        <w:rPr>
+          <w:lang w:val="pt_PT" w:bidi="pt_PT"/>
+        </w:rPr>
+        <w:t>Hc 2.20</w:t>
+      </w:r>
       <w:r>
         <w:rPr>
           <w:lang w:val="pt_PT" w:bidi="pt_PT"/>
         </w:rPr>
         <w:t xml:space="preserve">; </w:t>
       </w:r>
-      <w:hyperlink r:id="rId64">
-        <w:r>
-          <w:rPr>
-            <w:lang w:val="pt_PT" w:bidi="pt_PT"/>
-          </w:rPr>
-          <w:rPr>
-            <w:color w:val="0000EE"/>
-            <w:u w:val="single"/>
-          </w:rPr>
-          <w:t>Êx 20.2–6</w:t>
-        </w:r>
-      </w:hyperlink>
+      <w:r>
+        <w:rPr>
+          <w:lang w:val="pt_PT" w:bidi="pt_PT"/>
+        </w:rPr>
+        <w:t>Êx 20.2–6</w:t>
+      </w:r>
       <w:r>
         <w:rPr>
           <w:lang w:val="pt_PT" w:bidi="pt_PT"/>
         </w:rPr>
         <w:t xml:space="preserve">; cp. </w:t>
       </w:r>
-      <w:hyperlink r:id="rId65">
-        <w:r>
-          <w:rPr>
-            <w:lang w:val="pt_PT" w:bidi="pt_PT"/>
-          </w:rPr>
-          <w:rPr>
-            <w:color w:val="0000EE"/>
-            <w:u w:val="single"/>
-          </w:rPr>
-          <w:t>Ec 5.1–2</w:t>
-        </w:r>
-      </w:hyperlink>
+      <w:r>
+        <w:rPr>
+          <w:lang w:val="pt_PT" w:bidi="pt_PT"/>
+        </w:rPr>
+        <w:t>Ec 5.1–2</w:t>
+      </w:r>
       <w:r>
         <w:rPr>
           <w:lang w:val="pt_PT" w:bidi="pt_PT"/>
@@ -2773,126 +2443,84 @@
         </w:rPr>
         <w:t>As canções de provocação terminam com uma declaração: Aquele que é soberano sobre todas as nações não é um ídolo babilônico (</w:t>
       </w:r>
-      <w:hyperlink r:id="rId57">
-        <w:r>
-          <w:rPr>
-            <w:lang w:val="pt_PT" w:bidi="pt_PT"/>
-          </w:rPr>
-          <w:rPr>
-            <w:color w:val="0000EE"/>
-            <w:u w:val="single"/>
-          </w:rPr>
-          <w:t>2.18–20</w:t>
-        </w:r>
-      </w:hyperlink>
+      <w:r>
+        <w:rPr>
+          <w:lang w:val="pt_PT" w:bidi="pt_PT"/>
+        </w:rPr>
+        <w:t>2.18–20</w:t>
+      </w:r>
       <w:r>
         <w:rPr>
           <w:lang w:val="pt_PT" w:bidi="pt_PT"/>
         </w:rPr>
         <w:t>), mas o Deus Santo. Ao contrário dos ídolos babilônicos sem vida, o Deus vivo habita em seu Templo sagrado. A presença de Deus enche seu santuário celestial (</w:t>
       </w:r>
-      <w:hyperlink r:id="rId66">
-        <w:r>
-          <w:rPr>
-            <w:lang w:val="pt_PT" w:bidi="pt_PT"/>
-          </w:rPr>
-          <w:rPr>
-            <w:color w:val="0000EE"/>
-            <w:u w:val="single"/>
-          </w:rPr>
-          <w:t>Is 6.1–5</w:t>
-        </w:r>
-      </w:hyperlink>
+      <w:r>
+        <w:rPr>
+          <w:lang w:val="pt_PT" w:bidi="pt_PT"/>
+        </w:rPr>
+        <w:t>Is 6.1–5</w:t>
+      </w:r>
       <w:r>
         <w:rPr>
           <w:lang w:val="pt_PT" w:bidi="pt_PT"/>
         </w:rPr>
         <w:t>) — e no tempo de Habacuque, enchia o Templo em Jerusalém (</w:t>
       </w:r>
-      <w:hyperlink r:id="rId67">
-        <w:r>
-          <w:rPr>
-            <w:lang w:val="pt_PT" w:bidi="pt_PT"/>
-          </w:rPr>
-          <w:rPr>
-            <w:color w:val="0000EE"/>
-            <w:u w:val="single"/>
-          </w:rPr>
-          <w:t>1Rs 8.10–11</w:t>
-        </w:r>
-      </w:hyperlink>
+      <w:r>
+        <w:rPr>
+          <w:lang w:val="pt_PT" w:bidi="pt_PT"/>
+        </w:rPr>
+        <w:t>1Rs 8.10–11</w:t>
+      </w:r>
       <w:r>
         <w:rPr>
           <w:lang w:val="pt_PT" w:bidi="pt_PT"/>
         </w:rPr>
         <w:t>). Deus controla toda a terra e espera que as pessoas o adorem com submissão humilde (</w:t>
       </w:r>
-      <w:hyperlink r:id="rId68">
-        <w:r>
-          <w:rPr>
-            <w:lang w:val="pt_PT" w:bidi="pt_PT"/>
-          </w:rPr>
-          <w:rPr>
-            <w:color w:val="0000EE"/>
-            <w:u w:val="single"/>
-          </w:rPr>
-          <w:t>Sl 63.1–4</w:t>
-        </w:r>
-      </w:hyperlink>
+      <w:r>
+        <w:rPr>
+          <w:lang w:val="pt_PT" w:bidi="pt_PT"/>
+        </w:rPr>
+        <w:t>Sl 63.1–4</w:t>
+      </w:r>
       <w:r>
         <w:rPr>
           <w:lang w:val="pt_PT" w:bidi="pt_PT"/>
         </w:rPr>
         <w:t xml:space="preserve">; </w:t>
       </w:r>
-      <w:hyperlink r:id="rId69">
-        <w:r>
-          <w:rPr>
-            <w:lang w:val="pt_PT" w:bidi="pt_PT"/>
-          </w:rPr>
-          <w:rPr>
-            <w:color w:val="0000EE"/>
-            <w:u w:val="single"/>
-          </w:rPr>
-          <w:t>Jr 10.1–10</w:t>
-        </w:r>
-      </w:hyperlink>
+      <w:r>
+        <w:rPr>
+          <w:lang w:val="pt_PT" w:bidi="pt_PT"/>
+        </w:rPr>
+        <w:t>Jr 10.1–10</w:t>
+      </w:r>
       <w:r>
         <w:rPr>
           <w:lang w:val="pt_PT" w:bidi="pt_PT"/>
         </w:rPr>
         <w:t xml:space="preserve">; </w:t>
       </w:r>
-      <w:hyperlink r:id="rId70">
-        <w:r>
-          <w:rPr>
-            <w:lang w:val="pt_PT" w:bidi="pt_PT"/>
-          </w:rPr>
-          <w:rPr>
-            <w:color w:val="0000EE"/>
-            <w:u w:val="single"/>
-          </w:rPr>
-          <w:t>Mq 7.16</w:t>
-        </w:r>
-      </w:hyperlink>
+      <w:r>
+        <w:rPr>
+          <w:lang w:val="pt_PT" w:bidi="pt_PT"/>
+        </w:rPr>
+        <w:t>Mq 7.16</w:t>
+      </w:r>
       <w:r>
         <w:rPr>
           <w:lang w:val="pt_PT" w:bidi="pt_PT"/>
         </w:rPr>
         <w:t xml:space="preserve">; </w:t>
       </w:r>
-      <w:hyperlink r:id="rId71">
-        <w:r>
-          <w:rPr>
-            <w:lang w:val="pt_PT" w:bidi="pt_PT"/>
-          </w:rPr>
-          <w:rPr>
-            <w:color w:val="0000EE"/>
-            <w:u w:val="single"/>
-          </w:rPr>
-          <w:t>Zc 2.13</w:t>
-        </w:r>
-      </w:hyperlink>
+      <w:r>
+        <w:rPr>
+          <w:lang w:val="pt_PT" w:bidi="pt_PT"/>
+        </w:rPr>
+        <w:t>Zc 2.13</w:t>
+      </w:r>
       <w:r>
         <w:rPr>
           <w:lang w:val="pt_PT" w:bidi="pt_PT"/>
@@ -2995,36 +2623,24 @@
         </w:rPr>
         <w:t>Habacuque fica maravilhado diante do soberano que está entronizado em seu santo Templo (</w:t>
       </w:r>
-      <w:hyperlink r:id="rId63">
-        <w:r>
-          <w:rPr>
-            <w:lang w:val="pt_PT" w:bidi="pt_PT"/>
-          </w:rPr>
-          <w:rPr>
-            <w:color w:val="0000EE"/>
-            <w:u w:val="single"/>
-          </w:rPr>
-          <w:t>2.20</w:t>
-        </w:r>
-      </w:hyperlink>
+      <w:r>
+        <w:rPr>
+          <w:lang w:val="pt_PT" w:bidi="pt_PT"/>
+        </w:rPr>
+        <w:t>2.20</w:t>
+      </w:r>
       <w:r>
         <w:rPr>
           <w:lang w:val="pt_PT" w:bidi="pt_PT"/>
         </w:rPr>
         <w:t xml:space="preserve">). • À luz da mensagem de Deus sobre o castigo iminente de Judá, Habacuque ora para que Deus, que interveio milagrosamente em favor de Israel no passado, mais uma vez torne conhecido seu trabalho de redenção (veja também </w:t>
       </w:r>
-      <w:hyperlink r:id="rId72">
-        <w:r>
-          <w:rPr>
-            <w:lang w:val="pt_PT" w:bidi="pt_PT"/>
-          </w:rPr>
-          <w:rPr>
-            <w:color w:val="0000EE"/>
-            <w:u w:val="single"/>
-          </w:rPr>
-          <w:t>Sl 77</w:t>
-        </w:r>
-      </w:hyperlink>
+      <w:r>
+        <w:rPr>
+          <w:lang w:val="pt_PT" w:bidi="pt_PT"/>
+        </w:rPr>
+        <w:t>Sl 77</w:t>
+      </w:r>
       <w:r>
         <w:rPr>
           <w:lang w:val="pt_PT" w:bidi="pt_PT"/>
@@ -3092,144 +2708,96 @@
         </w:rPr>
         <w:t xml:space="preserve">): Temã era uma das principais cidades de Edom (veja também </w:t>
       </w:r>
-      <w:hyperlink r:id="rId73">
-        <w:r>
-          <w:rPr>
-            <w:lang w:val="pt_PT" w:bidi="pt_PT"/>
-          </w:rPr>
-          <w:rPr>
-            <w:color w:val="0000EE"/>
-            <w:u w:val="single"/>
-          </w:rPr>
-          <w:t>Jó 2.11</w:t>
-        </w:r>
-      </w:hyperlink>
+      <w:r>
+        <w:rPr>
+          <w:lang w:val="pt_PT" w:bidi="pt_PT"/>
+        </w:rPr>
+        <w:t>Jó 2.11</w:t>
+      </w:r>
       <w:r>
         <w:rPr>
           <w:lang w:val="pt_PT" w:bidi="pt_PT"/>
         </w:rPr>
         <w:t xml:space="preserve">; </w:t>
       </w:r>
-      <w:hyperlink r:id="rId74">
-        <w:r>
-          <w:rPr>
-            <w:lang w:val="pt_PT" w:bidi="pt_PT"/>
-          </w:rPr>
-          <w:rPr>
-            <w:color w:val="0000EE"/>
-            <w:u w:val="single"/>
-          </w:rPr>
-          <w:t>Jr 49.7</w:t>
-        </w:r>
-      </w:hyperlink>
+      <w:r>
+        <w:rPr>
+          <w:lang w:val="pt_PT" w:bidi="pt_PT"/>
+        </w:rPr>
+        <w:t>Jr 49.7</w:t>
+      </w:r>
       <w:r>
         <w:rPr>
           <w:lang w:val="pt_PT" w:bidi="pt_PT"/>
         </w:rPr>
         <w:t xml:space="preserve">); o termo poderia se referir a toda a região de Edom onde a cidade estava localizada (cp. </w:t>
       </w:r>
-      <w:hyperlink r:id="rId75">
-        <w:r>
-          <w:rPr>
-            <w:lang w:val="pt_PT" w:bidi="pt_PT"/>
-          </w:rPr>
-          <w:rPr>
-            <w:color w:val="0000EE"/>
-            <w:u w:val="single"/>
-          </w:rPr>
-          <w:t>Ob 1.9</w:t>
-        </w:r>
-      </w:hyperlink>
+      <w:r>
+        <w:rPr>
+          <w:lang w:val="pt_PT" w:bidi="pt_PT"/>
+        </w:rPr>
+        <w:t>Ob 1.9</w:t>
+      </w:r>
       <w:r>
         <w:rPr>
           <w:lang w:val="pt_PT" w:bidi="pt_PT"/>
         </w:rPr>
         <w:t>). O uso do termo por Habacuque em conjunto com o Monte Parã sugere que ele tinha em mente a região mais ampla. • Santo é um título proeminente para Deus, pois a santidade é sua característica definidora (</w:t>
       </w:r>
-      <w:hyperlink r:id="rId76">
-        <w:r>
-          <w:rPr>
-            <w:lang w:val="pt_PT" w:bidi="pt_PT"/>
-          </w:rPr>
-          <w:rPr>
-            <w:color w:val="0000EE"/>
-            <w:u w:val="single"/>
-          </w:rPr>
-          <w:t>Hc 1.12</w:t>
-        </w:r>
-      </w:hyperlink>
+      <w:r>
+        <w:rPr>
+          <w:lang w:val="pt_PT" w:bidi="pt_PT"/>
+        </w:rPr>
+        <w:t>Hc 1.12</w:t>
+      </w:r>
       <w:r>
         <w:rPr>
           <w:lang w:val="pt_PT" w:bidi="pt_PT"/>
         </w:rPr>
         <w:t xml:space="preserve">; veja também </w:t>
       </w:r>
-      <w:hyperlink r:id="rId77">
-        <w:r>
-          <w:rPr>
-            <w:lang w:val="pt_PT" w:bidi="pt_PT"/>
-          </w:rPr>
-          <w:rPr>
-            <w:color w:val="0000EE"/>
-            <w:u w:val="single"/>
-          </w:rPr>
-          <w:t>Êx 15.11</w:t>
-        </w:r>
-      </w:hyperlink>
+      <w:r>
+        <w:rPr>
+          <w:lang w:val="pt_PT" w:bidi="pt_PT"/>
+        </w:rPr>
+        <w:t>Êx 15.11</w:t>
+      </w:r>
       <w:r>
         <w:rPr>
           <w:lang w:val="pt_PT" w:bidi="pt_PT"/>
         </w:rPr>
         <w:t xml:space="preserve">; </w:t>
       </w:r>
-      <w:hyperlink r:id="rId78">
-        <w:r>
-          <w:rPr>
-            <w:lang w:val="pt_PT" w:bidi="pt_PT"/>
-          </w:rPr>
-          <w:rPr>
-            <w:color w:val="0000EE"/>
-            <w:u w:val="single"/>
-          </w:rPr>
-          <w:t>2Rs 19.22</w:t>
-        </w:r>
-      </w:hyperlink>
+      <w:r>
+        <w:rPr>
+          <w:lang w:val="pt_PT" w:bidi="pt_PT"/>
+        </w:rPr>
+        <w:t>2Rs 19.22</w:t>
+      </w:r>
       <w:r>
         <w:rPr>
           <w:lang w:val="pt_PT" w:bidi="pt_PT"/>
         </w:rPr>
         <w:t xml:space="preserve">; </w:t>
       </w:r>
-      <w:hyperlink r:id="rId79">
-        <w:r>
-          <w:rPr>
-            <w:lang w:val="pt_PT" w:bidi="pt_PT"/>
-          </w:rPr>
-          <w:rPr>
-            <w:color w:val="0000EE"/>
-            <w:u w:val="single"/>
-          </w:rPr>
-          <w:t>Sl 77.13</w:t>
-        </w:r>
-      </w:hyperlink>
+      <w:r>
+        <w:rPr>
+          <w:lang w:val="pt_PT" w:bidi="pt_PT"/>
+        </w:rPr>
+        <w:t>Sl 77.13</w:t>
+      </w:r>
       <w:r>
         <w:rPr>
           <w:lang w:val="pt_PT" w:bidi="pt_PT"/>
         </w:rPr>
         <w:t xml:space="preserve">; </w:t>
       </w:r>
-      <w:hyperlink r:id="rId80">
-        <w:r>
-          <w:rPr>
-            <w:lang w:val="pt_PT" w:bidi="pt_PT"/>
-          </w:rPr>
-          <w:rPr>
-            <w:color w:val="0000EE"/>
-            <w:u w:val="single"/>
-          </w:rPr>
-          <w:t>Is 6.3</w:t>
-        </w:r>
-      </w:hyperlink>
+      <w:r>
+        <w:rPr>
+          <w:lang w:val="pt_PT" w:bidi="pt_PT"/>
+        </w:rPr>
+        <w:t>Is 6.3</w:t>
+      </w:r>
       <w:r>
         <w:rPr>
           <w:lang w:val="pt_PT" w:bidi="pt_PT"/>
@@ -3284,90 +2852,60 @@
         </w:rPr>
         <w:t>O profeta exalta o poder de Deus para salvar. Essas duas estrofes de louvor (</w:t>
       </w:r>
-      <w:hyperlink r:id="rId81">
-        <w:r>
-          <w:rPr>
-            <w:lang w:val="pt_PT" w:bidi="pt_PT"/>
-          </w:rPr>
-          <w:rPr>
-            <w:color w:val="0000EE"/>
-            <w:u w:val="single"/>
-          </w:rPr>
-          <w:t>3.3–7</w:t>
-        </w:r>
-      </w:hyperlink>
+      <w:r>
+        <w:rPr>
+          <w:lang w:val="pt_PT" w:bidi="pt_PT"/>
+        </w:rPr>
+        <w:t>3.3–7</w:t>
+      </w:r>
       <w:r>
         <w:rPr>
           <w:lang w:val="pt_PT" w:bidi="pt_PT"/>
         </w:rPr>
         <w:t xml:space="preserve"> e </w:t>
       </w:r>
-      <w:hyperlink r:id="rId82">
-        <w:r>
-          <w:rPr>
-            <w:lang w:val="pt_PT" w:bidi="pt_PT"/>
-          </w:rPr>
-          <w:rPr>
-            <w:color w:val="0000EE"/>
-            <w:u w:val="single"/>
-          </w:rPr>
-          <w:t>3.8–15</w:t>
-        </w:r>
-      </w:hyperlink>
+      <w:r>
+        <w:rPr>
+          <w:lang w:val="pt_PT" w:bidi="pt_PT"/>
+        </w:rPr>
+        <w:t>3.8–15</w:t>
+      </w:r>
       <w:r>
         <w:rPr>
           <w:lang w:val="pt_PT" w:bidi="pt_PT"/>
         </w:rPr>
         <w:t xml:space="preserve">) são uma reflexão poética sobre a experiência do êxodo de Israel. Embora o foco de Habacuque esteja na redenção de seu povo por Deus, sua imagem ocasionalmente reflete ideias encontradas em contos antigos do Oriente Próximo sobre os deuses (por exemplo, peste e praga, </w:t>
       </w:r>
-      <w:hyperlink r:id="rId83">
-        <w:r>
-          <w:rPr>
-            <w:lang w:val="pt_PT" w:bidi="pt_PT"/>
-          </w:rPr>
-          <w:rPr>
-            <w:color w:val="0000EE"/>
-            <w:u w:val="single"/>
-          </w:rPr>
-          <w:t>3.5</w:t>
-        </w:r>
-      </w:hyperlink>
+      <w:r>
+        <w:rPr>
+          <w:lang w:val="pt_PT" w:bidi="pt_PT"/>
+        </w:rPr>
+        <w:t>3.5</w:t>
+      </w:r>
       <w:r>
         <w:rPr>
           <w:lang w:val="pt_PT" w:bidi="pt_PT"/>
         </w:rPr>
         <w:t xml:space="preserve">; rio e mar, </w:t>
       </w:r>
-      <w:hyperlink r:id="rId84">
-        <w:r>
-          <w:rPr>
-            <w:lang w:val="pt_PT" w:bidi="pt_PT"/>
-          </w:rPr>
-          <w:rPr>
-            <w:color w:val="0000EE"/>
-            <w:u w:val="single"/>
-          </w:rPr>
-          <w:t>3.8</w:t>
-        </w:r>
-      </w:hyperlink>
+      <w:r>
+        <w:rPr>
+          <w:lang w:val="pt_PT" w:bidi="pt_PT"/>
+        </w:rPr>
+        <w:t>3.8</w:t>
+      </w:r>
       <w:r>
         <w:rPr>
           <w:lang w:val="pt_PT" w:bidi="pt_PT"/>
         </w:rPr>
         <w:t xml:space="preserve">; sol e lua, </w:t>
       </w:r>
-      <w:hyperlink r:id="rId85">
-        <w:r>
-          <w:rPr>
-            <w:lang w:val="pt_PT" w:bidi="pt_PT"/>
-          </w:rPr>
-          <w:rPr>
-            <w:color w:val="0000EE"/>
-            <w:u w:val="single"/>
-          </w:rPr>
-          <w:t>3.11</w:t>
-        </w:r>
-      </w:hyperlink>
+      <w:r>
+        <w:rPr>
+          <w:lang w:val="pt_PT" w:bidi="pt_PT"/>
+        </w:rPr>
+        <w:t>3.11</w:t>
+      </w:r>
       <w:r>
         <w:rPr>
           <w:lang w:val="pt_PT" w:bidi="pt_PT"/>
@@ -3470,54 +3008,36 @@
         </w:rPr>
         <w:t xml:space="preserve">Habacuque personifica a pestilência (veja </w:t>
       </w:r>
-      <w:hyperlink r:id="rId86">
-        <w:r>
-          <w:rPr>
-            <w:lang w:val="pt_PT" w:bidi="pt_PT"/>
-          </w:rPr>
-          <w:rPr>
-            <w:color w:val="0000EE"/>
-            <w:u w:val="single"/>
-          </w:rPr>
-          <w:t>Dt 32.24</w:t>
-        </w:r>
-      </w:hyperlink>
+      <w:r>
+        <w:rPr>
+          <w:lang w:val="pt_PT" w:bidi="pt_PT"/>
+        </w:rPr>
+        <w:t>Dt 32.24</w:t>
+      </w:r>
       <w:r>
         <w:rPr>
           <w:lang w:val="pt_PT" w:bidi="pt_PT"/>
         </w:rPr>
         <w:t xml:space="preserve">) e a praga (veja </w:t>
       </w:r>
-      <w:hyperlink r:id="rId87">
-        <w:r>
-          <w:rPr>
-            <w:lang w:val="pt_PT" w:bidi="pt_PT"/>
-          </w:rPr>
-          <w:rPr>
-            <w:color w:val="0000EE"/>
-            <w:u w:val="single"/>
-          </w:rPr>
-          <w:t>Êx 7–12</w:t>
-        </w:r>
-      </w:hyperlink>
+      <w:r>
+        <w:rPr>
+          <w:lang w:val="pt_PT" w:bidi="pt_PT"/>
+        </w:rPr>
+        <w:t>Êx 7–12</w:t>
+      </w:r>
       <w:r>
         <w:rPr>
           <w:lang w:val="pt_PT" w:bidi="pt_PT"/>
         </w:rPr>
         <w:t xml:space="preserve">; </w:t>
       </w:r>
-      <w:hyperlink r:id="rId88">
-        <w:r>
-          <w:rPr>
-            <w:lang w:val="pt_PT" w:bidi="pt_PT"/>
-          </w:rPr>
-          <w:rPr>
-            <w:color w:val="0000EE"/>
-            <w:u w:val="single"/>
-          </w:rPr>
-          <w:t>Am 4.10</w:t>
-        </w:r>
-      </w:hyperlink>
+      <w:r>
+        <w:rPr>
+          <w:lang w:val="pt_PT" w:bidi="pt_PT"/>
+        </w:rPr>
+        <w:t>Am 4.10</w:t>
+      </w:r>
       <w:r>
         <w:rPr>
           <w:lang w:val="pt_PT" w:bidi="pt_PT"/>
@@ -3572,36 +3092,24 @@
         </w:rPr>
         <w:t xml:space="preserve">Deus é o guerreiro divino que intervém em favor dos seus (veja </w:t>
       </w:r>
-      <w:hyperlink r:id="rId82">
-        <w:r>
-          <w:rPr>
-            <w:lang w:val="pt_PT" w:bidi="pt_PT"/>
-          </w:rPr>
-          <w:rPr>
-            <w:color w:val="0000EE"/>
-            <w:u w:val="single"/>
-          </w:rPr>
-          <w:t>3.8–15</w:t>
-        </w:r>
-      </w:hyperlink>
+      <w:r>
+        <w:rPr>
+          <w:lang w:val="pt_PT" w:bidi="pt_PT"/>
+        </w:rPr>
+        <w:t>3.8–15</w:t>
+      </w:r>
       <w:r>
         <w:rPr>
           <w:lang w:val="pt_PT" w:bidi="pt_PT"/>
         </w:rPr>
         <w:t xml:space="preserve">; veja também </w:t>
       </w:r>
-      <w:hyperlink r:id="rId89">
-        <w:r>
-          <w:rPr>
-            <w:lang w:val="pt_PT" w:bidi="pt_PT"/>
-          </w:rPr>
-          <w:rPr>
-            <w:color w:val="0000EE"/>
-            <w:u w:val="single"/>
-          </w:rPr>
-          <w:t>Is 63.1–6</w:t>
-        </w:r>
-      </w:hyperlink>
+      <w:r>
+        <w:rPr>
+          <w:lang w:val="pt_PT" w:bidi="pt_PT"/>
+        </w:rPr>
+        <w:t>Is 63.1–6</w:t>
+      </w:r>
       <w:r>
         <w:rPr>
           <w:lang w:val="pt_PT" w:bidi="pt_PT"/>
@@ -3656,36 +3164,24 @@
         </w:rPr>
         <w:t xml:space="preserve">Midiã ocupava a parte sul da região, logo a leste do Jordão (veja </w:t>
       </w:r>
-      <w:hyperlink r:id="rId90">
-        <w:r>
-          <w:rPr>
-            <w:lang w:val="pt_PT" w:bidi="pt_PT"/>
-          </w:rPr>
-          <w:rPr>
-            <w:color w:val="0000EE"/>
-            <w:u w:val="single"/>
-          </w:rPr>
-          <w:t>Gn 36.35</w:t>
-        </w:r>
-      </w:hyperlink>
+      <w:r>
+        <w:rPr>
+          <w:lang w:val="pt_PT" w:bidi="pt_PT"/>
+        </w:rPr>
+        <w:t>Gn 36.35</w:t>
+      </w:r>
       <w:r>
         <w:rPr>
           <w:lang w:val="pt_PT" w:bidi="pt_PT"/>
         </w:rPr>
         <w:t>); a nação tremia de terror diante do poder avassalador da presença de Deus (</w:t>
       </w:r>
-      <w:hyperlink r:id="rId91">
-        <w:r>
-          <w:rPr>
-            <w:lang w:val="pt_PT" w:bidi="pt_PT"/>
-          </w:rPr>
-          <w:rPr>
-            <w:color w:val="0000EE"/>
-            <w:u w:val="single"/>
-          </w:rPr>
-          <w:t>Hc 3.6</w:t>
-        </w:r>
-      </w:hyperlink>
+      <w:r>
+        <w:rPr>
+          <w:lang w:val="pt_PT" w:bidi="pt_PT"/>
+        </w:rPr>
+        <w:t>Hc 3.6</w:t>
+      </w:r>
       <w:r>
         <w:rPr>
           <w:lang w:val="pt_PT" w:bidi="pt_PT"/>
@@ -3740,54 +3236,36 @@
         </w:rPr>
         <w:t xml:space="preserve">contra os rios... contra o mar: Veja </w:t>
       </w:r>
-      <w:hyperlink r:id="rId92">
-        <w:r>
-          <w:rPr>
-            <w:lang w:val="pt_PT" w:bidi="pt_PT"/>
-          </w:rPr>
-          <w:rPr>
-            <w:color w:val="0000EE"/>
-            <w:u w:val="single"/>
-          </w:rPr>
-          <w:t>Êxodo 7.19–20</w:t>
-        </w:r>
-      </w:hyperlink>
+      <w:r>
+        <w:rPr>
+          <w:lang w:val="pt_PT" w:bidi="pt_PT"/>
+        </w:rPr>
+        <w:t>Êxodo 7.19–20</w:t>
+      </w:r>
       <w:r>
         <w:rPr>
           <w:lang w:val="pt_PT" w:bidi="pt_PT"/>
         </w:rPr>
         <w:t xml:space="preserve">; </w:t>
       </w:r>
-      <w:hyperlink r:id="rId93">
-        <w:r>
-          <w:rPr>
-            <w:lang w:val="pt_PT" w:bidi="pt_PT"/>
-          </w:rPr>
-          <w:rPr>
-            <w:color w:val="0000EE"/>
-            <w:u w:val="single"/>
-          </w:rPr>
-          <w:t>14.15–31</w:t>
-        </w:r>
-      </w:hyperlink>
+      <w:r>
+        <w:rPr>
+          <w:lang w:val="pt_PT" w:bidi="pt_PT"/>
+        </w:rPr>
+        <w:t>14.15–31</w:t>
+      </w:r>
       <w:r>
         <w:rPr>
           <w:lang w:val="pt_PT" w:bidi="pt_PT"/>
         </w:rPr>
         <w:t>. • carro de guerra: Um eco irônico dos carros egípcios, que perseguiram os israelitas quando Deus os conduziu para escapar através do Mar Vermelho (</w:t>
       </w:r>
-      <w:hyperlink r:id="rId94">
-        <w:r>
-          <w:rPr>
-            <w:lang w:val="pt_PT" w:bidi="pt_PT"/>
-          </w:rPr>
-          <w:rPr>
-            <w:color w:val="0000EE"/>
-            <w:u w:val="single"/>
-          </w:rPr>
-          <w:t>Êx 14.9</w:t>
-        </w:r>
-      </w:hyperlink>
+      <w:r>
+        <w:rPr>
+          <w:lang w:val="pt_PT" w:bidi="pt_PT"/>
+        </w:rPr>
+        <w:t>Êx 14.9</w:t>
+      </w:r>
       <w:r>
         <w:rPr>
           <w:lang w:val="pt_PT" w:bidi="pt_PT"/>
@@ -3842,90 +3320,60 @@
         </w:rPr>
         <w:t>O Senhor é um guerreiro divino para seu povo, agindo com poder redentor em seu favor. O conceito de Deus como guerreiro divino abrange tanto o Antigo Testamento quanto o Novo Testamento: é visto no êxodo de Israel do Egito, seu movimento para o Monte Sinai (</w:t>
       </w:r>
-      <w:hyperlink r:id="rId95">
-        <w:r>
-          <w:rPr>
-            <w:lang w:val="pt_PT" w:bidi="pt_PT"/>
-          </w:rPr>
-          <w:rPr>
-            <w:color w:val="0000EE"/>
-            <w:u w:val="single"/>
-          </w:rPr>
-          <w:t>Êx 15.1–18</w:t>
-        </w:r>
-      </w:hyperlink>
+      <w:r>
+        <w:rPr>
+          <w:lang w:val="pt_PT" w:bidi="pt_PT"/>
+        </w:rPr>
+        <w:t>Êx 15.1–18</w:t>
+      </w:r>
       <w:r>
         <w:rPr>
           <w:lang w:val="pt_PT" w:bidi="pt_PT"/>
         </w:rPr>
         <w:t xml:space="preserve">), sua aproximação à Terra Prometida pelo sul, e seus triunfos no período inicial de conquista (por exemplo, </w:t>
       </w:r>
-      <w:hyperlink r:id="rId96">
-        <w:r>
-          <w:rPr>
-            <w:lang w:val="pt_PT" w:bidi="pt_PT"/>
-          </w:rPr>
-          <w:rPr>
-            <w:color w:val="0000EE"/>
-            <w:u w:val="single"/>
-          </w:rPr>
-          <w:t>Jz 5.4–5</w:t>
-        </w:r>
-      </w:hyperlink>
+      <w:r>
+        <w:rPr>
+          <w:lang w:val="pt_PT" w:bidi="pt_PT"/>
+        </w:rPr>
+        <w:t>Jz 5.4–5</w:t>
+      </w:r>
       <w:r>
         <w:rPr>
           <w:lang w:val="pt_PT" w:bidi="pt_PT"/>
         </w:rPr>
         <w:t xml:space="preserve">; </w:t>
       </w:r>
-      <w:hyperlink r:id="rId97">
-        <w:r>
-          <w:rPr>
-            <w:lang w:val="pt_PT" w:bidi="pt_PT"/>
-          </w:rPr>
-          <w:rPr>
-            <w:color w:val="0000EE"/>
-            <w:u w:val="single"/>
-          </w:rPr>
-          <w:t>Sl 18.8–16</w:t>
-        </w:r>
-      </w:hyperlink>
+      <w:r>
+        <w:rPr>
+          <w:lang w:val="pt_PT" w:bidi="pt_PT"/>
+        </w:rPr>
+        <w:t>Sl 18.8–16</w:t>
+      </w:r>
       <w:r>
         <w:rPr>
           <w:lang w:val="pt_PT" w:bidi="pt_PT"/>
         </w:rPr>
         <w:t xml:space="preserve">; </w:t>
       </w:r>
-      <w:hyperlink r:id="rId98">
-        <w:r>
-          <w:rPr>
-            <w:lang w:val="pt_PT" w:bidi="pt_PT"/>
-          </w:rPr>
-          <w:rPr>
-            <w:color w:val="0000EE"/>
-            <w:u w:val="single"/>
-          </w:rPr>
-          <w:t>77.16–20</w:t>
-        </w:r>
-      </w:hyperlink>
+      <w:r>
+        <w:rPr>
+          <w:lang w:val="pt_PT" w:bidi="pt_PT"/>
+        </w:rPr>
+        <w:t>77.16–20</w:t>
+      </w:r>
       <w:r>
         <w:rPr>
           <w:lang w:val="pt_PT" w:bidi="pt_PT"/>
         </w:rPr>
         <w:t xml:space="preserve">; um exemplo chave do Novo Testamento é </w:t>
       </w:r>
-      <w:hyperlink r:id="rId99">
-        <w:r>
-          <w:rPr>
-            <w:lang w:val="pt_PT" w:bidi="pt_PT"/>
-          </w:rPr>
-          <w:rPr>
-            <w:color w:val="0000EE"/>
-            <w:u w:val="single"/>
-          </w:rPr>
-          <w:t>Ap 19.11–21</w:t>
-        </w:r>
-      </w:hyperlink>
+      <w:r>
+        <w:rPr>
+          <w:lang w:val="pt_PT" w:bidi="pt_PT"/>
+        </w:rPr>
+        <w:t>Ap 19.11–21</w:t>
+      </w:r>
       <w:r>
         <w:rPr>
           <w:lang w:val="pt_PT" w:bidi="pt_PT"/>
@@ -4040,18 +3488,12 @@
         </w:rPr>
         <w:t xml:space="preserve">; veja também </w:t>
       </w:r>
-      <w:hyperlink r:id="rId95">
-        <w:r>
-          <w:rPr>
-            <w:lang w:val="pt_PT" w:bidi="pt_PT"/>
-          </w:rPr>
-          <w:rPr>
-            <w:color w:val="0000EE"/>
-            <w:u w:val="single"/>
-          </w:rPr>
-          <w:t>Êxodo 15.1–18</w:t>
-        </w:r>
-      </w:hyperlink>
+      <w:r>
+        <w:rPr>
+          <w:lang w:val="pt_PT" w:bidi="pt_PT"/>
+        </w:rPr>
+        <w:t>Êxodo 15.1–18</w:t>
+      </w:r>
       <w:r>
         <w:rPr>
           <w:lang w:val="pt_PT" w:bidi="pt_PT"/>
@@ -4106,18 +3548,12 @@
         </w:rPr>
         <w:t xml:space="preserve">O sol e a lua: Veja </w:t>
       </w:r>
-      <w:hyperlink r:id="rId100">
-        <w:r>
-          <w:rPr>
-            <w:lang w:val="pt_PT" w:bidi="pt_PT"/>
-          </w:rPr>
-          <w:rPr>
-            <w:color w:val="0000EE"/>
-            <w:u w:val="single"/>
-          </w:rPr>
-          <w:t>Josué 10.12–13</w:t>
-        </w:r>
-      </w:hyperlink>
+      <w:r>
+        <w:rPr>
+          <w:lang w:val="pt_PT" w:bidi="pt_PT"/>
+        </w:rPr>
+        <w:t>Josué 10.12–13</w:t>
+      </w:r>
       <w:r>
         <w:rPr>
           <w:lang w:val="pt_PT" w:bidi="pt_PT"/>
@@ -4172,18 +3608,12 @@
         </w:rPr>
         <w:t>mar... ondas: A seção termina como começou (</w:t>
       </w:r>
-      <w:hyperlink r:id="rId84">
-        <w:r>
-          <w:rPr>
-            <w:lang w:val="pt_PT" w:bidi="pt_PT"/>
-          </w:rPr>
-          <w:rPr>
-            <w:color w:val="0000EE"/>
-            <w:u w:val="single"/>
-          </w:rPr>
-          <w:t>3.8</w:t>
-        </w:r>
-      </w:hyperlink>
+      <w:r>
+        <w:rPr>
+          <w:lang w:val="pt_PT" w:bidi="pt_PT"/>
+        </w:rPr>
+        <w:t>3.8</w:t>
+      </w:r>
       <w:r>
         <w:rPr>
           <w:lang w:val="pt_PT" w:bidi="pt_PT"/>
@@ -4251,18 +3681,12 @@
         </w:rPr>
         <w:t xml:space="preserve"> ele aguardaria em silêncio (veja </w:t>
       </w:r>
-      <w:hyperlink r:id="rId101">
-        <w:r>
-          <w:rPr>
-            <w:lang w:val="pt_PT" w:bidi="pt_PT"/>
-          </w:rPr>
-          <w:rPr>
-            <w:color w:val="0000EE"/>
-            <w:u w:val="single"/>
-          </w:rPr>
-          <w:t>2.3</w:t>
-        </w:r>
-      </w:hyperlink>
+      <w:r>
+        <w:rPr>
+          <w:lang w:val="pt_PT" w:bidi="pt_PT"/>
+        </w:rPr>
+        <w:t>2.3</w:t>
+      </w:r>
       <w:r>
         <w:rPr>
           <w:lang w:val="pt_PT" w:bidi="pt_PT"/>
@@ -4317,36 +3741,24 @@
         </w:rPr>
         <w:t>Após recontar os poderosos atos de redenção de Deus (</w:t>
       </w:r>
-      <w:hyperlink r:id="rId102">
-        <w:r>
-          <w:rPr>
-            <w:lang w:val="pt_PT" w:bidi="pt_PT"/>
-          </w:rPr>
-          <w:rPr>
-            <w:color w:val="0000EE"/>
-            <w:u w:val="single"/>
-          </w:rPr>
-          <w:t>3.2–15</w:t>
-        </w:r>
-      </w:hyperlink>
+      <w:r>
+        <w:rPr>
+          <w:lang w:val="pt_PT" w:bidi="pt_PT"/>
+        </w:rPr>
+        <w:t>3.2–15</w:t>
+      </w:r>
       <w:r>
         <w:rPr>
           <w:lang w:val="pt_PT" w:bidi="pt_PT"/>
         </w:rPr>
         <w:t>), e fazer uma pausa para considerá-los (</w:t>
       </w:r>
-      <w:hyperlink r:id="rId103">
-        <w:r>
-          <w:rPr>
-            <w:lang w:val="pt_PT" w:bidi="pt_PT"/>
-          </w:rPr>
-          <w:rPr>
-            <w:color w:val="0000EE"/>
-            <w:u w:val="single"/>
-          </w:rPr>
-          <w:t>3.16</w:t>
-        </w:r>
-      </w:hyperlink>
+      <w:r>
+        <w:rPr>
+          <w:lang w:val="pt_PT" w:bidi="pt_PT"/>
+        </w:rPr>
+        <w:t>3.16</w:t>
+      </w:r>
       <w:r>
         <w:rPr>
           <w:lang w:val="pt_PT" w:bidi="pt_PT"/>
@@ -4427,36 +3839,24 @@
         </w:rPr>
         <w:t xml:space="preserve"> seu Salvador (</w:t>
       </w:r>
-      <w:hyperlink r:id="rId104">
-        <w:r>
-          <w:rPr>
-            <w:lang w:val="pt_PT" w:bidi="pt_PT"/>
-          </w:rPr>
-          <w:rPr>
-            <w:color w:val="0000EE"/>
-            <w:u w:val="single"/>
-          </w:rPr>
-          <w:t>3.18</w:t>
-        </w:r>
-      </w:hyperlink>
+      <w:r>
+        <w:rPr>
+          <w:lang w:val="pt_PT" w:bidi="pt_PT"/>
+        </w:rPr>
+        <w:t>3.18</w:t>
+      </w:r>
       <w:r>
         <w:rPr>
           <w:lang w:val="pt_PT" w:bidi="pt_PT"/>
         </w:rPr>
         <w:t xml:space="preserve">). Habacuque comparou sua ascensão espiritual a um cervo que sobe rapidamente aos cumes das montanhas e desliza graciosamente sobre eles (cp. </w:t>
       </w:r>
-      <w:hyperlink r:id="rId105">
-        <w:r>
-          <w:rPr>
-            <w:lang w:val="pt_PT" w:bidi="pt_PT"/>
-          </w:rPr>
-          <w:rPr>
-            <w:color w:val="0000EE"/>
-            <w:u w:val="single"/>
-          </w:rPr>
-          <w:t>Sl 18.32–33</w:t>
-        </w:r>
-      </w:hyperlink>
+      <w:r>
+        <w:rPr>
+          <w:lang w:val="pt_PT" w:bidi="pt_PT"/>
+        </w:rPr>
+        <w:t>Sl 18.32–33</w:t>
+      </w:r>
       <w:r>
         <w:rPr>
           <w:lang w:val="pt_PT" w:bidi="pt_PT"/>
